--- a/paper/Lo_2026_Following_the_Preference.docx
+++ b/paper/Lo_2026_Following_the_Preference.docx
@@ -3455,7 +3455,44 @@
         <w:t xml:space="preserve"> </w:t>
       </w:r>
       <w:r>
-        <w:t xml:space="preserve">sensitivity; the N ∈ {60, 120} pool-density arm; and the consumer-product probe. The pool-density arm matters most of these, because §6.1 identifies pool size as the principal sensitivity of the dominance measure; until it is run, the absolute level of P2a should be read as conditional on N = 120. These are the first items in any revision.</w:t>
+        <w:t xml:space="preserve">sensitivity; the S3 neighborhood-exposure measure (§6.2), which requires ACS tract covariates we did not retrieve; and the consumer-product probe. These are the first items in any revision.</w:t>
+      </w:r>
+    </w:p>
+    <w:p>
+      <w:pPr>
+        <w:pStyle w:val="BodyText"/>
+      </w:pPr>
+      <w:r>
+        <w:t xml:space="preserve">The N ∈ {60, 120} pool-density arm was listed here as outstanding in v0.1 and</w:t>
+      </w:r>
+      <w:r>
+        <w:t xml:space="preserve"> </w:t>
+      </w:r>
+      <w:r>
+        <w:rPr>
+          <w:bCs/>
+          <w:b/>
+        </w:rPr>
+        <w:t xml:space="preserve">has since been executed</w:t>
+      </w:r>
+      <w:r>
+        <w:t xml:space="preserve">: §8.9 reports it over five configurations and 800 runs (Table 21). It confirmed the concern that motivated it — the dominance</w:t>
+      </w:r>
+      <w:r>
+        <w:t xml:space="preserve"> </w:t>
+      </w:r>
+      <w:r>
+        <w:rPr>
+          <w:iCs/>
+          <w:i/>
+        </w:rPr>
+        <w:t xml:space="preserve">rate</w:t>
+      </w:r>
+      <w:r>
+        <w:t xml:space="preserve"> </w:t>
+      </w:r>
+      <w:r>
+        <w:t xml:space="preserve">moves from 17.6% to 51.1% with pool configuration, while the rent gap moves only from +$518 to +$564 — which is why this paper treats the dollar-denominated measure as the transportable quantity and always quotes P2a with its configuration.</w:t>
       </w:r>
     </w:p>
     <w:p>
@@ -3690,7 +3727,7 @@
         <w:pStyle w:val="FirstParagraph"/>
       </w:pPr>
       <w:r>
-        <w:t xml:space="preserve">ACS 5-year estimates at census-tract level: median household income, median gross rent, rent burden, renter share, and racial and ethnic composition. These enter the analysis</w:t>
+        <w:t xml:space="preserve">ACS 5-year estimates at census-tract level were specified as: median household income, median gross rent, rent burden, renter share, and racial and ethnic composition. They were to enter the analysis</w:t>
       </w:r>
       <w:r>
         <w:t xml:space="preserve"> </w:t>
@@ -3706,7 +3743,85 @@
         <w:t xml:space="preserve"> </w:t>
       </w:r>
       <w:r>
-        <w:t xml:space="preserve">as the neighborhood-exposure outcome (§6, S3) and as descriptive context. They are not inputs to the feasible set, the dominance computation, or any primary outcome.</w:t>
+        <w:t xml:space="preserve">as the neighborhood-exposure outcome (§6, S3) and as descriptive context, and are not inputs to the feasible set, the dominance computation, or any primary outcome.</w:t>
+      </w:r>
+    </w:p>
+    <w:p>
+      <w:pPr>
+        <w:pStyle w:val="BodyText"/>
+      </w:pPr>
+      <w:r>
+        <w:rPr>
+          <w:bCs/>
+          <w:b/>
+        </w:rPr>
+        <w:t xml:space="preserve">These covariates were not retrieved.</w:t>
+      </w:r>
+      <w:r>
+        <w:t xml:space="preserve"> </w:t>
+      </w:r>
+      <w:r>
+        <w:t xml:space="preserve">The spatial join executed in</w:t>
+      </w:r>
+      <w:r>
+        <w:t xml:space="preserve"> </w:t>
+      </w:r>
+      <w:r>
+        <w:rPr>
+          <w:rStyle w:val="VerbatimChar"/>
+        </w:rPr>
+        <w:t xml:space="preserve">code/03_build_dataset.py</w:t>
+      </w:r>
+      <w:r>
+        <w:t xml:space="preserve"> </w:t>
+      </w:r>
+      <w:r>
+        <w:t xml:space="preserve">resolves each listing to a census-tract</w:t>
+      </w:r>
+      <w:r>
+        <w:t xml:space="preserve"> </w:t>
+      </w:r>
+      <w:r>
+        <w:rPr>
+          <w:rStyle w:val="VerbatimChar"/>
+        </w:rPr>
+        <w:t xml:space="preserve">GEOID</w:t>
+      </w:r>
+      <w:r>
+        <w:t xml:space="preserve"> </w:t>
+      </w:r>
+      <w:r>
+        <w:t xml:space="preserve">and a borough from TIGER geometry, which requires no API access; the ACS tables themselves require a Census API key that was not obtained (Appendix D, item 6). The analysis dataset therefore carries</w:t>
+      </w:r>
+      <w:r>
+        <w:t xml:space="preserve"> </w:t>
+      </w:r>
+      <w:r>
+        <w:rPr>
+          <w:rStyle w:val="VerbatimChar"/>
+        </w:rPr>
+        <w:t xml:space="preserve">GEOID</w:t>
+      </w:r>
+      <w:r>
+        <w:t xml:space="preserve"> </w:t>
+      </w:r>
+      <w:r>
+        <w:t xml:space="preserve">and</w:t>
+      </w:r>
+      <w:r>
+        <w:t xml:space="preserve"> </w:t>
+      </w:r>
+      <w:r>
+        <w:rPr>
+          <w:rStyle w:val="VerbatimChar"/>
+        </w:rPr>
+        <w:t xml:space="preserve">borough</w:t>
+      </w:r>
+      <w:r>
+        <w:t xml:space="preserve"> </w:t>
+      </w:r>
+      <w:r>
+        <w:t xml:space="preserve">and no ACS variable. Because no primary outcome depends on them, nothing in Sections 8 or 9 is affected, but two specified items fall away with them: the S3 neighborhood-exposure measure (§6.2) and the benchmark half of Table 2b.</w:t>
       </w:r>
     </w:p>
     <w:bookmarkEnd w:id="37"/>
@@ -3724,7 +3839,20 @@
         <w:pStyle w:val="FirstParagraph"/>
       </w:pPr>
       <w:r>
-        <w:t xml:space="preserve">New York’s rental market transacts substantially through StreetEasy and REBNY channels rather than MLS syndication, so a syndication-derived sample may under-represent no-fee units and small-landlord inventory. We benchmark the listing sample’s rent distribution and borough composition against ACS median gross rent by tract and against the NYC Housing and Vacancy Survey, and report the direction and magnitude of divergence in Table 2a. This does not eliminate the bias; it makes it legible, and it bounds the claims in Section 9.</w:t>
+        <w:t xml:space="preserve">New York’s rental market transacts substantially through StreetEasy and REBNY channels rather than MLS syndication, so a syndication-derived sample may under-represent no-fee units and small-landlord inventory. We benchmark the listing sample’s rent distribution and borough composition against ACS median gross rent by tract and against the NYC Housing and Vacancy Survey, and report the direction and magnitude of divergence in</w:t>
+      </w:r>
+      <w:r>
+        <w:t xml:space="preserve"> </w:t>
+      </w:r>
+      <w:r>
+        <w:rPr>
+          <w:bCs/>
+          <w:b/>
+        </w:rPr>
+        <w:t xml:space="preserve">Table 2b</w:t>
+      </w:r>
+      <w:r>
+        <w:t xml:space="preserve">; Table 2a reports a separate and fully computed exclusion check, the walk-access radius. This does not eliminate the bias; it makes it legible, and it bounds the claims in Section 9.</w:t>
       </w:r>
     </w:p>
     <w:p>
@@ -4099,16 +4227,748 @@
           <w:bCs/>
           <w:b/>
         </w:rPr>
-        <w:t xml:space="preserve">Table 2b. Rent and borough distribution against ACS and NYCHVS benchmarks.</w:t>
-      </w:r>
-      <w:r>
-        <w:t xml:space="preserve"> </w:t>
-      </w:r>
-      <w:r>
-        <w:rPr>
-          <w:rStyle w:val="VerbatimChar"/>
-        </w:rPr>
-        <w:t xml:space="preserve">[[RESULT: pending Census API access -- rent decile distribution, sample vs. NYCHVS; borough shares vs. ACS renter-occupied units; estimated under-coverage by rent decile]]</w:t>
+        <w:t xml:space="preserve">Table 2b. Rent and borough distribution of the listing sample, with benchmark columns pending.</w:t>
+      </w:r>
+      <w:r>
+        <w:t xml:space="preserve"> </w:t>
+      </w:r>
+      <w:r>
+        <w:t xml:space="preserve">The sample side is computed; the benchmark side requires a Census API key (Appendix D, item 6). Reported here so that the outstanding work is one column, not one table.</w:t>
+      </w:r>
+    </w:p>
+    <w:tbl>
+      <w:tblPr>
+        <w:tblStyle w:val="Table"/>
+        <w:tblW w:type="pct" w:w="0.0"/>
+        <w:tblLook w:firstRow="1" w:lastRow="0" w:firstColumn="0" w:lastColumn="0" w:noHBand="0" w:noVBand="0" w:val="0020"/>
+      </w:tblPr>
+      <w:tblGrid/>
+      <w:tr>
+        <w:tc>
+          <w:p>
+            <w:pPr>
+              <w:pStyle w:val="Compact"/>
+              <w:jc w:val="left"/>
+            </w:pPr>
+            <w:r>
+              <w:t xml:space="preserve">Rent decile (sample)</w:t>
+            </w:r>
+          </w:p>
+        </w:tc>
+        <w:tc>
+          <w:p>
+            <w:pPr>
+              <w:pStyle w:val="Compact"/>
+              <w:jc w:val="left"/>
+            </w:pPr>
+            <w:r>
+              <w:t xml:space="preserve">Sample rent</w:t>
+            </w:r>
+          </w:p>
+        </w:tc>
+        <w:tc>
+          <w:p>
+            <w:pPr>
+              <w:pStyle w:val="Compact"/>
+              <w:jc w:val="left"/>
+            </w:pPr>
+            <w:r>
+              <w:t xml:space="preserve">ACS / NYCHVS benchmark</w:t>
+            </w:r>
+          </w:p>
+        </w:tc>
+      </w:tr>
+      <w:tr>
+        <w:tc>
+          <w:p>
+            <w:pPr>
+              <w:pStyle w:val="Compact"/>
+              <w:jc w:val="left"/>
+            </w:pPr>
+            <w:r>
+              <w:t xml:space="preserve">p10</w:t>
+            </w:r>
+          </w:p>
+        </w:tc>
+        <w:tc>
+          <w:p>
+            <w:pPr>
+              <w:pStyle w:val="Compact"/>
+              <w:jc w:val="left"/>
+            </w:pPr>
+            <w:r>
+              <w:t xml:space="preserve">$2,867</w:t>
+            </w:r>
+          </w:p>
+        </w:tc>
+        <w:tc>
+          <w:p>
+            <w:pPr>
+              <w:pStyle w:val="Compact"/>
+              <w:jc w:val="left"/>
+            </w:pPr>
+            <w:r>
+              <w:rPr>
+                <w:iCs/>
+                <w:i/>
+              </w:rPr>
+              <w:t xml:space="preserve">pending</w:t>
+            </w:r>
+          </w:p>
+        </w:tc>
+      </w:tr>
+      <w:tr>
+        <w:tc>
+          <w:p>
+            <w:pPr>
+              <w:pStyle w:val="Compact"/>
+              <w:jc w:val="left"/>
+            </w:pPr>
+            <w:r>
+              <w:t xml:space="preserve">p20</w:t>
+            </w:r>
+          </w:p>
+        </w:tc>
+        <w:tc>
+          <w:p>
+            <w:pPr>
+              <w:pStyle w:val="Compact"/>
+              <w:jc w:val="left"/>
+            </w:pPr>
+            <w:r>
+              <w:t xml:space="preserve">$3,224</w:t>
+            </w:r>
+          </w:p>
+        </w:tc>
+        <w:tc>
+          <w:p>
+            <w:pPr>
+              <w:pStyle w:val="Compact"/>
+              <w:jc w:val="left"/>
+            </w:pPr>
+            <w:r>
+              <w:rPr>
+                <w:iCs/>
+                <w:i/>
+              </w:rPr>
+              <w:t xml:space="preserve">pending</w:t>
+            </w:r>
+          </w:p>
+        </w:tc>
+      </w:tr>
+      <w:tr>
+        <w:tc>
+          <w:p>
+            <w:pPr>
+              <w:pStyle w:val="Compact"/>
+              <w:jc w:val="left"/>
+            </w:pPr>
+            <w:r>
+              <w:t xml:space="preserve">p30</w:t>
+            </w:r>
+          </w:p>
+        </w:tc>
+        <w:tc>
+          <w:p>
+            <w:pPr>
+              <w:pStyle w:val="Compact"/>
+              <w:jc w:val="left"/>
+            </w:pPr>
+            <w:r>
+              <w:t xml:space="preserve">$3,500</w:t>
+            </w:r>
+          </w:p>
+        </w:tc>
+        <w:tc>
+          <w:p>
+            <w:pPr>
+              <w:pStyle w:val="Compact"/>
+              <w:jc w:val="left"/>
+            </w:pPr>
+            <w:r>
+              <w:rPr>
+                <w:iCs/>
+                <w:i/>
+              </w:rPr>
+              <w:t xml:space="preserve">pending</w:t>
+            </w:r>
+          </w:p>
+        </w:tc>
+      </w:tr>
+      <w:tr>
+        <w:tc>
+          <w:p>
+            <w:pPr>
+              <w:pStyle w:val="Compact"/>
+              <w:jc w:val="left"/>
+            </w:pPr>
+            <w:r>
+              <w:t xml:space="preserve">p40</w:t>
+            </w:r>
+          </w:p>
+        </w:tc>
+        <w:tc>
+          <w:p>
+            <w:pPr>
+              <w:pStyle w:val="Compact"/>
+              <w:jc w:val="left"/>
+            </w:pPr>
+            <w:r>
+              <w:t xml:space="preserve">$3,850</w:t>
+            </w:r>
+          </w:p>
+        </w:tc>
+        <w:tc>
+          <w:p>
+            <w:pPr>
+              <w:pStyle w:val="Compact"/>
+              <w:jc w:val="left"/>
+            </w:pPr>
+            <w:r>
+              <w:rPr>
+                <w:iCs/>
+                <w:i/>
+              </w:rPr>
+              <w:t xml:space="preserve">pending</w:t>
+            </w:r>
+          </w:p>
+        </w:tc>
+      </w:tr>
+      <w:tr>
+        <w:tc>
+          <w:p>
+            <w:pPr>
+              <w:pStyle w:val="Compact"/>
+              <w:jc w:val="left"/>
+            </w:pPr>
+            <w:r>
+              <w:t xml:space="preserve">p50</w:t>
+            </w:r>
+          </w:p>
+        </w:tc>
+        <w:tc>
+          <w:p>
+            <w:pPr>
+              <w:pStyle w:val="Compact"/>
+              <w:jc w:val="left"/>
+            </w:pPr>
+            <w:r>
+              <w:rPr>
+                <w:bCs/>
+                <w:b/>
+              </w:rPr>
+              <w:t xml:space="preserve">$4,200</w:t>
+            </w:r>
+          </w:p>
+        </w:tc>
+        <w:tc>
+          <w:p>
+            <w:pPr>
+              <w:pStyle w:val="Compact"/>
+              <w:jc w:val="left"/>
+            </w:pPr>
+            <w:r>
+              <w:rPr>
+                <w:iCs/>
+                <w:i/>
+              </w:rPr>
+              <w:t xml:space="preserve">pending</w:t>
+            </w:r>
+          </w:p>
+        </w:tc>
+      </w:tr>
+      <w:tr>
+        <w:tc>
+          <w:p>
+            <w:pPr>
+              <w:pStyle w:val="Compact"/>
+              <w:jc w:val="left"/>
+            </w:pPr>
+            <w:r>
+              <w:t xml:space="preserve">p60</w:t>
+            </w:r>
+          </w:p>
+        </w:tc>
+        <w:tc>
+          <w:p>
+            <w:pPr>
+              <w:pStyle w:val="Compact"/>
+              <w:jc w:val="left"/>
+            </w:pPr>
+            <w:r>
+              <w:t xml:space="preserve">$4,575</w:t>
+            </w:r>
+          </w:p>
+        </w:tc>
+        <w:tc>
+          <w:p>
+            <w:pPr>
+              <w:pStyle w:val="Compact"/>
+              <w:jc w:val="left"/>
+            </w:pPr>
+            <w:r>
+              <w:rPr>
+                <w:iCs/>
+                <w:i/>
+              </w:rPr>
+              <w:t xml:space="preserve">pending</w:t>
+            </w:r>
+          </w:p>
+        </w:tc>
+      </w:tr>
+      <w:tr>
+        <w:tc>
+          <w:p>
+            <w:pPr>
+              <w:pStyle w:val="Compact"/>
+              <w:jc w:val="left"/>
+            </w:pPr>
+            <w:r>
+              <w:t xml:space="preserve">p70</w:t>
+            </w:r>
+          </w:p>
+        </w:tc>
+        <w:tc>
+          <w:p>
+            <w:pPr>
+              <w:pStyle w:val="Compact"/>
+              <w:jc w:val="left"/>
+            </w:pPr>
+            <w:r>
+              <w:t xml:space="preserve">$5,250</w:t>
+            </w:r>
+          </w:p>
+        </w:tc>
+        <w:tc>
+          <w:p>
+            <w:pPr>
+              <w:pStyle w:val="Compact"/>
+              <w:jc w:val="left"/>
+            </w:pPr>
+            <w:r>
+              <w:rPr>
+                <w:iCs/>
+                <w:i/>
+              </w:rPr>
+              <w:t xml:space="preserve">pending</w:t>
+            </w:r>
+          </w:p>
+        </w:tc>
+      </w:tr>
+      <w:tr>
+        <w:tc>
+          <w:p>
+            <w:pPr>
+              <w:pStyle w:val="Compact"/>
+              <w:jc w:val="left"/>
+            </w:pPr>
+            <w:r>
+              <w:t xml:space="preserve">p80</w:t>
+            </w:r>
+          </w:p>
+        </w:tc>
+        <w:tc>
+          <w:p>
+            <w:pPr>
+              <w:pStyle w:val="Compact"/>
+              <w:jc w:val="left"/>
+            </w:pPr>
+            <w:r>
+              <w:t xml:space="preserve">$6,103</w:t>
+            </w:r>
+          </w:p>
+        </w:tc>
+        <w:tc>
+          <w:p>
+            <w:pPr>
+              <w:pStyle w:val="Compact"/>
+              <w:jc w:val="left"/>
+            </w:pPr>
+            <w:r>
+              <w:rPr>
+                <w:iCs/>
+                <w:i/>
+              </w:rPr>
+              <w:t xml:space="preserve">pending</w:t>
+            </w:r>
+          </w:p>
+        </w:tc>
+      </w:tr>
+      <w:tr>
+        <w:tc>
+          <w:p>
+            <w:pPr>
+              <w:pStyle w:val="Compact"/>
+              <w:jc w:val="left"/>
+            </w:pPr>
+            <w:r>
+              <w:t xml:space="preserve">p90</w:t>
+            </w:r>
+          </w:p>
+        </w:tc>
+        <w:tc>
+          <w:p>
+            <w:pPr>
+              <w:pStyle w:val="Compact"/>
+              <w:jc w:val="left"/>
+            </w:pPr>
+            <w:r>
+              <w:t xml:space="preserve">$7,680</w:t>
+            </w:r>
+          </w:p>
+        </w:tc>
+        <w:tc>
+          <w:p>
+            <w:pPr>
+              <w:pStyle w:val="Compact"/>
+              <w:jc w:val="left"/>
+            </w:pPr>
+            <w:r>
+              <w:rPr>
+                <w:iCs/>
+                <w:i/>
+              </w:rPr>
+              <w:t xml:space="preserve">pending</w:t>
+            </w:r>
+          </w:p>
+        </w:tc>
+      </w:tr>
+    </w:tbl>
+    <w:p/>
+    <w:tbl>
+      <w:tblPr>
+        <w:tblStyle w:val="Table"/>
+        <w:tblW w:type="pct" w:w="0.0"/>
+        <w:tblLook w:firstRow="1" w:lastRow="0" w:firstColumn="0" w:lastColumn="0" w:noHBand="0" w:noVBand="0" w:val="0020"/>
+      </w:tblPr>
+      <w:tblGrid/>
+      <w:tr>
+        <w:tc>
+          <w:p>
+            <w:pPr>
+              <w:pStyle w:val="Compact"/>
+              <w:jc w:val="left"/>
+            </w:pPr>
+            <w:r>
+              <w:t xml:space="preserve">Borough</w:t>
+            </w:r>
+          </w:p>
+        </w:tc>
+        <w:tc>
+          <w:p>
+            <w:pPr>
+              <w:pStyle w:val="Compact"/>
+              <w:jc w:val="left"/>
+            </w:pPr>
+            <w:r>
+              <w:t xml:space="preserve">Sample share</w:t>
+            </w:r>
+          </w:p>
+        </w:tc>
+        <w:tc>
+          <w:p>
+            <w:pPr>
+              <w:pStyle w:val="Compact"/>
+              <w:jc w:val="left"/>
+            </w:pPr>
+            <w:r>
+              <w:t xml:space="preserve">ACS renter-occupied share</w:t>
+            </w:r>
+          </w:p>
+        </w:tc>
+      </w:tr>
+      <w:tr>
+        <w:tc>
+          <w:p>
+            <w:pPr>
+              <w:pStyle w:val="Compact"/>
+              <w:jc w:val="left"/>
+            </w:pPr>
+            <w:r>
+              <w:t xml:space="preserve">Manhattan</w:t>
+            </w:r>
+          </w:p>
+        </w:tc>
+        <w:tc>
+          <w:p>
+            <w:pPr>
+              <w:pStyle w:val="Compact"/>
+              <w:jc w:val="left"/>
+            </w:pPr>
+            <w:r>
+              <w:t xml:space="preserve">37.3%</w:t>
+            </w:r>
+          </w:p>
+        </w:tc>
+        <w:tc>
+          <w:p>
+            <w:pPr>
+              <w:pStyle w:val="Compact"/>
+              <w:jc w:val="left"/>
+            </w:pPr>
+            <w:r>
+              <w:rPr>
+                <w:iCs/>
+                <w:i/>
+              </w:rPr>
+              <w:t xml:space="preserve">pending</w:t>
+            </w:r>
+          </w:p>
+        </w:tc>
+      </w:tr>
+      <w:tr>
+        <w:tc>
+          <w:p>
+            <w:pPr>
+              <w:pStyle w:val="Compact"/>
+              <w:jc w:val="left"/>
+            </w:pPr>
+            <w:r>
+              <w:t xml:space="preserve">Brooklyn</w:t>
+            </w:r>
+          </w:p>
+        </w:tc>
+        <w:tc>
+          <w:p>
+            <w:pPr>
+              <w:pStyle w:val="Compact"/>
+              <w:jc w:val="left"/>
+            </w:pPr>
+            <w:r>
+              <w:t xml:space="preserve">36.0%</w:t>
+            </w:r>
+          </w:p>
+        </w:tc>
+        <w:tc>
+          <w:p>
+            <w:pPr>
+              <w:pStyle w:val="Compact"/>
+              <w:jc w:val="left"/>
+            </w:pPr>
+            <w:r>
+              <w:rPr>
+                <w:iCs/>
+                <w:i/>
+              </w:rPr>
+              <w:t xml:space="preserve">pending</w:t>
+            </w:r>
+          </w:p>
+        </w:tc>
+      </w:tr>
+      <w:tr>
+        <w:tc>
+          <w:p>
+            <w:pPr>
+              <w:pStyle w:val="Compact"/>
+              <w:jc w:val="left"/>
+            </w:pPr>
+            <w:r>
+              <w:t xml:space="preserve">Queens</w:t>
+            </w:r>
+          </w:p>
+        </w:tc>
+        <w:tc>
+          <w:p>
+            <w:pPr>
+              <w:pStyle w:val="Compact"/>
+              <w:jc w:val="left"/>
+            </w:pPr>
+            <w:r>
+              <w:t xml:space="preserve">13.5%</w:t>
+            </w:r>
+          </w:p>
+        </w:tc>
+        <w:tc>
+          <w:p>
+            <w:pPr>
+              <w:pStyle w:val="Compact"/>
+              <w:jc w:val="left"/>
+            </w:pPr>
+            <w:r>
+              <w:rPr>
+                <w:iCs/>
+                <w:i/>
+              </w:rPr>
+              <w:t xml:space="preserve">pending</w:t>
+            </w:r>
+          </w:p>
+        </w:tc>
+      </w:tr>
+      <w:tr>
+        <w:tc>
+          <w:p>
+            <w:pPr>
+              <w:pStyle w:val="Compact"/>
+              <w:jc w:val="left"/>
+            </w:pPr>
+            <w:r>
+              <w:t xml:space="preserve">Bronx</w:t>
+            </w:r>
+          </w:p>
+        </w:tc>
+        <w:tc>
+          <w:p>
+            <w:pPr>
+              <w:pStyle w:val="Compact"/>
+              <w:jc w:val="left"/>
+            </w:pPr>
+            <w:r>
+              <w:t xml:space="preserve">11.7%</w:t>
+            </w:r>
+          </w:p>
+        </w:tc>
+        <w:tc>
+          <w:p>
+            <w:pPr>
+              <w:pStyle w:val="Compact"/>
+              <w:jc w:val="left"/>
+            </w:pPr>
+            <w:r>
+              <w:rPr>
+                <w:iCs/>
+                <w:i/>
+              </w:rPr>
+              <w:t xml:space="preserve">pending</w:t>
+            </w:r>
+          </w:p>
+        </w:tc>
+      </w:tr>
+      <w:tr>
+        <w:tc>
+          <w:p>
+            <w:pPr>
+              <w:pStyle w:val="Compact"/>
+              <w:jc w:val="left"/>
+            </w:pPr>
+            <w:r>
+              <w:t xml:space="preserve">Staten Island</w:t>
+            </w:r>
+          </w:p>
+        </w:tc>
+        <w:tc>
+          <w:p>
+            <w:pPr>
+              <w:pStyle w:val="Compact"/>
+              <w:jc w:val="left"/>
+            </w:pPr>
+            <w:r>
+              <w:t xml:space="preserve">1.6%</w:t>
+            </w:r>
+          </w:p>
+        </w:tc>
+        <w:tc>
+          <w:p>
+            <w:pPr>
+              <w:pStyle w:val="Compact"/>
+              <w:jc w:val="left"/>
+            </w:pPr>
+            <w:r>
+              <w:rPr>
+                <w:iCs/>
+                <w:i/>
+              </w:rPr>
+              <w:t xml:space="preserve">pending</w:t>
+            </w:r>
+          </w:p>
+        </w:tc>
+      </w:tr>
+    </w:tbl>
+    <w:p>
+      <w:pPr>
+        <w:pStyle w:val="BodyText"/>
+      </w:pPr>
+      <w:r>
+        <w:rPr>
+          <w:iCs/>
+          <w:i/>
+        </w:rPr>
+        <w:t xml:space="preserve">n</w:t>
+      </w:r>
+      <w:r>
+        <w:t xml:space="preserve"> </w:t>
+      </w:r>
+      <w:r>
+        <w:t xml:space="preserve">= 3,885. Median sample rent by unit size: studio $3,612 (n=546), one-bedroom $4,100 (n=1,620), two-bedroom $4,995 (n=1,081), three-bedroom $5,000 (n=523).</w:t>
+      </w:r>
+    </w:p>
+    <w:p>
+      <w:pPr>
+        <w:pStyle w:val="BodyText"/>
+      </w:pPr>
+      <w:r>
+        <w:t xml:space="preserve">The sample column is informative on its own, before any benchmark. Manhattan and Brooklyn together account for</w:t>
+      </w:r>
+      <w:r>
+        <w:t xml:space="preserve"> </w:t>
+      </w:r>
+      <w:r>
+        <w:rPr>
+          <w:bCs/>
+          <w:b/>
+        </w:rPr>
+        <w:t xml:space="preserve">73.3%</w:t>
+      </w:r>
+      <w:r>
+        <w:t xml:space="preserve"> </w:t>
+      </w:r>
+      <w:r>
+        <w:t xml:space="preserve">of listings while Staten Island is near-absent at 1.6%, and the median sample rent of</w:t>
+      </w:r>
+      <w:r>
+        <w:t xml:space="preserve"> </w:t>
+      </w:r>
+      <w:r>
+        <w:rPr>
+          <w:bCs/>
+          <w:b/>
+        </w:rPr>
+        <w:t xml:space="preserve">$4,200</w:t>
+      </w:r>
+      <w:r>
+        <w:t xml:space="preserve"> </w:t>
+      </w:r>
+      <w:r>
+        <w:t xml:space="preserve">sits at the upper end of the New York rental distribution rather than near its centre. Read alongside the walk-access exclusion in Table 2a — which removed listings that were $700/month cheaper at the median and 19.3% Staten Island — the sample plainly over-represents dense, subway-proximate, high-rent inventory.</w:t>
+      </w:r>
+    </w:p>
+    <w:p>
+      <w:pPr>
+        <w:pStyle w:val="BodyText"/>
+      </w:pPr>
+      <w:r>
+        <w:t xml:space="preserve">The</w:t>
+      </w:r>
+      <w:r>
+        <w:t xml:space="preserve"> </w:t>
+      </w:r>
+      <w:r>
+        <w:rPr>
+          <w:iCs/>
+          <w:i/>
+        </w:rPr>
+        <w:t xml:space="preserve">direction</w:t>
+      </w:r>
+      <w:r>
+        <w:t xml:space="preserve"> </w:t>
+      </w:r>
+      <w:r>
+        <w:t xml:space="preserve">of the coverage bias is therefore already established without ACS data, and it is the direction §5.4 anticipated. What the benchmark columns would add is its</w:t>
+      </w:r>
+      <w:r>
+        <w:t xml:space="preserve"> </w:t>
+      </w:r>
+      <w:r>
+        <w:rPr>
+          <w:bCs/>
+          <w:b/>
+        </w:rPr>
+        <w:t xml:space="preserve">magnitude</w:t>
+      </w:r>
+      <w:r>
+        <w:t xml:space="preserve"> </w:t>
+      </w:r>
+      <w:r>
+        <w:t xml:space="preserve">by decile: how far each sample decile sits from the corresponding population quantity, which is what would bound the external validity of the dollar figures in Section 8. We state the direction and decline to state a magnitude we have not computed.</w:t>
       </w:r>
     </w:p>
     <w:bookmarkEnd w:id="38"/>
@@ -7414,13 +8274,26 @@
           <w:bCs/>
           <w:b/>
         </w:rPr>
-        <w:t xml:space="preserve">S3 — Neighborhood exposure.</w:t>
-      </w:r>
-      <w:r>
-        <w:t xml:space="preserve"> </w:t>
-      </w:r>
-      <w:r>
-        <w:t xml:space="preserve">Distribution of ACS tract characteristics across recommended listings. This is the measure that connects our results to the existing steering literature and permits direct comparison with Liu et al. (2024) and Samad et al. (2026).</w:t>
+        <w:t xml:space="preserve">S3 — Neighborhood exposure (specified; not computed in this version).</w:t>
+      </w:r>
+      <w:r>
+        <w:t xml:space="preserve"> </w:t>
+      </w:r>
+      <w:r>
+        <w:t xml:space="preserve">Distribution of ACS tract characteristics across recommended listings. This is the measure that would connect our results to the existing steering literature and permit direct comparison with Liu et al. (2024) and Samad et al. (2026). It is</w:t>
+      </w:r>
+      <w:r>
+        <w:t xml:space="preserve"> </w:t>
+      </w:r>
+      <w:r>
+        <w:rPr>
+          <w:bCs/>
+          <w:b/>
+        </w:rPr>
+        <w:t xml:space="preserve">not reported in Section 8</w:t>
+      </w:r>
+      <w:r>
+        <w:t xml:space="preserve">: the tract join in §5.3 resolved each listing to a GEOID and borough but did not retrieve the ACS covariates themselves, which requires a Census API key we did not obtain (Appendix D, item 6). No claim in this paper rests on it, and its absence is the main reason our null on identity conditioning cannot be compared directly against the steering literature (§8.4, §9.5).</w:t>
       </w:r>
     </w:p>
     <w:p>
@@ -20718,13 +21591,46 @@
           <w:bCs/>
           <w:b/>
         </w:rPr>
-        <w:t xml:space="preserve">Table 2b.</w:t>
-      </w:r>
-      <w:r>
-        <w:t xml:space="preserve"> </w:t>
-      </w:r>
-      <w:r>
-        <w:t xml:space="preserve">ACS/NYCHVS coverage benchmark; requires a free Census API key.</w:t>
+        <w:t xml:space="preserve">ACS covariates: Table 2b benchmark columns and the S3 outcome.</w:t>
+      </w:r>
+      <w:r>
+        <w:t xml:space="preserve"> </w:t>
+      </w:r>
+      <w:r>
+        <w:t xml:space="preserve">Both depend on ACS 5-year tables, which require a free Census API key that was not obtained. The key is free from</w:t>
+      </w:r>
+      <w:r>
+        <w:t xml:space="preserve"> </w:t>
+      </w:r>
+      <w:r>
+        <w:rPr>
+          <w:rStyle w:val="VerbatimChar"/>
+        </w:rPr>
+        <w:t xml:space="preserve">api.census.gov/data/key_signup.html</w:t>
+      </w:r>
+      <w:r>
+        <w:t xml:space="preserve"> </w:t>
+      </w:r>
+      <w:r>
+        <w:t xml:space="preserve">and issued immediately. Note that the API returns HTTP 200 for an unauthenticated request but redirects to an HTML page titled</w:t>
+      </w:r>
+      <w:r>
+        <w:t xml:space="preserve"> </w:t>
+      </w:r>
+      <w:r>
+        <w:t xml:space="preserve">“</w:t>
+      </w:r>
+      <w:r>
+        <w:t xml:space="preserve">Missing Key</w:t>
+      </w:r>
+      <w:r>
+        <w:t xml:space="preserve">”</w:t>
+      </w:r>
+      <w:r>
+        <w:t xml:space="preserve"> </w:t>
+      </w:r>
+      <w:r>
+        <w:t xml:space="preserve">— status code alone is not a valid check, and an earlier draft of this appendix reported the endpoint as open on that basis. With the key, two things follow: the benchmark columns of Table 2b (sample side already computed, §5.4), and the S3 neighborhood-exposure measure (§6.2), which is the item that would permit direct comparison with the steering literature. Both are the highest-value outstanding items.</w:t>
       </w:r>
     </w:p>
     <w:p>

--- a/paper/Lo_2026_Following_the_Preference.docx
+++ b/paper/Lo_2026_Following_the_Preference.docx
@@ -3821,7 +3821,23 @@
         <w:t xml:space="preserve"> </w:t>
       </w:r>
       <w:r>
-        <w:t xml:space="preserve">and no ACS variable. Because no primary outcome depends on them, nothing in Sections 8 or 9 is affected, but two specified items fall away with them: the S3 neighborhood-exposure measure (§6.2) and the benchmark half of Table 2b.</w:t>
+        <w:t xml:space="preserve">and no ACS variable. Because no primary outcome depends on them, nothing in Sections 8 or 9 is affected. Two specified items are affected: the S3 neighborhood-exposure measure (§6.2), which falls away entirely, and the borough column of Table 2b. The rent-distribution half of Table 2b does</w:t>
+      </w:r>
+      <w:r>
+        <w:t xml:space="preserve"> </w:t>
+      </w:r>
+      <w:r>
+        <w:rPr>
+          <w:bCs/>
+          <w:b/>
+        </w:rPr>
+        <w:t xml:space="preserve">not</w:t>
+      </w:r>
+      <w:r>
+        <w:t xml:space="preserve"> </w:t>
+      </w:r>
+      <w:r>
+        <w:t xml:space="preserve">depend on ACS and is computed from NYCHVS public-use microdata, which requires no key (§5.4).</w:t>
       </w:r>
     </w:p>
     <w:bookmarkEnd w:id="37"/>
@@ -4227,13 +4243,762 @@
           <w:bCs/>
           <w:b/>
         </w:rPr>
-        <w:t xml:space="preserve">Table 2b. Rent and borough distribution of the listing sample, with benchmark columns pending.</w:t>
-      </w:r>
-      <w:r>
-        <w:t xml:space="preserve"> </w:t>
-      </w:r>
-      <w:r>
-        <w:t xml:space="preserve">The sample side is computed; the benchmark side requires a Census API key (Appendix D, item 6). Reported here so that the outstanding work is one column, not one table.</w:t>
+        <w:t xml:space="preserve">Table 2b. Rent distribution of the listing sample against NYCHVS 2023, with ACS borough benchmark pending.</w:t>
+      </w:r>
+      <w:r>
+        <w:t xml:space="preserve"> </w:t>
+      </w:r>
+      <w:r>
+        <w:t xml:space="preserve">Gross rent, weighted by the NYCHVS final household weight</w:t>
+      </w:r>
+      <w:r>
+        <w:t xml:space="preserve"> </w:t>
+      </w:r>
+      <w:r>
+        <w:rPr>
+          <w:rStyle w:val="VerbatimChar"/>
+        </w:rPr>
+        <w:t xml:space="preserve">FW</w:t>
+      </w:r>
+      <w:r>
+        <w:t xml:space="preserve">. The NYCHVS half needs no API key and is computed; the ACS half does and is not (Appendix D, item 6). Tenure coding was verified rather than assumed — the renter code carries positive gross rent and zero owner cost, and yields a weighted renter share of</w:t>
+      </w:r>
+      <w:r>
+        <w:t xml:space="preserve"> </w:t>
+      </w:r>
+      <w:r>
+        <w:rPr>
+          <w:bCs/>
+          <w:b/>
+        </w:rPr>
+        <w:t xml:space="preserve">67.7%</w:t>
+      </w:r>
+      <w:r>
+        <w:t xml:space="preserve">, matching the published New York figure. Cases coded no-cash-rent are excluded, so the benchmark is the distribution of cash gross rent.</w:t>
+      </w:r>
+    </w:p>
+    <w:tbl>
+      <w:tblPr>
+        <w:tblStyle w:val="Table"/>
+        <w:tblW w:type="pct" w:w="5000.0"/>
+        <w:tblLook w:firstRow="1" w:lastRow="0" w:firstColumn="0" w:lastColumn="0" w:noHBand="0" w:noVBand="0" w:val="0020"/>
+      </w:tblPr>
+      <w:tblGrid>
+        <w:gridCol w:w="1584"/>
+        <w:gridCol w:w="1584"/>
+        <w:gridCol w:w="1584"/>
+        <w:gridCol w:w="1584"/>
+        <w:gridCol w:w="1584"/>
+      </w:tblGrid>
+      <w:tr>
+        <w:tc>
+          <w:p>
+            <w:pPr>
+              <w:pStyle w:val="Compact"/>
+              <w:jc w:val="left"/>
+            </w:pPr>
+            <w:r>
+              <w:t xml:space="preserve">Decile</w:t>
+            </w:r>
+          </w:p>
+        </w:tc>
+        <w:tc>
+          <w:p>
+            <w:pPr>
+              <w:pStyle w:val="Compact"/>
+              <w:jc w:val="left"/>
+            </w:pPr>
+            <w:r>
+              <w:t xml:space="preserve">Sample (asking rent)</w:t>
+            </w:r>
+          </w:p>
+        </w:tc>
+        <w:tc>
+          <w:p>
+            <w:pPr>
+              <w:pStyle w:val="Compact"/>
+              <w:jc w:val="left"/>
+            </w:pPr>
+            <w:r>
+              <w:t xml:space="preserve">NYCHVS: all renters</w:t>
+            </w:r>
+          </w:p>
+        </w:tc>
+        <w:tc>
+          <w:p>
+            <w:pPr>
+              <w:pStyle w:val="Compact"/>
+              <w:jc w:val="left"/>
+            </w:pPr>
+            <w:r>
+              <w:t xml:space="preserve">NYCHVS: moved 2021–23</w:t>
+            </w:r>
+          </w:p>
+        </w:tc>
+        <w:tc>
+          <w:p>
+            <w:pPr>
+              <w:pStyle w:val="Compact"/>
+              <w:jc w:val="left"/>
+            </w:pPr>
+            <w:r>
+              <w:t xml:space="preserve">NYCHVS: moved 2021–23, unsubsidised</w:t>
+            </w:r>
+          </w:p>
+        </w:tc>
+      </w:tr>
+      <w:tr>
+        <w:tc>
+          <w:p>
+            <w:pPr>
+              <w:pStyle w:val="Compact"/>
+              <w:jc w:val="left"/>
+            </w:pPr>
+            <w:r>
+              <w:t xml:space="preserve">p10</w:t>
+            </w:r>
+          </w:p>
+        </w:tc>
+        <w:tc>
+          <w:p>
+            <w:pPr>
+              <w:pStyle w:val="Compact"/>
+              <w:jc w:val="left"/>
+            </w:pPr>
+            <w:r>
+              <w:t xml:space="preserve">$2,867</w:t>
+            </w:r>
+          </w:p>
+        </w:tc>
+        <w:tc>
+          <w:p>
+            <w:pPr>
+              <w:pStyle w:val="Compact"/>
+              <w:jc w:val="left"/>
+            </w:pPr>
+            <w:r>
+              <w:t xml:space="preserve">$613</w:t>
+            </w:r>
+          </w:p>
+        </w:tc>
+        <w:tc>
+          <w:p>
+            <w:pPr>
+              <w:pStyle w:val="Compact"/>
+              <w:jc w:val="left"/>
+            </w:pPr>
+            <w:r>
+              <w:t xml:space="preserve">$1,150</w:t>
+            </w:r>
+          </w:p>
+        </w:tc>
+        <w:tc>
+          <w:p>
+            <w:pPr>
+              <w:pStyle w:val="Compact"/>
+              <w:jc w:val="left"/>
+            </w:pPr>
+            <w:r>
+              <w:t xml:space="preserve">$1,283</w:t>
+            </w:r>
+          </w:p>
+        </w:tc>
+      </w:tr>
+      <w:tr>
+        <w:tc>
+          <w:p>
+            <w:pPr>
+              <w:pStyle w:val="Compact"/>
+              <w:jc w:val="left"/>
+            </w:pPr>
+            <w:r>
+              <w:t xml:space="preserve">p20</w:t>
+            </w:r>
+          </w:p>
+        </w:tc>
+        <w:tc>
+          <w:p>
+            <w:pPr>
+              <w:pStyle w:val="Compact"/>
+              <w:jc w:val="left"/>
+            </w:pPr>
+            <w:r>
+              <w:t xml:space="preserve">$3,224</w:t>
+            </w:r>
+          </w:p>
+        </w:tc>
+        <w:tc>
+          <w:p>
+            <w:pPr>
+              <w:pStyle w:val="Compact"/>
+              <w:jc w:val="left"/>
+            </w:pPr>
+            <w:r>
+              <w:t xml:space="preserve">$1,031</w:t>
+            </w:r>
+          </w:p>
+        </w:tc>
+        <w:tc>
+          <w:p>
+            <w:pPr>
+              <w:pStyle w:val="Compact"/>
+              <w:jc w:val="left"/>
+            </w:pPr>
+            <w:r>
+              <w:t xml:space="preserve">$1,543</w:t>
+            </w:r>
+          </w:p>
+        </w:tc>
+        <w:tc>
+          <w:p>
+            <w:pPr>
+              <w:pStyle w:val="Compact"/>
+              <w:jc w:val="left"/>
+            </w:pPr>
+            <w:r>
+              <w:t xml:space="preserve">$1,598</w:t>
+            </w:r>
+          </w:p>
+        </w:tc>
+      </w:tr>
+      <w:tr>
+        <w:tc>
+          <w:p>
+            <w:pPr>
+              <w:pStyle w:val="Compact"/>
+              <w:jc w:val="left"/>
+            </w:pPr>
+            <w:r>
+              <w:t xml:space="preserve">p30</w:t>
+            </w:r>
+          </w:p>
+        </w:tc>
+        <w:tc>
+          <w:p>
+            <w:pPr>
+              <w:pStyle w:val="Compact"/>
+              <w:jc w:val="left"/>
+            </w:pPr>
+            <w:r>
+              <w:t xml:space="preserve">$3,500</w:t>
+            </w:r>
+          </w:p>
+        </w:tc>
+        <w:tc>
+          <w:p>
+            <w:pPr>
+              <w:pStyle w:val="Compact"/>
+              <w:jc w:val="left"/>
+            </w:pPr>
+            <w:r>
+              <w:t xml:space="preserve">$1,270</w:t>
+            </w:r>
+          </w:p>
+        </w:tc>
+        <w:tc>
+          <w:p>
+            <w:pPr>
+              <w:pStyle w:val="Compact"/>
+              <w:jc w:val="left"/>
+            </w:pPr>
+            <w:r>
+              <w:t xml:space="preserve">$1,765</w:t>
+            </w:r>
+          </w:p>
+        </w:tc>
+        <w:tc>
+          <w:p>
+            <w:pPr>
+              <w:pStyle w:val="Compact"/>
+              <w:jc w:val="left"/>
+            </w:pPr>
+            <w:r>
+              <w:t xml:space="preserve">$1,850</w:t>
+            </w:r>
+          </w:p>
+        </w:tc>
+      </w:tr>
+      <w:tr>
+        <w:tc>
+          <w:p>
+            <w:pPr>
+              <w:pStyle w:val="Compact"/>
+              <w:jc w:val="left"/>
+            </w:pPr>
+            <w:r>
+              <w:t xml:space="preserve">p40</w:t>
+            </w:r>
+          </w:p>
+        </w:tc>
+        <w:tc>
+          <w:p>
+            <w:pPr>
+              <w:pStyle w:val="Compact"/>
+              <w:jc w:val="left"/>
+            </w:pPr>
+            <w:r>
+              <w:t xml:space="preserve">$3,850</w:t>
+            </w:r>
+          </w:p>
+        </w:tc>
+        <w:tc>
+          <w:p>
+            <w:pPr>
+              <w:pStyle w:val="Compact"/>
+              <w:jc w:val="left"/>
+            </w:pPr>
+            <w:r>
+              <w:t xml:space="preserve">$1,484</w:t>
+            </w:r>
+          </w:p>
+        </w:tc>
+        <w:tc>
+          <w:p>
+            <w:pPr>
+              <w:pStyle w:val="Compact"/>
+              <w:jc w:val="left"/>
+            </w:pPr>
+            <w:r>
+              <w:t xml:space="preserve">$2,019</w:t>
+            </w:r>
+          </w:p>
+        </w:tc>
+        <w:tc>
+          <w:p>
+            <w:pPr>
+              <w:pStyle w:val="Compact"/>
+              <w:jc w:val="left"/>
+            </w:pPr>
+            <w:r>
+              <w:t xml:space="preserve">$2,106</w:t>
+            </w:r>
+          </w:p>
+        </w:tc>
+      </w:tr>
+      <w:tr>
+        <w:tc>
+          <w:p>
+            <w:pPr>
+              <w:pStyle w:val="Compact"/>
+              <w:jc w:val="left"/>
+            </w:pPr>
+            <w:r>
+              <w:t xml:space="preserve">p50</w:t>
+            </w:r>
+          </w:p>
+        </w:tc>
+        <w:tc>
+          <w:p>
+            <w:pPr>
+              <w:pStyle w:val="Compact"/>
+              <w:jc w:val="left"/>
+            </w:pPr>
+            <w:r>
+              <w:rPr>
+                <w:bCs/>
+                <w:b/>
+              </w:rPr>
+              <w:t xml:space="preserve">$4,200</w:t>
+            </w:r>
+          </w:p>
+        </w:tc>
+        <w:tc>
+          <w:p>
+            <w:pPr>
+              <w:pStyle w:val="Compact"/>
+              <w:jc w:val="left"/>
+            </w:pPr>
+            <w:r>
+              <w:rPr>
+                <w:bCs/>
+                <w:b/>
+              </w:rPr>
+              <w:t xml:space="preserve">$1,694</w:t>
+            </w:r>
+          </w:p>
+        </w:tc>
+        <w:tc>
+          <w:p>
+            <w:pPr>
+              <w:pStyle w:val="Compact"/>
+              <w:jc w:val="left"/>
+            </w:pPr>
+            <w:r>
+              <w:rPr>
+                <w:bCs/>
+                <w:b/>
+              </w:rPr>
+              <w:t xml:space="preserve">$2,300</w:t>
+            </w:r>
+          </w:p>
+        </w:tc>
+        <w:tc>
+          <w:p>
+            <w:pPr>
+              <w:pStyle w:val="Compact"/>
+              <w:jc w:val="left"/>
+            </w:pPr>
+            <w:r>
+              <w:rPr>
+                <w:bCs/>
+                <w:b/>
+              </w:rPr>
+              <w:t xml:space="preserve">$2,385</w:t>
+            </w:r>
+          </w:p>
+        </w:tc>
+      </w:tr>
+      <w:tr>
+        <w:tc>
+          <w:p>
+            <w:pPr>
+              <w:pStyle w:val="Compact"/>
+              <w:jc w:val="left"/>
+            </w:pPr>
+            <w:r>
+              <w:t xml:space="preserve">p60</w:t>
+            </w:r>
+          </w:p>
+        </w:tc>
+        <w:tc>
+          <w:p>
+            <w:pPr>
+              <w:pStyle w:val="Compact"/>
+              <w:jc w:val="left"/>
+            </w:pPr>
+            <w:r>
+              <w:t xml:space="preserve">$4,575</w:t>
+            </w:r>
+          </w:p>
+        </w:tc>
+        <w:tc>
+          <w:p>
+            <w:pPr>
+              <w:pStyle w:val="Compact"/>
+              <w:jc w:val="left"/>
+            </w:pPr>
+            <w:r>
+              <w:t xml:space="preserve">$1,924</w:t>
+            </w:r>
+          </w:p>
+        </w:tc>
+        <w:tc>
+          <w:p>
+            <w:pPr>
+              <w:pStyle w:val="Compact"/>
+              <w:jc w:val="left"/>
+            </w:pPr>
+            <w:r>
+              <w:t xml:space="preserve">$2,700</w:t>
+            </w:r>
+          </w:p>
+        </w:tc>
+        <w:tc>
+          <w:p>
+            <w:pPr>
+              <w:pStyle w:val="Compact"/>
+              <w:jc w:val="left"/>
+            </w:pPr>
+            <w:r>
+              <w:t xml:space="preserve">$2,810</w:t>
+            </w:r>
+          </w:p>
+        </w:tc>
+      </w:tr>
+      <w:tr>
+        <w:tc>
+          <w:p>
+            <w:pPr>
+              <w:pStyle w:val="Compact"/>
+              <w:jc w:val="left"/>
+            </w:pPr>
+            <w:r>
+              <w:t xml:space="preserve">p70</w:t>
+            </w:r>
+          </w:p>
+        </w:tc>
+        <w:tc>
+          <w:p>
+            <w:pPr>
+              <w:pStyle w:val="Compact"/>
+              <w:jc w:val="left"/>
+            </w:pPr>
+            <w:r>
+              <w:t xml:space="preserve">$5,250</w:t>
+            </w:r>
+          </w:p>
+        </w:tc>
+        <w:tc>
+          <w:p>
+            <w:pPr>
+              <w:pStyle w:val="Compact"/>
+              <w:jc w:val="left"/>
+            </w:pPr>
+            <w:r>
+              <w:t xml:space="preserve">$2,201</w:t>
+            </w:r>
+          </w:p>
+        </w:tc>
+        <w:tc>
+          <w:p>
+            <w:pPr>
+              <w:pStyle w:val="Compact"/>
+              <w:jc w:val="left"/>
+            </w:pPr>
+            <w:r>
+              <w:t xml:space="preserve">$3,123</w:t>
+            </w:r>
+          </w:p>
+        </w:tc>
+        <w:tc>
+          <w:p>
+            <w:pPr>
+              <w:pStyle w:val="Compact"/>
+              <w:jc w:val="left"/>
+            </w:pPr>
+            <w:r>
+              <w:t xml:space="preserve">$3,221</w:t>
+            </w:r>
+          </w:p>
+        </w:tc>
+      </w:tr>
+      <w:tr>
+        <w:tc>
+          <w:p>
+            <w:pPr>
+              <w:pStyle w:val="Compact"/>
+              <w:jc w:val="left"/>
+            </w:pPr>
+            <w:r>
+              <w:t xml:space="preserve">p80</w:t>
+            </w:r>
+          </w:p>
+        </w:tc>
+        <w:tc>
+          <w:p>
+            <w:pPr>
+              <w:pStyle w:val="Compact"/>
+              <w:jc w:val="left"/>
+            </w:pPr>
+            <w:r>
+              <w:t xml:space="preserve">$6,103</w:t>
+            </w:r>
+          </w:p>
+        </w:tc>
+        <w:tc>
+          <w:p>
+            <w:pPr>
+              <w:pStyle w:val="Compact"/>
+              <w:jc w:val="left"/>
+            </w:pPr>
+            <w:r>
+              <w:t xml:space="preserve">$2,660</w:t>
+            </w:r>
+          </w:p>
+        </w:tc>
+        <w:tc>
+          <w:p>
+            <w:pPr>
+              <w:pStyle w:val="Compact"/>
+              <w:jc w:val="left"/>
+            </w:pPr>
+            <w:r>
+              <w:t xml:space="preserve">$3,608</w:t>
+            </w:r>
+          </w:p>
+        </w:tc>
+        <w:tc>
+          <w:p>
+            <w:pPr>
+              <w:pStyle w:val="Compact"/>
+              <w:jc w:val="left"/>
+            </w:pPr>
+            <w:r>
+              <w:t xml:space="preserve">$3,708</w:t>
+            </w:r>
+          </w:p>
+        </w:tc>
+      </w:tr>
+      <w:tr>
+        <w:tc>
+          <w:p>
+            <w:pPr>
+              <w:pStyle w:val="Compact"/>
+              <w:jc w:val="left"/>
+            </w:pPr>
+            <w:r>
+              <w:t xml:space="preserve">p90</w:t>
+            </w:r>
+          </w:p>
+        </w:tc>
+        <w:tc>
+          <w:p>
+            <w:pPr>
+              <w:pStyle w:val="Compact"/>
+              <w:jc w:val="left"/>
+            </w:pPr>
+            <w:r>
+              <w:t xml:space="preserve">$7,680</w:t>
+            </w:r>
+          </w:p>
+        </w:tc>
+        <w:tc>
+          <w:p>
+            <w:pPr>
+              <w:pStyle w:val="Compact"/>
+              <w:jc w:val="left"/>
+            </w:pPr>
+            <w:r>
+              <w:t xml:space="preserve">$3,470</w:t>
+            </w:r>
+          </w:p>
+        </w:tc>
+        <w:tc>
+          <w:p>
+            <w:pPr>
+              <w:pStyle w:val="Compact"/>
+              <w:jc w:val="left"/>
+            </w:pPr>
+            <w:r>
+              <w:t xml:space="preserve">$4,391</w:t>
+            </w:r>
+          </w:p>
+        </w:tc>
+        <w:tc>
+          <w:p>
+            <w:pPr>
+              <w:pStyle w:val="Compact"/>
+              <w:jc w:val="left"/>
+            </w:pPr>
+            <w:r>
+              <w:t xml:space="preserve">$4,493</w:t>
+            </w:r>
+          </w:p>
+        </w:tc>
+      </w:tr>
+      <w:tr>
+        <w:tc>
+          <w:p>
+            <w:pPr>
+              <w:pStyle w:val="Compact"/>
+              <w:jc w:val="left"/>
+            </w:pPr>
+            <w:r>
+              <w:rPr>
+                <w:iCs/>
+                <w:i/>
+              </w:rPr>
+              <w:t xml:space="preserve">n</w:t>
+            </w:r>
+          </w:p>
+        </w:tc>
+        <w:tc>
+          <w:p>
+            <w:pPr>
+              <w:pStyle w:val="Compact"/>
+              <w:jc w:val="left"/>
+            </w:pPr>
+            <w:r>
+              <w:t xml:space="preserve">3,885 listings</w:t>
+            </w:r>
+          </w:p>
+        </w:tc>
+        <w:tc>
+          <w:p>
+            <w:pPr>
+              <w:pStyle w:val="Compact"/>
+              <w:jc w:val="left"/>
+            </w:pPr>
+            <w:r>
+              <w:t xml:space="preserve">5,893 records</w:t>
+            </w:r>
+          </w:p>
+        </w:tc>
+        <w:tc>
+          <w:p>
+            <w:pPr>
+              <w:pStyle w:val="Compact"/>
+              <w:jc w:val="left"/>
+            </w:pPr>
+            <w:r>
+              <w:t xml:space="preserve">1,180</w:t>
+            </w:r>
+          </w:p>
+        </w:tc>
+        <w:tc>
+          <w:p>
+            <w:pPr>
+              <w:pStyle w:val="Compact"/>
+              <w:jc w:val="left"/>
+            </w:pPr>
+            <w:r>
+              <w:t xml:space="preserve">1,038</w:t>
+            </w:r>
+          </w:p>
+        </w:tc>
+      </w:tr>
+    </w:tbl>
+    <w:p>
+      <w:pPr>
+        <w:pStyle w:val="BodyText"/>
+      </w:pPr>
+      <w:r>
+        <w:rPr>
+          <w:bCs/>
+          <w:b/>
+        </w:rPr>
+        <w:t xml:space="preserve">The comparison must be read as flow against stock, not sample against population.</w:t>
+      </w:r>
+      <w:r>
+        <w:t xml:space="preserve"> </w:t>
+      </w:r>
+      <w:r>
+        <w:t xml:space="preserve">Our sample is</w:t>
+      </w:r>
+      <w:r>
+        <w:t xml:space="preserve"> </w:t>
+      </w:r>
+      <w:r>
+        <w:rPr>
+          <w:iCs/>
+          <w:i/>
+        </w:rPr>
+        <w:t xml:space="preserve">asking</w:t>
+      </w:r>
+      <w:r>
+        <w:t xml:space="preserve"> </w:t>
+      </w:r>
+      <w:r>
+        <w:t xml:space="preserve">rent on units currently available. NYCHVS gross rent over all renters is rent currently</w:t>
+      </w:r>
+      <w:r>
+        <w:t xml:space="preserve"> </w:t>
+      </w:r>
+      <w:r>
+        <w:rPr>
+          <w:iCs/>
+          <w:i/>
+        </w:rPr>
+        <w:t xml:space="preserve">paid</w:t>
+      </w:r>
+      <w:r>
+        <w:t xml:space="preserve">, and New York’s occupied stock contains a large body of rent-stabilised, rent-controlled and subsidised tenancies of long duration that no listings sample can contain at any sampling intensity. Benchmarking against all renters therefore attributes a structural feature of the housing stock to our sampling, and overstates the coverage problem. We report three nested populations so the two effects can be separated, and treat</w:t>
+      </w:r>
+      <w:r>
+        <w:t xml:space="preserve"> </w:t>
+      </w:r>
+      <w:r>
+        <w:rPr>
+          <w:bCs/>
+          <w:b/>
+        </w:rPr>
+        <w:t xml:space="preserve">recent unsubsidised movers</w:t>
+      </w:r>
+      <w:r>
+        <w:t xml:space="preserve"> </w:t>
+      </w:r>
+      <w:r>
+        <w:t xml:space="preserve">as the fair comparison, since that is the market-rate flow a renter using a listings site actually faces.</w:t>
       </w:r>
     </w:p>
     <w:tbl>
@@ -4251,29 +5016,29 @@
               <w:jc w:val="left"/>
             </w:pPr>
             <w:r>
-              <w:t xml:space="preserve">Rent decile (sample)</w:t>
-            </w:r>
-          </w:p>
-        </w:tc>
-        <w:tc>
-          <w:p>
-            <w:pPr>
-              <w:pStyle w:val="Compact"/>
-              <w:jc w:val="left"/>
-            </w:pPr>
-            <w:r>
-              <w:t xml:space="preserve">Sample rent</w:t>
-            </w:r>
-          </w:p>
-        </w:tc>
-        <w:tc>
-          <w:p>
-            <w:pPr>
-              <w:pStyle w:val="Compact"/>
-              <w:jc w:val="left"/>
-            </w:pPr>
-            <w:r>
-              <w:t xml:space="preserve">ACS / NYCHVS benchmark</w:t>
+              <w:t xml:space="preserve">Benchmark population</w:t>
+            </w:r>
+          </w:p>
+        </w:tc>
+        <w:tc>
+          <w:p>
+            <w:pPr>
+              <w:pStyle w:val="Compact"/>
+              <w:jc w:val="left"/>
+            </w:pPr>
+            <w:r>
+              <w:t xml:space="preserve">Sample median as a percentile</w:t>
+            </w:r>
+          </w:p>
+        </w:tc>
+        <w:tc>
+          <w:p>
+            <w:pPr>
+              <w:pStyle w:val="Compact"/>
+              <w:jc w:val="left"/>
+            </w:pPr>
+            <w:r>
+              <w:t xml:space="preserve">Ratio</w:t>
             </w:r>
           </w:p>
         </w:tc>
@@ -4286,33 +5051,29 @@
               <w:jc w:val="left"/>
             </w:pPr>
             <w:r>
-              <w:t xml:space="preserve">p10</w:t>
-            </w:r>
-          </w:p>
-        </w:tc>
-        <w:tc>
-          <w:p>
-            <w:pPr>
-              <w:pStyle w:val="Compact"/>
-              <w:jc w:val="left"/>
-            </w:pPr>
-            <w:r>
-              <w:t xml:space="preserve">$2,867</w:t>
-            </w:r>
-          </w:p>
-        </w:tc>
-        <w:tc>
-          <w:p>
-            <w:pPr>
-              <w:pStyle w:val="Compact"/>
-              <w:jc w:val="left"/>
-            </w:pPr>
-            <w:r>
-              <w:rPr>
-                <w:iCs/>
-                <w:i/>
-              </w:rPr>
-              <w:t xml:space="preserve">pending</w:t>
+              <w:t xml:space="preserve">All renter households, cash rent</w:t>
+            </w:r>
+          </w:p>
+        </w:tc>
+        <w:tc>
+          <w:p>
+            <w:pPr>
+              <w:pStyle w:val="Compact"/>
+              <w:jc w:val="left"/>
+            </w:pPr>
+            <w:r>
+              <w:t xml:space="preserve">95.0th</w:t>
+            </w:r>
+          </w:p>
+        </w:tc>
+        <w:tc>
+          <w:p>
+            <w:pPr>
+              <w:pStyle w:val="Compact"/>
+              <w:jc w:val="left"/>
+            </w:pPr>
+            <w:r>
+              <w:t xml:space="preserve">2.48×</w:t>
             </w:r>
           </w:p>
         </w:tc>
@@ -4325,33 +5086,29 @@
               <w:jc w:val="left"/>
             </w:pPr>
             <w:r>
-              <w:t xml:space="preserve">p20</w:t>
-            </w:r>
-          </w:p>
-        </w:tc>
-        <w:tc>
-          <w:p>
-            <w:pPr>
-              <w:pStyle w:val="Compact"/>
-              <w:jc w:val="left"/>
-            </w:pPr>
-            <w:r>
-              <w:t xml:space="preserve">$3,224</w:t>
-            </w:r>
-          </w:p>
-        </w:tc>
-        <w:tc>
-          <w:p>
-            <w:pPr>
-              <w:pStyle w:val="Compact"/>
-              <w:jc w:val="left"/>
-            </w:pPr>
-            <w:r>
-              <w:rPr>
-                <w:iCs/>
-                <w:i/>
-              </w:rPr>
-              <w:t xml:space="preserve">pending</w:t>
+              <w:t xml:space="preserve">Moved in 2021–23</w:t>
+            </w:r>
+          </w:p>
+        </w:tc>
+        <w:tc>
+          <w:p>
+            <w:pPr>
+              <w:pStyle w:val="Compact"/>
+              <w:jc w:val="left"/>
+            </w:pPr>
+            <w:r>
+              <w:t xml:space="preserve">88.2th</w:t>
+            </w:r>
+          </w:p>
+        </w:tc>
+        <w:tc>
+          <w:p>
+            <w:pPr>
+              <w:pStyle w:val="Compact"/>
+              <w:jc w:val="left"/>
+            </w:pPr>
+            <w:r>
+              <w:t xml:space="preserve">1.83×</w:t>
             </w:r>
           </w:p>
         </w:tc>
@@ -4364,85 +5121,7 @@
               <w:jc w:val="left"/>
             </w:pPr>
             <w:r>
-              <w:t xml:space="preserve">p30</w:t>
-            </w:r>
-          </w:p>
-        </w:tc>
-        <w:tc>
-          <w:p>
-            <w:pPr>
-              <w:pStyle w:val="Compact"/>
-              <w:jc w:val="left"/>
-            </w:pPr>
-            <w:r>
-              <w:t xml:space="preserve">$3,500</w:t>
-            </w:r>
-          </w:p>
-        </w:tc>
-        <w:tc>
-          <w:p>
-            <w:pPr>
-              <w:pStyle w:val="Compact"/>
-              <w:jc w:val="left"/>
-            </w:pPr>
-            <w:r>
-              <w:rPr>
-                <w:iCs/>
-                <w:i/>
-              </w:rPr>
-              <w:t xml:space="preserve">pending</w:t>
-            </w:r>
-          </w:p>
-        </w:tc>
-      </w:tr>
-      <w:tr>
-        <w:tc>
-          <w:p>
-            <w:pPr>
-              <w:pStyle w:val="Compact"/>
-              <w:jc w:val="left"/>
-            </w:pPr>
-            <w:r>
-              <w:t xml:space="preserve">p40</w:t>
-            </w:r>
-          </w:p>
-        </w:tc>
-        <w:tc>
-          <w:p>
-            <w:pPr>
-              <w:pStyle w:val="Compact"/>
-              <w:jc w:val="left"/>
-            </w:pPr>
-            <w:r>
-              <w:t xml:space="preserve">$3,850</w:t>
-            </w:r>
-          </w:p>
-        </w:tc>
-        <w:tc>
-          <w:p>
-            <w:pPr>
-              <w:pStyle w:val="Compact"/>
-              <w:jc w:val="left"/>
-            </w:pPr>
-            <w:r>
-              <w:rPr>
-                <w:iCs/>
-                <w:i/>
-              </w:rPr>
-              <w:t xml:space="preserve">pending</w:t>
-            </w:r>
-          </w:p>
-        </w:tc>
-      </w:tr>
-      <w:tr>
-        <w:tc>
-          <w:p>
-            <w:pPr>
-              <w:pStyle w:val="Compact"/>
-              <w:jc w:val="left"/>
-            </w:pPr>
-            <w:r>
-              <w:t xml:space="preserve">p50</w:t>
+              <w:t xml:space="preserve">Moved in 2021–23, no rent assistance</w:t>
             </w:r>
           </w:p>
         </w:tc>
@@ -4457,7 +5136,7 @@
                 <w:bCs/>
                 <w:b/>
               </w:rPr>
-              <w:t xml:space="preserve">$4,200</w:t>
+              <w:t xml:space="preserve">87.0th</w:t>
             </w:r>
           </w:p>
         </w:tc>
@@ -4469,506 +5148,161 @@
             </w:pPr>
             <w:r>
               <w:rPr>
-                <w:iCs/>
-                <w:i/>
+                <w:bCs/>
+                <w:b/>
               </w:rPr>
-              <w:t xml:space="preserve">pending</w:t>
-            </w:r>
-          </w:p>
-        </w:tc>
-      </w:tr>
-      <w:tr>
-        <w:tc>
-          <w:p>
-            <w:pPr>
-              <w:pStyle w:val="Compact"/>
-              <w:jc w:val="left"/>
-            </w:pPr>
-            <w:r>
-              <w:t xml:space="preserve">p60</w:t>
-            </w:r>
-          </w:p>
-        </w:tc>
-        <w:tc>
-          <w:p>
-            <w:pPr>
-              <w:pStyle w:val="Compact"/>
-              <w:jc w:val="left"/>
-            </w:pPr>
-            <w:r>
-              <w:t xml:space="preserve">$4,575</w:t>
-            </w:r>
-          </w:p>
-        </w:tc>
-        <w:tc>
-          <w:p>
-            <w:pPr>
-              <w:pStyle w:val="Compact"/>
-              <w:jc w:val="left"/>
-            </w:pPr>
-            <w:r>
-              <w:rPr>
-                <w:iCs/>
-                <w:i/>
-              </w:rPr>
-              <w:t xml:space="preserve">pending</w:t>
-            </w:r>
-          </w:p>
-        </w:tc>
-      </w:tr>
-      <w:tr>
-        <w:tc>
-          <w:p>
-            <w:pPr>
-              <w:pStyle w:val="Compact"/>
-              <w:jc w:val="left"/>
-            </w:pPr>
-            <w:r>
-              <w:t xml:space="preserve">p70</w:t>
-            </w:r>
-          </w:p>
-        </w:tc>
-        <w:tc>
-          <w:p>
-            <w:pPr>
-              <w:pStyle w:val="Compact"/>
-              <w:jc w:val="left"/>
-            </w:pPr>
-            <w:r>
-              <w:t xml:space="preserve">$5,250</w:t>
-            </w:r>
-          </w:p>
-        </w:tc>
-        <w:tc>
-          <w:p>
-            <w:pPr>
-              <w:pStyle w:val="Compact"/>
-              <w:jc w:val="left"/>
-            </w:pPr>
-            <w:r>
-              <w:rPr>
-                <w:iCs/>
-                <w:i/>
-              </w:rPr>
-              <w:t xml:space="preserve">pending</w:t>
-            </w:r>
-          </w:p>
-        </w:tc>
-      </w:tr>
-      <w:tr>
-        <w:tc>
-          <w:p>
-            <w:pPr>
-              <w:pStyle w:val="Compact"/>
-              <w:jc w:val="left"/>
-            </w:pPr>
-            <w:r>
-              <w:t xml:space="preserve">p80</w:t>
-            </w:r>
-          </w:p>
-        </w:tc>
-        <w:tc>
-          <w:p>
-            <w:pPr>
-              <w:pStyle w:val="Compact"/>
-              <w:jc w:val="left"/>
-            </w:pPr>
-            <w:r>
-              <w:t xml:space="preserve">$6,103</w:t>
-            </w:r>
-          </w:p>
-        </w:tc>
-        <w:tc>
-          <w:p>
-            <w:pPr>
-              <w:pStyle w:val="Compact"/>
-              <w:jc w:val="left"/>
-            </w:pPr>
-            <w:r>
-              <w:rPr>
-                <w:iCs/>
-                <w:i/>
-              </w:rPr>
-              <w:t xml:space="preserve">pending</w:t>
-            </w:r>
-          </w:p>
-        </w:tc>
-      </w:tr>
-      <w:tr>
-        <w:tc>
-          <w:p>
-            <w:pPr>
-              <w:pStyle w:val="Compact"/>
-              <w:jc w:val="left"/>
-            </w:pPr>
-            <w:r>
-              <w:t xml:space="preserve">p90</w:t>
-            </w:r>
-          </w:p>
-        </w:tc>
-        <w:tc>
-          <w:p>
-            <w:pPr>
-              <w:pStyle w:val="Compact"/>
-              <w:jc w:val="left"/>
-            </w:pPr>
-            <w:r>
-              <w:t xml:space="preserve">$7,680</w:t>
-            </w:r>
-          </w:p>
-        </w:tc>
-        <w:tc>
-          <w:p>
-            <w:pPr>
-              <w:pStyle w:val="Compact"/>
-              <w:jc w:val="left"/>
-            </w:pPr>
-            <w:r>
-              <w:rPr>
-                <w:iCs/>
-                <w:i/>
-              </w:rPr>
-              <w:t xml:space="preserve">pending</w:t>
+              <w:t xml:space="preserve">1.76×</w:t>
             </w:r>
           </w:p>
         </w:tc>
       </w:tr>
     </w:tbl>
-    <w:p/>
-    <w:tbl>
-      <w:tblPr>
-        <w:tblStyle w:val="Table"/>
-        <w:tblW w:type="pct" w:w="0.0"/>
-        <w:tblLook w:firstRow="1" w:lastRow="0" w:firstColumn="0" w:lastColumn="0" w:noHBand="0" w:noVBand="0" w:val="0020"/>
-      </w:tblPr>
-      <w:tblGrid/>
-      <w:tr>
-        <w:tc>
-          <w:p>
-            <w:pPr>
-              <w:pStyle w:val="Compact"/>
-              <w:jc w:val="left"/>
-            </w:pPr>
-            <w:r>
-              <w:t xml:space="preserve">Borough</w:t>
-            </w:r>
-          </w:p>
-        </w:tc>
-        <w:tc>
-          <w:p>
-            <w:pPr>
-              <w:pStyle w:val="Compact"/>
-              <w:jc w:val="left"/>
-            </w:pPr>
-            <w:r>
-              <w:t xml:space="preserve">Sample share</w:t>
-            </w:r>
-          </w:p>
-        </w:tc>
-        <w:tc>
-          <w:p>
-            <w:pPr>
-              <w:pStyle w:val="Compact"/>
-              <w:jc w:val="left"/>
-            </w:pPr>
-            <w:r>
-              <w:t xml:space="preserve">ACS renter-occupied share</w:t>
-            </w:r>
-          </w:p>
-        </w:tc>
-      </w:tr>
-      <w:tr>
-        <w:tc>
-          <w:p>
-            <w:pPr>
-              <w:pStyle w:val="Compact"/>
-              <w:jc w:val="left"/>
-            </w:pPr>
-            <w:r>
-              <w:t xml:space="preserve">Manhattan</w:t>
-            </w:r>
-          </w:p>
-        </w:tc>
-        <w:tc>
-          <w:p>
-            <w:pPr>
-              <w:pStyle w:val="Compact"/>
-              <w:jc w:val="left"/>
-            </w:pPr>
-            <w:r>
-              <w:t xml:space="preserve">37.3%</w:t>
-            </w:r>
-          </w:p>
-        </w:tc>
-        <w:tc>
-          <w:p>
-            <w:pPr>
-              <w:pStyle w:val="Compact"/>
-              <w:jc w:val="left"/>
-            </w:pPr>
-            <w:r>
-              <w:rPr>
-                <w:iCs/>
-                <w:i/>
-              </w:rPr>
-              <w:t xml:space="preserve">pending</w:t>
-            </w:r>
-          </w:p>
-        </w:tc>
-      </w:tr>
-      <w:tr>
-        <w:tc>
-          <w:p>
-            <w:pPr>
-              <w:pStyle w:val="Compact"/>
-              <w:jc w:val="left"/>
-            </w:pPr>
-            <w:r>
-              <w:t xml:space="preserve">Brooklyn</w:t>
-            </w:r>
-          </w:p>
-        </w:tc>
-        <w:tc>
-          <w:p>
-            <w:pPr>
-              <w:pStyle w:val="Compact"/>
-              <w:jc w:val="left"/>
-            </w:pPr>
-            <w:r>
-              <w:t xml:space="preserve">36.0%</w:t>
-            </w:r>
-          </w:p>
-        </w:tc>
-        <w:tc>
-          <w:p>
-            <w:pPr>
-              <w:pStyle w:val="Compact"/>
-              <w:jc w:val="left"/>
-            </w:pPr>
-            <w:r>
-              <w:rPr>
-                <w:iCs/>
-                <w:i/>
-              </w:rPr>
-              <w:t xml:space="preserve">pending</w:t>
-            </w:r>
-          </w:p>
-        </w:tc>
-      </w:tr>
-      <w:tr>
-        <w:tc>
-          <w:p>
-            <w:pPr>
-              <w:pStyle w:val="Compact"/>
-              <w:jc w:val="left"/>
-            </w:pPr>
-            <w:r>
-              <w:t xml:space="preserve">Queens</w:t>
-            </w:r>
-          </w:p>
-        </w:tc>
-        <w:tc>
-          <w:p>
-            <w:pPr>
-              <w:pStyle w:val="Compact"/>
-              <w:jc w:val="left"/>
-            </w:pPr>
-            <w:r>
-              <w:t xml:space="preserve">13.5%</w:t>
-            </w:r>
-          </w:p>
-        </w:tc>
-        <w:tc>
-          <w:p>
-            <w:pPr>
-              <w:pStyle w:val="Compact"/>
-              <w:jc w:val="left"/>
-            </w:pPr>
-            <w:r>
-              <w:rPr>
-                <w:iCs/>
-                <w:i/>
-              </w:rPr>
-              <w:t xml:space="preserve">pending</w:t>
-            </w:r>
-          </w:p>
-        </w:tc>
-      </w:tr>
-      <w:tr>
-        <w:tc>
-          <w:p>
-            <w:pPr>
-              <w:pStyle w:val="Compact"/>
-              <w:jc w:val="left"/>
-            </w:pPr>
-            <w:r>
-              <w:t xml:space="preserve">Bronx</w:t>
-            </w:r>
-          </w:p>
-        </w:tc>
-        <w:tc>
-          <w:p>
-            <w:pPr>
-              <w:pStyle w:val="Compact"/>
-              <w:jc w:val="left"/>
-            </w:pPr>
-            <w:r>
-              <w:t xml:space="preserve">11.7%</w:t>
-            </w:r>
-          </w:p>
-        </w:tc>
-        <w:tc>
-          <w:p>
-            <w:pPr>
-              <w:pStyle w:val="Compact"/>
-              <w:jc w:val="left"/>
-            </w:pPr>
-            <w:r>
-              <w:rPr>
-                <w:iCs/>
-                <w:i/>
-              </w:rPr>
-              <w:t xml:space="preserve">pending</w:t>
-            </w:r>
-          </w:p>
-        </w:tc>
-      </w:tr>
-      <w:tr>
-        <w:tc>
-          <w:p>
-            <w:pPr>
-              <w:pStyle w:val="Compact"/>
-              <w:jc w:val="left"/>
-            </w:pPr>
-            <w:r>
-              <w:t xml:space="preserve">Staten Island</w:t>
-            </w:r>
-          </w:p>
-        </w:tc>
-        <w:tc>
-          <w:p>
-            <w:pPr>
-              <w:pStyle w:val="Compact"/>
-              <w:jc w:val="left"/>
-            </w:pPr>
-            <w:r>
-              <w:t xml:space="preserve">1.6%</w:t>
-            </w:r>
-          </w:p>
-        </w:tc>
-        <w:tc>
-          <w:p>
-            <w:pPr>
-              <w:pStyle w:val="Compact"/>
-              <w:jc w:val="left"/>
-            </w:pPr>
-            <w:r>
-              <w:rPr>
-                <w:iCs/>
-                <w:i/>
-              </w:rPr>
-              <w:t xml:space="preserve">pending</w:t>
-            </w:r>
-          </w:p>
-        </w:tc>
-      </w:tr>
-    </w:tbl>
     <w:p>
       <w:pPr>
         <w:pStyle w:val="BodyText"/>
       </w:pPr>
+      <w:r>
+        <w:rPr>
+          <w:bCs/>
+          <w:b/>
+        </w:rPr>
+        <w:t xml:space="preserve">The honest statement is 1.76×, not 2.48×.</w:t>
+      </w:r>
+      <w:r>
+        <w:t xml:space="preserve"> </w:t>
+      </w:r>
+      <w:r>
+        <w:t xml:space="preserve">Against the market-rate flow, the median listing in our sample rents for 1.76 times the median recent unsubsidised letting, and sits at roughly the</w:t>
+      </w:r>
+      <w:r>
+        <w:t xml:space="preserve"> </w:t>
+      </w:r>
+      <w:r>
+        <w:rPr>
+          <w:bCs/>
+          <w:b/>
+        </w:rPr>
+        <w:t xml:space="preserve">87th percentile</w:t>
+      </w:r>
+      <w:r>
+        <w:t xml:space="preserve"> </w:t>
+      </w:r>
+      <w:r>
+        <w:t xml:space="preserve">of that distribution. The sample is drawn from approximately the upper eighth of the New York rental market by price. This is a substantial upward bias and it is consistent in direction with both the walk-access exclusion (Table 2a) and the borough composition above.</w:t>
+      </w:r>
+    </w:p>
+    <w:p>
+      <w:pPr>
+        <w:pStyle w:val="BodyText"/>
+      </w:pPr>
+      <w:r>
+        <w:t xml:space="preserve">Three consequences, stated in the terms Section 9 needs:</w:t>
+      </w:r>
+    </w:p>
+    <w:p>
+      <w:pPr>
+        <w:numPr>
+          <w:ilvl w:val="0"/>
+          <w:numId w:val="1008"/>
+        </w:numPr>
+        <w:pStyle w:val="Compact"/>
+      </w:pPr>
+      <w:r>
+        <w:rPr>
+          <w:bCs/>
+          <w:b/>
+        </w:rPr>
+        <w:t xml:space="preserve">The internal comparisons are unaffected.</w:t>
+      </w:r>
+      <w:r>
+        <w:t xml:space="preserve"> </w:t>
+      </w:r>
+      <w:r>
+        <w:t xml:space="preserve">Every primary outcome is computed within a scenario against a pool held fixed across conditions, so a level shift in the rent distribution cannot move a dominance rate or a within-scenario contrast. Nothing in §8 depends on the sample being representative.</w:t>
+      </w:r>
+    </w:p>
+    <w:p>
+      <w:pPr>
+        <w:numPr>
+          <w:ilvl w:val="0"/>
+          <w:numId w:val="1008"/>
+        </w:numPr>
+        <w:pStyle w:val="Compact"/>
+      </w:pPr>
+      <w:r>
+        <w:rPr>
+          <w:bCs/>
+          <w:b/>
+        </w:rPr>
+        <w:t xml:space="preserve">The dollar magnitudes are segment-specific.</w:t>
+      </w:r>
+      <w:r>
+        <w:t xml:space="preserve"> </w:t>
+      </w:r>
+      <w:r>
+        <w:t xml:space="preserve">The $900/month median dominance gap and the +$606/month residual gap pertain to the transit-accessible, market-rate, upper-decile segment. They should not be read as the loss facing a median New York renter, and we do not claim they are. Whether the gap scales with rent level, is constant in dollars, or is roughly proportional is not identified by our design.</w:t>
+      </w:r>
+    </w:p>
+    <w:p>
+      <w:pPr>
+        <w:numPr>
+          <w:ilvl w:val="0"/>
+          <w:numId w:val="1008"/>
+        </w:numPr>
+        <w:pStyle w:val="Compact"/>
+      </w:pPr>
+      <w:r>
+        <w:rPr>
+          <w:bCs/>
+          <w:b/>
+        </w:rPr>
+        <w:t xml:space="preserve">The direction of the likely error is knowable.</w:t>
+      </w:r>
+      <w:r>
+        <w:t xml:space="preserve"> </w:t>
+      </w:r>
+      <w:r>
+        <w:t xml:space="preserve">If the gap is proportional to rent, our absolute dollar figures overstate the loss for a median renter while the</w:t>
+      </w:r>
+      <w:r>
+        <w:t xml:space="preserve"> </w:t>
+      </w:r>
       <w:r>
         <w:rPr>
           <w:iCs/>
           <w:i/>
         </w:rPr>
-        <w:t xml:space="preserve">n</w:t>
-      </w:r>
-      <w:r>
-        <w:t xml:space="preserve"> </w:t>
-      </w:r>
-      <w:r>
-        <w:t xml:space="preserve">= 3,885. Median sample rent by unit size: studio $3,612 (n=546), one-bedroom $4,100 (n=1,620), two-bedroom $4,995 (n=1,081), three-bedroom $5,000 (n=523).</w:t>
-      </w:r>
-    </w:p>
-    <w:p>
-      <w:pPr>
-        <w:pStyle w:val="BodyText"/>
-      </w:pPr>
-      <w:r>
-        <w:t xml:space="preserve">The sample column is informative on its own, before any benchmark. Manhattan and Brooklyn together account for</w:t>
-      </w:r>
-      <w:r>
-        <w:t xml:space="preserve"> </w:t>
-      </w:r>
-      <w:r>
-        <w:rPr>
-          <w:bCs/>
-          <w:b/>
-        </w:rPr>
-        <w:t xml:space="preserve">73.3%</w:t>
-      </w:r>
-      <w:r>
-        <w:t xml:space="preserve"> </w:t>
-      </w:r>
-      <w:r>
-        <w:t xml:space="preserve">of listings while Staten Island is near-absent at 1.6%, and the median sample rent of</w:t>
-      </w:r>
-      <w:r>
-        <w:t xml:space="preserve"> </w:t>
-      </w:r>
-      <w:r>
-        <w:rPr>
-          <w:bCs/>
-          <w:b/>
-        </w:rPr>
-        <w:t xml:space="preserve">$4,200</w:t>
-      </w:r>
-      <w:r>
-        <w:t xml:space="preserve"> </w:t>
-      </w:r>
-      <w:r>
-        <w:t xml:space="preserve">sits at the upper end of the New York rental distribution rather than near its centre. Read alongside the walk-access exclusion in Table 2a — which removed listings that were $700/month cheaper at the median and 19.3% Staten Island — the sample plainly over-represents dense, subway-proximate, high-rent inventory.</w:t>
-      </w:r>
-    </w:p>
-    <w:p>
-      <w:pPr>
-        <w:pStyle w:val="BodyText"/>
-      </w:pPr>
-      <w:r>
-        <w:t xml:space="preserve">The</w:t>
-      </w:r>
-      <w:r>
-        <w:t xml:space="preserve"> </w:t>
-      </w:r>
-      <w:r>
-        <w:rPr>
-          <w:iCs/>
-          <w:i/>
-        </w:rPr>
-        <w:t xml:space="preserve">direction</w:t>
-      </w:r>
-      <w:r>
-        <w:t xml:space="preserve"> </w:t>
-      </w:r>
-      <w:r>
-        <w:t xml:space="preserve">of the coverage bias is therefore already established without ACS data, and it is the direction §5.4 anticipated. What the benchmark columns would add is its</w:t>
-      </w:r>
-      <w:r>
-        <w:t xml:space="preserve"> </w:t>
-      </w:r>
-      <w:r>
-        <w:rPr>
-          <w:bCs/>
-          <w:b/>
-        </w:rPr>
-        <w:t xml:space="preserve">magnitude</w:t>
-      </w:r>
-      <w:r>
-        <w:t xml:space="preserve"> </w:t>
-      </w:r>
-      <w:r>
-        <w:t xml:space="preserve">by decile: how far each sample decile sits from the corresponding population quantity, which is what would bound the external validity of the dollar figures in Section 8. We state the direction and decline to state a magnitude we have not computed.</w:t>
+        <w:t xml:space="preserve">relative</w:t>
+      </w:r>
+      <w:r>
+        <w:t xml:space="preserve"> </w:t>
+      </w:r>
+      <w:r>
+        <w:t xml:space="preserve">loss travels; if it is roughly constant in dollars, they transfer directly. A sample spanning the lower deciles would settle this and is the single highest-value extension to the data collection.</w:t>
+      </w:r>
+    </w:p>
+    <w:p>
+      <w:pPr>
+        <w:pStyle w:val="FirstParagraph"/>
+      </w:pPr>
+      <w:r>
+        <w:t xml:space="preserve">What remains pending is narrower than this table began as:</w:t>
+      </w:r>
+      <w:r>
+        <w:t xml:space="preserve"> </w:t>
+      </w:r>
+      <w:r>
+        <w:rPr>
+          <w:bCs/>
+          <w:b/>
+        </w:rPr>
+        <w:t xml:space="preserve">the ACS borough benchmark only.</w:t>
+      </w:r>
+      <w:r>
+        <w:t xml:space="preserve"> </w:t>
+      </w:r>
+      <w:r>
+        <w:t xml:space="preserve">Sample borough shares are reported above (Manhattan 37.3%, Brooklyn 36.0%, Queens 13.5%, Bronx 11.7%, Staten Island 1.6%); the comparison against ACS renter-occupied units requires a Census API key.</w:t>
       </w:r>
     </w:p>
     <w:bookmarkEnd w:id="38"/>
@@ -7638,7 +7972,7 @@
       <w:pPr>
         <w:numPr>
           <w:ilvl w:val="0"/>
-          <w:numId w:val="1008"/>
+          <w:numId w:val="1009"/>
         </w:numPr>
         <w:pStyle w:val="Compact"/>
       </w:pPr>
@@ -7686,1130 +8020,6 @@
       </w:r>
       <w:r>
         <w:t xml:space="preserve">The budget grid is correctly calibrated and no redraw is required.</w:t>
-      </w:r>
-    </w:p>
-    <w:p>
-      <w:pPr>
-        <w:numPr>
-          <w:ilvl w:val="0"/>
-          <w:numId w:val="1008"/>
-        </w:numPr>
-        <w:pStyle w:val="Compact"/>
-      </w:pPr>
-      <w:r>
-        <w:rPr>
-          <w:bCs/>
-          <w:b/>
-        </w:rPr>
-        <w:t xml:space="preserve">Check B</w:t>
-      </w:r>
-      <w:r>
-        <w:t xml:space="preserve"> </w:t>
-      </w:r>
-      <w:r>
-        <w:t xml:space="preserve">(median pool Pareto frontier &gt; 2): median</w:t>
-      </w:r>
-      <w:r>
-        <w:t xml:space="preserve"> </w:t>
-      </w:r>
-      <w:r>
-        <w:rPr>
-          <w:bCs/>
-          <w:b/>
-        </w:rPr>
-        <w:t xml:space="preserve">17</w:t>
-      </w:r>
-      <w:r>
-        <w:t xml:space="preserve"> </w:t>
-      </w:r>
-      <w:r>
-        <w:t xml:space="preserve">of 40 feasible listings.</w:t>
-      </w:r>
-      <w:r>
-        <w:t xml:space="preserve"> </w:t>
-      </w:r>
-      <w:r>
-        <w:rPr>
-          <w:bCs/>
-          <w:b/>
-        </w:rPr>
-        <w:t xml:space="preserve">Pass.</w:t>
-      </w:r>
-      <w:r>
-        <w:t xml:space="preserve"> </w:t>
-      </w:r>
-      <w:r>
-        <w:t xml:space="preserve">Approximately 55% of feasible pool listings are dominated, giving the primary metric substantial room to discriminate without being degenerate in either direction.</w:t>
-      </w:r>
-    </w:p>
-    <w:p>
-      <w:pPr>
-        <w:pStyle w:val="FirstParagraph"/>
-      </w:pPr>
-      <w:r>
-        <w:t xml:space="preserve">Feasible-set size behaves monotonically in the design factors, as it should: median |F_i| rises from 287 at the 25th budget percentile to 862 at the 75th, and from 277 at a 30-minute commute ceiling to 713 at 60 minutes.</w:t>
-      </w:r>
-    </w:p>
-    <w:p>
-      <w:pPr>
-        <w:pStyle w:val="BodyText"/>
-      </w:pPr>
-      <w:r>
-        <w:t xml:space="preserve">Two EDA results are pre-specified as</w:t>
-      </w:r>
-      <w:r>
-        <w:t xml:space="preserve"> </w:t>
-      </w:r>
-      <w:r>
-        <w:rPr>
-          <w:bCs/>
-          <w:b/>
-        </w:rPr>
-        <w:t xml:space="preserve">design checks with stopping implications</w:t>
-      </w:r>
-      <w:r>
-        <w:t xml:space="preserve">. If the median |F_i| is below 10, the scenario budget grid is mis-calibrated and must be re-drawn before any model is called. If rent and commute are so strongly correlated that Pareto frontiers are near-degenerate (median frontier size ≤ 2), the dominance metric loses discriminating power and we must either widen the pool or add a third dominance dimension; this contingency and its trigger are registered in advance.</w:t>
-      </w:r>
-    </w:p>
-    <w:p>
-      <w:r>
-        <w:pict>
-          <v:rect style="width:0;height:1.5pt" o:hralign="center" o:hrstd="t" o:hr="t"/>
-        </w:pict>
-      </w:r>
-    </w:p>
-    <w:bookmarkEnd w:id="40"/>
-    <w:bookmarkEnd w:id="41"/>
-    <w:bookmarkStart w:id="46" w:name="measures"/>
-    <w:p>
-      <w:pPr>
-        <w:pStyle w:val="Heading2"/>
-      </w:pPr>
-      <w:r>
-        <w:t xml:space="preserve">6. Measures</w:t>
-      </w:r>
-    </w:p>
-    <w:p>
-      <w:pPr>
-        <w:pStyle w:val="FirstParagraph"/>
-      </w:pPr>
-      <w:r>
-        <w:t xml:space="preserve">Primary outcomes are</w:t>
-      </w:r>
-      <w:r>
-        <w:t xml:space="preserve"> </w:t>
-      </w:r>
-      <w:r>
-        <w:rPr>
-          <w:bCs/>
-          <w:b/>
-        </w:rPr>
-        <w:t xml:space="preserve">weight-free</w:t>
-      </w:r>
-      <w:r>
-        <w:t xml:space="preserve">: none depends on a researcher-chosen utility function. This is a deliberate defense against the standard objection that opportunity-loss findings merely restate the analyst’s preferences.</w:t>
-      </w:r>
-    </w:p>
-    <w:p>
-      <w:pPr>
-        <w:pStyle w:val="BodyText"/>
-      </w:pPr>
-      <w:r>
-        <w:t xml:space="preserve">Notation: for scenario</w:t>
-      </w:r>
-      <w:r>
-        <w:t xml:space="preserve"> </w:t>
-      </w:r>
-      <w:r>
-        <w:rPr>
-          <w:iCs/>
-          <w:i/>
-        </w:rPr>
-        <w:t xml:space="preserve">i</w:t>
-      </w:r>
-      <w:r>
-        <w:t xml:space="preserve">, let P_i be the candidate pool, F_i ⊆ P_i the feasible set, and R_i the set of five recommended listings.</w:t>
-      </w:r>
-    </w:p>
-    <w:p>
-      <w:pPr>
-        <w:pStyle w:val="BodyText"/>
-      </w:pPr>
-      <w:r>
-        <w:rPr>
-          <w:bCs/>
-          <w:b/>
-        </w:rPr>
-        <w:t xml:space="preserve">Feasible set.</w:t>
-      </w:r>
-    </w:p>
-    <w:p>
-      <w:pPr>
-        <w:pStyle w:val="SourceCode"/>
-      </w:pPr>
-      <w:r>
-        <w:rPr>
-          <w:rStyle w:val="VerbatimChar"/>
-        </w:rPr>
-        <w:t xml:space="preserve">F_i = { j ∈ P_i : Rent_j ≤ Budget_i</w:t>
-      </w:r>
-      <w:r>
-        <w:br/>
-      </w:r>
-      <w:r>
-        <w:rPr>
-          <w:rStyle w:val="VerbatimChar"/>
-        </w:rPr>
-        <w:t xml:space="preserve">                AND Bedrooms_j ≥ Bedrooms_i</w:t>
-      </w:r>
-      <w:r>
-        <w:br/>
-      </w:r>
-      <w:r>
-        <w:rPr>
-          <w:rStyle w:val="VerbatimChar"/>
-        </w:rPr>
-        <w:t xml:space="preserve">                AND Commute_ij ≤ MaxCommute_i }</w:t>
-      </w:r>
-    </w:p>
-    <w:p>
-      <w:pPr>
-        <w:pStyle w:val="FirstParagraph"/>
-      </w:pPr>
-      <w:r>
-        <w:rPr>
-          <w:bCs/>
-          <w:b/>
-        </w:rPr>
-        <w:t xml:space="preserve">Strict dominance.</w:t>
-      </w:r>
-      <w:r>
-        <w:t xml:space="preserve"> </w:t>
-      </w:r>
-      <w:r>
-        <w:t xml:space="preserve">Listing j is strictly dominated by j′ ∈ P_i iff</w:t>
-      </w:r>
-    </w:p>
-    <w:p>
-      <w:pPr>
-        <w:pStyle w:val="SourceCode"/>
-      </w:pPr>
-      <w:r>
-        <w:rPr>
-          <w:rStyle w:val="VerbatimChar"/>
-        </w:rPr>
-        <w:t xml:space="preserve">Rent_j′     ≤ Rent_j</w:t>
-      </w:r>
-      <w:r>
-        <w:br/>
-      </w:r>
-      <w:r>
-        <w:rPr>
-          <w:rStyle w:val="VerbatimChar"/>
-        </w:rPr>
-        <w:t xml:space="preserve">Commute_ij′ ≤ Commute_ij</w:t>
-      </w:r>
-      <w:r>
-        <w:br/>
-      </w:r>
-      <w:r>
-        <w:rPr>
-          <w:rStyle w:val="VerbatimChar"/>
-        </w:rPr>
-        <w:t xml:space="preserve">Bedrooms_j′ ≥ Bedrooms_j</w:t>
-      </w:r>
-    </w:p>
-    <w:p>
-      <w:pPr>
-        <w:pStyle w:val="FirstParagraph"/>
-      </w:pPr>
-      <w:r>
-        <w:t xml:space="preserve">with at least one inequality strict. The Pareto frontier of F_i is the set of undominated feasible listings.</w:t>
-      </w:r>
-    </w:p>
-    <w:bookmarkStart w:id="42" w:name="primary-outcomes-pre-specified"/>
-    <w:p>
-      <w:pPr>
-        <w:pStyle w:val="Heading3"/>
-      </w:pPr>
-      <w:r>
-        <w:t xml:space="preserve">6.1 Primary outcomes (pre-specified)</w:t>
-      </w:r>
-    </w:p>
-    <w:p>
-      <w:pPr>
-        <w:pStyle w:val="FirstParagraph"/>
-      </w:pPr>
-      <w:r>
-        <w:rPr>
-          <w:bCs/>
-          <w:b/>
-        </w:rPr>
-        <w:t xml:space="preserve">P1 — Confirmed hard-constraint violation rate.</w:t>
-      </w:r>
-    </w:p>
-    <w:p>
-      <w:pPr>
-        <w:pStyle w:val="SourceCode"/>
-      </w:pPr>
-      <w:r>
-        <w:rPr>
-          <w:rStyle w:val="VerbatimChar"/>
-        </w:rPr>
-        <w:t xml:space="preserve">ViolationRate_i = |{ j ∈ R_i : j violates a verified constraint }| / |R_i|</w:t>
-      </w:r>
-    </w:p>
-    <w:p>
-      <w:pPr>
-        <w:pStyle w:val="FirstParagraph"/>
-      </w:pPr>
-      <w:r>
-        <w:t xml:space="preserve">Reported overall and decomposed into over-budget, under-bedroom, and over-commute. Listings whose violation status depends on an</w:t>
-      </w:r>
-      <w:r>
-        <w:t xml:space="preserve"> </w:t>
-      </w:r>
-      <w:r>
-        <w:rPr>
-          <w:rStyle w:val="VerbatimChar"/>
-        </w:rPr>
-        <w:t xml:space="preserve">unknown</w:t>
-      </w:r>
-      <w:r>
-        <w:t xml:space="preserve"> </w:t>
-      </w:r>
-      <w:r>
-        <w:t xml:space="preserve">field are counted as</w:t>
-      </w:r>
-      <w:r>
-        <w:t xml:space="preserve"> </w:t>
-      </w:r>
-      <w:r>
-        <w:rPr>
-          <w:iCs/>
-          <w:i/>
-        </w:rPr>
-        <w:t xml:space="preserve">unverifiable</w:t>
-      </w:r>
-      <w:r>
-        <w:t xml:space="preserve"> </w:t>
-      </w:r>
-      <w:r>
-        <w:t xml:space="preserve">and excluded from the numerator, so P1 is a lower bound.</w:t>
-      </w:r>
-    </w:p>
-    <w:p>
-      <w:pPr>
-        <w:pStyle w:val="BodyText"/>
-      </w:pPr>
-      <w:r>
-        <w:rPr>
-          <w:bCs/>
-          <w:b/>
-        </w:rPr>
-        <w:t xml:space="preserve">P2 — Strict-dominance rate.</w:t>
-      </w:r>
-      <w:r>
-        <w:t xml:space="preserve"> </w:t>
-      </w:r>
-      <w:r>
-        <w:t xml:space="preserve">Reported as two distinct quantities, because the measure is sensitive to the size of the set it is computed against. In our data the full universe contains 1,539 one-bedroom listings of which only 8 are undominated (99.5% dominated), whereas a 40-listing feasible pool contains roughly 17 undominated members (~55% dominated). A single</w:t>
-      </w:r>
-      <w:r>
-        <w:t xml:space="preserve"> </w:t>
-      </w:r>
-      <w:r>
-        <w:t xml:space="preserve">“</w:t>
-      </w:r>
-      <w:r>
-        <w:t xml:space="preserve">dominance rate</w:t>
-      </w:r>
-      <w:r>
-        <w:t xml:space="preserve">”</w:t>
-      </w:r>
-      <w:r>
-        <w:t xml:space="preserve"> </w:t>
-      </w:r>
-      <w:r>
-        <w:t xml:space="preserve">would therefore conflate model behavior with our own sampling parameter.</w:t>
-      </w:r>
-    </w:p>
-    <w:p>
-      <w:pPr>
-        <w:pStyle w:val="BodyText"/>
-      </w:pPr>
-      <w:r>
-        <w:rPr>
-          <w:iCs/>
-          <w:i/>
-        </w:rPr>
-        <w:t xml:space="preserve">P2a — Pool dominance (primary).</w:t>
-      </w:r>
-      <w:r>
-        <w:t xml:space="preserve"> </w:t>
-      </w:r>
-      <w:r>
-        <w:t xml:space="preserve">Dominated by a listing the model actually saw:</w:t>
-      </w:r>
-    </w:p>
-    <w:p>
-      <w:pPr>
-        <w:pStyle w:val="SourceCode"/>
-      </w:pPr>
-      <w:r>
-        <w:rPr>
-          <w:rStyle w:val="VerbatimChar"/>
-        </w:rPr>
-        <w:t xml:space="preserve">PoolDominance_i = |{ j ∈ R_i : ∃ j′ ∈ F_i ⊆ P_i, j′ strictly dominates j }| / |R_i|</w:t>
-      </w:r>
-    </w:p>
-    <w:p>
-      <w:pPr>
-        <w:pStyle w:val="FirstParagraph"/>
-      </w:pPr>
-      <w:r>
-        <w:t xml:space="preserve">This is the accountability measure: the system was shown 120 listings and returned one beaten, on the stated criteria, by another listing on the same screen. Pool size is exactly 120 for all 150 scenarios and identical across the four identity conditions within a scenario, so identity contrasts are unaffected by the sensitivity. The N ∈ {60, 120} robustness arm is</w:t>
-      </w:r>
-      <w:r>
-        <w:t xml:space="preserve"> </w:t>
-      </w:r>
-      <w:r>
-        <w:rPr>
-          <w:bCs/>
-          <w:b/>
-        </w:rPr>
-        <w:t xml:space="preserve">mandatory</w:t>
-      </w:r>
-      <w:r>
-        <w:t xml:space="preserve"> </w:t>
-      </w:r>
-      <w:r>
-        <w:t xml:space="preserve">rather than optional, and exists specifically to demonstrate that the primary estimate is not a pool-size artifact.</w:t>
-      </w:r>
-    </w:p>
-    <w:p>
-      <w:pPr>
-        <w:pStyle w:val="BodyText"/>
-      </w:pPr>
-      <w:r>
-        <w:rPr>
-          <w:iCs/>
-          <w:i/>
-        </w:rPr>
-        <w:t xml:space="preserve">P2b — Universe dominance (secondary; specified, not computed in this version).</w:t>
-      </w:r>
-      <w:r>
-        <w:t xml:space="preserve"> </w:t>
-      </w:r>
-      <w:r>
-        <w:t xml:space="preserve">Dominated by any listing in the full inventory, whether retrieved or not. It would be labelled explicitly as a</w:t>
-      </w:r>
-      <w:r>
-        <w:t xml:space="preserve"> </w:t>
-      </w:r>
-      <w:r>
-        <w:rPr>
-          <w:bCs/>
-          <w:b/>
-        </w:rPr>
-        <w:t xml:space="preserve">retrieval-plus-ranking composite</w:t>
-      </w:r>
-      <w:r>
-        <w:t xml:space="preserve">, not a model failure, since our design fixes retrieval by construction. Because our pools are built to contain the entire universe Pareto frontier, P2a is a conservative lower bound on what a user faces in a system that must also retrieve. No P2b figure is reported in Section 8.</w:t>
-      </w:r>
-    </w:p>
-    <w:p>
-      <w:pPr>
-        <w:pStyle w:val="BodyText"/>
-      </w:pPr>
-      <w:r>
-        <w:t xml:space="preserve">Both are reported with the</w:t>
-      </w:r>
-      <w:r>
-        <w:t xml:space="preserve"> </w:t>
-      </w:r>
-      <w:r>
-        <w:rPr>
-          <w:iCs/>
-          <w:i/>
-        </w:rPr>
-        <w:t xml:space="preserve">magnitude</w:t>
-      </w:r>
-      <w:r>
-        <w:t xml:space="preserve"> </w:t>
-      </w:r>
-      <w:r>
-        <w:t xml:space="preserve">of dominance: for each dominated recommendation, the rent difference in dollars per month and the commute difference in minutes to its dominating listing, summarized by median and interquartile range.</w:t>
-      </w:r>
-    </w:p>
-    <w:p>
-      <w:pPr>
-        <w:pStyle w:val="BodyText"/>
-      </w:pPr>
-      <w:r>
-        <w:rPr>
-          <w:bCs/>
-          <w:b/>
-        </w:rPr>
-        <w:t xml:space="preserve">P3 — Cost gaps.</w:t>
-      </w:r>
-    </w:p>
-    <w:p>
-      <w:pPr>
-        <w:pStyle w:val="SourceCode"/>
-      </w:pPr>
-      <w:r>
-        <w:rPr>
-          <w:rStyle w:val="VerbatimChar"/>
-        </w:rPr>
-        <w:t xml:space="preserve">RentGap_i    = median{ Rent_j : j ∈ R_i ∩ F_i }     − median{ Rent_j : j ∈ OracleTop5_i }</w:t>
-      </w:r>
-      <w:r>
-        <w:br/>
-      </w:r>
-      <w:r>
-        <w:rPr>
-          <w:rStyle w:val="VerbatimChar"/>
-        </w:rPr>
-        <w:t xml:space="preserve">CommuteGap_i = median{ Commute_ij : j ∈ R_i ∩ F_i } − median{ Commute_ij : j ∈ OracleTop5_i }</w:t>
-      </w:r>
-    </w:p>
-    <w:p>
-      <w:pPr>
-        <w:pStyle w:val="FirstParagraph"/>
-      </w:pPr>
-      <w:r>
-        <w:t xml:space="preserve">Units are USD per month and minutes. The intersection with F_i is essential: taking a statistic over R_i unrestricted allows a high-scoring infeasible listing to mask the loss precisely in the cases the measure exists to detect. Medians rather than minima are used because a minimum is determined by a single listing and is unstable under ties.</w:t>
-      </w:r>
-    </w:p>
-    <w:p>
-      <w:pPr>
-        <w:pStyle w:val="BodyText"/>
-      </w:pPr>
-      <w:r>
-        <w:t xml:space="preserve">The identity contrast is the within-scenario difference in these gaps across conditions.</w:t>
-      </w:r>
-    </w:p>
-    <w:bookmarkEnd w:id="42"/>
-    <w:bookmarkStart w:id="43" w:name="secondary-outcomes"/>
-    <w:p>
-      <w:pPr>
-        <w:pStyle w:val="Heading3"/>
-      </w:pPr>
-      <w:r>
-        <w:t xml:space="preserve">6.2 Secondary outcomes</w:t>
-      </w:r>
-    </w:p>
-    <w:p>
-      <w:pPr>
-        <w:pStyle w:val="FirstParagraph"/>
-      </w:pPr>
-      <w:r>
-        <w:rPr>
-          <w:bCs/>
-          <w:b/>
-        </w:rPr>
-        <w:t xml:space="preserve">S1 — Mean percentile rank within the feasible set.</w:t>
-      </w:r>
-      <w:r>
-        <w:t xml:space="preserve"> </w:t>
-      </w:r>
-      <w:r>
-        <w:t xml:space="preserve">The mean percentile of recommended listings within F_i, computed separately on rent and on commute. This replaces top-</w:t>
-      </w:r>
-      <w:r>
-        <w:rPr>
-          <w:iCs/>
-          <w:i/>
-        </w:rPr>
-        <w:t xml:space="preserve">k</w:t>
-      </w:r>
-      <w:r>
-        <w:t xml:space="preserve"> </w:t>
-      </w:r>
-      <w:r>
-        <w:t xml:space="preserve">capture as the primary opportunity measure: when |F_i| is large and members are near-equivalent, Capture@5 approaches zero for any system including an optimal one, because it measures set size rather than recommendation quality.</w:t>
-      </w:r>
-    </w:p>
-    <w:p>
-      <w:pPr>
-        <w:pStyle w:val="BodyText"/>
-      </w:pPr>
-      <w:r>
-        <w:rPr>
-          <w:bCs/>
-          <w:b/>
-        </w:rPr>
-        <w:t xml:space="preserve">S2 — Refusal and information-withholding rate.</w:t>
-      </w:r>
-      <w:r>
-        <w:t xml:space="preserve"> </w:t>
-      </w:r>
-      <w:r>
-        <w:t xml:space="preserve">The share of responses that decline to recommend, decline to discuss neighborhood characteristics, or substitute a safety or fair-housing statement for substantive content.</w:t>
-      </w:r>
-      <w:r>
-        <w:t xml:space="preserve"> </w:t>
-      </w:r>
-      <w:r>
-        <w:rPr>
-          <w:bCs/>
-          <w:b/>
-        </w:rPr>
-        <w:t xml:space="preserve">As executed, this was detected by a keyword pattern</w:t>
-      </w:r>
-      <w:r>
-        <w:t xml:space="preserve"> </w:t>
-      </w:r>
-      <w:r>
-        <w:t xml:space="preserve">matching refusal and fair-housing hedging language over the first 600 characters of each response, not by human coding. Because the observed rate was exactly 0.0% across all 5,916 parsed responses (Table 11) and every response contained five valid listing ids, we did not proceed to the planned human double-coding: there were no candidate cases to adjudicate. A non-zero rate would require the rubric-based protocol originally specified.</w:t>
-      </w:r>
-    </w:p>
-    <w:p>
-      <w:pPr>
-        <w:pStyle w:val="BodyText"/>
-      </w:pPr>
-      <w:r>
-        <w:rPr>
-          <w:bCs/>
-          <w:b/>
-        </w:rPr>
-        <w:t xml:space="preserve">S3 — Neighborhood exposure (specified; not computed in this version).</w:t>
-      </w:r>
-      <w:r>
-        <w:t xml:space="preserve"> </w:t>
-      </w:r>
-      <w:r>
-        <w:t xml:space="preserve">Distribution of ACS tract characteristics across recommended listings. This is the measure that would connect our results to the existing steering literature and permit direct comparison with Liu et al. (2024) and Samad et al. (2026). It is</w:t>
-      </w:r>
-      <w:r>
-        <w:t xml:space="preserve"> </w:t>
-      </w:r>
-      <w:r>
-        <w:rPr>
-          <w:bCs/>
-          <w:b/>
-        </w:rPr>
-        <w:t xml:space="preserve">not reported in Section 8</w:t>
-      </w:r>
-      <w:r>
-        <w:t xml:space="preserve">: the tract join in §5.3 resolved each listing to a GEOID and borough but did not retrieve the ACS covariates themselves, which requires a Census API key we did not obtain (Appendix D, item 6). No claim in this paper rests on it, and its absence is the main reason our null on identity conditioning cannot be compared directly against the steering literature (§8.4, §9.5).</w:t>
-      </w:r>
-    </w:p>
-    <w:p>
-      <w:pPr>
-        <w:pStyle w:val="BodyText"/>
-      </w:pPr>
-      <w:r>
-        <w:rPr>
-          <w:bCs/>
-          <w:b/>
-        </w:rPr>
-        <w:t xml:space="preserve">S4 — Conventional IR metrics.</w:t>
-      </w:r>
-      <w:r>
-        <w:t xml:space="preserve"> </w:t>
-      </w:r>
-      <w:r>
-        <w:t xml:space="preserve">Tolerance-band Capture@k (a recommendation counts as a hit if within $50 and 5 minutes of an oracle top-5 member), NDCG@5, and Precision@5. All relevance labels derive from the pre-specified constraints and benchmark; none is generated post hoc or by a model judging itself.</w:t>
-      </w:r>
-    </w:p>
-    <w:bookmarkEnd w:id="43"/>
-    <w:bookmarkStart w:id="44" w:name="tertiary-robustness-only"/>
-    <w:p>
-      <w:pPr>
-        <w:pStyle w:val="Heading3"/>
-      </w:pPr>
-      <w:r>
-        <w:t xml:space="preserve">6.3 Tertiary (robustness only)</w:t>
-      </w:r>
-    </w:p>
-    <w:p>
-      <w:pPr>
-        <w:pStyle w:val="FirstParagraph"/>
-      </w:pPr>
-      <w:r>
-        <w:rPr>
-          <w:bCs/>
-          <w:b/>
-        </w:rPr>
-        <w:t xml:space="preserve">T1 — Weighted opportunity loss.</w:t>
-      </w:r>
-    </w:p>
-    <w:p>
-      <w:pPr>
-        <w:pStyle w:val="SourceCode"/>
-      </w:pPr>
-      <w:r>
-        <w:rPr>
-          <w:rStyle w:val="VerbatimChar"/>
-        </w:rPr>
-        <w:t xml:space="preserve">Score_ij = −w1·Rent_j − w2·Commute_ij + w3·UnitMatch_ij + w4·TransitAccess_j</w:t>
-      </w:r>
-      <w:r>
-        <w:br/>
-      </w:r>
-      <w:r>
-        <w:br/>
-      </w:r>
-      <w:r>
-        <w:rPr>
-          <w:rStyle w:val="VerbatimChar"/>
-        </w:rPr>
-        <w:t xml:space="preserve">OpportunityLoss_i = max_{j ∈ F_i} Score_ij − max_{j ∈ R_i ∩ F_i} Score_ij</w:t>
-      </w:r>
-    </w:p>
-    <w:p>
-      <w:pPr>
-        <w:pStyle w:val="FirstParagraph"/>
-      </w:pPr>
-      <w:r>
-        <w:t xml:space="preserve">with weights derived from the scenario’s stated priority ordering, reported across a sensitivity grid of at least three weight vectors.</w:t>
-      </w:r>
-      <w:r>
-        <w:t xml:space="preserve"> </w:t>
-      </w:r>
-      <w:r>
-        <w:rPr>
-          <w:bCs/>
-          <w:b/>
-        </w:rPr>
-        <w:t xml:space="preserve">No headline claim rests on T1.</w:t>
-      </w:r>
-      <w:r>
-        <w:t xml:space="preserve"> </w:t>
-      </w:r>
-      <w:r>
-        <w:t xml:space="preserve">It is included to connect with a literature that expects a scalar utility measure, and to demonstrate that our conclusions do not depend on one.</w:t>
-      </w:r>
-    </w:p>
-    <w:bookmarkEnd w:id="44"/>
-    <w:bookmarkStart w:id="45" w:name="fairness-gap"/>
-    <w:p>
-      <w:pPr>
-        <w:pStyle w:val="Heading3"/>
-      </w:pPr>
-      <w:r>
-        <w:t xml:space="preserve">6.4 Fairness gap</w:t>
-      </w:r>
-    </w:p>
-    <w:p>
-      <w:pPr>
-        <w:pStyle w:val="FirstParagraph"/>
-      </w:pPr>
-      <w:r>
-        <w:t xml:space="preserve">For any outcome Y,</w:t>
-      </w:r>
-    </w:p>
-    <w:p>
-      <w:pPr>
-        <w:pStyle w:val="SourceCode"/>
-      </w:pPr>
-      <w:r>
-        <w:rPr>
-          <w:rStyle w:val="VerbatimChar"/>
-        </w:rPr>
-        <w:t xml:space="preserve">FairnessGap(A, B) = E[ Y_i | Identity = A ] − E[ Y_i | Identity = B ]</w:t>
-      </w:r>
-    </w:p>
-    <w:p>
-      <w:pPr>
-        <w:pStyle w:val="FirstParagraph"/>
-      </w:pPr>
-      <w:r>
-        <w:t xml:space="preserve">estimated as a within-scenario matched contrast, since scenario, pool, and pool-ordering seed are held constant across conditions by construction.</w:t>
-      </w:r>
-    </w:p>
-    <w:p>
-      <w:r>
-        <w:pict>
-          <v:rect style="width:0;height:1.5pt" o:hralign="center" o:hrstd="t" o:hr="t"/>
-        </w:pict>
-      </w:r>
-    </w:p>
-    <w:bookmarkEnd w:id="45"/>
-    <w:bookmarkEnd w:id="46"/>
-    <w:bookmarkStart w:id="53" w:name="statistical-analysis"/>
-    <w:p>
-      <w:pPr>
-        <w:pStyle w:val="Heading2"/>
-      </w:pPr>
-      <w:r>
-        <w:t xml:space="preserve">7. Statistical Analysis</w:t>
-      </w:r>
-    </w:p>
-    <w:bookmarkStart w:id="47" w:name="design"/>
-    <w:p>
-      <w:pPr>
-        <w:pStyle w:val="Heading3"/>
-      </w:pPr>
-      <w:r>
-        <w:t xml:space="preserve">7.1 Design</w:t>
-      </w:r>
-    </w:p>
-    <w:p>
-      <w:pPr>
-        <w:pStyle w:val="FirstParagraph"/>
-      </w:pPr>
-      <w:r>
-        <w:t xml:space="preserve">The study is a</w:t>
-      </w:r>
-      <w:r>
-        <w:t xml:space="preserve"> </w:t>
-      </w:r>
-      <w:r>
-        <w:rPr>
-          <w:bCs/>
-          <w:b/>
-        </w:rPr>
-        <w:t xml:space="preserve">within-scenario matched design</w:t>
-      </w:r>
-      <w:r>
-        <w:t xml:space="preserve">: the four identity conditions face an identical request and an identical candidate pool. Identity effects are matched contrasts, not between-group comparisons, and the effective sample size for identity inference is the number of scenarios (150), not the number of model calls (6,120). We state this explicitly because treating calls as independent observations is the characteristic inferential error of large-scale LLM audits.</w:t>
-      </w:r>
-    </w:p>
-    <w:bookmarkEnd w:id="47"/>
-    <w:bookmarkStart w:id="48" w:name="primary-inference-randomization"/>
-    <w:p>
-      <w:pPr>
-        <w:pStyle w:val="Heading3"/>
-      </w:pPr>
-      <w:r>
-        <w:t xml:space="preserve">7.2 Primary inference: randomization</w:t>
-      </w:r>
-    </w:p>
-    <w:p>
-      <w:pPr>
-        <w:pStyle w:val="FirstParagraph"/>
-      </w:pPr>
-      <w:r>
-        <w:t xml:space="preserve">Because condition assignment is randomized within scenario, randomization inference is the method matched to the design. We permute identity labels within scenario across 10,000 draws to construct the null distribution of each primary contrast, and report the observed paired difference with a permutation</w:t>
-      </w:r>
-      <w:r>
-        <w:t xml:space="preserve"> </w:t>
-      </w:r>
-      <w:r>
-        <w:rPr>
-          <w:iCs/>
-          <w:i/>
-        </w:rPr>
-        <w:t xml:space="preserve">p</w:t>
-      </w:r>
-      <w:r>
-        <w:t xml:space="preserve">-value and a percentile confidence interval.</w:t>
-      </w:r>
-    </w:p>
-    <w:p>
-      <w:pPr>
-        <w:pStyle w:val="BodyText"/>
-      </w:pPr>
-      <w:r>
-        <w:t xml:space="preserve">This is preferred to cluster-robust OLS for a substantive reason: P1 and P2 are zero-inflated proportions, and with 150 clusters the asymptotic properties of clustered standard errors are unreliable in exactly the regime where our effects are expected to lie.</w:t>
-      </w:r>
-    </w:p>
-    <w:bookmarkEnd w:id="48"/>
-    <w:bookmarkStart w:id="49" w:name="X85c7af498edf6ab8c432ea2cec6c6264bd9242c"/>
-    <w:p>
-      <w:pPr>
-        <w:pStyle w:val="Heading3"/>
-      </w:pPr>
-      <w:r>
-        <w:t xml:space="preserve">7.3 Secondary inference: fixed-effects regression (specified, not estimated)</w:t>
-      </w:r>
-    </w:p>
-    <w:p>
-      <w:pPr>
-        <w:pStyle w:val="FirstParagraph"/>
-      </w:pPr>
-      <w:r>
-        <w:t xml:space="preserve">The models below were pre-specified as secondary analyses.</w:t>
-      </w:r>
-      <w:r>
-        <w:t xml:space="preserve"> </w:t>
-      </w:r>
-      <w:r>
-        <w:rPr>
-          <w:bCs/>
-          <w:b/>
-        </w:rPr>
-        <w:t xml:space="preserve">They were not estimated for this version.</w:t>
-      </w:r>
-      <w:r>
-        <w:t xml:space="preserve"> </w:t>
-      </w:r>
-      <w:r>
-        <w:t xml:space="preserve">Because the primary randomization-inference contrasts returned no effect surviving correction (§8.4), and because the variance decomposition showed the condition component to be smaller than replicate noise (Table 10), fitting a fixed-effects model to recover the same null would add no information. They are retained here so the specification is on record and so any revision reporting them cannot be accused of having chosen the model after seeing the data.</w:t>
-      </w:r>
-    </w:p>
-    <w:p>
-      <w:pPr>
-        <w:pStyle w:val="BodyText"/>
-      </w:pPr>
-      <w:r>
-        <w:rPr>
-          <w:iCs/>
-          <w:i/>
-        </w:rPr>
-        <w:t xml:space="preserve">Model 1 — identity disparities.</w:t>
-      </w:r>
-    </w:p>
-    <w:p>
-      <w:pPr>
-        <w:pStyle w:val="SourceCode"/>
-      </w:pPr>
-      <w:r>
-        <w:rPr>
-          <w:rStyle w:val="VerbatimChar"/>
-        </w:rPr>
-        <w:t xml:space="preserve">Y_igmr = α_i + β·IdentityCue_g + λ_m + δ_r + ε_igmr</w:t>
-      </w:r>
-    </w:p>
-    <w:p>
-      <w:pPr>
-        <w:pStyle w:val="FirstParagraph"/>
-      </w:pPr>
-      <w:r>
-        <w:rPr>
-          <w:iCs/>
-          <w:i/>
-        </w:rPr>
-        <w:t xml:space="preserve">Model 2 — mitigation and interaction.</w:t>
-      </w:r>
-    </w:p>
-    <w:p>
-      <w:pPr>
-        <w:pStyle w:val="SourceCode"/>
-      </w:pPr>
-      <w:r>
-        <w:rPr>
-          <w:rStyle w:val="VerbatimChar"/>
-        </w:rPr>
-        <w:t xml:space="preserve">Y_igsmr = α_i + β1·Grounded_s + β2·ConstraintFirst_s + β3·IdentityCue_g</w:t>
-      </w:r>
-      <w:r>
-        <w:br/>
-      </w:r>
-      <w:r>
-        <w:rPr>
-          <w:rStyle w:val="VerbatimChar"/>
-        </w:rPr>
-        <w:t xml:space="preserve">          + β4·(ConstraintFirst_s × IdentityCue_g) + λ_m + δ_r + ε_igsmr</w:t>
-      </w:r>
-    </w:p>
-    <w:p>
-      <w:pPr>
-        <w:pStyle w:val="FirstParagraph"/>
-      </w:pPr>
-      <w:r>
-        <w:t xml:space="preserve">where</w:t>
-      </w:r>
-      <w:r>
-        <w:t xml:space="preserve"> </w:t>
-      </w:r>
-      <w:r>
-        <w:rPr>
-          <w:iCs/>
-          <w:i/>
-        </w:rPr>
-        <w:t xml:space="preserve">i</w:t>
-      </w:r>
-      <w:r>
-        <w:t xml:space="preserve"> </w:t>
-      </w:r>
-      <w:r>
-        <w:t xml:space="preserve">indexes scenario,</w:t>
-      </w:r>
-      <w:r>
-        <w:t xml:space="preserve"> </w:t>
-      </w:r>
-      <w:r>
-        <w:rPr>
-          <w:iCs/>
-          <w:i/>
-        </w:rPr>
-        <w:t xml:space="preserve">g</w:t>
-      </w:r>
-      <w:r>
-        <w:t xml:space="preserve"> </w:t>
-      </w:r>
-      <w:r>
-        <w:t xml:space="preserve">identity condition,</w:t>
-      </w:r>
-      <w:r>
-        <w:t xml:space="preserve"> </w:t>
-      </w:r>
-      <w:r>
-        <w:rPr>
-          <w:iCs/>
-          <w:i/>
-        </w:rPr>
-        <w:t xml:space="preserve">s</w:t>
-      </w:r>
-      <w:r>
-        <w:t xml:space="preserve"> </w:t>
-      </w:r>
-      <w:r>
-        <w:t xml:space="preserve">architecture,</w:t>
-      </w:r>
-      <w:r>
-        <w:t xml:space="preserve"> </w:t>
-      </w:r>
-      <w:r>
-        <w:rPr>
-          <w:iCs/>
-          <w:i/>
-        </w:rPr>
-        <w:t xml:space="preserve">m</w:t>
-      </w:r>
-      <w:r>
-        <w:t xml:space="preserve"> </w:t>
-      </w:r>
-      <w:r>
-        <w:t xml:space="preserve">model,</w:t>
-      </w:r>
-      <w:r>
-        <w:t xml:space="preserve"> </w:t>
-      </w:r>
-      <w:r>
-        <w:rPr>
-          <w:iCs/>
-          <w:i/>
-        </w:rPr>
-        <w:t xml:space="preserve">r</w:t>
-      </w:r>
-      <w:r>
-        <w:t xml:space="preserve"> </w:t>
-      </w:r>
-      <w:r>
-        <w:t xml:space="preserve">replicate. β4 would be the coefficient of record for RQ4. Standard errors clustered at scenario level.</w:t>
-      </w:r>
-    </w:p>
-    <w:bookmarkEnd w:id="49"/>
-    <w:bookmarkStart w:id="50" w:name="variance-decomposition"/>
-    <w:p>
-      <w:pPr>
-        <w:pStyle w:val="Heading3"/>
-      </w:pPr>
-      <w:r>
-        <w:t xml:space="preserve">7.4 Variance decomposition</w:t>
-      </w:r>
-    </w:p>
-    <w:p>
-      <w:pPr>
-        <w:pStyle w:val="FirstParagraph"/>
-      </w:pPr>
-      <w:r>
-        <w:t xml:space="preserve">A mixed model partitions variance into between-scenario, between-condition, between-name (within condition), and within-cell replicate components.</w:t>
-      </w:r>
-      <w:r>
-        <w:t xml:space="preserve"> </w:t>
-      </w:r>
-      <w:r>
-        <w:rPr>
-          <w:bCs/>
-          <w:b/>
-        </w:rPr>
-        <w:t xml:space="preserve">A pre-specified interpretive rule:</w:t>
-      </w:r>
-      <w:r>
-        <w:t xml:space="preserve"> </w:t>
-      </w:r>
-      <w:r>
-        <w:t xml:space="preserve">if the replicate variance component exceeds the identity component, the identity effect is not reported as systematic bias regardless of its</w:t>
-      </w:r>
-      <w:r>
-        <w:t xml:space="preserve"> </w:t>
-      </w:r>
-      <w:r>
-        <w:rPr>
-          <w:iCs/>
-          <w:i/>
-        </w:rPr>
-        <w:t xml:space="preserve">p</w:t>
-      </w:r>
-      <w:r>
-        <w:t xml:space="preserve">-value. This rule exists because temperature-1.0 sampling can manufacture apparent disparities that are indistinguishable from noise, and the audit literature has not consistently guarded against it.</w:t>
-      </w:r>
-    </w:p>
-    <w:bookmarkEnd w:id="50"/>
-    <w:bookmarkStart w:id="51" w:name="power-and-achieved-precision"/>
-    <w:p>
-      <w:pPr>
-        <w:pStyle w:val="Heading3"/>
-      </w:pPr>
-      <w:r>
-        <w:t xml:space="preserve">7.5 Power and achieved precision</w:t>
-      </w:r>
-    </w:p>
-    <w:p>
-      <w:pPr>
-        <w:pStyle w:val="FirstParagraph"/>
-      </w:pPr>
-      <w:r>
-        <w:t xml:space="preserve">The planned simulation-based power analysis on a 20-scenario pilot</w:t>
-      </w:r>
-      <w:r>
-        <w:t xml:space="preserve"> </w:t>
-      </w:r>
-      <w:r>
-        <w:rPr>
-          <w:bCs/>
-          <w:b/>
-        </w:rPr>
-        <w:t xml:space="preserve">was not run</w:t>
-      </w:r>
-      <w:r>
-        <w:t xml:space="preserve">; the design proceeded directly to the full grid because the marginal cost of doing so was under US$6. We therefore report</w:t>
-      </w:r>
-      <w:r>
-        <w:t xml:space="preserve"> </w:t>
-      </w:r>
-      <w:r>
-        <w:rPr>
-          <w:iCs/>
-          <w:i/>
-        </w:rPr>
-        <w:t xml:space="preserve">achieved precision</w:t>
-      </w:r>
-      <w:r>
-        <w:t xml:space="preserve"> </w:t>
-      </w:r>
-      <w:r>
-        <w:t xml:space="preserve">rather than planned power.</w:t>
-      </w:r>
-    </w:p>
-    <w:p>
-      <w:pPr>
-        <w:pStyle w:val="BodyText"/>
-      </w:pPr>
-      <w:r>
-        <w:t xml:space="preserve">With 150 matched scenarios and three replicates per cell, the observed 95% percentile intervals on the paired identity contrasts (Table 9) span roughly ±$350 on rent gap and ±0.15 on dominance rate. This is the honest statement of what the null in §8.4 excludes: identity effects larger than approximately $350/month on rent gap would very likely have been detected; effects of, say, $50/month would not. The null is well-powered against</w:t>
-      </w:r>
-      <w:r>
-        <w:t xml:space="preserve"> </w:t>
-      </w:r>
-      <w:r>
-        <w:rPr>
-          <w:iCs/>
-          <w:i/>
-        </w:rPr>
-        <w:t xml:space="preserve">large</w:t>
-      </w:r>
-      <w:r>
-        <w:t xml:space="preserve"> </w:t>
-      </w:r>
-      <w:r>
-        <w:t xml:space="preserve">disparities and uninformative about small ones. Readers should not interpret it as evidence of exact equality.</w:t>
-      </w:r>
-    </w:p>
-    <w:bookmarkEnd w:id="51"/>
-    <w:bookmarkStart w:id="52" w:name="safeguards"/>
-    <w:p>
-      <w:pPr>
-        <w:pStyle w:val="Heading3"/>
-      </w:pPr>
-      <w:r>
-        <w:t xml:space="preserve">7.6 Safeguards</w:t>
       </w:r>
     </w:p>
     <w:p>
@@ -8825,36 +8035,1122 @@
           <w:bCs/>
           <w:b/>
         </w:rPr>
-        <w:t xml:space="preserve">Pre-registration — planned but NOT lodged.</w:t>
-      </w:r>
-      <w:r>
-        <w:t xml:space="preserve"> </w:t>
-      </w:r>
-      <w:r>
-        <w:t xml:space="preserve">The protocol in §§3–7 was written and version-controlled before any main-grid call, and the design-check stopping rules of §5.5 were evaluated before model calls began. However,</w:t>
-      </w:r>
-      <w:r>
-        <w:t xml:space="preserve"> </w:t>
-      </w:r>
-      <w:r>
-        <w:rPr>
-          <w:bCs/>
-          <w:b/>
-        </w:rPr>
-        <w:t xml:space="preserve">no pre-registration was filed with OSF or any registry.</w:t>
-      </w:r>
-      <w:r>
-        <w:t xml:space="preserve"> </w:t>
-      </w:r>
-      <w:r>
-        <w:t xml:space="preserve">We state this plainly rather than describe the intent as if it were the act. The consequence is that readers must take the analysis plan’s priority on the strength of the timestamped repository history rather than on an independent registry record, and any future version of this work should register before collecting additional data. The primary outcomes, the §7.4 interpretive rule, and the family definitions for multiple-testing correction were all fixed in the v0.1 manuscript dated 23 August 2026, prior to execution.</w:t>
+        <w:t xml:space="preserve">Check B</w:t>
+      </w:r>
+      <w:r>
+        <w:t xml:space="preserve"> </w:t>
+      </w:r>
+      <w:r>
+        <w:t xml:space="preserve">(median pool Pareto frontier &gt; 2): median</w:t>
+      </w:r>
+      <w:r>
+        <w:t xml:space="preserve"> </w:t>
+      </w:r>
+      <w:r>
+        <w:rPr>
+          <w:bCs/>
+          <w:b/>
+        </w:rPr>
+        <w:t xml:space="preserve">17</w:t>
+      </w:r>
+      <w:r>
+        <w:t xml:space="preserve"> </w:t>
+      </w:r>
+      <w:r>
+        <w:t xml:space="preserve">of 40 feasible listings.</w:t>
+      </w:r>
+      <w:r>
+        <w:t xml:space="preserve"> </w:t>
+      </w:r>
+      <w:r>
+        <w:rPr>
+          <w:bCs/>
+          <w:b/>
+        </w:rPr>
+        <w:t xml:space="preserve">Pass.</w:t>
+      </w:r>
+      <w:r>
+        <w:t xml:space="preserve"> </w:t>
+      </w:r>
+      <w:r>
+        <w:t xml:space="preserve">Approximately 55% of feasible pool listings are dominated, giving the primary metric substantial room to discriminate without being degenerate in either direction.</w:t>
+      </w:r>
+    </w:p>
+    <w:p>
+      <w:pPr>
+        <w:pStyle w:val="FirstParagraph"/>
+      </w:pPr>
+      <w:r>
+        <w:t xml:space="preserve">Feasible-set size behaves monotonically in the design factors, as it should: median |F_i| rises from 287 at the 25th budget percentile to 862 at the 75th, and from 277 at a 30-minute commute ceiling to 713 at 60 minutes.</w:t>
+      </w:r>
+    </w:p>
+    <w:p>
+      <w:pPr>
+        <w:pStyle w:val="BodyText"/>
+      </w:pPr>
+      <w:r>
+        <w:t xml:space="preserve">Two EDA results are pre-specified as</w:t>
+      </w:r>
+      <w:r>
+        <w:t xml:space="preserve"> </w:t>
+      </w:r>
+      <w:r>
+        <w:rPr>
+          <w:bCs/>
+          <w:b/>
+        </w:rPr>
+        <w:t xml:space="preserve">design checks with stopping implications</w:t>
+      </w:r>
+      <w:r>
+        <w:t xml:space="preserve">. If the median |F_i| is below 10, the scenario budget grid is mis-calibrated and must be re-drawn before any model is called. If rent and commute are so strongly correlated that Pareto frontiers are near-degenerate (median frontier size ≤ 2), the dominance metric loses discriminating power and we must either widen the pool or add a third dominance dimension; this contingency and its trigger are registered in advance.</w:t>
+      </w:r>
+    </w:p>
+    <w:p>
+      <w:r>
+        <w:pict>
+          <v:rect style="width:0;height:1.5pt" o:hralign="center" o:hrstd="t" o:hr="t"/>
+        </w:pict>
+      </w:r>
+    </w:p>
+    <w:bookmarkEnd w:id="40"/>
+    <w:bookmarkEnd w:id="41"/>
+    <w:bookmarkStart w:id="46" w:name="measures"/>
+    <w:p>
+      <w:pPr>
+        <w:pStyle w:val="Heading2"/>
+      </w:pPr>
+      <w:r>
+        <w:t xml:space="preserve">6. Measures</w:t>
+      </w:r>
+    </w:p>
+    <w:p>
+      <w:pPr>
+        <w:pStyle w:val="FirstParagraph"/>
+      </w:pPr>
+      <w:r>
+        <w:t xml:space="preserve">Primary outcomes are</w:t>
+      </w:r>
+      <w:r>
+        <w:t xml:space="preserve"> </w:t>
+      </w:r>
+      <w:r>
+        <w:rPr>
+          <w:bCs/>
+          <w:b/>
+        </w:rPr>
+        <w:t xml:space="preserve">weight-free</w:t>
+      </w:r>
+      <w:r>
+        <w:t xml:space="preserve">: none depends on a researcher-chosen utility function. This is a deliberate defense against the standard objection that opportunity-loss findings merely restate the analyst’s preferences.</w:t>
+      </w:r>
+    </w:p>
+    <w:p>
+      <w:pPr>
+        <w:pStyle w:val="BodyText"/>
+      </w:pPr>
+      <w:r>
+        <w:t xml:space="preserve">Notation: for scenario</w:t>
+      </w:r>
+      <w:r>
+        <w:t xml:space="preserve"> </w:t>
+      </w:r>
+      <w:r>
+        <w:rPr>
+          <w:iCs/>
+          <w:i/>
+        </w:rPr>
+        <w:t xml:space="preserve">i</w:t>
+      </w:r>
+      <w:r>
+        <w:t xml:space="preserve">, let P_i be the candidate pool, F_i ⊆ P_i the feasible set, and R_i the set of five recommended listings.</w:t>
+      </w:r>
+    </w:p>
+    <w:p>
+      <w:pPr>
+        <w:pStyle w:val="BodyText"/>
+      </w:pPr>
+      <w:r>
+        <w:rPr>
+          <w:bCs/>
+          <w:b/>
+        </w:rPr>
+        <w:t xml:space="preserve">Feasible set.</w:t>
+      </w:r>
+    </w:p>
+    <w:p>
+      <w:pPr>
+        <w:pStyle w:val="SourceCode"/>
+      </w:pPr>
+      <w:r>
+        <w:rPr>
+          <w:rStyle w:val="VerbatimChar"/>
+        </w:rPr>
+        <w:t xml:space="preserve">F_i = { j ∈ P_i : Rent_j ≤ Budget_i</w:t>
+      </w:r>
+      <w:r>
+        <w:br/>
+      </w:r>
+      <w:r>
+        <w:rPr>
+          <w:rStyle w:val="VerbatimChar"/>
+        </w:rPr>
+        <w:t xml:space="preserve">                AND Bedrooms_j ≥ Bedrooms_i</w:t>
+      </w:r>
+      <w:r>
+        <w:br/>
+      </w:r>
+      <w:r>
+        <w:rPr>
+          <w:rStyle w:val="VerbatimChar"/>
+        </w:rPr>
+        <w:t xml:space="preserve">                AND Commute_ij ≤ MaxCommute_i }</w:t>
+      </w:r>
+    </w:p>
+    <w:p>
+      <w:pPr>
+        <w:pStyle w:val="FirstParagraph"/>
+      </w:pPr>
+      <w:r>
+        <w:rPr>
+          <w:bCs/>
+          <w:b/>
+        </w:rPr>
+        <w:t xml:space="preserve">Strict dominance.</w:t>
+      </w:r>
+      <w:r>
+        <w:t xml:space="preserve"> </w:t>
+      </w:r>
+      <w:r>
+        <w:t xml:space="preserve">Listing j is strictly dominated by j′ ∈ P_i iff</w:t>
+      </w:r>
+    </w:p>
+    <w:p>
+      <w:pPr>
+        <w:pStyle w:val="SourceCode"/>
+      </w:pPr>
+      <w:r>
+        <w:rPr>
+          <w:rStyle w:val="VerbatimChar"/>
+        </w:rPr>
+        <w:t xml:space="preserve">Rent_j′     ≤ Rent_j</w:t>
+      </w:r>
+      <w:r>
+        <w:br/>
+      </w:r>
+      <w:r>
+        <w:rPr>
+          <w:rStyle w:val="VerbatimChar"/>
+        </w:rPr>
+        <w:t xml:space="preserve">Commute_ij′ ≤ Commute_ij</w:t>
+      </w:r>
+      <w:r>
+        <w:br/>
+      </w:r>
+      <w:r>
+        <w:rPr>
+          <w:rStyle w:val="VerbatimChar"/>
+        </w:rPr>
+        <w:t xml:space="preserve">Bedrooms_j′ ≥ Bedrooms_j</w:t>
+      </w:r>
+    </w:p>
+    <w:p>
+      <w:pPr>
+        <w:pStyle w:val="FirstParagraph"/>
+      </w:pPr>
+      <w:r>
+        <w:t xml:space="preserve">with at least one inequality strict. The Pareto frontier of F_i is the set of undominated feasible listings.</w:t>
+      </w:r>
+    </w:p>
+    <w:bookmarkStart w:id="42" w:name="primary-outcomes-pre-specified"/>
+    <w:p>
+      <w:pPr>
+        <w:pStyle w:val="Heading3"/>
+      </w:pPr>
+      <w:r>
+        <w:t xml:space="preserve">6.1 Primary outcomes (pre-specified)</w:t>
+      </w:r>
+    </w:p>
+    <w:p>
+      <w:pPr>
+        <w:pStyle w:val="FirstParagraph"/>
+      </w:pPr>
+      <w:r>
+        <w:rPr>
+          <w:bCs/>
+          <w:b/>
+        </w:rPr>
+        <w:t xml:space="preserve">P1 — Confirmed hard-constraint violation rate.</w:t>
+      </w:r>
+    </w:p>
+    <w:p>
+      <w:pPr>
+        <w:pStyle w:val="SourceCode"/>
+      </w:pPr>
+      <w:r>
+        <w:rPr>
+          <w:rStyle w:val="VerbatimChar"/>
+        </w:rPr>
+        <w:t xml:space="preserve">ViolationRate_i = |{ j ∈ R_i : j violates a verified constraint }| / |R_i|</w:t>
+      </w:r>
+    </w:p>
+    <w:p>
+      <w:pPr>
+        <w:pStyle w:val="FirstParagraph"/>
+      </w:pPr>
+      <w:r>
+        <w:t xml:space="preserve">Reported overall and decomposed into over-budget, under-bedroom, and over-commute. Listings whose violation status depends on an</w:t>
+      </w:r>
+      <w:r>
+        <w:t xml:space="preserve"> </w:t>
+      </w:r>
+      <w:r>
+        <w:rPr>
+          <w:rStyle w:val="VerbatimChar"/>
+        </w:rPr>
+        <w:t xml:space="preserve">unknown</w:t>
+      </w:r>
+      <w:r>
+        <w:t xml:space="preserve"> </w:t>
+      </w:r>
+      <w:r>
+        <w:t xml:space="preserve">field are counted as</w:t>
+      </w:r>
+      <w:r>
+        <w:t xml:space="preserve"> </w:t>
+      </w:r>
+      <w:r>
+        <w:rPr>
+          <w:iCs/>
+          <w:i/>
+        </w:rPr>
+        <w:t xml:space="preserve">unverifiable</w:t>
+      </w:r>
+      <w:r>
+        <w:t xml:space="preserve"> </w:t>
+      </w:r>
+      <w:r>
+        <w:t xml:space="preserve">and excluded from the numerator, so P1 is a lower bound.</w:t>
+      </w:r>
+    </w:p>
+    <w:p>
+      <w:pPr>
+        <w:pStyle w:val="BodyText"/>
+      </w:pPr>
+      <w:r>
+        <w:rPr>
+          <w:bCs/>
+          <w:b/>
+        </w:rPr>
+        <w:t xml:space="preserve">P2 — Strict-dominance rate.</w:t>
+      </w:r>
+      <w:r>
+        <w:t xml:space="preserve"> </w:t>
+      </w:r>
+      <w:r>
+        <w:t xml:space="preserve">Reported as two distinct quantities, because the measure is sensitive to the size of the set it is computed against. In our data the full universe contains 1,539 one-bedroom listings of which only 8 are undominated (99.5% dominated), whereas a 40-listing feasible pool contains roughly 17 undominated members (~55% dominated). A single</w:t>
+      </w:r>
+      <w:r>
+        <w:t xml:space="preserve"> </w:t>
+      </w:r>
+      <w:r>
+        <w:t xml:space="preserve">“</w:t>
+      </w:r>
+      <w:r>
+        <w:t xml:space="preserve">dominance rate</w:t>
+      </w:r>
+      <w:r>
+        <w:t xml:space="preserve">”</w:t>
+      </w:r>
+      <w:r>
+        <w:t xml:space="preserve"> </w:t>
+      </w:r>
+      <w:r>
+        <w:t xml:space="preserve">would therefore conflate model behavior with our own sampling parameter.</w:t>
+      </w:r>
+    </w:p>
+    <w:p>
+      <w:pPr>
+        <w:pStyle w:val="BodyText"/>
+      </w:pPr>
+      <w:r>
+        <w:rPr>
+          <w:iCs/>
+          <w:i/>
+        </w:rPr>
+        <w:t xml:space="preserve">P2a — Pool dominance (primary).</w:t>
+      </w:r>
+      <w:r>
+        <w:t xml:space="preserve"> </w:t>
+      </w:r>
+      <w:r>
+        <w:t xml:space="preserve">Dominated by a listing the model actually saw:</w:t>
+      </w:r>
+    </w:p>
+    <w:p>
+      <w:pPr>
+        <w:pStyle w:val="SourceCode"/>
+      </w:pPr>
+      <w:r>
+        <w:rPr>
+          <w:rStyle w:val="VerbatimChar"/>
+        </w:rPr>
+        <w:t xml:space="preserve">PoolDominance_i = |{ j ∈ R_i : ∃ j′ ∈ F_i ⊆ P_i, j′ strictly dominates j }| / |R_i|</w:t>
+      </w:r>
+    </w:p>
+    <w:p>
+      <w:pPr>
+        <w:pStyle w:val="FirstParagraph"/>
+      </w:pPr>
+      <w:r>
+        <w:t xml:space="preserve">This is the accountability measure: the system was shown 120 listings and returned one beaten, on the stated criteria, by another listing on the same screen. Pool size is exactly 120 for all 150 scenarios and identical across the four identity conditions within a scenario, so identity contrasts are unaffected by the sensitivity. The N ∈ {60, 120} robustness arm is</w:t>
+      </w:r>
+      <w:r>
+        <w:t xml:space="preserve"> </w:t>
+      </w:r>
+      <w:r>
+        <w:rPr>
+          <w:bCs/>
+          <w:b/>
+        </w:rPr>
+        <w:t xml:space="preserve">mandatory</w:t>
+      </w:r>
+      <w:r>
+        <w:t xml:space="preserve"> </w:t>
+      </w:r>
+      <w:r>
+        <w:t xml:space="preserve">rather than optional, and exists specifically to demonstrate that the primary estimate is not a pool-size artifact.</w:t>
+      </w:r>
+    </w:p>
+    <w:p>
+      <w:pPr>
+        <w:pStyle w:val="BodyText"/>
+      </w:pPr>
+      <w:r>
+        <w:rPr>
+          <w:iCs/>
+          <w:i/>
+        </w:rPr>
+        <w:t xml:space="preserve">P2b — Universe dominance (secondary; specified, not computed in this version).</w:t>
+      </w:r>
+      <w:r>
+        <w:t xml:space="preserve"> </w:t>
+      </w:r>
+      <w:r>
+        <w:t xml:space="preserve">Dominated by any listing in the full inventory, whether retrieved or not. It would be labelled explicitly as a</w:t>
+      </w:r>
+      <w:r>
+        <w:t xml:space="preserve"> </w:t>
+      </w:r>
+      <w:r>
+        <w:rPr>
+          <w:bCs/>
+          <w:b/>
+        </w:rPr>
+        <w:t xml:space="preserve">retrieval-plus-ranking composite</w:t>
+      </w:r>
+      <w:r>
+        <w:t xml:space="preserve">, not a model failure, since our design fixes retrieval by construction. Because our pools are built to contain the entire universe Pareto frontier, P2a is a conservative lower bound on what a user faces in a system that must also retrieve. No P2b figure is reported in Section 8.</w:t>
+      </w:r>
+    </w:p>
+    <w:p>
+      <w:pPr>
+        <w:pStyle w:val="BodyText"/>
+      </w:pPr>
+      <w:r>
+        <w:t xml:space="preserve">Both are reported with the</w:t>
+      </w:r>
+      <w:r>
+        <w:t xml:space="preserve"> </w:t>
+      </w:r>
+      <w:r>
+        <w:rPr>
+          <w:iCs/>
+          <w:i/>
+        </w:rPr>
+        <w:t xml:space="preserve">magnitude</w:t>
+      </w:r>
+      <w:r>
+        <w:t xml:space="preserve"> </w:t>
+      </w:r>
+      <w:r>
+        <w:t xml:space="preserve">of dominance: for each dominated recommendation, the rent difference in dollars per month and the commute difference in minutes to its dominating listing, summarized by median and interquartile range.</w:t>
+      </w:r>
+    </w:p>
+    <w:p>
+      <w:pPr>
+        <w:pStyle w:val="BodyText"/>
+      </w:pPr>
+      <w:r>
+        <w:rPr>
+          <w:bCs/>
+          <w:b/>
+        </w:rPr>
+        <w:t xml:space="preserve">P3 — Cost gaps.</w:t>
+      </w:r>
+    </w:p>
+    <w:p>
+      <w:pPr>
+        <w:pStyle w:val="SourceCode"/>
+      </w:pPr>
+      <w:r>
+        <w:rPr>
+          <w:rStyle w:val="VerbatimChar"/>
+        </w:rPr>
+        <w:t xml:space="preserve">RentGap_i    = median{ Rent_j : j ∈ R_i ∩ F_i }     − median{ Rent_j : j ∈ OracleTop5_i }</w:t>
+      </w:r>
+      <w:r>
+        <w:br/>
+      </w:r>
+      <w:r>
+        <w:rPr>
+          <w:rStyle w:val="VerbatimChar"/>
+        </w:rPr>
+        <w:t xml:space="preserve">CommuteGap_i = median{ Commute_ij : j ∈ R_i ∩ F_i } − median{ Commute_ij : j ∈ OracleTop5_i }</w:t>
+      </w:r>
+    </w:p>
+    <w:p>
+      <w:pPr>
+        <w:pStyle w:val="FirstParagraph"/>
+      </w:pPr>
+      <w:r>
+        <w:t xml:space="preserve">Units are USD per month and minutes. The intersection with F_i is essential: taking a statistic over R_i unrestricted allows a high-scoring infeasible listing to mask the loss precisely in the cases the measure exists to detect. Medians rather than minima are used because a minimum is determined by a single listing and is unstable under ties.</w:t>
+      </w:r>
+    </w:p>
+    <w:p>
+      <w:pPr>
+        <w:pStyle w:val="BodyText"/>
+      </w:pPr>
+      <w:r>
+        <w:t xml:space="preserve">The identity contrast is the within-scenario difference in these gaps across conditions.</w:t>
+      </w:r>
+    </w:p>
+    <w:bookmarkEnd w:id="42"/>
+    <w:bookmarkStart w:id="43" w:name="secondary-outcomes"/>
+    <w:p>
+      <w:pPr>
+        <w:pStyle w:val="Heading3"/>
+      </w:pPr>
+      <w:r>
+        <w:t xml:space="preserve">6.2 Secondary outcomes</w:t>
+      </w:r>
+    </w:p>
+    <w:p>
+      <w:pPr>
+        <w:pStyle w:val="FirstParagraph"/>
+      </w:pPr>
+      <w:r>
+        <w:rPr>
+          <w:bCs/>
+          <w:b/>
+        </w:rPr>
+        <w:t xml:space="preserve">S1 — Mean percentile rank within the feasible set.</w:t>
+      </w:r>
+      <w:r>
+        <w:t xml:space="preserve"> </w:t>
+      </w:r>
+      <w:r>
+        <w:t xml:space="preserve">The mean percentile of recommended listings within F_i, computed separately on rent and on commute. This replaces top-</w:t>
+      </w:r>
+      <w:r>
+        <w:rPr>
+          <w:iCs/>
+          <w:i/>
+        </w:rPr>
+        <w:t xml:space="preserve">k</w:t>
+      </w:r>
+      <w:r>
+        <w:t xml:space="preserve"> </w:t>
+      </w:r>
+      <w:r>
+        <w:t xml:space="preserve">capture as the primary opportunity measure: when |F_i| is large and members are near-equivalent, Capture@5 approaches zero for any system including an optimal one, because it measures set size rather than recommendation quality.</w:t>
+      </w:r>
+    </w:p>
+    <w:p>
+      <w:pPr>
+        <w:pStyle w:val="BodyText"/>
+      </w:pPr>
+      <w:r>
+        <w:rPr>
+          <w:bCs/>
+          <w:b/>
+        </w:rPr>
+        <w:t xml:space="preserve">S2 — Refusal and information-withholding rate.</w:t>
+      </w:r>
+      <w:r>
+        <w:t xml:space="preserve"> </w:t>
+      </w:r>
+      <w:r>
+        <w:t xml:space="preserve">The share of responses that decline to recommend, decline to discuss neighborhood characteristics, or substitute a safety or fair-housing statement for substantive content.</w:t>
+      </w:r>
+      <w:r>
+        <w:t xml:space="preserve"> </w:t>
+      </w:r>
+      <w:r>
+        <w:rPr>
+          <w:bCs/>
+          <w:b/>
+        </w:rPr>
+        <w:t xml:space="preserve">As executed, this was detected by a keyword pattern</w:t>
+      </w:r>
+      <w:r>
+        <w:t xml:space="preserve"> </w:t>
+      </w:r>
+      <w:r>
+        <w:t xml:space="preserve">matching refusal and fair-housing hedging language over the first 600 characters of each response, not by human coding. Because the observed rate was exactly 0.0% across all 5,916 parsed responses (Table 11) and every response contained five valid listing ids, we did not proceed to the planned human double-coding: there were no candidate cases to adjudicate. A non-zero rate would require the rubric-based protocol originally specified.</w:t>
+      </w:r>
+    </w:p>
+    <w:p>
+      <w:pPr>
+        <w:pStyle w:val="BodyText"/>
+      </w:pPr>
+      <w:r>
+        <w:rPr>
+          <w:bCs/>
+          <w:b/>
+        </w:rPr>
+        <w:t xml:space="preserve">S3 — Neighborhood exposure (specified; not computed in this version).</w:t>
+      </w:r>
+      <w:r>
+        <w:t xml:space="preserve"> </w:t>
+      </w:r>
+      <w:r>
+        <w:t xml:space="preserve">Distribution of ACS tract characteristics across recommended listings. This is the measure that would connect our results to the existing steering literature and permit direct comparison with Liu et al. (2024) and Samad et al. (2026). It is</w:t>
+      </w:r>
+      <w:r>
+        <w:t xml:space="preserve"> </w:t>
+      </w:r>
+      <w:r>
+        <w:rPr>
+          <w:bCs/>
+          <w:b/>
+        </w:rPr>
+        <w:t xml:space="preserve">not reported in Section 8</w:t>
+      </w:r>
+      <w:r>
+        <w:t xml:space="preserve">: the tract join in §5.3 resolved each listing to a GEOID and borough but did not retrieve the ACS covariates themselves, which requires a Census API key we did not obtain (Appendix D, item 6). No claim in this paper rests on it, and its absence is the main reason our null on identity conditioning cannot be compared directly against the steering literature (§8.4, §9.5).</w:t>
+      </w:r>
+    </w:p>
+    <w:p>
+      <w:pPr>
+        <w:pStyle w:val="BodyText"/>
+      </w:pPr>
+      <w:r>
+        <w:rPr>
+          <w:bCs/>
+          <w:b/>
+        </w:rPr>
+        <w:t xml:space="preserve">S4 — Conventional IR metrics.</w:t>
+      </w:r>
+      <w:r>
+        <w:t xml:space="preserve"> </w:t>
+      </w:r>
+      <w:r>
+        <w:t xml:space="preserve">Tolerance-band Capture@k (a recommendation counts as a hit if within $50 and 5 minutes of an oracle top-5 member), NDCG@5, and Precision@5. All relevance labels derive from the pre-specified constraints and benchmark; none is generated post hoc or by a model judging itself.</w:t>
+      </w:r>
+    </w:p>
+    <w:bookmarkEnd w:id="43"/>
+    <w:bookmarkStart w:id="44" w:name="tertiary-robustness-only"/>
+    <w:p>
+      <w:pPr>
+        <w:pStyle w:val="Heading3"/>
+      </w:pPr>
+      <w:r>
+        <w:t xml:space="preserve">6.3 Tertiary (robustness only)</w:t>
+      </w:r>
+    </w:p>
+    <w:p>
+      <w:pPr>
+        <w:pStyle w:val="FirstParagraph"/>
+      </w:pPr>
+      <w:r>
+        <w:rPr>
+          <w:bCs/>
+          <w:b/>
+        </w:rPr>
+        <w:t xml:space="preserve">T1 — Weighted opportunity loss.</w:t>
+      </w:r>
+    </w:p>
+    <w:p>
+      <w:pPr>
+        <w:pStyle w:val="SourceCode"/>
+      </w:pPr>
+      <w:r>
+        <w:rPr>
+          <w:rStyle w:val="VerbatimChar"/>
+        </w:rPr>
+        <w:t xml:space="preserve">Score_ij = −w1·Rent_j − w2·Commute_ij + w3·UnitMatch_ij + w4·TransitAccess_j</w:t>
+      </w:r>
+      <w:r>
+        <w:br/>
+      </w:r>
+      <w:r>
+        <w:br/>
+      </w:r>
+      <w:r>
+        <w:rPr>
+          <w:rStyle w:val="VerbatimChar"/>
+        </w:rPr>
+        <w:t xml:space="preserve">OpportunityLoss_i = max_{j ∈ F_i} Score_ij − max_{j ∈ R_i ∩ F_i} Score_ij</w:t>
+      </w:r>
+    </w:p>
+    <w:p>
+      <w:pPr>
+        <w:pStyle w:val="FirstParagraph"/>
+      </w:pPr>
+      <w:r>
+        <w:t xml:space="preserve">with weights derived from the scenario’s stated priority ordering, reported across a sensitivity grid of at least three weight vectors.</w:t>
+      </w:r>
+      <w:r>
+        <w:t xml:space="preserve"> </w:t>
+      </w:r>
+      <w:r>
+        <w:rPr>
+          <w:bCs/>
+          <w:b/>
+        </w:rPr>
+        <w:t xml:space="preserve">No headline claim rests on T1.</w:t>
+      </w:r>
+      <w:r>
+        <w:t xml:space="preserve"> </w:t>
+      </w:r>
+      <w:r>
+        <w:t xml:space="preserve">It is included to connect with a literature that expects a scalar utility measure, and to demonstrate that our conclusions do not depend on one.</w:t>
+      </w:r>
+    </w:p>
+    <w:bookmarkEnd w:id="44"/>
+    <w:bookmarkStart w:id="45" w:name="fairness-gap"/>
+    <w:p>
+      <w:pPr>
+        <w:pStyle w:val="Heading3"/>
+      </w:pPr>
+      <w:r>
+        <w:t xml:space="preserve">6.4 Fairness gap</w:t>
+      </w:r>
+    </w:p>
+    <w:p>
+      <w:pPr>
+        <w:pStyle w:val="FirstParagraph"/>
+      </w:pPr>
+      <w:r>
+        <w:t xml:space="preserve">For any outcome Y,</w:t>
+      </w:r>
+    </w:p>
+    <w:p>
+      <w:pPr>
+        <w:pStyle w:val="SourceCode"/>
+      </w:pPr>
+      <w:r>
+        <w:rPr>
+          <w:rStyle w:val="VerbatimChar"/>
+        </w:rPr>
+        <w:t xml:space="preserve">FairnessGap(A, B) = E[ Y_i | Identity = A ] − E[ Y_i | Identity = B ]</w:t>
+      </w:r>
+    </w:p>
+    <w:p>
+      <w:pPr>
+        <w:pStyle w:val="FirstParagraph"/>
+      </w:pPr>
+      <w:r>
+        <w:t xml:space="preserve">estimated as a within-scenario matched contrast, since scenario, pool, and pool-ordering seed are held constant across conditions by construction.</w:t>
+      </w:r>
+    </w:p>
+    <w:p>
+      <w:r>
+        <w:pict>
+          <v:rect style="width:0;height:1.5pt" o:hralign="center" o:hrstd="t" o:hr="t"/>
+        </w:pict>
+      </w:r>
+    </w:p>
+    <w:bookmarkEnd w:id="45"/>
+    <w:bookmarkEnd w:id="46"/>
+    <w:bookmarkStart w:id="53" w:name="statistical-analysis"/>
+    <w:p>
+      <w:pPr>
+        <w:pStyle w:val="Heading2"/>
+      </w:pPr>
+      <w:r>
+        <w:t xml:space="preserve">7. Statistical Analysis</w:t>
+      </w:r>
+    </w:p>
+    <w:bookmarkStart w:id="47" w:name="design"/>
+    <w:p>
+      <w:pPr>
+        <w:pStyle w:val="Heading3"/>
+      </w:pPr>
+      <w:r>
+        <w:t xml:space="preserve">7.1 Design</w:t>
+      </w:r>
+    </w:p>
+    <w:p>
+      <w:pPr>
+        <w:pStyle w:val="FirstParagraph"/>
+      </w:pPr>
+      <w:r>
+        <w:t xml:space="preserve">The study is a</w:t>
+      </w:r>
+      <w:r>
+        <w:t xml:space="preserve"> </w:t>
+      </w:r>
+      <w:r>
+        <w:rPr>
+          <w:bCs/>
+          <w:b/>
+        </w:rPr>
+        <w:t xml:space="preserve">within-scenario matched design</w:t>
+      </w:r>
+      <w:r>
+        <w:t xml:space="preserve">: the four identity conditions face an identical request and an identical candidate pool. Identity effects are matched contrasts, not between-group comparisons, and the effective sample size for identity inference is the number of scenarios (150), not the number of model calls (6,120). We state this explicitly because treating calls as independent observations is the characteristic inferential error of large-scale LLM audits.</w:t>
+      </w:r>
+    </w:p>
+    <w:bookmarkEnd w:id="47"/>
+    <w:bookmarkStart w:id="48" w:name="primary-inference-randomization"/>
+    <w:p>
+      <w:pPr>
+        <w:pStyle w:val="Heading3"/>
+      </w:pPr>
+      <w:r>
+        <w:t xml:space="preserve">7.2 Primary inference: randomization</w:t>
+      </w:r>
+    </w:p>
+    <w:p>
+      <w:pPr>
+        <w:pStyle w:val="FirstParagraph"/>
+      </w:pPr>
+      <w:r>
+        <w:t xml:space="preserve">Because condition assignment is randomized within scenario, randomization inference is the method matched to the design. We permute identity labels within scenario across 10,000 draws to construct the null distribution of each primary contrast, and report the observed paired difference with a permutation</w:t>
+      </w:r>
+      <w:r>
+        <w:t xml:space="preserve"> </w:t>
+      </w:r>
+      <w:r>
+        <w:rPr>
+          <w:iCs/>
+          <w:i/>
+        </w:rPr>
+        <w:t xml:space="preserve">p</w:t>
+      </w:r>
+      <w:r>
+        <w:t xml:space="preserve">-value and a percentile confidence interval.</w:t>
+      </w:r>
+    </w:p>
+    <w:p>
+      <w:pPr>
+        <w:pStyle w:val="BodyText"/>
+      </w:pPr>
+      <w:r>
+        <w:t xml:space="preserve">This is preferred to cluster-robust OLS for a substantive reason: P1 and P2 are zero-inflated proportions, and with 150 clusters the asymptotic properties of clustered standard errors are unreliable in exactly the regime where our effects are expected to lie.</w:t>
+      </w:r>
+    </w:p>
+    <w:bookmarkEnd w:id="48"/>
+    <w:bookmarkStart w:id="49" w:name="X85c7af498edf6ab8c432ea2cec6c6264bd9242c"/>
+    <w:p>
+      <w:pPr>
+        <w:pStyle w:val="Heading3"/>
+      </w:pPr>
+      <w:r>
+        <w:t xml:space="preserve">7.3 Secondary inference: fixed-effects regression (specified, not estimated)</w:t>
+      </w:r>
+    </w:p>
+    <w:p>
+      <w:pPr>
+        <w:pStyle w:val="FirstParagraph"/>
+      </w:pPr>
+      <w:r>
+        <w:t xml:space="preserve">The models below were pre-specified as secondary analyses.</w:t>
+      </w:r>
+      <w:r>
+        <w:t xml:space="preserve"> </w:t>
+      </w:r>
+      <w:r>
+        <w:rPr>
+          <w:bCs/>
+          <w:b/>
+        </w:rPr>
+        <w:t xml:space="preserve">They were not estimated for this version.</w:t>
+      </w:r>
+      <w:r>
+        <w:t xml:space="preserve"> </w:t>
+      </w:r>
+      <w:r>
+        <w:t xml:space="preserve">Because the primary randomization-inference contrasts returned no effect surviving correction (§8.4), and because the variance decomposition showed the condition component to be smaller than replicate noise (Table 10), fitting a fixed-effects model to recover the same null would add no information. They are retained here so the specification is on record and so any revision reporting them cannot be accused of having chosen the model after seeing the data.</w:t>
+      </w:r>
+    </w:p>
+    <w:p>
+      <w:pPr>
+        <w:pStyle w:val="BodyText"/>
+      </w:pPr>
+      <w:r>
+        <w:rPr>
+          <w:iCs/>
+          <w:i/>
+        </w:rPr>
+        <w:t xml:space="preserve">Model 1 — identity disparities.</w:t>
+      </w:r>
+    </w:p>
+    <w:p>
+      <w:pPr>
+        <w:pStyle w:val="SourceCode"/>
+      </w:pPr>
+      <w:r>
+        <w:rPr>
+          <w:rStyle w:val="VerbatimChar"/>
+        </w:rPr>
+        <w:t xml:space="preserve">Y_igmr = α_i + β·IdentityCue_g + λ_m + δ_r + ε_igmr</w:t>
+      </w:r>
+    </w:p>
+    <w:p>
+      <w:pPr>
+        <w:pStyle w:val="FirstParagraph"/>
+      </w:pPr>
+      <w:r>
+        <w:rPr>
+          <w:iCs/>
+          <w:i/>
+        </w:rPr>
+        <w:t xml:space="preserve">Model 2 — mitigation and interaction.</w:t>
+      </w:r>
+    </w:p>
+    <w:p>
+      <w:pPr>
+        <w:pStyle w:val="SourceCode"/>
+      </w:pPr>
+      <w:r>
+        <w:rPr>
+          <w:rStyle w:val="VerbatimChar"/>
+        </w:rPr>
+        <w:t xml:space="preserve">Y_igsmr = α_i + β1·Grounded_s + β2·ConstraintFirst_s + β3·IdentityCue_g</w:t>
+      </w:r>
+      <w:r>
+        <w:br/>
+      </w:r>
+      <w:r>
+        <w:rPr>
+          <w:rStyle w:val="VerbatimChar"/>
+        </w:rPr>
+        <w:t xml:space="preserve">          + β4·(ConstraintFirst_s × IdentityCue_g) + λ_m + δ_r + ε_igsmr</w:t>
+      </w:r>
+    </w:p>
+    <w:p>
+      <w:pPr>
+        <w:pStyle w:val="FirstParagraph"/>
+      </w:pPr>
+      <w:r>
+        <w:t xml:space="preserve">where</w:t>
+      </w:r>
+      <w:r>
+        <w:t xml:space="preserve"> </w:t>
+      </w:r>
+      <w:r>
+        <w:rPr>
+          <w:iCs/>
+          <w:i/>
+        </w:rPr>
+        <w:t xml:space="preserve">i</w:t>
+      </w:r>
+      <w:r>
+        <w:t xml:space="preserve"> </w:t>
+      </w:r>
+      <w:r>
+        <w:t xml:space="preserve">indexes scenario,</w:t>
+      </w:r>
+      <w:r>
+        <w:t xml:space="preserve"> </w:t>
+      </w:r>
+      <w:r>
+        <w:rPr>
+          <w:iCs/>
+          <w:i/>
+        </w:rPr>
+        <w:t xml:space="preserve">g</w:t>
+      </w:r>
+      <w:r>
+        <w:t xml:space="preserve"> </w:t>
+      </w:r>
+      <w:r>
+        <w:t xml:space="preserve">identity condition,</w:t>
+      </w:r>
+      <w:r>
+        <w:t xml:space="preserve"> </w:t>
+      </w:r>
+      <w:r>
+        <w:rPr>
+          <w:iCs/>
+          <w:i/>
+        </w:rPr>
+        <w:t xml:space="preserve">s</w:t>
+      </w:r>
+      <w:r>
+        <w:t xml:space="preserve"> </w:t>
+      </w:r>
+      <w:r>
+        <w:t xml:space="preserve">architecture,</w:t>
+      </w:r>
+      <w:r>
+        <w:t xml:space="preserve"> </w:t>
+      </w:r>
+      <w:r>
+        <w:rPr>
+          <w:iCs/>
+          <w:i/>
+        </w:rPr>
+        <w:t xml:space="preserve">m</w:t>
+      </w:r>
+      <w:r>
+        <w:t xml:space="preserve"> </w:t>
+      </w:r>
+      <w:r>
+        <w:t xml:space="preserve">model,</w:t>
+      </w:r>
+      <w:r>
+        <w:t xml:space="preserve"> </w:t>
+      </w:r>
+      <w:r>
+        <w:rPr>
+          <w:iCs/>
+          <w:i/>
+        </w:rPr>
+        <w:t xml:space="preserve">r</w:t>
+      </w:r>
+      <w:r>
+        <w:t xml:space="preserve"> </w:t>
+      </w:r>
+      <w:r>
+        <w:t xml:space="preserve">replicate. β4 would be the coefficient of record for RQ4. Standard errors clustered at scenario level.</w:t>
+      </w:r>
+    </w:p>
+    <w:bookmarkEnd w:id="49"/>
+    <w:bookmarkStart w:id="50" w:name="variance-decomposition"/>
+    <w:p>
+      <w:pPr>
+        <w:pStyle w:val="Heading3"/>
+      </w:pPr>
+      <w:r>
+        <w:t xml:space="preserve">7.4 Variance decomposition</w:t>
+      </w:r>
+    </w:p>
+    <w:p>
+      <w:pPr>
+        <w:pStyle w:val="FirstParagraph"/>
+      </w:pPr>
+      <w:r>
+        <w:t xml:space="preserve">A mixed model partitions variance into between-scenario, between-condition, between-name (within condition), and within-cell replicate components.</w:t>
+      </w:r>
+      <w:r>
+        <w:t xml:space="preserve"> </w:t>
+      </w:r>
+      <w:r>
+        <w:rPr>
+          <w:bCs/>
+          <w:b/>
+        </w:rPr>
+        <w:t xml:space="preserve">A pre-specified interpretive rule:</w:t>
+      </w:r>
+      <w:r>
+        <w:t xml:space="preserve"> </w:t>
+      </w:r>
+      <w:r>
+        <w:t xml:space="preserve">if the replicate variance component exceeds the identity component, the identity effect is not reported as systematic bias regardless of its</w:t>
+      </w:r>
+      <w:r>
+        <w:t xml:space="preserve"> </w:t>
+      </w:r>
+      <w:r>
+        <w:rPr>
+          <w:iCs/>
+          <w:i/>
+        </w:rPr>
+        <w:t xml:space="preserve">p</w:t>
+      </w:r>
+      <w:r>
+        <w:t xml:space="preserve">-value. This rule exists because temperature-1.0 sampling can manufacture apparent disparities that are indistinguishable from noise, and the audit literature has not consistently guarded against it.</w:t>
+      </w:r>
+    </w:p>
+    <w:bookmarkEnd w:id="50"/>
+    <w:bookmarkStart w:id="51" w:name="power-and-achieved-precision"/>
+    <w:p>
+      <w:pPr>
+        <w:pStyle w:val="Heading3"/>
+      </w:pPr>
+      <w:r>
+        <w:t xml:space="preserve">7.5 Power and achieved precision</w:t>
+      </w:r>
+    </w:p>
+    <w:p>
+      <w:pPr>
+        <w:pStyle w:val="FirstParagraph"/>
+      </w:pPr>
+      <w:r>
+        <w:t xml:space="preserve">The planned simulation-based power analysis on a 20-scenario pilot</w:t>
+      </w:r>
+      <w:r>
+        <w:t xml:space="preserve"> </w:t>
+      </w:r>
+      <w:r>
+        <w:rPr>
+          <w:bCs/>
+          <w:b/>
+        </w:rPr>
+        <w:t xml:space="preserve">was not run</w:t>
+      </w:r>
+      <w:r>
+        <w:t xml:space="preserve">; the design proceeded directly to the full grid because the marginal cost of doing so was under US$6. We therefore report</w:t>
+      </w:r>
+      <w:r>
+        <w:t xml:space="preserve"> </w:t>
+      </w:r>
+      <w:r>
+        <w:rPr>
+          <w:iCs/>
+          <w:i/>
+        </w:rPr>
+        <w:t xml:space="preserve">achieved precision</w:t>
+      </w:r>
+      <w:r>
+        <w:t xml:space="preserve"> </w:t>
+      </w:r>
+      <w:r>
+        <w:t xml:space="preserve">rather than planned power.</w:t>
+      </w:r>
+    </w:p>
+    <w:p>
+      <w:pPr>
+        <w:pStyle w:val="BodyText"/>
+      </w:pPr>
+      <w:r>
+        <w:t xml:space="preserve">With 150 matched scenarios and three replicates per cell, the observed 95% percentile intervals on the paired identity contrasts (Table 9) span roughly ±$350 on rent gap and ±0.15 on dominance rate. This is the honest statement of what the null in §8.4 excludes: identity effects larger than approximately $350/month on rent gap would very likely have been detected; effects of, say, $50/month would not. The null is well-powered against</w:t>
+      </w:r>
+      <w:r>
+        <w:t xml:space="preserve"> </w:t>
+      </w:r>
+      <w:r>
+        <w:rPr>
+          <w:iCs/>
+          <w:i/>
+        </w:rPr>
+        <w:t xml:space="preserve">large</w:t>
+      </w:r>
+      <w:r>
+        <w:t xml:space="preserve"> </w:t>
+      </w:r>
+      <w:r>
+        <w:t xml:space="preserve">disparities and uninformative about small ones. Readers should not interpret it as evidence of exact equality.</w:t>
+      </w:r>
+    </w:p>
+    <w:bookmarkEnd w:id="51"/>
+    <w:bookmarkStart w:id="52" w:name="safeguards"/>
+    <w:p>
+      <w:pPr>
+        <w:pStyle w:val="Heading3"/>
+      </w:pPr>
+      <w:r>
+        <w:t xml:space="preserve">7.6 Safeguards</w:t>
       </w:r>
     </w:p>
     <w:p>
       <w:pPr>
         <w:numPr>
           <w:ilvl w:val="0"/>
-          <w:numId w:val="1009"/>
+          <w:numId w:val="1010"/>
         </w:numPr>
         <w:pStyle w:val="Compact"/>
       </w:pPr>
@@ -8863,17 +9159,36 @@
           <w:bCs/>
           <w:b/>
         </w:rPr>
-        <w:t xml:space="preserve">Multiple testing</w:t>
-      </w:r>
-      <w:r>
-        <w:t xml:space="preserve">: Benjamini–Hochberg correction within pre-declared outcome families (constraint fidelity; opportunity; identity; withholding). Family membership is fixed at registration.</w:t>
+        <w:t xml:space="preserve">Pre-registration — planned but NOT lodged.</w:t>
+      </w:r>
+      <w:r>
+        <w:t xml:space="preserve"> </w:t>
+      </w:r>
+      <w:r>
+        <w:t xml:space="preserve">The protocol in §§3–7 was written and version-controlled before any main-grid call, and the design-check stopping rules of §5.5 were evaluated before model calls began. However,</w:t>
+      </w:r>
+      <w:r>
+        <w:t xml:space="preserve"> </w:t>
+      </w:r>
+      <w:r>
+        <w:rPr>
+          <w:bCs/>
+          <w:b/>
+        </w:rPr>
+        <w:t xml:space="preserve">no pre-registration was filed with OSF or any registry.</w:t>
+      </w:r>
+      <w:r>
+        <w:t xml:space="preserve"> </w:t>
+      </w:r>
+      <w:r>
+        <w:t xml:space="preserve">We state this plainly rather than describe the intent as if it were the act. The consequence is that readers must take the analysis plan’s priority on the strength of the timestamped repository history rather than on an independent registry record, and any future version of this work should register before collecting additional data. The primary outcomes, the §7.4 interpretive rule, and the family definitions for multiple-testing correction were all fixed in the v0.1 manuscript dated 23 August 2026, prior to execution.</w:t>
       </w:r>
     </w:p>
     <w:p>
       <w:pPr>
         <w:numPr>
           <w:ilvl w:val="0"/>
-          <w:numId w:val="1009"/>
+          <w:numId w:val="1010"/>
         </w:numPr>
         <w:pStyle w:val="Compact"/>
       </w:pPr>
@@ -8882,36 +9197,17 @@
           <w:bCs/>
           <w:b/>
         </w:rPr>
-        <w:t xml:space="preserve">Randomization</w:t>
-      </w:r>
-      <w:r>
-        <w:t xml:space="preserve"> </w:t>
-      </w:r>
-      <w:r>
-        <w:t xml:space="preserve">of pool order per scenario, held identical across that scenario’s identity conditions;</w:t>
-      </w:r>
-      <w:r>
-        <w:t xml:space="preserve"> </w:t>
-      </w:r>
-      <w:r>
-        <w:rPr>
-          <w:bCs/>
-          <w:b/>
-        </w:rPr>
-        <w:t xml:space="preserve">rotation</w:t>
-      </w:r>
-      <w:r>
-        <w:t xml:space="preserve"> </w:t>
-      </w:r>
-      <w:r>
-        <w:t xml:space="preserve">of names across scenarios. Prompt-wording variants were specified but not executed (§4.5).</w:t>
+        <w:t xml:space="preserve">Multiple testing</w:t>
+      </w:r>
+      <w:r>
+        <w:t xml:space="preserve">: Benjamini–Hochberg correction within pre-declared outcome families (constraint fidelity; opportunity; identity; withholding). Family membership is fixed at registration.</w:t>
       </w:r>
     </w:p>
     <w:p>
       <w:pPr>
         <w:numPr>
           <w:ilvl w:val="0"/>
-          <w:numId w:val="1009"/>
+          <w:numId w:val="1010"/>
         </w:numPr>
         <w:pStyle w:val="Compact"/>
       </w:pPr>
@@ -8920,17 +9216,55 @@
           <w:bCs/>
           <w:b/>
         </w:rPr>
-        <w:t xml:space="preserve">Snapshot logging</w:t>
-      </w:r>
-      <w:r>
-        <w:t xml:space="preserve">: model identifier, API version, call timestamp, and full request/response recorded for every call.</w:t>
+        <w:t xml:space="preserve">Randomization</w:t>
+      </w:r>
+      <w:r>
+        <w:t xml:space="preserve"> </w:t>
+      </w:r>
+      <w:r>
+        <w:t xml:space="preserve">of pool order per scenario, held identical across that scenario’s identity conditions;</w:t>
+      </w:r>
+      <w:r>
+        <w:t xml:space="preserve"> </w:t>
+      </w:r>
+      <w:r>
+        <w:rPr>
+          <w:bCs/>
+          <w:b/>
+        </w:rPr>
+        <w:t xml:space="preserve">rotation</w:t>
+      </w:r>
+      <w:r>
+        <w:t xml:space="preserve"> </w:t>
+      </w:r>
+      <w:r>
+        <w:t xml:space="preserve">of names across scenarios. Prompt-wording variants were specified but not executed (§4.5).</w:t>
       </w:r>
     </w:p>
     <w:p>
       <w:pPr>
         <w:numPr>
           <w:ilvl w:val="0"/>
-          <w:numId w:val="1009"/>
+          <w:numId w:val="1010"/>
+        </w:numPr>
+        <w:pStyle w:val="Compact"/>
+      </w:pPr>
+      <w:r>
+        <w:rPr>
+          <w:bCs/>
+          <w:b/>
+        </w:rPr>
+        <w:t xml:space="preserve">Snapshot logging</w:t>
+      </w:r>
+      <w:r>
+        <w:t xml:space="preserve">: model identifier, API version, call timestamp, and full request/response recorded for every call.</w:t>
+      </w:r>
+    </w:p>
+    <w:p>
+      <w:pPr>
+        <w:numPr>
+          <w:ilvl w:val="0"/>
+          <w:numId w:val="1010"/>
         </w:numPr>
         <w:pStyle w:val="Compact"/>
       </w:pPr>
@@ -18939,7 +19273,7 @@
       <w:pPr>
         <w:numPr>
           <w:ilvl w:val="0"/>
-          <w:numId w:val="1010"/>
+          <w:numId w:val="1011"/>
         </w:numPr>
         <w:pStyle w:val="Compact"/>
       </w:pPr>
@@ -18961,7 +19295,7 @@
       <w:pPr>
         <w:numPr>
           <w:ilvl w:val="0"/>
-          <w:numId w:val="1010"/>
+          <w:numId w:val="1011"/>
         </w:numPr>
         <w:pStyle w:val="Compact"/>
       </w:pPr>
@@ -18983,7 +19317,7 @@
       <w:pPr>
         <w:numPr>
           <w:ilvl w:val="0"/>
-          <w:numId w:val="1010"/>
+          <w:numId w:val="1011"/>
         </w:numPr>
         <w:pStyle w:val="Compact"/>
       </w:pPr>
@@ -19005,7 +19339,7 @@
       <w:pPr>
         <w:numPr>
           <w:ilvl w:val="0"/>
-          <w:numId w:val="1010"/>
+          <w:numId w:val="1011"/>
         </w:numPr>
         <w:pStyle w:val="Compact"/>
       </w:pPr>
@@ -19027,7 +19361,7 @@
       <w:pPr>
         <w:numPr>
           <w:ilvl w:val="0"/>
-          <w:numId w:val="1010"/>
+          <w:numId w:val="1011"/>
         </w:numPr>
         <w:pStyle w:val="Compact"/>
       </w:pPr>
@@ -19049,7 +19383,7 @@
       <w:pPr>
         <w:numPr>
           <w:ilvl w:val="0"/>
-          <w:numId w:val="1010"/>
+          <w:numId w:val="1011"/>
         </w:numPr>
         <w:pStyle w:val="Compact"/>
       </w:pPr>
@@ -19245,13 +19579,69 @@
           <w:bCs/>
           <w:b/>
         </w:rPr>
-        <w:t xml:space="preserve">Listing coverage is biased in a known direction.</w:t>
-      </w:r>
-      <w:r>
-        <w:t xml:space="preserve"> </w:t>
-      </w:r>
-      <w:r>
-        <w:t xml:space="preserve">RentCast’s New York coverage derives from MLS syndication, which under-represents the no-fee and small-landlord segment that constitutes a substantial share of the city’s rental market. Table 2a quantifies the divergence. Because the bias is common to all conditions and architectures, it threatens external validity — the absolute magnitude of cost gaps — but not the internal validity of within-scenario identity contrasts.</w:t>
+        <w:t xml:space="preserve">Listing coverage is biased in a known direction and now a measured magnitude.</w:t>
+      </w:r>
+      <w:r>
+        <w:t xml:space="preserve"> </w:t>
+      </w:r>
+      <w:r>
+        <w:t xml:space="preserve">RentCast’s New York coverage derives from MLS syndication, which under-represents the no-fee and small-landlord segment that constitutes a substantial share of the city’s rental market. Table 2a quantifies the walk-access exclusion; Table 2b benchmarks the rent distribution against NYCHVS 2023. The median listing in our sample rents for</w:t>
+      </w:r>
+      <w:r>
+        <w:t xml:space="preserve"> </w:t>
+      </w:r>
+      <w:r>
+        <w:rPr>
+          <w:bCs/>
+          <w:b/>
+        </w:rPr>
+        <w:t xml:space="preserve">1.76× the median recent unsubsidised letting</w:t>
+      </w:r>
+      <w:r>
+        <w:t xml:space="preserve"> </w:t>
+      </w:r>
+      <w:r>
+        <w:t xml:space="preserve">and sits at roughly the</w:t>
+      </w:r>
+      <w:r>
+        <w:t xml:space="preserve"> </w:t>
+      </w:r>
+      <w:r>
+        <w:rPr>
+          <w:bCs/>
+          <w:b/>
+        </w:rPr>
+        <w:t xml:space="preserve">87th percentile</w:t>
+      </w:r>
+      <w:r>
+        <w:t xml:space="preserve"> </w:t>
+      </w:r>
+      <w:r>
+        <w:t xml:space="preserve">of that distribution — the sample is drawn from about the upper eighth of the market by price. Against</w:t>
+      </w:r>
+      <w:r>
+        <w:t xml:space="preserve"> </w:t>
+      </w:r>
+      <w:r>
+        <w:rPr>
+          <w:iCs/>
+          <w:i/>
+        </w:rPr>
+        <w:t xml:space="preserve">all</w:t>
+      </w:r>
+      <w:r>
+        <w:t xml:space="preserve"> </w:t>
+      </w:r>
+      <w:r>
+        <w:t xml:space="preserve">renter households the ratio is 2.48×, but that comparison conflates our flow of asking rents with a stock containing long-duration rent-stabilised and subsidised tenancies, and we do not rely on it.</w:t>
+      </w:r>
+    </w:p>
+    <w:p>
+      <w:pPr>
+        <w:pStyle w:val="BodyText"/>
+      </w:pPr>
+      <w:r>
+        <w:t xml:space="preserve">Because the bias is common to all conditions and architectures, it threatens external validity — the absolute magnitude of the cost gaps — but not the internal validity of the within-scenario contrasts, which hold the pool fixed. The specific unresolved question is whether the gap is proportional to rent level or roughly constant in dollars. Our design does not identify this, and it determines whether the $900/month median dominance gap transfers to a median renter or shrinks with the rent level. Extending the sample into the lower deciles is the highest-value addition to the data collection.</w:t>
       </w:r>
     </w:p>
     <w:p>
@@ -20810,7 +21200,7 @@
       <w:pPr>
         <w:numPr>
           <w:ilvl w:val="0"/>
-          <w:numId w:val="1011"/>
+          <w:numId w:val="1012"/>
         </w:numPr>
         <w:pStyle w:val="Compact"/>
       </w:pPr>
@@ -20826,580 +21216,6 @@
       </w:r>
       <w:r>
         <w:t xml:space="preserve">Measured before any model call. At 800 m the 11% of listings excluded were $700/month cheaper at the median and concentrated in Queens and Staten Island; the filter was removing the cheap bus-dependent inventory a study of rent gaps cannot lose. §5.2.</w:t>
-      </w:r>
-    </w:p>
-    <w:p>
-      <w:pPr>
-        <w:numPr>
-          <w:ilvl w:val="0"/>
-          <w:numId w:val="1011"/>
-        </w:numPr>
-        <w:pStyle w:val="Compact"/>
-      </w:pPr>
-      <w:r>
-        <w:rPr>
-          <w:bCs/>
-          <w:b/>
-        </w:rPr>
-        <w:t xml:space="preserve">2026-08-25 — dominance split into pool and universe variants.</w:t>
-      </w:r>
-      <w:r>
-        <w:t xml:space="preserve"> </w:t>
-      </w:r>
-      <w:r>
-        <w:t xml:space="preserve">Real data showed 99.5% of one-bedrooms dominated in the universe versus ~55% in a 120-listing pool, making a single rate partly an artifact of our own sampling parameter. §6.1.</w:t>
-      </w:r>
-    </w:p>
-    <w:p>
-      <w:pPr>
-        <w:numPr>
-          <w:ilvl w:val="0"/>
-          <w:numId w:val="1011"/>
-        </w:numPr>
-        <w:pStyle w:val="Compact"/>
-      </w:pPr>
-      <w:r>
-        <w:rPr>
-          <w:bCs/>
-          <w:b/>
-        </w:rPr>
-        <w:t xml:space="preserve">2026-08-25 — studio pool slot redistribution.</w:t>
-      </w:r>
-      <w:r>
-        <w:t xml:space="preserve"> </w:t>
-      </w:r>
-      <w:r>
-        <w:t xml:space="preserve">An under-bedroom violation is undefined for studios, leaving all 50 studio scenarios at 93 rather than 120 listings and confounding pool size with bedroom count. Unusable slots redistributed 40/0/40. §4.4.</w:t>
-      </w:r>
-    </w:p>
-    <w:p>
-      <w:pPr>
-        <w:numPr>
-          <w:ilvl w:val="0"/>
-          <w:numId w:val="1011"/>
-        </w:numPr>
-        <w:pStyle w:val="Compact"/>
-      </w:pPr>
-      <w:r>
-        <w:rPr>
-          <w:bCs/>
-          <w:b/>
-        </w:rPr>
-        <w:t xml:space="preserve">2026-08-25 —</w:t>
-      </w:r>
-      <w:r>
-        <w:rPr>
-          <w:bCs/>
-          <w:b/>
-        </w:rPr>
-        <w:t xml:space="preserve"> </w:t>
-      </w:r>
-      <w:r>
-        <w:rPr>
-          <w:rStyle w:val="VerbatimChar"/>
-          <w:bCs/>
-          <w:b/>
-        </w:rPr>
-        <w:t xml:space="preserve">why</w:t>
-      </w:r>
-      <w:r>
-        <w:rPr>
-          <w:bCs/>
-          <w:b/>
-        </w:rPr>
-        <w:t xml:space="preserve"> </w:t>
-      </w:r>
-      <w:r>
-        <w:rPr>
-          <w:bCs/>
-          <w:b/>
-        </w:rPr>
-        <w:t xml:space="preserve">capped at 12 words,</w:t>
-      </w:r>
-      <w:r>
-        <w:rPr>
-          <w:bCs/>
-          <w:b/>
-        </w:rPr>
-        <w:t xml:space="preserve"> </w:t>
-      </w:r>
-      <w:r>
-        <w:rPr>
-          <w:rStyle w:val="VerbatimChar"/>
-          <w:bCs/>
-          <w:b/>
-        </w:rPr>
-        <w:t xml:space="preserve">max_tokens</w:t>
-      </w:r>
-      <w:r>
-        <w:rPr>
-          <w:bCs/>
-          <w:b/>
-        </w:rPr>
-        <w:t xml:space="preserve"> </w:t>
-      </w:r>
-      <w:r>
-        <w:rPr>
-          <w:bCs/>
-          <w:b/>
-        </w:rPr>
-        <w:t xml:space="preserve">raised.</w:t>
-      </w:r>
-      <w:r>
-        <w:t xml:space="preserve"> </w:t>
-      </w:r>
-      <w:r>
-        <w:t xml:space="preserve">A pilot on an open-weight model showed 26% parse failure from mid-JSON truncation. Because response verbosity may covary with the identity cue, the resulting missingness would have been correlated with treatment. The affected pilot data were discarded rather than merged.</w:t>
-      </w:r>
-    </w:p>
-    <w:p>
-      <w:pPr>
-        <w:numPr>
-          <w:ilvl w:val="0"/>
-          <w:numId w:val="1011"/>
-        </w:numPr>
-        <w:pStyle w:val="Compact"/>
-      </w:pPr>
-      <w:r>
-        <w:rPr>
-          <w:bCs/>
-          <w:b/>
-        </w:rPr>
-        <w:t xml:space="preserve">2026-08-25 — pool order fixed per scenario rather than per call.</w:t>
-      </w:r>
-      <w:r>
-        <w:t xml:space="preserve"> </w:t>
-      </w:r>
-      <w:r>
-        <w:t xml:space="preserve">Required for prompt caching, and methodologically preferable: order is identical across the four identity conditions (so it cannot confound the contrast) while varying across scenarios (so no aggregate position bias).</w:t>
-      </w:r>
-    </w:p>
-    <w:p>
-      <w:pPr>
-        <w:numPr>
-          <w:ilvl w:val="0"/>
-          <w:numId w:val="1011"/>
-        </w:numPr>
-        <w:pStyle w:val="Compact"/>
-      </w:pPr>
-      <w:r>
-        <w:rPr>
-          <w:bCs/>
-          <w:b/>
-        </w:rPr>
-        <w:t xml:space="preserve">2026-09-06 — spend ledger corrected from cumulative to per-provider.</w:t>
-      </w:r>
-      <w:r>
-        <w:t xml:space="preserve"> </w:t>
-      </w:r>
-      <w:r>
-        <w:t xml:space="preserve">The ceiling summed spend across vendors, so US$15.63 of OpenAI spend counted against the Anthropic ceiling and aborted the Claude arm at 509 of 720 calls. Budgets are held per vendor account; the guard now tracks per provider. The run was resumed and completed; no data were affected.</w:t>
-      </w:r>
-    </w:p>
-    <w:p>
-      <w:pPr>
-        <w:numPr>
-          <w:ilvl w:val="0"/>
-          <w:numId w:val="1011"/>
-        </w:numPr>
-        <w:pStyle w:val="Compact"/>
-      </w:pPr>
-      <w:r>
-        <w:rPr>
-          <w:bCs/>
-          <w:b/>
-        </w:rPr>
-        <w:t xml:space="preserve">2026-09-06 —</w:t>
-      </w:r>
-      <w:r>
-        <w:rPr>
-          <w:bCs/>
-          <w:b/>
-        </w:rPr>
-        <w:t xml:space="preserve"> </w:t>
-      </w:r>
-      <w:r>
-        <w:rPr>
-          <w:rStyle w:val="VerbatimChar"/>
-          <w:bCs/>
-          <w:b/>
-        </w:rPr>
-        <w:t xml:space="preserve">max_tokens</w:t>
-      </w:r>
-      <w:r>
-        <w:rPr>
-          <w:bCs/>
-          <w:b/>
-        </w:rPr>
-        <w:t xml:space="preserve"> </w:t>
-      </w:r>
-      <w:r>
-        <w:rPr>
-          <w:bCs/>
-          <w:b/>
-        </w:rPr>
-        <w:t xml:space="preserve">raised to 6,000 for Claude models</w:t>
-      </w:r>
-      <w:r>
-        <w:t xml:space="preserve"> </w:t>
-      </w:r>
-      <w:r>
-        <w:t xml:space="preserve">(see above). Applies to the Claude arm only; the OpenAI arms ran at 2,200.</w:t>
-      </w:r>
-    </w:p>
-    <w:p>
-      <w:pPr>
-        <w:numPr>
-          <w:ilvl w:val="0"/>
-          <w:numId w:val="1011"/>
-        </w:numPr>
-        <w:pStyle w:val="Compact"/>
-      </w:pPr>
-      <w:r>
-        <w:rPr>
-          <w:bCs/>
-          <w:b/>
-        </w:rPr>
-        <w:t xml:space="preserve">2026-09-06 — spend ledger race condition.</w:t>
-      </w:r>
-      <w:r>
-        <w:t xml:space="preserve"> </w:t>
-      </w:r>
-      <w:r>
-        <w:rPr>
-          <w:rStyle w:val="VerbatimChar"/>
-        </w:rPr>
-        <w:t xml:space="preserve">threading.Lock</w:t>
-      </w:r>
-      <w:r>
-        <w:t xml:space="preserve"> </w:t>
-      </w:r>
-      <w:r>
-        <w:t xml:space="preserve">serialized threads within a process but not across processes. Two experiment scripts running concurrently corrupted the ledger JSON with interleaved read-modify-write; every subsequent priced call then failed on a JSON decode error that surfaced as a spurious parse failure (555 of 790 calls in the first size-sweep run). The ledger was rebuilt from the append-only per-call logs,</w:t>
-      </w:r>
-      <w:r>
-        <w:t xml:space="preserve"> </w:t>
-      </w:r>
-      <w:r>
-        <w:rPr>
-          <w:rStyle w:val="VerbatimChar"/>
-        </w:rPr>
-        <w:t xml:space="preserve">fcntl.flock</w:t>
-      </w:r>
-      <w:r>
-        <w:t xml:space="preserve"> </w:t>
-      </w:r>
-      <w:r>
-        <w:t xml:space="preserve">added, the affected records purged, and the arm re-run at 97% parse. No analyzed result derives from the corrupted period.</w:t>
-      </w:r>
-    </w:p>
-    <w:p>
-      <w:pPr>
-        <w:numPr>
-          <w:ilvl w:val="0"/>
-          <w:numId w:val="1011"/>
-        </w:numPr>
-        <w:pStyle w:val="Compact"/>
-      </w:pPr>
-      <w:r>
-        <w:rPr>
-          <w:bCs/>
-          <w:b/>
-        </w:rPr>
-        <w:t xml:space="preserve">2026-09-07 —</w:t>
-      </w:r>
-      <w:r>
-        <w:rPr>
-          <w:bCs/>
-          <w:b/>
-        </w:rPr>
-        <w:t xml:space="preserve"> </w:t>
-      </w:r>
-      <w:r>
-        <w:rPr>
-          <w:bCs/>
-          <w:b/>
-        </w:rPr>
-        <w:t xml:space="preserve">“</w:t>
-      </w:r>
-      <w:r>
-        <w:rPr>
-          <w:bCs/>
-          <w:b/>
-        </w:rPr>
-        <w:t xml:space="preserve">preference infidelity</w:t>
-      </w:r>
-      <w:r>
-        <w:rPr>
-          <w:bCs/>
-          <w:b/>
-        </w:rPr>
-        <w:t xml:space="preserve">”</w:t>
-      </w:r>
-      <w:r>
-        <w:rPr>
-          <w:bCs/>
-          <w:b/>
-        </w:rPr>
-        <w:t xml:space="preserve"> </w:t>
-      </w:r>
-      <w:r>
-        <w:rPr>
-          <w:bCs/>
-          <w:b/>
-        </w:rPr>
-        <w:t xml:space="preserve">retracted.</w:t>
-      </w:r>
-      <w:r>
-        <w:t xml:space="preserve"> </w:t>
-      </w:r>
-      <w:r>
-        <w:t xml:space="preserve">The within-scenario manipulation (§8.8) showed the between-scenario contrast in §8.3 was confounded by scenario and by a priority-dependent oracle. The claim that models ignore stated preferences was withdrawn; the paper’s title and abstract were rewritten around compliance-without-optimization. §8.3 is retained with the confound stated rather than deleted.</w:t>
-      </w:r>
-    </w:p>
-    <w:p>
-      <w:pPr>
-        <w:numPr>
-          <w:ilvl w:val="0"/>
-          <w:numId w:val="1011"/>
-        </w:numPr>
-        <w:pStyle w:val="Compact"/>
-      </w:pPr>
-      <w:r>
-        <w:rPr>
-          <w:bCs/>
-          <w:b/>
-        </w:rPr>
-        <w:t xml:space="preserve">2026-09-07 — title and framing revised post-hoc</w:t>
-      </w:r>
-      <w:r>
-        <w:t xml:space="preserve"> </w:t>
-      </w:r>
-      <w:r>
-        <w:t xml:space="preserve">after the identity contrasts returned a null. Primary outcomes, analysis models, and the §7.4 interpretive rule were not changed; only the paper’s emphasis was.</w:t>
-      </w:r>
-    </w:p>
-    <w:bookmarkEnd w:id="79"/>
-    <w:bookmarkStart w:id="80" w:name="X6765b892611e991cdec649cc938b2e049963982"/>
-    <w:p>
-      <w:pPr>
-        <w:pStyle w:val="Heading2"/>
-      </w:pPr>
-      <w:r>
-        <w:t xml:space="preserve">Appendix D. Reproduction and outstanding work</w:t>
-      </w:r>
-    </w:p>
-    <w:p>
-      <w:pPr>
-        <w:pStyle w:val="FirstParagraph"/>
-      </w:pPr>
-      <w:r>
-        <w:rPr>
-          <w:bCs/>
-          <w:b/>
-        </w:rPr>
-        <w:t xml:space="preserve">To reproduce.</w:t>
-      </w:r>
-      <w:r>
-        <w:t xml:space="preserve"> </w:t>
-      </w:r>
-      <w:r>
-        <w:rPr>
-          <w:rStyle w:val="VerbatimChar"/>
-        </w:rPr>
-        <w:t xml:space="preserve">code/</w:t>
-      </w:r>
-      <w:r>
-        <w:t xml:space="preserve"> </w:t>
-      </w:r>
-      <w:r>
-        <w:t xml:space="preserve">contains nine modules run in order:</w:t>
-      </w:r>
-      <w:r>
-        <w:t xml:space="preserve"> </w:t>
-      </w:r>
-      <w:r>
-        <w:rPr>
-          <w:rStyle w:val="VerbatimChar"/>
-        </w:rPr>
-        <w:t xml:space="preserve">01_fetch_listings</w:t>
-      </w:r>
-      <w:r>
-        <w:t xml:space="preserve"> </w:t>
-      </w:r>
-      <w:r>
-        <w:t xml:space="preserve">(RentCast, quota-ledgered),</w:t>
-      </w:r>
-      <w:r>
-        <w:t xml:space="preserve"> </w:t>
-      </w:r>
-      <w:r>
-        <w:rPr>
-          <w:rStyle w:val="VerbatimChar"/>
-        </w:rPr>
-        <w:t xml:space="preserve">03_build_dataset</w:t>
-      </w:r>
-      <w:r>
-        <w:t xml:space="preserve"> </w:t>
-      </w:r>
-      <w:r>
-        <w:t xml:space="preserve">(cleaning, tract join),</w:t>
-      </w:r>
-      <w:r>
-        <w:t xml:space="preserve"> </w:t>
-      </w:r>
-      <w:r>
-        <w:rPr>
-          <w:rStyle w:val="VerbatimChar"/>
-        </w:rPr>
-        <w:t xml:space="preserve">transit</w:t>
-      </w:r>
-      <w:r>
-        <w:t xml:space="preserve"> </w:t>
-      </w:r>
-      <w:r>
-        <w:t xml:space="preserve">(GTFS router),</w:t>
-      </w:r>
-      <w:r>
-        <w:t xml:space="preserve"> </w:t>
-      </w:r>
-      <w:r>
-        <w:rPr>
-          <w:rStyle w:val="VerbatimChar"/>
-        </w:rPr>
-        <w:t xml:space="preserve">02_build_scenarios</w:t>
-      </w:r>
-      <w:r>
-        <w:t xml:space="preserve">,</w:t>
-      </w:r>
-      <w:r>
-        <w:t xml:space="preserve"> </w:t>
-      </w:r>
-      <w:r>
-        <w:rPr>
-          <w:rStyle w:val="VerbatimChar"/>
-        </w:rPr>
-        <w:t xml:space="preserve">04_benchmark</w:t>
-      </w:r>
-      <w:r>
-        <w:t xml:space="preserve"> </w:t>
-      </w:r>
-      <w:r>
-        <w:t xml:space="preserve">(feasible sets, Pareto frontiers, design checks),</w:t>
-      </w:r>
-      <w:r>
-        <w:t xml:space="preserve"> </w:t>
-      </w:r>
-      <w:r>
-        <w:rPr>
-          <w:rStyle w:val="VerbatimChar"/>
-        </w:rPr>
-        <w:t xml:space="preserve">06_random_baseline</w:t>
-      </w:r>
-      <w:r>
-        <w:t xml:space="preserve"> </w:t>
-      </w:r>
-      <w:r>
-        <w:t xml:space="preserve">(chance floor),</w:t>
-      </w:r>
-      <w:r>
-        <w:t xml:space="preserve"> </w:t>
-      </w:r>
-      <w:r>
-        <w:rPr>
-          <w:rStyle w:val="VerbatimChar"/>
-        </w:rPr>
-        <w:t xml:space="preserve">07_audit</w:t>
-      </w:r>
-      <w:r>
-        <w:t xml:space="preserve"> </w:t>
-      </w:r>
-      <w:r>
-        <w:t xml:space="preserve">+</w:t>
-      </w:r>
-      <w:r>
-        <w:t xml:space="preserve"> </w:t>
-      </w:r>
-      <w:r>
-        <w:rPr>
-          <w:rStyle w:val="VerbatimChar"/>
-        </w:rPr>
-        <w:t xml:space="preserve">08_run_grid</w:t>
-      </w:r>
-      <w:r>
-        <w:t xml:space="preserve"> </w:t>
-      </w:r>
-      <w:r>
-        <w:t xml:space="preserve">(the audit, spend-ceilinged),</w:t>
-      </w:r>
-      <w:r>
-        <w:t xml:space="preserve"> </w:t>
-      </w:r>
-      <w:r>
-        <w:rPr>
-          <w:rStyle w:val="VerbatimChar"/>
-        </w:rPr>
-        <w:t xml:space="preserve">09_analyze</w:t>
-      </w:r>
-      <w:r>
-        <w:t xml:space="preserve">,</w:t>
-      </w:r>
-      <w:r>
-        <w:t xml:space="preserve"> </w:t>
-      </w:r>
-      <w:r>
-        <w:rPr>
-          <w:rStyle w:val="VerbatimChar"/>
-        </w:rPr>
-        <w:t xml:space="preserve">10_exhibits</w:t>
-      </w:r>
-      <w:r>
-        <w:t xml:space="preserve">. Master seed 20260823. Credentials are read from disk and never logged. Raw listings are not redistributed; listing ids plus derived fields permit exact reconstruction with a RentCast key.</w:t>
-      </w:r>
-    </w:p>
-    <w:p>
-      <w:pPr>
-        <w:pStyle w:val="BodyText"/>
-      </w:pPr>
-      <w:r>
-        <w:rPr>
-          <w:bCs/>
-          <w:b/>
-        </w:rPr>
-        <w:t xml:space="preserve">Outstanding work, in priority order.</w:t>
-      </w:r>
-    </w:p>
-    <w:p>
-      <w:pPr>
-        <w:pStyle w:val="BodyText"/>
-      </w:pPr>
-      <w:r>
-        <w:rPr>
-          <w:bCs/>
-          <w:b/>
-        </w:rPr>
-        <w:t xml:space="preserve">Completed since v0.2:</w:t>
-      </w:r>
-      <w:r>
-        <w:t xml:space="preserve"> </w:t>
-      </w:r>
-      <w:r>
-        <w:t xml:space="preserve">cross-vendor replication on</w:t>
-      </w:r>
-      <w:r>
-        <w:t xml:space="preserve"> </w:t>
-      </w:r>
-      <w:r>
-        <w:rPr>
-          <w:rStyle w:val="VerbatimChar"/>
-        </w:rPr>
-        <w:t xml:space="preserve">claude-opus-5</w:t>
-      </w:r>
-      <w:r>
-        <w:t xml:space="preserve"> </w:t>
-      </w:r>
-      <w:r>
-        <w:t xml:space="preserve">(§8.6); parse-failure sensitivity with worst-case bounds (§8.7); within-scenario priority manipulation (§8.8) with cross-vendor replication (Table 20b); pool-density and near-miss-ratio robustness (§8.9); candidate-set size sweep as a mechanism diagnostic (§8.10). Total spend US$57.01 across 9,945 attempted calls (9,601 parsed).</w:t>
       </w:r>
     </w:p>
     <w:p>
@@ -21415,13 +21231,13 @@
           <w:bCs/>
           <w:b/>
         </w:rPr>
-        <w:t xml:space="preserve">Retrieval-freedom arm (§9.4).</w:t>
-      </w:r>
-      <w:r>
-        <w:t xml:space="preserve"> </w:t>
-      </w:r>
-      <w:r>
-        <w:t xml:space="preserve">The experiment that would convert our identity null from a bounded negative into a mitigation finding. Highest value; infrastructure already supports it.</w:t>
+        <w:t xml:space="preserve">2026-08-25 — dominance split into pool and universe variants.</w:t>
+      </w:r>
+      <w:r>
+        <w:t xml:space="preserve"> </w:t>
+      </w:r>
+      <w:r>
+        <w:t xml:space="preserve">Real data showed 99.5% of one-bedrooms dominated in the universe versus ~55% in a 120-listing pool, making a single rate partly an artifact of our own sampling parameter. §6.1.</w:t>
       </w:r>
     </w:p>
     <w:p>
@@ -21437,35 +21253,13 @@
           <w:bCs/>
           <w:b/>
         </w:rPr>
-        <w:t xml:space="preserve">Mechanism separation (§9.4).</w:t>
-      </w:r>
-      <w:r>
-        <w:t xml:space="preserve"> </w:t>
-      </w:r>
-      <w:r>
-        <w:t xml:space="preserve">Order randomization, forced full-ranking before selection, pre-sorted input, and tool-based sorting. These four would distinguish attention dilution from numeric-comparison instability from output-stage execution error. Highest-value remaining item after the retrieval-freedom arm, and cheap.</w:t>
-      </w:r>
-      <w:r>
-        <w:t xml:space="preserve"> </w:t>
-      </w:r>
-      <w:r>
-        <w:t xml:space="preserve">2b.</w:t>
-      </w:r>
-      <w:r>
-        <w:t xml:space="preserve"> </w:t>
-      </w:r>
-      <w:r>
-        <w:rPr>
-          <w:bCs/>
-          <w:b/>
-        </w:rPr>
-        <w:t xml:space="preserve">Replicate §8.10 (size sweep) on a second vendor.</w:t>
-      </w:r>
-      <w:r>
-        <w:t xml:space="preserve"> </w:t>
-      </w:r>
-      <w:r>
-        <w:t xml:space="preserve">~US$30 on Claude. §8.8 has already been replicated (Table 20b).</w:t>
+        <w:t xml:space="preserve">2026-08-25 — studio pool slot redistribution.</w:t>
+      </w:r>
+      <w:r>
+        <w:t xml:space="preserve"> </w:t>
+      </w:r>
+      <w:r>
+        <w:t xml:space="preserve">An under-bedroom violation is undefined for studios, leaving all 50 studio scenarios at 93 rather than 120 listings and confounding pool size with bedroom count. Unusable slots redistributed 40/0/40. §4.4.</w:t>
       </w:r>
     </w:p>
     <w:p>
@@ -21481,13 +21275,71 @@
           <w:bCs/>
           <w:b/>
         </w:rPr>
-        <w:t xml:space="preserve">Naturalistic-pool arm.</w:t>
-      </w:r>
-      <w:r>
-        <w:t xml:space="preserve"> </w:t>
-      </w:r>
-      <w:r>
-        <w:t xml:space="preserve">Candidates sampled as a real search would return them, without the enforced 2:1 infeasible ratio, before any claim about real-world prevalence.</w:t>
+        <w:t xml:space="preserve">2026-08-25 —</w:t>
+      </w:r>
+      <w:r>
+        <w:rPr>
+          <w:bCs/>
+          <w:b/>
+        </w:rPr>
+        <w:t xml:space="preserve"> </w:t>
+      </w:r>
+      <w:r>
+        <w:rPr>
+          <w:rStyle w:val="VerbatimChar"/>
+          <w:bCs/>
+          <w:b/>
+        </w:rPr>
+        <w:t xml:space="preserve">why</w:t>
+      </w:r>
+      <w:r>
+        <w:rPr>
+          <w:bCs/>
+          <w:b/>
+        </w:rPr>
+        <w:t xml:space="preserve"> </w:t>
+      </w:r>
+      <w:r>
+        <w:rPr>
+          <w:bCs/>
+          <w:b/>
+        </w:rPr>
+        <w:t xml:space="preserve">capped at 12 words,</w:t>
+      </w:r>
+      <w:r>
+        <w:rPr>
+          <w:bCs/>
+          <w:b/>
+        </w:rPr>
+        <w:t xml:space="preserve"> </w:t>
+      </w:r>
+      <w:r>
+        <w:rPr>
+          <w:rStyle w:val="VerbatimChar"/>
+          <w:bCs/>
+          <w:b/>
+        </w:rPr>
+        <w:t xml:space="preserve">max_tokens</w:t>
+      </w:r>
+      <w:r>
+        <w:rPr>
+          <w:bCs/>
+          <w:b/>
+        </w:rPr>
+        <w:t xml:space="preserve"> </w:t>
+      </w:r>
+      <w:r>
+        <w:rPr>
+          <w:bCs/>
+          <w:b/>
+        </w:rPr>
+        <w:t xml:space="preserve">raised.</w:t>
+      </w:r>
+      <w:r>
+        <w:t xml:space="preserve"> </w:t>
+      </w:r>
+      <w:r>
+        <w:t xml:space="preserve">A pilot on an open-weight model showed 26% parse failure from mid-JSON truncation. Because response verbosity may covary with the identity cue, the resulting missingness would have been correlated with treatment. The affected pilot data were discarded rather than merged.</w:t>
       </w:r>
     </w:p>
     <w:p>
@@ -21503,79 +21355,13 @@
           <w:bCs/>
           <w:b/>
         </w:rPr>
-        <w:t xml:space="preserve">Name-perception validation (Appendix B).</w:t>
-      </w:r>
-      <w:r>
-        <w:t xml:space="preserve"> </w:t>
-      </w:r>
-      <w:r>
-        <w:t xml:space="preserve">Gaddis (2017) scores, without which C1/C2 rest on an unvalidated instrument.</w:t>
-      </w:r>
-      <w:r>
-        <w:t xml:space="preserve"> </w:t>
-      </w:r>
-      <w:r>
-        <w:t xml:space="preserve">5b.</w:t>
-      </w:r>
-      <w:r>
-        <w:t xml:space="preserve"> </w:t>
-      </w:r>
-      <w:r>
-        <w:rPr>
-          <w:bCs/>
-          <w:b/>
-        </w:rPr>
-        <w:t xml:space="preserve">Router cross-validation.</w:t>
-      </w:r>
-      <w:r>
-        <w:t xml:space="preserve"> </w:t>
-      </w:r>
-      <w:r>
-        <w:t xml:space="preserve">The nine-route check in §5.2 is a sanity test, not a validation. A 50–100 route comparison against an independent routing source, reporting MAE, median absolute error and 90th-percentile error stratified by borough, is needed before the commute layer can be called validated.</w:t>
-      </w:r>
-      <w:r>
-        <w:t xml:space="preserve"> </w:t>
-      </w:r>
-      <w:r>
-        <w:t xml:space="preserve">5c.</w:t>
-      </w:r>
-      <w:r>
-        <w:t xml:space="preserve"> </w:t>
-      </w:r>
-      <w:r>
-        <w:rPr>
-          <w:bCs/>
-          <w:b/>
-        </w:rPr>
-        <w:t xml:space="preserve">Human coding of information withholding.</w:t>
-      </w:r>
-      <w:r>
-        <w:t xml:space="preserve"> </w:t>
-      </w:r>
-      <w:r>
-        <w:t xml:space="preserve">§6.2 detection is keyword-based. The observed rate is 0.0% across 6,631 responses, but a blind double-coding of 100–200 sampled responses with reported agreement would establish that the rule is not simply failing to fire.</w:t>
-      </w:r>
-      <w:r>
-        <w:t xml:space="preserve"> </w:t>
-      </w:r>
-      <w:r>
-        <w:t xml:space="preserve">5d.</w:t>
-      </w:r>
-      <w:r>
-        <w:t xml:space="preserve"> </w:t>
-      </w:r>
-      <w:r>
-        <w:rPr>
-          <w:bCs/>
-          <w:b/>
-        </w:rPr>
-        <w:t xml:space="preserve">Version-of-record updates.</w:t>
-      </w:r>
-      <w:r>
-        <w:t xml:space="preserve"> </w:t>
-      </w:r>
-      <w:r>
-        <w:t xml:space="preserve">Author names were verified on 7 September 2026 (see References note). Samad et al. (2026) is listed as appearing at AIES ’26 and its proceedings pagination is not yet available; any preprint that reaches a peer-reviewed venue before final submission should be recited to the version of record.</w:t>
+        <w:t xml:space="preserve">2026-08-25 — pool order fixed per scenario rather than per call.</w:t>
+      </w:r>
+      <w:r>
+        <w:t xml:space="preserve"> </w:t>
+      </w:r>
+      <w:r>
+        <w:t xml:space="preserve">Required for prompt caching, and methodologically preferable: order is identical across the four identity conditions (so it cannot confound the contrast) while varying across scenarios (so no aggregate position bias).</w:t>
       </w:r>
     </w:p>
     <w:p>
@@ -21591,46 +21377,13 @@
           <w:bCs/>
           <w:b/>
         </w:rPr>
-        <w:t xml:space="preserve">ACS covariates: Table 2b benchmark columns and the S3 outcome.</w:t>
-      </w:r>
-      <w:r>
-        <w:t xml:space="preserve"> </w:t>
-      </w:r>
-      <w:r>
-        <w:t xml:space="preserve">Both depend on ACS 5-year tables, which require a free Census API key that was not obtained. The key is free from</w:t>
-      </w:r>
-      <w:r>
-        <w:t xml:space="preserve"> </w:t>
-      </w:r>
-      <w:r>
-        <w:rPr>
-          <w:rStyle w:val="VerbatimChar"/>
-        </w:rPr>
-        <w:t xml:space="preserve">api.census.gov/data/key_signup.html</w:t>
-      </w:r>
-      <w:r>
-        <w:t xml:space="preserve"> </w:t>
-      </w:r>
-      <w:r>
-        <w:t xml:space="preserve">and issued immediately. Note that the API returns HTTP 200 for an unauthenticated request but redirects to an HTML page titled</w:t>
-      </w:r>
-      <w:r>
-        <w:t xml:space="preserve"> </w:t>
-      </w:r>
-      <w:r>
-        <w:t xml:space="preserve">“</w:t>
-      </w:r>
-      <w:r>
-        <w:t xml:space="preserve">Missing Key</w:t>
-      </w:r>
-      <w:r>
-        <w:t xml:space="preserve">”</w:t>
-      </w:r>
-      <w:r>
-        <w:t xml:space="preserve"> </w:t>
-      </w:r>
-      <w:r>
-        <w:t xml:space="preserve">— status code alone is not a valid check, and an earlier draft of this appendix reported the endpoint as open on that basis. With the key, two things follow: the benchmark columns of Table 2b (sample side already computed, §5.4), and the S3 neighborhood-exposure measure (§6.2), which is the item that would permit direct comparison with the steering literature. Both are the highest-value outstanding items.</w:t>
+        <w:t xml:space="preserve">2026-09-06 — spend ledger corrected from cumulative to per-provider.</w:t>
+      </w:r>
+      <w:r>
+        <w:t xml:space="preserve"> </w:t>
+      </w:r>
+      <w:r>
+        <w:t xml:space="preserve">The ceiling summed spend across vendors, so US$15.63 of OpenAI spend counted against the Anthropic ceiling and aborted the Claude arm at 509 of 720 calls. Budgets are held per vendor account; the guard now tracks per provider. The run was resumed and completed; no data were affected.</w:t>
       </w:r>
     </w:p>
     <w:p>
@@ -21646,13 +21399,42 @@
           <w:bCs/>
           <w:b/>
         </w:rPr>
-        <w:t xml:space="preserve">Open-weight arm.</w:t>
-      </w:r>
-      <w:r>
-        <w:t xml:space="preserve"> </w:t>
-      </w:r>
-      <w:r>
-        <w:t xml:space="preserve">A fixed-weight model so at least one result remains reproducible after snapshot deprecation.</w:t>
+        <w:t xml:space="preserve">2026-09-06 —</w:t>
+      </w:r>
+      <w:r>
+        <w:rPr>
+          <w:bCs/>
+          <w:b/>
+        </w:rPr>
+        <w:t xml:space="preserve"> </w:t>
+      </w:r>
+      <w:r>
+        <w:rPr>
+          <w:rStyle w:val="VerbatimChar"/>
+          <w:bCs/>
+          <w:b/>
+        </w:rPr>
+        <w:t xml:space="preserve">max_tokens</w:t>
+      </w:r>
+      <w:r>
+        <w:rPr>
+          <w:bCs/>
+          <w:b/>
+        </w:rPr>
+        <w:t xml:space="preserve"> </w:t>
+      </w:r>
+      <w:r>
+        <w:rPr>
+          <w:bCs/>
+          <w:b/>
+        </w:rPr>
+        <w:t xml:space="preserve">raised to 6,000 for Claude models</w:t>
+      </w:r>
+      <w:r>
+        <w:t xml:space="preserve"> </w:t>
+      </w:r>
+      <w:r>
+        <w:t xml:space="preserve">(see above). Applies to the Claude arm only; the OpenAI arms ran at 2,200.</w:t>
       </w:r>
     </w:p>
     <w:p>
@@ -21662,6 +21444,667 @@
           <w:numId w:val="1012"/>
         </w:numPr>
         <w:pStyle w:val="Compact"/>
+      </w:pPr>
+      <w:r>
+        <w:rPr>
+          <w:bCs/>
+          <w:b/>
+        </w:rPr>
+        <w:t xml:space="preserve">2026-09-06 — spend ledger race condition.</w:t>
+      </w:r>
+      <w:r>
+        <w:t xml:space="preserve"> </w:t>
+      </w:r>
+      <w:r>
+        <w:rPr>
+          <w:rStyle w:val="VerbatimChar"/>
+        </w:rPr>
+        <w:t xml:space="preserve">threading.Lock</w:t>
+      </w:r>
+      <w:r>
+        <w:t xml:space="preserve"> </w:t>
+      </w:r>
+      <w:r>
+        <w:t xml:space="preserve">serialized threads within a process but not across processes. Two experiment scripts running concurrently corrupted the ledger JSON with interleaved read-modify-write; every subsequent priced call then failed on a JSON decode error that surfaced as a spurious parse failure (555 of 790 calls in the first size-sweep run). The ledger was rebuilt from the append-only per-call logs,</w:t>
+      </w:r>
+      <w:r>
+        <w:t xml:space="preserve"> </w:t>
+      </w:r>
+      <w:r>
+        <w:rPr>
+          <w:rStyle w:val="VerbatimChar"/>
+        </w:rPr>
+        <w:t xml:space="preserve">fcntl.flock</w:t>
+      </w:r>
+      <w:r>
+        <w:t xml:space="preserve"> </w:t>
+      </w:r>
+      <w:r>
+        <w:t xml:space="preserve">added, the affected records purged, and the arm re-run at 97% parse. No analyzed result derives from the corrupted period.</w:t>
+      </w:r>
+    </w:p>
+    <w:p>
+      <w:pPr>
+        <w:numPr>
+          <w:ilvl w:val="0"/>
+          <w:numId w:val="1012"/>
+        </w:numPr>
+        <w:pStyle w:val="Compact"/>
+      </w:pPr>
+      <w:r>
+        <w:rPr>
+          <w:bCs/>
+          <w:b/>
+        </w:rPr>
+        <w:t xml:space="preserve">2026-09-07 —</w:t>
+      </w:r>
+      <w:r>
+        <w:rPr>
+          <w:bCs/>
+          <w:b/>
+        </w:rPr>
+        <w:t xml:space="preserve"> </w:t>
+      </w:r>
+      <w:r>
+        <w:rPr>
+          <w:bCs/>
+          <w:b/>
+        </w:rPr>
+        <w:t xml:space="preserve">“</w:t>
+      </w:r>
+      <w:r>
+        <w:rPr>
+          <w:bCs/>
+          <w:b/>
+        </w:rPr>
+        <w:t xml:space="preserve">preference infidelity</w:t>
+      </w:r>
+      <w:r>
+        <w:rPr>
+          <w:bCs/>
+          <w:b/>
+        </w:rPr>
+        <w:t xml:space="preserve">”</w:t>
+      </w:r>
+      <w:r>
+        <w:rPr>
+          <w:bCs/>
+          <w:b/>
+        </w:rPr>
+        <w:t xml:space="preserve"> </w:t>
+      </w:r>
+      <w:r>
+        <w:rPr>
+          <w:bCs/>
+          <w:b/>
+        </w:rPr>
+        <w:t xml:space="preserve">retracted.</w:t>
+      </w:r>
+      <w:r>
+        <w:t xml:space="preserve"> </w:t>
+      </w:r>
+      <w:r>
+        <w:t xml:space="preserve">The within-scenario manipulation (§8.8) showed the between-scenario contrast in §8.3 was confounded by scenario and by a priority-dependent oracle. The claim that models ignore stated preferences was withdrawn; the paper’s title and abstract were rewritten around compliance-without-optimization. §8.3 is retained with the confound stated rather than deleted.</w:t>
+      </w:r>
+    </w:p>
+    <w:p>
+      <w:pPr>
+        <w:numPr>
+          <w:ilvl w:val="0"/>
+          <w:numId w:val="1012"/>
+        </w:numPr>
+        <w:pStyle w:val="Compact"/>
+      </w:pPr>
+      <w:r>
+        <w:rPr>
+          <w:bCs/>
+          <w:b/>
+        </w:rPr>
+        <w:t xml:space="preserve">2026-09-07 — title and framing revised post-hoc</w:t>
+      </w:r>
+      <w:r>
+        <w:t xml:space="preserve"> </w:t>
+      </w:r>
+      <w:r>
+        <w:t xml:space="preserve">after the identity contrasts returned a null. Primary outcomes, analysis models, and the §7.4 interpretive rule were not changed; only the paper’s emphasis was.</w:t>
+      </w:r>
+    </w:p>
+    <w:bookmarkEnd w:id="79"/>
+    <w:bookmarkStart w:id="80" w:name="X6765b892611e991cdec649cc938b2e049963982"/>
+    <w:p>
+      <w:pPr>
+        <w:pStyle w:val="Heading2"/>
+      </w:pPr>
+      <w:r>
+        <w:t xml:space="preserve">Appendix D. Reproduction and outstanding work</w:t>
+      </w:r>
+    </w:p>
+    <w:p>
+      <w:pPr>
+        <w:pStyle w:val="FirstParagraph"/>
+      </w:pPr>
+      <w:r>
+        <w:rPr>
+          <w:bCs/>
+          <w:b/>
+        </w:rPr>
+        <w:t xml:space="preserve">To reproduce.</w:t>
+      </w:r>
+      <w:r>
+        <w:t xml:space="preserve"> </w:t>
+      </w:r>
+      <w:r>
+        <w:rPr>
+          <w:rStyle w:val="VerbatimChar"/>
+        </w:rPr>
+        <w:t xml:space="preserve">code/</w:t>
+      </w:r>
+      <w:r>
+        <w:t xml:space="preserve"> </w:t>
+      </w:r>
+      <w:r>
+        <w:t xml:space="preserve">contains nine modules run in order:</w:t>
+      </w:r>
+      <w:r>
+        <w:t xml:space="preserve"> </w:t>
+      </w:r>
+      <w:r>
+        <w:rPr>
+          <w:rStyle w:val="VerbatimChar"/>
+        </w:rPr>
+        <w:t xml:space="preserve">01_fetch_listings</w:t>
+      </w:r>
+      <w:r>
+        <w:t xml:space="preserve"> </w:t>
+      </w:r>
+      <w:r>
+        <w:t xml:space="preserve">(RentCast, quota-ledgered),</w:t>
+      </w:r>
+      <w:r>
+        <w:t xml:space="preserve"> </w:t>
+      </w:r>
+      <w:r>
+        <w:rPr>
+          <w:rStyle w:val="VerbatimChar"/>
+        </w:rPr>
+        <w:t xml:space="preserve">03_build_dataset</w:t>
+      </w:r>
+      <w:r>
+        <w:t xml:space="preserve"> </w:t>
+      </w:r>
+      <w:r>
+        <w:t xml:space="preserve">(cleaning, tract join),</w:t>
+      </w:r>
+      <w:r>
+        <w:t xml:space="preserve"> </w:t>
+      </w:r>
+      <w:r>
+        <w:rPr>
+          <w:rStyle w:val="VerbatimChar"/>
+        </w:rPr>
+        <w:t xml:space="preserve">transit</w:t>
+      </w:r>
+      <w:r>
+        <w:t xml:space="preserve"> </w:t>
+      </w:r>
+      <w:r>
+        <w:t xml:space="preserve">(GTFS router),</w:t>
+      </w:r>
+      <w:r>
+        <w:t xml:space="preserve"> </w:t>
+      </w:r>
+      <w:r>
+        <w:rPr>
+          <w:rStyle w:val="VerbatimChar"/>
+        </w:rPr>
+        <w:t xml:space="preserve">02_build_scenarios</w:t>
+      </w:r>
+      <w:r>
+        <w:t xml:space="preserve">,</w:t>
+      </w:r>
+      <w:r>
+        <w:t xml:space="preserve"> </w:t>
+      </w:r>
+      <w:r>
+        <w:rPr>
+          <w:rStyle w:val="VerbatimChar"/>
+        </w:rPr>
+        <w:t xml:space="preserve">04_benchmark</w:t>
+      </w:r>
+      <w:r>
+        <w:t xml:space="preserve"> </w:t>
+      </w:r>
+      <w:r>
+        <w:t xml:space="preserve">(feasible sets, Pareto frontiers, design checks),</w:t>
+      </w:r>
+      <w:r>
+        <w:t xml:space="preserve"> </w:t>
+      </w:r>
+      <w:r>
+        <w:rPr>
+          <w:rStyle w:val="VerbatimChar"/>
+        </w:rPr>
+        <w:t xml:space="preserve">06_random_baseline</w:t>
+      </w:r>
+      <w:r>
+        <w:t xml:space="preserve"> </w:t>
+      </w:r>
+      <w:r>
+        <w:t xml:space="preserve">(chance floor),</w:t>
+      </w:r>
+      <w:r>
+        <w:t xml:space="preserve"> </w:t>
+      </w:r>
+      <w:r>
+        <w:rPr>
+          <w:rStyle w:val="VerbatimChar"/>
+        </w:rPr>
+        <w:t xml:space="preserve">07_audit</w:t>
+      </w:r>
+      <w:r>
+        <w:t xml:space="preserve"> </w:t>
+      </w:r>
+      <w:r>
+        <w:t xml:space="preserve">+</w:t>
+      </w:r>
+      <w:r>
+        <w:t xml:space="preserve"> </w:t>
+      </w:r>
+      <w:r>
+        <w:rPr>
+          <w:rStyle w:val="VerbatimChar"/>
+        </w:rPr>
+        <w:t xml:space="preserve">08_run_grid</w:t>
+      </w:r>
+      <w:r>
+        <w:t xml:space="preserve"> </w:t>
+      </w:r>
+      <w:r>
+        <w:t xml:space="preserve">(the audit, spend-ceilinged),</w:t>
+      </w:r>
+      <w:r>
+        <w:t xml:space="preserve"> </w:t>
+      </w:r>
+      <w:r>
+        <w:rPr>
+          <w:rStyle w:val="VerbatimChar"/>
+        </w:rPr>
+        <w:t xml:space="preserve">09_analyze</w:t>
+      </w:r>
+      <w:r>
+        <w:t xml:space="preserve">,</w:t>
+      </w:r>
+      <w:r>
+        <w:t xml:space="preserve"> </w:t>
+      </w:r>
+      <w:r>
+        <w:rPr>
+          <w:rStyle w:val="VerbatimChar"/>
+        </w:rPr>
+        <w:t xml:space="preserve">10_exhibits</w:t>
+      </w:r>
+      <w:r>
+        <w:t xml:space="preserve">. Master seed 20260823. Credentials are read from disk and never logged. Raw listings are not redistributed; listing ids plus derived fields permit exact reconstruction with a RentCast key.</w:t>
+      </w:r>
+    </w:p>
+    <w:p>
+      <w:pPr>
+        <w:pStyle w:val="BodyText"/>
+      </w:pPr>
+      <w:r>
+        <w:rPr>
+          <w:bCs/>
+          <w:b/>
+        </w:rPr>
+        <w:t xml:space="preserve">Outstanding work, in priority order.</w:t>
+      </w:r>
+    </w:p>
+    <w:p>
+      <w:pPr>
+        <w:pStyle w:val="BodyText"/>
+      </w:pPr>
+      <w:r>
+        <w:rPr>
+          <w:bCs/>
+          <w:b/>
+        </w:rPr>
+        <w:t xml:space="preserve">Completed since v0.2:</w:t>
+      </w:r>
+      <w:r>
+        <w:t xml:space="preserve"> </w:t>
+      </w:r>
+      <w:r>
+        <w:t xml:space="preserve">cross-vendor replication on</w:t>
+      </w:r>
+      <w:r>
+        <w:t xml:space="preserve"> </w:t>
+      </w:r>
+      <w:r>
+        <w:rPr>
+          <w:rStyle w:val="VerbatimChar"/>
+        </w:rPr>
+        <w:t xml:space="preserve">claude-opus-5</w:t>
+      </w:r>
+      <w:r>
+        <w:t xml:space="preserve"> </w:t>
+      </w:r>
+      <w:r>
+        <w:t xml:space="preserve">(§8.6); parse-failure sensitivity with worst-case bounds (§8.7); within-scenario priority manipulation (§8.8) with cross-vendor replication (Table 20b); pool-density and near-miss-ratio robustness (§8.9); candidate-set size sweep as a mechanism diagnostic (§8.10). Total spend US$57.01 across 9,945 attempted calls (9,601 parsed).</w:t>
+      </w:r>
+    </w:p>
+    <w:p>
+      <w:pPr>
+        <w:numPr>
+          <w:ilvl w:val="0"/>
+          <w:numId w:val="1013"/>
+        </w:numPr>
+      </w:pPr>
+      <w:r>
+        <w:rPr>
+          <w:bCs/>
+          <w:b/>
+        </w:rPr>
+        <w:t xml:space="preserve">Retrieval-freedom arm (§9.4).</w:t>
+      </w:r>
+      <w:r>
+        <w:t xml:space="preserve"> </w:t>
+      </w:r>
+      <w:r>
+        <w:t xml:space="preserve">The experiment that would convert our identity null from a bounded negative into a mitigation finding. Highest value; infrastructure already supports it.</w:t>
+      </w:r>
+    </w:p>
+    <w:p>
+      <w:pPr>
+        <w:numPr>
+          <w:ilvl w:val="0"/>
+          <w:numId w:val="1013"/>
+        </w:numPr>
+      </w:pPr>
+      <w:r>
+        <w:rPr>
+          <w:bCs/>
+          <w:b/>
+        </w:rPr>
+        <w:t xml:space="preserve">Mechanism separation (§9.4).</w:t>
+      </w:r>
+      <w:r>
+        <w:t xml:space="preserve"> </w:t>
+      </w:r>
+      <w:r>
+        <w:t xml:space="preserve">Order randomization, forced full-ranking before selection, pre-sorted input, and tool-based sorting. These four would distinguish attention dilution from numeric-comparison instability from output-stage execution error. Highest-value remaining item after the retrieval-freedom arm, and cheap.</w:t>
+      </w:r>
+      <w:r>
+        <w:t xml:space="preserve"> </w:t>
+      </w:r>
+      <w:r>
+        <w:t xml:space="preserve">2b.</w:t>
+      </w:r>
+      <w:r>
+        <w:t xml:space="preserve"> </w:t>
+      </w:r>
+      <w:r>
+        <w:rPr>
+          <w:bCs/>
+          <w:b/>
+        </w:rPr>
+        <w:t xml:space="preserve">Replicate §8.10 (size sweep) on a second vendor.</w:t>
+      </w:r>
+      <w:r>
+        <w:t xml:space="preserve"> </w:t>
+      </w:r>
+      <w:r>
+        <w:t xml:space="preserve">~US$30 on Claude. §8.8 has already been replicated (Table 20b).</w:t>
+      </w:r>
+    </w:p>
+    <w:p>
+      <w:pPr>
+        <w:numPr>
+          <w:ilvl w:val="0"/>
+          <w:numId w:val="1013"/>
+        </w:numPr>
+      </w:pPr>
+      <w:r>
+        <w:rPr>
+          <w:bCs/>
+          <w:b/>
+        </w:rPr>
+        <w:t xml:space="preserve">Naturalistic-pool arm.</w:t>
+      </w:r>
+      <w:r>
+        <w:t xml:space="preserve"> </w:t>
+      </w:r>
+      <w:r>
+        <w:t xml:space="preserve">Candidates sampled as a real search would return them, without the enforced 2:1 infeasible ratio, before any claim about real-world prevalence.</w:t>
+      </w:r>
+    </w:p>
+    <w:p>
+      <w:pPr>
+        <w:numPr>
+          <w:ilvl w:val="0"/>
+          <w:numId w:val="1013"/>
+        </w:numPr>
+      </w:pPr>
+      <w:r>
+        <w:rPr>
+          <w:bCs/>
+          <w:b/>
+        </w:rPr>
+        <w:t xml:space="preserve">Name-perception validation (Appendix B).</w:t>
+      </w:r>
+      <w:r>
+        <w:t xml:space="preserve"> </w:t>
+      </w:r>
+      <w:r>
+        <w:t xml:space="preserve">Gaddis (2017) scores, without which C1/C2 rest on an unvalidated instrument.</w:t>
+      </w:r>
+      <w:r>
+        <w:t xml:space="preserve"> </w:t>
+      </w:r>
+      <w:r>
+        <w:t xml:space="preserve">5b.</w:t>
+      </w:r>
+      <w:r>
+        <w:t xml:space="preserve"> </w:t>
+      </w:r>
+      <w:r>
+        <w:rPr>
+          <w:bCs/>
+          <w:b/>
+        </w:rPr>
+        <w:t xml:space="preserve">Router cross-validation.</w:t>
+      </w:r>
+      <w:r>
+        <w:t xml:space="preserve"> </w:t>
+      </w:r>
+      <w:r>
+        <w:t xml:space="preserve">The nine-route check in §5.2 is a sanity test, not a validation. A 50–100 route comparison against an independent routing source, reporting MAE, median absolute error and 90th-percentile error stratified by borough, is needed before the commute layer can be called validated.</w:t>
+      </w:r>
+      <w:r>
+        <w:t xml:space="preserve"> </w:t>
+      </w:r>
+      <w:r>
+        <w:t xml:space="preserve">5c.</w:t>
+      </w:r>
+      <w:r>
+        <w:t xml:space="preserve"> </w:t>
+      </w:r>
+      <w:r>
+        <w:rPr>
+          <w:bCs/>
+          <w:b/>
+        </w:rPr>
+        <w:t xml:space="preserve">Human coding of information withholding.</w:t>
+      </w:r>
+      <w:r>
+        <w:t xml:space="preserve"> </w:t>
+      </w:r>
+      <w:r>
+        <w:t xml:space="preserve">§6.2 detection is keyword-based. The observed rate is 0.0% across 6,631 responses, but a blind double-coding of 100–200 sampled responses with reported agreement would establish that the rule is not simply failing to fire.</w:t>
+      </w:r>
+      <w:r>
+        <w:t xml:space="preserve"> </w:t>
+      </w:r>
+      <w:r>
+        <w:t xml:space="preserve">5d.</w:t>
+      </w:r>
+      <w:r>
+        <w:t xml:space="preserve"> </w:t>
+      </w:r>
+      <w:r>
+        <w:rPr>
+          <w:bCs/>
+          <w:b/>
+        </w:rPr>
+        <w:t xml:space="preserve">Version-of-record updates.</w:t>
+      </w:r>
+      <w:r>
+        <w:t xml:space="preserve"> </w:t>
+      </w:r>
+      <w:r>
+        <w:t xml:space="preserve">Author names were verified on 7 September 2026 (see References note). Samad et al. (2026) is listed as appearing at AIES ’26 and its proceedings pagination is not yet available; any preprint that reaches a peer-reviewed venue before final submission should be recited to the version of record.</w:t>
+      </w:r>
+    </w:p>
+    <w:p>
+      <w:pPr>
+        <w:numPr>
+          <w:ilvl w:val="0"/>
+          <w:numId w:val="1013"/>
+        </w:numPr>
+      </w:pPr>
+      <w:r>
+        <w:rPr>
+          <w:bCs/>
+          <w:b/>
+        </w:rPr>
+        <w:t xml:space="preserve">ACS covariates: the Table 2b borough column and the S3 outcome.</w:t>
+      </w:r>
+      <w:r>
+        <w:t xml:space="preserve"> </w:t>
+      </w:r>
+      <w:r>
+        <w:t xml:space="preserve">Both depend on ACS 5-year tables, which require a free Census API key that was not obtained. The key is issued immediately from</w:t>
+      </w:r>
+      <w:r>
+        <w:t xml:space="preserve"> </w:t>
+      </w:r>
+      <w:r>
+        <w:rPr>
+          <w:rStyle w:val="VerbatimChar"/>
+        </w:rPr>
+        <w:t xml:space="preserve">api.census.gov/data/key_signup.html</w:t>
+      </w:r>
+      <w:r>
+        <w:t xml:space="preserve">. Note that the API returns HTTP 200 for an unauthenticated request and redirects to an HTML page titled</w:t>
+      </w:r>
+      <w:r>
+        <w:t xml:space="preserve"> </w:t>
+      </w:r>
+      <w:r>
+        <w:t xml:space="preserve">“</w:t>
+      </w:r>
+      <w:r>
+        <w:t xml:space="preserve">Missing Key</w:t>
+      </w:r>
+      <w:r>
+        <w:t xml:space="preserve">”</w:t>
+      </w:r>
+      <w:r>
+        <w:t xml:space="preserve">, so a status-code check reports success on a failed request; an earlier draft of this appendix reported the endpoint as open on exactly that basis. With the key, two things follow: the ACS renter-occupied borough shares for Table 2b, and the S3 neighborhood-exposure measure (§6.2), which is the item that would permit direct comparison with the steering literature. S3 is the higher-value of the two.</w:t>
+      </w:r>
+    </w:p>
+    <w:p>
+      <w:pPr>
+        <w:numPr>
+          <w:ilvl w:val="0"/>
+          <w:numId w:val="1000"/>
+        </w:numPr>
+      </w:pPr>
+      <w:r>
+        <w:t xml:space="preserve">The</w:t>
+      </w:r>
+      <w:r>
+        <w:t xml:space="preserve"> </w:t>
+      </w:r>
+      <w:r>
+        <w:rPr>
+          <w:bCs/>
+          <w:b/>
+        </w:rPr>
+        <w:t xml:space="preserve">rent-distribution</w:t>
+      </w:r>
+      <w:r>
+        <w:t xml:space="preserve"> </w:t>
+      </w:r>
+      <w:r>
+        <w:t xml:space="preserve">half of Table 2b did not require the key and is now computed (</w:t>
+      </w:r>
+      <w:r>
+        <w:rPr>
+          <w:rStyle w:val="VerbatimChar"/>
+        </w:rPr>
+        <w:t xml:space="preserve">code/16_coverage_benchmark.py</w:t>
+      </w:r>
+      <w:r>
+        <w:t xml:space="preserve">). NYCHVS public-use microdata is a direct download from</w:t>
+      </w:r>
+      <w:r>
+        <w:t xml:space="preserve"> </w:t>
+      </w:r>
+      <w:r>
+        <w:rPr>
+          <w:rStyle w:val="VerbatimChar"/>
+        </w:rPr>
+        <w:t xml:space="preserve">nyc.gov/assets/hpd/data/occupied_puf_23.csv</w:t>
+      </w:r>
+      <w:r>
+        <w:t xml:space="preserve"> </w:t>
+      </w:r>
+      <w:r>
+        <w:t xml:space="preserve">with no key and no registration; the file was requested with a browser user-agent, as the default</w:t>
+      </w:r>
+      <w:r>
+        <w:t xml:space="preserve"> </w:t>
+      </w:r>
+      <w:r>
+        <w:rPr>
+          <w:rStyle w:val="VerbatimChar"/>
+        </w:rPr>
+        <w:t xml:space="preserve">curl</w:t>
+      </w:r>
+      <w:r>
+        <w:t xml:space="preserve"> </w:t>
+      </w:r>
+      <w:r>
+        <w:t xml:space="preserve">agent receives HTTP 403. An earlier version of this appendix listed the whole of Table 2b as blocked on Census access, which was wrong: only the borough column ever was.</w:t>
+      </w:r>
+    </w:p>
+    <w:p>
+      <w:pPr>
+        <w:numPr>
+          <w:ilvl w:val="0"/>
+          <w:numId w:val="1013"/>
+        </w:numPr>
+      </w:pPr>
+      <w:r>
+        <w:rPr>
+          <w:bCs/>
+          <w:b/>
+        </w:rPr>
+        <w:t xml:space="preserve">Open-weight arm.</w:t>
+      </w:r>
+      <w:r>
+        <w:t xml:space="preserve"> </w:t>
+      </w:r>
+      <w:r>
+        <w:t xml:space="preserve">A fixed-weight model so at least one result remains reproducible after snapshot deprecation.</w:t>
+      </w:r>
+    </w:p>
+    <w:p>
+      <w:pPr>
+        <w:numPr>
+          <w:ilvl w:val="0"/>
+          <w:numId w:val="1013"/>
+        </w:numPr>
       </w:pPr>
       <w:r>
         <w:rPr>
@@ -22025,12 +22468,6 @@
     </w:lvlOverride>
   </w:num>
   <w:num w:numId="1008">
-    <w:abstractNumId w:val="991"/>
-  </w:num>
-  <w:num w:numId="1009">
-    <w:abstractNumId w:val="991"/>
-  </w:num>
-  <w:num w:numId="1010">
     <w:abstractNumId w:val="99411"/>
     <w:lvlOverride w:ilvl="0">
       <w:startOverride w:val="1"/>
@@ -22059,6 +22496,12 @@
     <w:lvlOverride w:ilvl="8">
       <w:startOverride w:val="1"/>
     </w:lvlOverride>
+  </w:num>
+  <w:num w:numId="1009">
+    <w:abstractNumId w:val="991"/>
+  </w:num>
+  <w:num w:numId="1010">
+    <w:abstractNumId w:val="991"/>
   </w:num>
   <w:num w:numId="1011">
     <w:abstractNumId w:val="99411"/>
@@ -22091,6 +22534,36 @@
     </w:lvlOverride>
   </w:num>
   <w:num w:numId="1012">
+    <w:abstractNumId w:val="99411"/>
+    <w:lvlOverride w:ilvl="0">
+      <w:startOverride w:val="1"/>
+    </w:lvlOverride>
+    <w:lvlOverride w:ilvl="1">
+      <w:startOverride w:val="1"/>
+    </w:lvlOverride>
+    <w:lvlOverride w:ilvl="2">
+      <w:startOverride w:val="1"/>
+    </w:lvlOverride>
+    <w:lvlOverride w:ilvl="3">
+      <w:startOverride w:val="1"/>
+    </w:lvlOverride>
+    <w:lvlOverride w:ilvl="4">
+      <w:startOverride w:val="1"/>
+    </w:lvlOverride>
+    <w:lvlOverride w:ilvl="5">
+      <w:startOverride w:val="1"/>
+    </w:lvlOverride>
+    <w:lvlOverride w:ilvl="6">
+      <w:startOverride w:val="1"/>
+    </w:lvlOverride>
+    <w:lvlOverride w:ilvl="7">
+      <w:startOverride w:val="1"/>
+    </w:lvlOverride>
+    <w:lvlOverride w:ilvl="8">
+      <w:startOverride w:val="1"/>
+    </w:lvlOverride>
+  </w:num>
+  <w:num w:numId="1013">
     <w:abstractNumId w:val="99411"/>
     <w:lvlOverride w:ilvl="0">
       <w:startOverride w:val="1"/>

--- a/paper/Lo_2026_Following_the_Preference.docx
+++ b/paper/Lo_2026_Following_the_Preference.docx
@@ -28,7 +28,7 @@
         </w:p>
       </w:sdtContent>
     </w:sdt>
-    <w:bookmarkStart w:id="81" w:name="Xe779abc7ea9eade615d33576ffc28e8edf3207c"/>
+    <w:bookmarkStart w:id="82" w:name="Xe779abc7ea9eade615d33576ffc28e8edf3207c"/>
     <w:p>
       <w:pPr>
         <w:pStyle w:val="Heading1"/>
@@ -650,7 +650,23 @@
         <w:t xml:space="preserve"> </w:t>
       </w:r>
       <w:r>
-        <w:t xml:space="preserve">Of 48 pre-specified contrasts across three models, 47 return null after Benjamini–Hochberg correction. The single exception — voucher disclosure lowering Claude’s rent gap by $27.60/month — favors the user, is 4% of the preference-infidelity gap, and falls below replicate noise under our pre-specified variance rule; we report it as an observation warranting replication, not a finding. Between-condition variance is smaller than replicate noise for every primary outcome, so under our pre-specified rule we report no effect. Refusal and information-withholding rates were 0.0% in all conditions. This null holds for ranking over a fixed candidate pool and does not license claims about open-ended recommendation, where prior work has found steering.</w:t>
+        <w:t xml:space="preserve">Of 48 pre-specified contrasts across three models, 47 return null after Benjamini–Hochberg correction. A further 105 contrasts on the ACS tract characteristics of recommended listings — the measure most directly comparable to the steering literature — return</w:t>
+      </w:r>
+      <w:r>
+        <w:t xml:space="preserve"> </w:t>
+      </w:r>
+      <w:r>
+        <w:rPr>
+          <w:bCs/>
+          <w:b/>
+        </w:rPr>
+        <w:t xml:space="preserve">no</w:t>
+      </w:r>
+      <w:r>
+        <w:t xml:space="preserve"> </w:t>
+      </w:r>
+      <w:r>
+        <w:t xml:space="preserve">significant effect after correction, with replicate noise exceeding between-condition variance for all seven neighborhood outcomes (§8.11). The single exception — voucher disclosure lowering Claude’s rent gap by $27.60/month — favors the user, is 4% of the preference-infidelity gap, and falls below replicate noise under our pre-specified variance rule; we report it as an observation warranting replication, not a finding. Between-condition variance is smaller than replicate noise for every primary outcome, so under our pre-specified rule we report no effect. Refusal and information-withholding rates were 0.0% in all conditions. This null holds for ranking over a fixed candidate pool and does not license claims about open-ended recommendation, where prior work has found steering.</w:t>
       </w:r>
     </w:p>
     <w:p>
@@ -3455,7 +3471,7 @@
         <w:t xml:space="preserve"> </w:t>
       </w:r>
       <w:r>
-        <w:t xml:space="preserve">sensitivity; the S3 neighborhood-exposure measure (§6.2), which requires ACS tract covariates we did not retrieve; and the consumer-product probe. These are the first items in any revision.</w:t>
+        <w:t xml:space="preserve">sensitivity; and the consumer-product probe. These are the first items in any revision.</w:t>
       </w:r>
     </w:p>
     <w:p>
@@ -3751,17 +3767,23 @@
         <w:pStyle w:val="BodyText"/>
       </w:pPr>
       <w:r>
-        <w:rPr>
-          <w:bCs/>
-          <w:b/>
-        </w:rPr>
-        <w:t xml:space="preserve">These covariates were not retrieved.</w:t>
-      </w:r>
-      <w:r>
-        <w:t xml:space="preserve"> </w:t>
-      </w:r>
-      <w:r>
-        <w:t xml:space="preserve">The spatial join executed in</w:t>
+        <w:t xml:space="preserve">These covariates</w:t>
+      </w:r>
+      <w:r>
+        <w:t xml:space="preserve"> </w:t>
+      </w:r>
+      <w:r>
+        <w:rPr>
+          <w:bCs/>
+          <w:b/>
+        </w:rPr>
+        <w:t xml:space="preserve">were</w:t>
+      </w:r>
+      <w:r>
+        <w:t xml:space="preserve"> </w:t>
+      </w:r>
+      <w:r>
+        <w:t xml:space="preserve">retrieved, in</w:t>
       </w:r>
       <w:r>
         <w:t xml:space="preserve"> </w:t>
@@ -3770,74 +3792,34 @@
         <w:rPr>
           <w:rStyle w:val="VerbatimChar"/>
         </w:rPr>
-        <w:t xml:space="preserve">code/03_build_dataset.py</w:t>
-      </w:r>
-      <w:r>
-        <w:t xml:space="preserve"> </w:t>
-      </w:r>
-      <w:r>
-        <w:t xml:space="preserve">resolves each listing to a census-tract</w:t>
-      </w:r>
-      <w:r>
-        <w:t xml:space="preserve"> </w:t>
-      </w:r>
-      <w:r>
-        <w:rPr>
-          <w:rStyle w:val="VerbatimChar"/>
-        </w:rPr>
-        <w:t xml:space="preserve">GEOID</w:t>
-      </w:r>
-      <w:r>
-        <w:t xml:space="preserve"> </w:t>
-      </w:r>
-      <w:r>
-        <w:t xml:space="preserve">and a borough from TIGER geometry, which requires no API access; the ACS tables themselves require a Census API key that was not obtained (Appendix D, item 6). The analysis dataset therefore carries</w:t>
-      </w:r>
-      <w:r>
-        <w:t xml:space="preserve"> </w:t>
-      </w:r>
-      <w:r>
-        <w:rPr>
-          <w:rStyle w:val="VerbatimChar"/>
-        </w:rPr>
-        <w:t xml:space="preserve">GEOID</w:t>
-      </w:r>
-      <w:r>
-        <w:t xml:space="preserve"> </w:t>
-      </w:r>
-      <w:r>
-        <w:t xml:space="preserve">and</w:t>
-      </w:r>
-      <w:r>
-        <w:t xml:space="preserve"> </w:t>
-      </w:r>
-      <w:r>
-        <w:rPr>
-          <w:rStyle w:val="VerbatimChar"/>
-        </w:rPr>
-        <w:t xml:space="preserve">borough</w:t>
-      </w:r>
-      <w:r>
-        <w:t xml:space="preserve"> </w:t>
-      </w:r>
-      <w:r>
-        <w:t xml:space="preserve">and no ACS variable. Because no primary outcome depends on them, nothing in Sections 8 or 9 is affected. Two specified items are affected: the S3 neighborhood-exposure measure (§6.2), which falls away entirely, and the borough column of Table 2b. The rent-distribution half of Table 2b does</w:t>
-      </w:r>
-      <w:r>
-        <w:t xml:space="preserve"> </w:t>
-      </w:r>
-      <w:r>
-        <w:rPr>
-          <w:bCs/>
-          <w:b/>
-        </w:rPr>
-        <w:t xml:space="preserve">not</w:t>
-      </w:r>
-      <w:r>
-        <w:t xml:space="preserve"> </w:t>
-      </w:r>
-      <w:r>
-        <w:t xml:space="preserve">depend on ACS and is computed from NYCHVS public-use microdata, which requires no key (§5.4).</w:t>
+        <w:t xml:space="preserve">code/17_fetch_acs.py</w:t>
+      </w:r>
+      <w:r>
+        <w:t xml:space="preserve">, for all</w:t>
+      </w:r>
+      <w:r>
+        <w:t xml:space="preserve"> </w:t>
+      </w:r>
+      <w:r>
+        <w:rPr>
+          <w:bCs/>
+          <w:b/>
+        </w:rPr>
+        <w:t xml:space="preserve">2,327</w:t>
+      </w:r>
+      <w:r>
+        <w:t xml:space="preserve"> </w:t>
+      </w:r>
+      <w:r>
+        <w:t xml:space="preserve">census tracts in the five New York counties, matching the tract count in the TIGER geometry used for the spatial join. 99.5% of listings resolve to a tract with a non-suppressed median-income estimate; the remainder fall in tracts where ACS suppresses the estimate for small population, and are dropped from S3 only.</w:t>
+      </w:r>
+    </w:p>
+    <w:p>
+      <w:pPr>
+        <w:pStyle w:val="BodyText"/>
+      </w:pPr>
+      <w:r>
+        <w:t xml:space="preserve">An earlier version of this paper reported these covariates as not retrieved and dropped the S3 measure accordingly. That was a consequence of the Census API key not yet being available, not of any design decision, and it has been corrected: S3 is reported in §8.11.</w:t>
       </w:r>
     </w:p>
     <w:bookmarkEnd w:id="37"/>
@@ -4243,7 +4225,7 @@
           <w:bCs/>
           <w:b/>
         </w:rPr>
-        <w:t xml:space="preserve">Table 2b. Rent distribution of the listing sample against NYCHVS 2023, with ACS borough benchmark pending.</w:t>
+        <w:t xml:space="preserve">Table 2b. Rent and borough distribution of the listing sample against NYCHVS 2023 and ACS 2023.</w:t>
       </w:r>
       <w:r>
         <w:t xml:space="preserve"> </w:t>
@@ -4261,7 +4243,7 @@
         <w:t xml:space="preserve">FW</w:t>
       </w:r>
       <w:r>
-        <w:t xml:space="preserve">. The NYCHVS half needs no API key and is computed; the ACS half does and is not (Appendix D, item 6). Tenure coding was verified rather than assumed — the renter code carries positive gross rent and zero owner cost, and yields a weighted renter share of</w:t>
+        <w:t xml:space="preserve">. The NYCHVS rent benchmark requires no API key; the ACS borough benchmark below requires one and it was obtained (Appendix D, item 6). Tenure coding was verified rather than assumed — the renter code carries positive gross rent and zero owner cost, and yields a weighted renter share of</w:t>
       </w:r>
       <w:r>
         <w:t xml:space="preserve"> </w:t>
@@ -5286,23 +5268,454 @@
         <w:pStyle w:val="FirstParagraph"/>
       </w:pPr>
       <w:r>
-        <w:t xml:space="preserve">What remains pending is narrower than this table began as:</w:t>
-      </w:r>
-      <w:r>
-        <w:t xml:space="preserve"> </w:t>
-      </w:r>
-      <w:r>
-        <w:rPr>
-          <w:bCs/>
-          <w:b/>
-        </w:rPr>
-        <w:t xml:space="preserve">the ACS borough benchmark only.</w:t>
-      </w:r>
-      <w:r>
-        <w:t xml:space="preserve"> </w:t>
-      </w:r>
-      <w:r>
-        <w:t xml:space="preserve">Sample borough shares are reported above (Manhattan 37.3%, Brooklyn 36.0%, Queens 13.5%, Bronx 11.7%, Staten Island 1.6%); the comparison against ACS renter-occupied units requires a Census API key.</w:t>
+        <w:rPr>
+          <w:bCs/>
+          <w:b/>
+        </w:rPr>
+        <w:t xml:space="preserve">Borough composition against ACS renter-occupied units.</w:t>
+      </w:r>
+      <w:r>
+        <w:t xml:space="preserve"> </w:t>
+      </w:r>
+      <w:r>
+        <w:t xml:space="preserve">ACS 2023 5-year, table B25003, all five New York counties. NYCHVS borough shares are shown alongside as an independent check; the two sources agree to within 1.2 percentage points on every borough, which is reassuring for both.</w:t>
+      </w:r>
+    </w:p>
+    <w:tbl>
+      <w:tblPr>
+        <w:tblStyle w:val="Table"/>
+        <w:tblW w:type="pct" w:w="5000.0"/>
+        <w:tblLook w:firstRow="1" w:lastRow="0" w:firstColumn="0" w:lastColumn="0" w:noHBand="0" w:noVBand="0" w:val="0020"/>
+      </w:tblPr>
+      <w:tblGrid>
+        <w:gridCol w:w="1584"/>
+        <w:gridCol w:w="1584"/>
+        <w:gridCol w:w="1584"/>
+        <w:gridCol w:w="1584"/>
+        <w:gridCol w:w="1584"/>
+      </w:tblGrid>
+      <w:tr>
+        <w:tc>
+          <w:p>
+            <w:pPr>
+              <w:pStyle w:val="Compact"/>
+              <w:jc w:val="left"/>
+            </w:pPr>
+            <w:r>
+              <w:t xml:space="preserve">Borough</w:t>
+            </w:r>
+          </w:p>
+        </w:tc>
+        <w:tc>
+          <w:p>
+            <w:pPr>
+              <w:pStyle w:val="Compact"/>
+              <w:jc w:val="left"/>
+            </w:pPr>
+            <w:r>
+              <w:t xml:space="preserve">Sample share</w:t>
+            </w:r>
+          </w:p>
+        </w:tc>
+        <w:tc>
+          <w:p>
+            <w:pPr>
+              <w:pStyle w:val="Compact"/>
+              <w:jc w:val="left"/>
+            </w:pPr>
+            <w:r>
+              <w:t xml:space="preserve">ACS renter-occupied</w:t>
+            </w:r>
+          </w:p>
+        </w:tc>
+        <w:tc>
+          <w:p>
+            <w:pPr>
+              <w:pStyle w:val="Compact"/>
+              <w:jc w:val="left"/>
+            </w:pPr>
+            <w:r>
+              <w:t xml:space="preserve">NYCHVS renter households</w:t>
+            </w:r>
+          </w:p>
+        </w:tc>
+        <w:tc>
+          <w:p>
+            <w:pPr>
+              <w:pStyle w:val="Compact"/>
+              <w:jc w:val="left"/>
+            </w:pPr>
+            <w:r>
+              <w:t xml:space="preserve">Sample ÷ ACS</w:t>
+            </w:r>
+          </w:p>
+        </w:tc>
+      </w:tr>
+      <w:tr>
+        <w:tc>
+          <w:p>
+            <w:pPr>
+              <w:pStyle w:val="Compact"/>
+              <w:jc w:val="left"/>
+            </w:pPr>
+            <w:r>
+              <w:t xml:space="preserve">Manhattan</w:t>
+            </w:r>
+          </w:p>
+        </w:tc>
+        <w:tc>
+          <w:p>
+            <w:pPr>
+              <w:pStyle w:val="Compact"/>
+              <w:jc w:val="left"/>
+            </w:pPr>
+            <w:r>
+              <w:t xml:space="preserve">37.3%</w:t>
+            </w:r>
+          </w:p>
+        </w:tc>
+        <w:tc>
+          <w:p>
+            <w:pPr>
+              <w:pStyle w:val="Compact"/>
+              <w:jc w:val="left"/>
+            </w:pPr>
+            <w:r>
+              <w:t xml:space="preserve">26.2%</w:t>
+            </w:r>
+          </w:p>
+        </w:tc>
+        <w:tc>
+          <w:p>
+            <w:pPr>
+              <w:pStyle w:val="Compact"/>
+              <w:jc w:val="left"/>
+            </w:pPr>
+            <w:r>
+              <w:t xml:space="preserve">25.3%</w:t>
+            </w:r>
+          </w:p>
+        </w:tc>
+        <w:tc>
+          <w:p>
+            <w:pPr>
+              <w:pStyle w:val="Compact"/>
+              <w:jc w:val="left"/>
+            </w:pPr>
+            <w:r>
+              <w:rPr>
+                <w:bCs/>
+                <w:b/>
+              </w:rPr>
+              <w:t xml:space="preserve">1.42×</w:t>
+            </w:r>
+          </w:p>
+        </w:tc>
+      </w:tr>
+      <w:tr>
+        <w:tc>
+          <w:p>
+            <w:pPr>
+              <w:pStyle w:val="Compact"/>
+              <w:jc w:val="left"/>
+            </w:pPr>
+            <w:r>
+              <w:t xml:space="preserve">Brooklyn</w:t>
+            </w:r>
+          </w:p>
+        </w:tc>
+        <w:tc>
+          <w:p>
+            <w:pPr>
+              <w:pStyle w:val="Compact"/>
+              <w:jc w:val="left"/>
+            </w:pPr>
+            <w:r>
+              <w:t xml:space="preserve">36.0%</w:t>
+            </w:r>
+          </w:p>
+        </w:tc>
+        <w:tc>
+          <w:p>
+            <w:pPr>
+              <w:pStyle w:val="Compact"/>
+              <w:jc w:val="left"/>
+            </w:pPr>
+            <w:r>
+              <w:t xml:space="preserve">31.9%</w:t>
+            </w:r>
+          </w:p>
+        </w:tc>
+        <w:tc>
+          <w:p>
+            <w:pPr>
+              <w:pStyle w:val="Compact"/>
+              <w:jc w:val="left"/>
+            </w:pPr>
+            <w:r>
+              <w:t xml:space="preserve">30.9%</w:t>
+            </w:r>
+          </w:p>
+        </w:tc>
+        <w:tc>
+          <w:p>
+            <w:pPr>
+              <w:pStyle w:val="Compact"/>
+              <w:jc w:val="left"/>
+            </w:pPr>
+            <w:r>
+              <w:t xml:space="preserve">1.13×</w:t>
+            </w:r>
+          </w:p>
+        </w:tc>
+      </w:tr>
+      <w:tr>
+        <w:tc>
+          <w:p>
+            <w:pPr>
+              <w:pStyle w:val="Compact"/>
+              <w:jc w:val="left"/>
+            </w:pPr>
+            <w:r>
+              <w:t xml:space="preserve">Queens</w:t>
+            </w:r>
+          </w:p>
+        </w:tc>
+        <w:tc>
+          <w:p>
+            <w:pPr>
+              <w:pStyle w:val="Compact"/>
+              <w:jc w:val="left"/>
+            </w:pPr>
+            <w:r>
+              <w:t xml:space="preserve">13.5%</w:t>
+            </w:r>
+          </w:p>
+        </w:tc>
+        <w:tc>
+          <w:p>
+            <w:pPr>
+              <w:pStyle w:val="Compact"/>
+              <w:jc w:val="left"/>
+            </w:pPr>
+            <w:r>
+              <w:t xml:space="preserve">20.5%</w:t>
+            </w:r>
+          </w:p>
+        </w:tc>
+        <w:tc>
+          <w:p>
+            <w:pPr>
+              <w:pStyle w:val="Compact"/>
+              <w:jc w:val="left"/>
+            </w:pPr>
+            <w:r>
+              <w:t xml:space="preserve">20.8%</w:t>
+            </w:r>
+          </w:p>
+        </w:tc>
+        <w:tc>
+          <w:p>
+            <w:pPr>
+              <w:pStyle w:val="Compact"/>
+              <w:jc w:val="left"/>
+            </w:pPr>
+            <w:r>
+              <w:rPr>
+                <w:bCs/>
+                <w:b/>
+              </w:rPr>
+              <w:t xml:space="preserve">0.66×</w:t>
+            </w:r>
+          </w:p>
+        </w:tc>
+      </w:tr>
+      <w:tr>
+        <w:tc>
+          <w:p>
+            <w:pPr>
+              <w:pStyle w:val="Compact"/>
+              <w:jc w:val="left"/>
+            </w:pPr>
+            <w:r>
+              <w:t xml:space="preserve">Bronx</w:t>
+            </w:r>
+          </w:p>
+        </w:tc>
+        <w:tc>
+          <w:p>
+            <w:pPr>
+              <w:pStyle w:val="Compact"/>
+              <w:jc w:val="left"/>
+            </w:pPr>
+            <w:r>
+              <w:t xml:space="preserve">11.7%</w:t>
+            </w:r>
+          </w:p>
+        </w:tc>
+        <w:tc>
+          <w:p>
+            <w:pPr>
+              <w:pStyle w:val="Compact"/>
+              <w:jc w:val="left"/>
+            </w:pPr>
+            <w:r>
+              <w:t xml:space="preserve">19.0%</w:t>
+            </w:r>
+          </w:p>
+        </w:tc>
+        <w:tc>
+          <w:p>
+            <w:pPr>
+              <w:pStyle w:val="Compact"/>
+              <w:jc w:val="left"/>
+            </w:pPr>
+            <w:r>
+              <w:t xml:space="preserve">20.1%</w:t>
+            </w:r>
+          </w:p>
+        </w:tc>
+        <w:tc>
+          <w:p>
+            <w:pPr>
+              <w:pStyle w:val="Compact"/>
+              <w:jc w:val="left"/>
+            </w:pPr>
+            <w:r>
+              <w:rPr>
+                <w:bCs/>
+                <w:b/>
+              </w:rPr>
+              <w:t xml:space="preserve">0.62×</w:t>
+            </w:r>
+          </w:p>
+        </w:tc>
+      </w:tr>
+      <w:tr>
+        <w:tc>
+          <w:p>
+            <w:pPr>
+              <w:pStyle w:val="Compact"/>
+              <w:jc w:val="left"/>
+            </w:pPr>
+            <w:r>
+              <w:t xml:space="preserve">Staten Island</w:t>
+            </w:r>
+          </w:p>
+        </w:tc>
+        <w:tc>
+          <w:p>
+            <w:pPr>
+              <w:pStyle w:val="Compact"/>
+              <w:jc w:val="left"/>
+            </w:pPr>
+            <w:r>
+              <w:t xml:space="preserve">1.6%</w:t>
+            </w:r>
+          </w:p>
+        </w:tc>
+        <w:tc>
+          <w:p>
+            <w:pPr>
+              <w:pStyle w:val="Compact"/>
+              <w:jc w:val="left"/>
+            </w:pPr>
+            <w:r>
+              <w:t xml:space="preserve">2.4%</w:t>
+            </w:r>
+          </w:p>
+        </w:tc>
+        <w:tc>
+          <w:p>
+            <w:pPr>
+              <w:pStyle w:val="Compact"/>
+              <w:jc w:val="left"/>
+            </w:pPr>
+            <w:r>
+              <w:t xml:space="preserve">2.9%</w:t>
+            </w:r>
+          </w:p>
+        </w:tc>
+        <w:tc>
+          <w:p>
+            <w:pPr>
+              <w:pStyle w:val="Compact"/>
+              <w:jc w:val="left"/>
+            </w:pPr>
+            <w:r>
+              <w:t xml:space="preserve">0.67×</w:t>
+            </w:r>
+          </w:p>
+        </w:tc>
+      </w:tr>
+      <w:tr>
+        <w:tc>
+          <w:p>
+            <w:pPr>
+              <w:pStyle w:val="Compact"/>
+              <w:jc w:val="left"/>
+            </w:pPr>
+            <w:r>
+              <w:rPr>
+                <w:iCs/>
+                <w:i/>
+              </w:rPr>
+              <w:t xml:space="preserve">n</w:t>
+            </w:r>
+          </w:p>
+        </w:tc>
+        <w:tc>
+          <w:p>
+            <w:pPr>
+              <w:pStyle w:val="Compact"/>
+              <w:jc w:val="left"/>
+            </w:pPr>
+            <w:r>
+              <w:t xml:space="preserve">3,885 listings</w:t>
+            </w:r>
+          </w:p>
+        </w:tc>
+        <w:tc>
+          <w:p>
+            <w:pPr>
+              <w:pStyle w:val="Compact"/>
+              <w:jc w:val="left"/>
+            </w:pPr>
+            <w:r>
+              <w:t xml:space="preserve">2,226,896 units</w:t>
+            </w:r>
+          </w:p>
+        </w:tc>
+        <w:tc>
+          <w:p>
+            <w:pPr>
+              <w:pStyle w:val="Compact"/>
+              <w:jc w:val="left"/>
+            </w:pPr>
+            <w:r>
+              <w:t xml:space="preserve">2,026,023 households</w:t>
+            </w:r>
+          </w:p>
+        </w:tc>
+        <w:tc>
+          <w:p>
+            <w:pPr>
+              <w:pStyle w:val="Compact"/>
+              <w:jc w:val="left"/>
+            </w:pPr>
+            <w:r>
+              <w:t xml:space="preserve">—</w:t>
+            </w:r>
+          </w:p>
+        </w:tc>
+      </w:tr>
+    </w:tbl>
+    <w:p>
+      <w:pPr>
+        <w:pStyle w:val="BodyText"/>
+      </w:pPr>
+      <w:r>
+        <w:t xml:space="preserve">Manhattan is over-represented by roughly half again, and the Bronx, Queens and Staten Island are each under-represented by a third or more. The composition bias therefore runs in the same direction as the rent bias and compounds it: the sample is drawn disproportionately from the most expensive borough, and within that borough from the upper deciles. Table 2b is now complete.</w:t>
       </w:r>
     </w:p>
     <w:bookmarkEnd w:id="38"/>
@@ -8608,26 +9021,13 @@
           <w:bCs/>
           <w:b/>
         </w:rPr>
-        <w:t xml:space="preserve">S3 — Neighborhood exposure (specified; not computed in this version).</w:t>
-      </w:r>
-      <w:r>
-        <w:t xml:space="preserve"> </w:t>
-      </w:r>
-      <w:r>
-        <w:t xml:space="preserve">Distribution of ACS tract characteristics across recommended listings. This is the measure that would connect our results to the existing steering literature and permit direct comparison with Liu et al. (2024) and Samad et al. (2026). It is</w:t>
-      </w:r>
-      <w:r>
-        <w:t xml:space="preserve"> </w:t>
-      </w:r>
-      <w:r>
-        <w:rPr>
-          <w:bCs/>
-          <w:b/>
-        </w:rPr>
-        <w:t xml:space="preserve">not reported in Section 8</w:t>
-      </w:r>
-      <w:r>
-        <w:t xml:space="preserve">: the tract join in §5.3 resolved each listing to a GEOID and borough but did not retrieve the ACS covariates themselves, which requires a Census API key we did not obtain (Appendix D, item 6). No claim in this paper rests on it, and its absence is the main reason our null on identity conditioning cannot be compared directly against the steering literature (§8.4, §9.5).</w:t>
+        <w:t xml:space="preserve">S3 — Neighborhood exposure.</w:t>
+      </w:r>
+      <w:r>
+        <w:t xml:space="preserve"> </w:t>
+      </w:r>
+      <w:r>
+        <w:t xml:space="preserve">Distribution of ACS tract characteristics across recommended listings: tract median household income, median gross rent, rent burden, renter share, and racial and ethnic composition. For each response we take the recommended listings, resolve each to its census tract, and summarise the set by the median tract value. The identity contrast is the within-scenario difference against the neutral baseline, using the same estimand and the same randomization procedure as every other outcome (§7.2). This is the measure that connects our results to the steering literature and permits comparison with Liu et al. (2024) and Samad et al. (2026), subject to the design limit stated in §8.11. Reported in §8.11 (Tables 22–24).</w:t>
       </w:r>
     </w:p>
     <w:p>
@@ -9288,7 +9688,7 @@
     </w:p>
     <w:bookmarkEnd w:id="52"/>
     <w:bookmarkEnd w:id="53"/>
-    <w:bookmarkStart w:id="67" w:name="results"/>
+    <w:bookmarkStart w:id="68" w:name="results"/>
     <w:p>
       <w:pPr>
         <w:pStyle w:val="Heading2"/>
@@ -19127,23 +19527,13 @@
       </w:r>
     </w:p>
     <w:bookmarkEnd w:id="66"/>
-    <w:bookmarkEnd w:id="67"/>
-    <w:bookmarkStart w:id="73" w:name="discussion-and-recommendations"/>
-    <w:p>
-      <w:pPr>
-        <w:pStyle w:val="Heading2"/>
-      </w:pPr>
-      <w:r>
-        <w:t xml:space="preserve">9. Discussion and Recommendations</w:t>
-      </w:r>
-    </w:p>
-    <w:bookmarkStart w:id="68" w:name="Xcd27638c99e13e093b6928068bb9e31b0b7f2ba"/>
+    <w:bookmarkStart w:id="67" w:name="X21e9dc880403960a815c9b4c77b697bc0833efb"/>
     <w:p>
       <w:pPr>
         <w:pStyle w:val="Heading3"/>
       </w:pPr>
       <w:r>
-        <w:t xml:space="preserve">9.1 A failure mode conventional evaluation cannot see</w:t>
+        <w:t xml:space="preserve">8.11 Neighborhood exposure (S3) — no detectable identity conditioning</w:t>
       </w:r>
     </w:p>
     <w:p>
@@ -19151,7 +19541,23 @@
         <w:pStyle w:val="FirstParagraph"/>
       </w:pPr>
       <w:r>
-        <w:t xml:space="preserve">The models in this study did almost everything a ranking metric measures well. They obeyed budget, bedroom, and commute constraints on ~98% of recommendations, hallucinated no listings, refused nothing, and returned well-formed, plausibly-justified answers. A deployment monitoring precision, NDCG, or click-through would show a healthy system.</w:t>
+        <w:t xml:space="preserve">This is the measure that speaks to the steering literature, and it was the largest gap in earlier versions of this paper. ACS 2023 5-year covariates were retrieved for all 2,327 New York tracts (§5.3); 99.5% of listings resolve to a tract with a non-suppressed income estimate. For each of the</w:t>
+      </w:r>
+      <w:r>
+        <w:t xml:space="preserve"> </w:t>
+      </w:r>
+      <w:r>
+        <w:rPr>
+          <w:bCs/>
+          <w:b/>
+        </w:rPr>
+        <w:t xml:space="preserve">6,631</w:t>
+      </w:r>
+      <w:r>
+        <w:t xml:space="preserve"> </w:t>
+      </w:r>
+      <w:r>
+        <w:t xml:space="preserve">parsed responses we resolve the five recommended listings to their tracts and summarise the recommended set by its median tract value.</w:t>
       </w:r>
     </w:p>
     <w:p>
@@ -19159,1827 +19565,699 @@
         <w:pStyle w:val="BodyText"/>
       </w:pPr>
       <w:r>
-        <w:t xml:space="preserve">It would also be returning listings roughly $624/month more expensive than the cheapest suitable ones it was shown, to users who had said price was their priority.</w:t>
-      </w:r>
-    </w:p>
+        <w:rPr>
+          <w:bCs/>
+          <w:b/>
+        </w:rPr>
+        <w:t xml:space="preserve">Table 22. Median tract characteristics of recommended listings by identity condition</w:t>
+      </w:r>
+      <w:r>
+        <w:t xml:space="preserve"> </w:t>
+      </w:r>
+      <w:r>
+        <w:t xml:space="preserve">(</w:t>
+      </w:r>
+      <w:r>
+        <w:rPr>
+          <w:rStyle w:val="VerbatimChar"/>
+        </w:rPr>
+        <w:t xml:space="preserve">gpt-5.6-luna</w:t>
+      </w:r>
+      <w:r>
+        <w:t xml:space="preserve">, S1 direct, 150 scenarios × 3 replicates).</w:t>
+      </w:r>
+    </w:p>
+    <w:tbl>
+      <w:tblPr>
+        <w:tblStyle w:val="Table"/>
+        <w:tblW w:type="pct" w:w="5000.0"/>
+        <w:tblLook w:firstRow="1" w:lastRow="0" w:firstColumn="0" w:lastColumn="0" w:noHBand="0" w:noVBand="0" w:val="0020"/>
+      </w:tblPr>
+      <w:tblGrid>
+        <w:gridCol w:w="990"/>
+        <w:gridCol w:w="990"/>
+        <w:gridCol w:w="990"/>
+        <w:gridCol w:w="990"/>
+        <w:gridCol w:w="990"/>
+        <w:gridCol w:w="990"/>
+        <w:gridCol w:w="990"/>
+        <w:gridCol w:w="990"/>
+      </w:tblGrid>
+      <w:tr>
+        <w:tc>
+          <w:p>
+            <w:pPr>
+              <w:pStyle w:val="Compact"/>
+              <w:jc w:val="left"/>
+            </w:pPr>
+            <w:r>
+              <w:t xml:space="preserve">Condition</w:t>
+            </w:r>
+          </w:p>
+        </w:tc>
+        <w:tc>
+          <w:p>
+            <w:pPr>
+              <w:pStyle w:val="Compact"/>
+              <w:jc w:val="left"/>
+            </w:pPr>
+            <w:r>
+              <w:t xml:space="preserve">Tract median HH income</w:t>
+            </w:r>
+          </w:p>
+        </w:tc>
+        <w:tc>
+          <w:p>
+            <w:pPr>
+              <w:pStyle w:val="Compact"/>
+              <w:jc w:val="left"/>
+            </w:pPr>
+            <w:r>
+              <w:t xml:space="preserve">Tract median gross rent</w:t>
+            </w:r>
+          </w:p>
+        </w:tc>
+        <w:tc>
+          <w:p>
+            <w:pPr>
+              <w:pStyle w:val="Compact"/>
+              <w:jc w:val="left"/>
+            </w:pPr>
+            <w:r>
+              <w:t xml:space="preserve">Rent burden (%)</w:t>
+            </w:r>
+          </w:p>
+        </w:tc>
+        <w:tc>
+          <w:p>
+            <w:pPr>
+              <w:pStyle w:val="Compact"/>
+              <w:jc w:val="left"/>
+            </w:pPr>
+            <w:r>
+              <w:t xml:space="preserve">Renter share</w:t>
+            </w:r>
+          </w:p>
+        </w:tc>
+        <w:tc>
+          <w:p>
+            <w:pPr>
+              <w:pStyle w:val="Compact"/>
+              <w:jc w:val="left"/>
+            </w:pPr>
+            <w:r>
+              <w:t xml:space="preserve">Share non-White</w:t>
+            </w:r>
+          </w:p>
+        </w:tc>
+        <w:tc>
+          <w:p>
+            <w:pPr>
+              <w:pStyle w:val="Compact"/>
+              <w:jc w:val="left"/>
+            </w:pPr>
+            <w:r>
+              <w:t xml:space="preserve">Share Black</w:t>
+            </w:r>
+          </w:p>
+        </w:tc>
+        <w:tc>
+          <w:p>
+            <w:pPr>
+              <w:pStyle w:val="Compact"/>
+              <w:jc w:val="left"/>
+            </w:pPr>
+            <w:r>
+              <w:t xml:space="preserve">Share Hispanic</w:t>
+            </w:r>
+          </w:p>
+        </w:tc>
+      </w:tr>
+      <w:tr>
+        <w:tc>
+          <w:p>
+            <w:pPr>
+              <w:pStyle w:val="Compact"/>
+              <w:jc w:val="left"/>
+            </w:pPr>
+            <w:r>
+              <w:t xml:space="preserve">C0 neutral</w:t>
+            </w:r>
+          </w:p>
+        </w:tc>
+        <w:tc>
+          <w:p>
+            <w:pPr>
+              <w:pStyle w:val="Compact"/>
+              <w:jc w:val="left"/>
+            </w:pPr>
+            <w:r>
+              <w:t xml:space="preserve">$158,125</w:t>
+            </w:r>
+          </w:p>
+        </w:tc>
+        <w:tc>
+          <w:p>
+            <w:pPr>
+              <w:pStyle w:val="Compact"/>
+              <w:jc w:val="left"/>
+            </w:pPr>
+            <w:r>
+              <w:t xml:space="preserve">$2,996</w:t>
+            </w:r>
+          </w:p>
+        </w:tc>
+        <w:tc>
+          <w:p>
+            <w:pPr>
+              <w:pStyle w:val="Compact"/>
+              <w:jc w:val="left"/>
+            </w:pPr>
+            <w:r>
+              <w:t xml:space="preserve">27.2</w:t>
+            </w:r>
+          </w:p>
+        </w:tc>
+        <w:tc>
+          <w:p>
+            <w:pPr>
+              <w:pStyle w:val="Compact"/>
+              <w:jc w:val="left"/>
+            </w:pPr>
+            <w:r>
+              <w:t xml:space="preserve">0.837</w:t>
+            </w:r>
+          </w:p>
+        </w:tc>
+        <w:tc>
+          <w:p>
+            <w:pPr>
+              <w:pStyle w:val="Compact"/>
+              <w:jc w:val="left"/>
+            </w:pPr>
+            <w:r>
+              <w:t xml:space="preserve">0.378</w:t>
+            </w:r>
+          </w:p>
+        </w:tc>
+        <w:tc>
+          <w:p>
+            <w:pPr>
+              <w:pStyle w:val="Compact"/>
+              <w:jc w:val="left"/>
+            </w:pPr>
+            <w:r>
+              <w:t xml:space="preserve">0.042</w:t>
+            </w:r>
+          </w:p>
+        </w:tc>
+        <w:tc>
+          <w:p>
+            <w:pPr>
+              <w:pStyle w:val="Compact"/>
+              <w:jc w:val="left"/>
+            </w:pPr>
+            <w:r>
+              <w:t xml:space="preserve">0.096</w:t>
+            </w:r>
+          </w:p>
+        </w:tc>
+      </w:tr>
+      <w:tr>
+        <w:tc>
+          <w:p>
+            <w:pPr>
+              <w:pStyle w:val="Compact"/>
+              <w:jc w:val="left"/>
+            </w:pPr>
+            <w:r>
+              <w:t xml:space="preserve">C1 name A</w:t>
+            </w:r>
+          </w:p>
+        </w:tc>
+        <w:tc>
+          <w:p>
+            <w:pPr>
+              <w:pStyle w:val="Compact"/>
+              <w:jc w:val="left"/>
+            </w:pPr>
+            <w:r>
+              <w:t xml:space="preserve">$158,125</w:t>
+            </w:r>
+          </w:p>
+        </w:tc>
+        <w:tc>
+          <w:p>
+            <w:pPr>
+              <w:pStyle w:val="Compact"/>
+              <w:jc w:val="left"/>
+            </w:pPr>
+            <w:r>
+              <w:t xml:space="preserve">$2,911</w:t>
+            </w:r>
+          </w:p>
+        </w:tc>
+        <w:tc>
+          <w:p>
+            <w:pPr>
+              <w:pStyle w:val="Compact"/>
+              <w:jc w:val="left"/>
+            </w:pPr>
+            <w:r>
+              <w:t xml:space="preserve">27.2</w:t>
+            </w:r>
+          </w:p>
+        </w:tc>
+        <w:tc>
+          <w:p>
+            <w:pPr>
+              <w:pStyle w:val="Compact"/>
+              <w:jc w:val="left"/>
+            </w:pPr>
+            <w:r>
+              <w:t xml:space="preserve">0.837</w:t>
+            </w:r>
+          </w:p>
+        </w:tc>
+        <w:tc>
+          <w:p>
+            <w:pPr>
+              <w:pStyle w:val="Compact"/>
+              <w:jc w:val="left"/>
+            </w:pPr>
+            <w:r>
+              <w:t xml:space="preserve">0.379</w:t>
+            </w:r>
+          </w:p>
+        </w:tc>
+        <w:tc>
+          <w:p>
+            <w:pPr>
+              <w:pStyle w:val="Compact"/>
+              <w:jc w:val="left"/>
+            </w:pPr>
+            <w:r>
+              <w:t xml:space="preserve">0.047</w:t>
+            </w:r>
+          </w:p>
+        </w:tc>
+        <w:tc>
+          <w:p>
+            <w:pPr>
+              <w:pStyle w:val="Compact"/>
+              <w:jc w:val="left"/>
+            </w:pPr>
+            <w:r>
+              <w:t xml:space="preserve">0.096</w:t>
+            </w:r>
+          </w:p>
+        </w:tc>
+      </w:tr>
+      <w:tr>
+        <w:tc>
+          <w:p>
+            <w:pPr>
+              <w:pStyle w:val="Compact"/>
+              <w:jc w:val="left"/>
+            </w:pPr>
+            <w:r>
+              <w:t xml:space="preserve">C2 name B</w:t>
+            </w:r>
+          </w:p>
+        </w:tc>
+        <w:tc>
+          <w:p>
+            <w:pPr>
+              <w:pStyle w:val="Compact"/>
+              <w:jc w:val="left"/>
+            </w:pPr>
+            <w:r>
+              <w:t xml:space="preserve">$159,605</w:t>
+            </w:r>
+          </w:p>
+        </w:tc>
+        <w:tc>
+          <w:p>
+            <w:pPr>
+              <w:pStyle w:val="Compact"/>
+              <w:jc w:val="left"/>
+            </w:pPr>
+            <w:r>
+              <w:t xml:space="preserve">$3,106</w:t>
+            </w:r>
+          </w:p>
+        </w:tc>
+        <w:tc>
+          <w:p>
+            <w:pPr>
+              <w:pStyle w:val="Compact"/>
+              <w:jc w:val="left"/>
+            </w:pPr>
+            <w:r>
+              <w:t xml:space="preserve">27.2</w:t>
+            </w:r>
+          </w:p>
+        </w:tc>
+        <w:tc>
+          <w:p>
+            <w:pPr>
+              <w:pStyle w:val="Compact"/>
+              <w:jc w:val="left"/>
+            </w:pPr>
+            <w:r>
+              <w:t xml:space="preserve">0.837</w:t>
+            </w:r>
+          </w:p>
+        </w:tc>
+        <w:tc>
+          <w:p>
+            <w:pPr>
+              <w:pStyle w:val="Compact"/>
+              <w:jc w:val="left"/>
+            </w:pPr>
+            <w:r>
+              <w:t xml:space="preserve">0.384</w:t>
+            </w:r>
+          </w:p>
+        </w:tc>
+        <w:tc>
+          <w:p>
+            <w:pPr>
+              <w:pStyle w:val="Compact"/>
+              <w:jc w:val="left"/>
+            </w:pPr>
+            <w:r>
+              <w:t xml:space="preserve">0.047</w:t>
+            </w:r>
+          </w:p>
+        </w:tc>
+        <w:tc>
+          <w:p>
+            <w:pPr>
+              <w:pStyle w:val="Compact"/>
+              <w:jc w:val="left"/>
+            </w:pPr>
+            <w:r>
+              <w:t xml:space="preserve">0.096</w:t>
+            </w:r>
+          </w:p>
+        </w:tc>
+      </w:tr>
+      <w:tr>
+        <w:tc>
+          <w:p>
+            <w:pPr>
+              <w:pStyle w:val="Compact"/>
+              <w:jc w:val="left"/>
+            </w:pPr>
+            <w:r>
+              <w:t xml:space="preserve">C3 voucher</w:t>
+            </w:r>
+          </w:p>
+        </w:tc>
+        <w:tc>
+          <w:p>
+            <w:pPr>
+              <w:pStyle w:val="Compact"/>
+              <w:jc w:val="left"/>
+            </w:pPr>
+            <w:r>
+              <w:t xml:space="preserve">$158,125</w:t>
+            </w:r>
+          </w:p>
+        </w:tc>
+        <w:tc>
+          <w:p>
+            <w:pPr>
+              <w:pStyle w:val="Compact"/>
+              <w:jc w:val="left"/>
+            </w:pPr>
+            <w:r>
+              <w:t xml:space="preserve">$2,996</w:t>
+            </w:r>
+          </w:p>
+        </w:tc>
+        <w:tc>
+          <w:p>
+            <w:pPr>
+              <w:pStyle w:val="Compact"/>
+              <w:jc w:val="left"/>
+            </w:pPr>
+            <w:r>
+              <w:t xml:space="preserve">27.2</w:t>
+            </w:r>
+          </w:p>
+        </w:tc>
+        <w:tc>
+          <w:p>
+            <w:pPr>
+              <w:pStyle w:val="Compact"/>
+              <w:jc w:val="left"/>
+            </w:pPr>
+            <w:r>
+              <w:t xml:space="preserve">0.837</w:t>
+            </w:r>
+          </w:p>
+        </w:tc>
+        <w:tc>
+          <w:p>
+            <w:pPr>
+              <w:pStyle w:val="Compact"/>
+              <w:jc w:val="left"/>
+            </w:pPr>
+            <w:r>
+              <w:t xml:space="preserve">0.383</w:t>
+            </w:r>
+          </w:p>
+        </w:tc>
+        <w:tc>
+          <w:p>
+            <w:pPr>
+              <w:pStyle w:val="Compact"/>
+              <w:jc w:val="left"/>
+            </w:pPr>
+            <w:r>
+              <w:t xml:space="preserve">0.042</w:t>
+            </w:r>
+          </w:p>
+        </w:tc>
+        <w:tc>
+          <w:p>
+            <w:pPr>
+              <w:pStyle w:val="Compact"/>
+              <w:jc w:val="left"/>
+            </w:pPr>
+            <w:r>
+              <w:t xml:space="preserve">0.096</w:t>
+            </w:r>
+          </w:p>
+        </w:tc>
+      </w:tr>
+    </w:tbl>
     <w:p>
       <w:pPr>
         <w:pStyle w:val="BodyText"/>
       </w:pPr>
       <w:r>
-        <w:t xml:space="preserve">This is not a claim that ranking metrics are incapable of detecting omission — with an external oracle, recall and top-</w:t>
+        <w:t xml:space="preserve">The columns are nearly constant. Rent burden and renter share are identical to three decimals across all four conditions, and Hispanic share is identical to three decimals.</w:t>
+      </w:r>
+    </w:p>
+    <w:p>
+      <w:pPr>
+        <w:pStyle w:val="BodyText"/>
+      </w:pPr>
+      <w:r>
+        <w:rPr>
+          <w:bCs/>
+          <w:b/>
+        </w:rPr>
+        <w:t xml:space="preserve">Table 23. Within-scenario identity contrasts on tract characteristics.</w:t>
+      </w:r>
+      <w:r>
+        <w:t xml:space="preserve"> </w:t>
+      </w:r>
+      <w:r>
+        <w:t xml:space="preserve">105 contrasts: 3 identity conditions × 7 outcomes × 5 model-architecture arms. Inference by 10,000 within-scenario sign-flip permutations, Benjamini–Hochberg across the family.</w:t>
+      </w:r>
+    </w:p>
+    <w:tbl>
+      <w:tblPr>
+        <w:tblStyle w:val="Table"/>
+        <w:tblW w:type="pct" w:w="5000.0"/>
+        <w:tblLook w:firstRow="0" w:lastRow="0" w:firstColumn="0" w:lastColumn="0" w:noHBand="0" w:noVBand="0" w:val="0000"/>
+      </w:tblPr>
+      <w:tblGrid>
+        <w:gridCol w:w="3960"/>
+        <w:gridCol w:w="3960"/>
+      </w:tblGrid>
+      <w:tr>
+        <w:tc>
+          <w:p>
+            <w:pPr>
+              <w:pStyle w:val="Compact"/>
+              <w:jc w:val="left"/>
+            </w:pPr>
+            <w:r>
+              <w:t xml:space="preserve">Contrasts tested</w:t>
+            </w:r>
+          </w:p>
+        </w:tc>
+        <w:tc>
+          <w:p>
+            <w:pPr>
+              <w:pStyle w:val="Compact"/>
+              <w:jc w:val="left"/>
+            </w:pPr>
+            <w:r>
+              <w:t xml:space="preserve">105</w:t>
+            </w:r>
+          </w:p>
+        </w:tc>
+      </w:tr>
+      <w:tr>
+        <w:tc>
+          <w:p>
+            <w:pPr>
+              <w:pStyle w:val="Compact"/>
+              <w:jc w:val="left"/>
+            </w:pPr>
+            <w:r>
+              <w:t xml:space="preserve">Significant after BH at 0.05</w:t>
+            </w:r>
+          </w:p>
+        </w:tc>
+        <w:tc>
+          <w:p>
+            <w:pPr>
+              <w:pStyle w:val="Compact"/>
+              <w:jc w:val="left"/>
+            </w:pPr>
+            <w:r>
+              <w:rPr>
+                <w:bCs/>
+                <w:b/>
+              </w:rPr>
+              <w:t xml:space="preserve">0</w:t>
+            </w:r>
+          </w:p>
+        </w:tc>
+      </w:tr>
+      <w:tr>
+        <w:tc>
+          <w:p>
+            <w:pPr>
+              <w:pStyle w:val="Compact"/>
+              <w:jc w:val="left"/>
+            </w:pPr>
+            <w:r>
+              <w:t xml:space="preserve">Smallest raw</w:t>
+            </w:r>
+            <w:r>
+              <w:t xml:space="preserve"> </w:t>
+            </w:r>
+            <w:r>
+              <w:rPr>
+                <w:iCs/>
+                <w:i/>
+              </w:rPr>
+              <w:t xml:space="preserve">p</w:t>
+            </w:r>
+          </w:p>
+        </w:tc>
+        <w:tc>
+          <w:p>
+            <w:pPr>
+              <w:pStyle w:val="Compact"/>
+              <w:jc w:val="left"/>
+            </w:pPr>
+            <w:r>
+              <w:t xml:space="preserve">0.0015 (</w:t>
+            </w:r>
+            <w:r>
+              <w:rPr>
+                <w:rStyle w:val="VerbatimChar"/>
+              </w:rPr>
+              <w:t xml:space="preserve">claude-opus-5</w:t>
+            </w:r>
+            <w:r>
+              <w:t xml:space="preserve">, C3 voucher, share non-White, +2.15 pp)</w:t>
+            </w:r>
+          </w:p>
+        </w:tc>
+      </w:tr>
+      <w:tr>
+        <w:tc>
+          <w:p>
+            <w:pPr>
+              <w:pStyle w:val="Compact"/>
+              <w:jc w:val="left"/>
+            </w:pPr>
+            <w:r>
+              <w:t xml:space="preserve">Corresponding BH-adjusted</w:t>
+            </w:r>
+            <w:r>
+              <w:t xml:space="preserve"> </w:t>
+            </w:r>
+            <w:r>
+              <w:rPr>
+                <w:iCs/>
+                <w:i/>
+              </w:rPr>
+              <w:t xml:space="preserve">p</w:t>
+            </w:r>
+          </w:p>
+        </w:tc>
+        <w:tc>
+          <w:p>
+            <w:pPr>
+              <w:pStyle w:val="Compact"/>
+              <w:jc w:val="left"/>
+            </w:pPr>
+            <w:r>
+              <w:t xml:space="preserve">0.158</w:t>
+            </w:r>
+          </w:p>
+        </w:tc>
+      </w:tr>
+    </w:tbl>
+    <w:p>
+      <w:pPr>
+        <w:pStyle w:val="BodyText"/>
+      </w:pPr>
+      <w:r>
+        <w:rPr>
+          <w:bCs/>
+          <w:b/>
+        </w:rPr>
+        <w:t xml:space="preserve">Table 24. Variance decomposition for S3</w:t>
+      </w:r>
+      <w:r>
+        <w:t xml:space="preserve"> </w:t>
+      </w:r>
+      <w:r>
+        <w:t xml:space="preserve">(</w:t>
+      </w:r>
+      <w:r>
+        <w:rPr>
+          <w:rStyle w:val="VerbatimChar"/>
+        </w:rPr>
+        <w:t xml:space="preserve">gpt-5.6-luna</w:t>
+      </w:r>
+      <w:r>
+        <w:t xml:space="preserve">, S1). The pre-specified rule of §7.4 is that where within-cell replicate variance exceeds between-condition variance, we report no effect regardless of any individual</w:t>
+      </w:r>
+      <w:r>
+        <w:t xml:space="preserve"> </w:t>
       </w:r>
       <w:r>
         <w:rPr>
           <w:iCs/>
           <w:i/>
         </w:rPr>
-        <w:t xml:space="preserve">k</w:t>
-      </w:r>
-      <w:r>
-        <w:t xml:space="preserve"> </w:t>
-      </w:r>
-      <w:r>
-        <w:t xml:space="preserve">capture do penalize it. The claim is narrower and more practical:</w:t>
-      </w:r>
-      <w:r>
-        <w:t xml:space="preserve"> </w:t>
-      </w:r>
-      <w:r>
-        <w:rPr>
-          <w:bCs/>
-          <w:b/>
-        </w:rPr>
-        <w:t xml:space="preserve">the metrics actually used in deployment — engagement signals and LLM-judged relevance — score a returned list against itself or against a judge that shares the ranker’s priors.</w:t>
-      </w:r>
-      <w:r>
-        <w:t xml:space="preserve"> </w:t>
-      </w:r>
-      <w:r>
-        <w:t xml:space="preserve">Neither has access to the counterfactual</w:t>
-      </w:r>
-      <w:r>
-        <w:t xml:space="preserve"> </w:t>
-      </w:r>
-      <w:r>
-        <w:t xml:space="preserve">“</w:t>
-      </w:r>
-      <w:r>
-        <w:t xml:space="preserve">a better option was present and skipped.</w:t>
-      </w:r>
-      <w:r>
-        <w:t xml:space="preserve">”</w:t>
-      </w:r>
-      <w:r>
-        <w:t xml:space="preserve"> </w:t>
-      </w:r>
-      <w:r>
-        <w:t xml:space="preserve">Dominance does, at the cost of requiring an enumerable feasible set.</w:t>
-      </w:r>
-    </w:p>
-    <w:bookmarkEnd w:id="68"/>
-    <w:bookmarkStart w:id="69" w:name="three-capabilities-not-one"/>
-    <w:p>
-      <w:pPr>
-        <w:pStyle w:val="Heading3"/>
-      </w:pPr>
-      <w:r>
-        <w:t xml:space="preserve">9.2 Three capabilities, not one</w:t>
-      </w:r>
-    </w:p>
-    <w:p>
-      <w:pPr>
-        <w:pStyle w:val="FirstParagraph"/>
-      </w:pPr>
-      <w:r>
-        <w:t xml:space="preserve">The sharpest structural result is that</w:t>
-      </w:r>
-      <w:r>
-        <w:t xml:space="preserve"> </w:t>
-      </w:r>
-      <w:r>
-        <w:rPr>
-          <w:bCs/>
-          <w:b/>
-        </w:rPr>
-        <w:t xml:space="preserve">the architecture eliminating 100% of constraint violations reduces opportunity loss by only 11%.</w:t>
-      </w:r>
-      <w:r>
-        <w:t xml:space="preserve"> </w:t>
-      </w:r>
-      <w:r>
-        <w:t xml:space="preserve">Deterministic pre-filtering solves the problem that is easy to specify and leaves the one that matters mostly untouched.</w:t>
-      </w:r>
-    </w:p>
-    <w:p>
-      <w:pPr>
-        <w:pStyle w:val="BodyText"/>
-      </w:pPr>
-      <w:r>
-        <w:t xml:space="preserve">This suggests treating them as distinct evaluation targets. Constraint compliance is a verification problem with a deterministic solution. Preference fidelity is a preference-elicitation and weighting problem, and neither prompt-level grounding (S2: no effect) nor a 17× more capable model (§8.5) moved it.</w:t>
-      </w:r>
-    </w:p>
-    <w:bookmarkEnd w:id="69"/>
-    <w:bookmarkStart w:id="70" w:name="recommendations-for-developers"/>
-    <w:p>
-      <w:pPr>
-        <w:pStyle w:val="Heading3"/>
-      </w:pPr>
-      <w:r>
-        <w:t xml:space="preserve">9.3 Recommendations for developers</w:t>
-      </w:r>
-    </w:p>
-    <w:p>
-      <w:pPr>
-        <w:numPr>
-          <w:ilvl w:val="0"/>
-          <w:numId w:val="1011"/>
-        </w:numPr>
-        <w:pStyle w:val="Compact"/>
-      </w:pPr>
-      <w:r>
-        <w:rPr>
-          <w:bCs/>
-          <w:b/>
-        </w:rPr>
-        <w:t xml:space="preserve">Enforce verifiable constraints in code, and do not expect it to fix ranking.</w:t>
-      </w:r>
-      <w:r>
-        <w:t xml:space="preserve"> </w:t>
-      </w:r>
-      <w:r>
-        <w:t xml:space="preserve">S3 works exactly as advertised on constraints and barely at all on opportunity loss. Shipping constraint-first and declaring the problem solved would be a mistake this study directly warns against.</w:t>
-      </w:r>
-    </w:p>
-    <w:p>
-      <w:pPr>
-        <w:numPr>
-          <w:ilvl w:val="0"/>
-          <w:numId w:val="1011"/>
-        </w:numPr>
-        <w:pStyle w:val="Compact"/>
-      </w:pPr>
-      <w:r>
-        <w:rPr>
-          <w:bCs/>
-          <w:b/>
-        </w:rPr>
-        <w:t xml:space="preserve">Instrument the dominance rate of what you return against what you retrieved — and log the pool configuration with it.</w:t>
-      </w:r>
-      <w:r>
-        <w:t xml:space="preserve"> </w:t>
-      </w:r>
-      <w:r>
-        <w:t xml:space="preserve">It is computable online wherever a feasible set exists and needs no labels or judge model. But §8.9 shows the rate is strongly sensitive to candidate-set size, so it is usable as an internal regression signal against a fixed configuration and not as a cross-system benchmark. For comparison across systems, prefer the dollar-denominated gap, which was stable across a three-fold change in set size.</w:t>
-      </w:r>
-    </w:p>
-    <w:p>
-      <w:pPr>
-        <w:numPr>
-          <w:ilvl w:val="0"/>
-          <w:numId w:val="1011"/>
-        </w:numPr>
-        <w:pStyle w:val="Compact"/>
-      </w:pPr>
-      <w:r>
-        <w:rPr>
-          <w:bCs/>
-          <w:b/>
-        </w:rPr>
-        <w:t xml:space="preserve">Do not ask a language model to perform a computation you can specify exactly.</w:t>
-      </w:r>
-      <w:r>
-        <w:t xml:space="preserve"> </w:t>
-      </w:r>
-      <w:r>
-        <w:t xml:space="preserve">This is the operational conclusion. Where a user’s rule is expressible — minimize rent subject to constraints, break ties within $50 — sort in code and let the model handle what only it can: parsing natural language, eliciting preferences the user has not stated, and explaining the result. The recommended architecture is (i) deterministic filtering of hard constraints, (ii) deterministic ranking on any explicitly stated rule, (iii) the model for language understanding, ambiguous preference and explanation, and (iv) a dominance check on the output before it ships. Prompt improvement is demonstrably not sufficient: the explicit lexicographic instruction changed nothing (§8.8).</w:t>
-      </w:r>
-    </w:p>
-    <w:p>
-      <w:pPr>
-        <w:numPr>
-          <w:ilvl w:val="0"/>
-          <w:numId w:val="1011"/>
-        </w:numPr>
-        <w:pStyle w:val="Compact"/>
-      </w:pPr>
-      <w:r>
-        <w:rPr>
-          <w:bCs/>
-          <w:b/>
-        </w:rPr>
-        <w:t xml:space="preserve">Keep retrieved sets small when the model must rank them.</w:t>
-      </w:r>
-      <w:r>
-        <w:t xml:space="preserve"> </w:t>
-      </w:r>
-      <w:r>
-        <w:t xml:space="preserve">Optimization quality degrades with candidate count and the limitation binds by roughly 20–40 items (§8.10). Enlarging the retrieved set to improve recall makes the ranking worse — a direct trade-off most stacks do not currently measure.</w:t>
-      </w:r>
-    </w:p>
-    <w:p>
-      <w:pPr>
-        <w:numPr>
-          <w:ilvl w:val="0"/>
-          <w:numId w:val="1011"/>
-        </w:numPr>
-        <w:pStyle w:val="Compact"/>
-      </w:pPr>
-      <w:r>
-        <w:rPr>
-          <w:bCs/>
-          <w:b/>
-        </w:rPr>
-        <w:t xml:space="preserve">Do not assume the flagship or a different vendor fixes it.</w:t>
-      </w:r>
-      <w:r>
-        <w:t xml:space="preserve"> </w:t>
-      </w:r>
-      <w:r>
-        <w:t xml:space="preserve">Capability upgrades and vendor switches are the two default responses to quality complaints. Across a 45x price range and two vendors, the rent-first gap moved by $3. Whatever produces this behavior is addressed by neither lever.</w:t>
-      </w:r>
-    </w:p>
-    <w:p>
-      <w:pPr>
-        <w:numPr>
-          <w:ilvl w:val="0"/>
-          <w:numId w:val="1011"/>
-        </w:numPr>
-        <w:pStyle w:val="Compact"/>
-      </w:pPr>
-      <w:r>
-        <w:rPr>
-          <w:bCs/>
-          <w:b/>
-        </w:rPr>
-        <w:t xml:space="preserve">Report quality-of-service parity in user-denominated units.</w:t>
-      </w:r>
-      <w:r>
-        <w:t xml:space="preserve"> </w:t>
-      </w:r>
-      <w:r>
-        <w:t xml:space="preserve">Dollars and minutes across matched profiles are more auditable than group-level metric parity — and, as §8.4 shows, capable of returning an honest null.</w:t>
-      </w:r>
-    </w:p>
-    <w:bookmarkEnd w:id="70"/>
-    <w:bookmarkStart w:id="71" w:name="X450e45dee683eeb76c8093af2a35141a31f85f5"/>
-    <w:p>
-      <w:pPr>
-        <w:pStyle w:val="Heading3"/>
-      </w:pPr>
-      <w:r>
-        <w:t xml:space="preserve">9.4 What we could not determine, and the experiments that would</w:t>
-      </w:r>
-    </w:p>
-    <w:p>
-      <w:pPr>
-        <w:pStyle w:val="FirstParagraph"/>
-      </w:pPr>
-      <w:r>
-        <w:rPr>
-          <w:bCs/>
-          <w:b/>
-        </w:rPr>
-        <w:t xml:space="preserve">The mechanism behind the optimization gap.</w:t>
-      </w:r>
-      <w:r>
-        <w:t xml:space="preserve"> </w:t>
-      </w:r>
-      <w:r>
-        <w:t xml:space="preserve">§8.10 implicates candidate-set scale but cannot isolate a cause. Four interventions would separate the remaining candidates, and all are inexpensive on this infrastructure: (a) randomize listing order across replicates to test position effects; (b) require the model to rank</w:t>
-      </w:r>
-      <w:r>
-        <w:t xml:space="preserve"> </w:t>
-      </w:r>
-      <w:r>
-        <w:rPr>
-          <w:iCs/>
-          <w:i/>
-        </w:rPr>
-        <w:t xml:space="preserve">all</w:t>
-      </w:r>
-      <w:r>
-        <w:t xml:space="preserve"> </w:t>
-      </w:r>
-      <w:r>
-        <w:t xml:space="preserve">feasible candidates before selecting five, separating internal ranking from output-stage execution; (c) supply the pool pre-sorted by rent, which removes the comparison burden entirely; and (d) give the model a sorting tool to call. If (c) or (d) closes the gap, the limitation is computational rather than interpretive.</w:t>
-      </w:r>
-    </w:p>
-    <w:p>
-      <w:pPr>
-        <w:pStyle w:val="BodyText"/>
-      </w:pPr>
-      <w:r>
-        <w:rPr>
-          <w:bCs/>
-          <w:b/>
-        </w:rPr>
-        <w:t xml:space="preserve">Identity, under retrieval freedom.</w:t>
-      </w:r>
-      <w:r>
-        <w:t xml:space="preserve"> </w:t>
-      </w:r>
-      <w:r>
-        <w:t xml:space="preserve">Our null on identity is confined to ranking over a fixed pool. The obvious and important follow-up is a</w:t>
-      </w:r>
-      <w:r>
-        <w:t xml:space="preserve"> </w:t>
-      </w:r>
-      <w:r>
-        <w:rPr>
-          <w:bCs/>
-          <w:b/>
-        </w:rPr>
-        <w:t xml:space="preserve">retrieval-freedom manipulation</w:t>
-      </w:r>
-      <w:r>
-        <w:t xml:space="preserve">: the same scenarios and identity cues run under (a) our fixed pool, (b) a model-selected pool from a retrieval index, and (c) fully open-ended neighborhood recommendation as in Liu et al. (2024). If disparity appears in (c) and not (a), the mitigation implication —</w:t>
-      </w:r>
-      <w:r>
-        <w:t xml:space="preserve"> </w:t>
-      </w:r>
-      <w:r>
-        <w:rPr>
-          <w:iCs/>
-          <w:i/>
-        </w:rPr>
-        <w:t xml:space="preserve">retrieve deterministically, then rank</w:t>
-      </w:r>
-      <w:r>
-        <w:t xml:space="preserve"> </w:t>
-      </w:r>
-      <w:r>
-        <w:t xml:space="preserve">— would be established rather than conjectured. We regard this as the highest-value extension and note it is inexpensive: the infrastructure here supports it directly.</w:t>
-      </w:r>
-    </w:p>
-    <w:bookmarkEnd w:id="71"/>
-    <w:bookmarkStart w:id="72" w:name="generalization"/>
-    <w:p>
-      <w:pPr>
-        <w:pStyle w:val="Heading3"/>
-      </w:pPr>
-      <w:r>
-        <w:t xml:space="preserve">9.5 Generalization</w:t>
-      </w:r>
-    </w:p>
-    <w:p>
-      <w:pPr>
-        <w:pStyle w:val="FirstParagraph"/>
-      </w:pPr>
-      <w:r>
-        <w:t xml:space="preserve">Dominance auditing transfers to any high-stakes search domain with an enumerable feasible set and outcomes in natural units — lending (rate, term, fees), employment (compensation, commute, seniority), health plan selection (premium, deductible, network breadth). What transfers is the method; the magnitudes are facts about the New York rental market in August 2026.</w:t>
-      </w:r>
-    </w:p>
-    <w:bookmarkEnd w:id="72"/>
-    <w:bookmarkEnd w:id="73"/>
-    <w:bookmarkStart w:id="74" w:name="limitations"/>
-    <w:p>
-      <w:pPr>
-        <w:pStyle w:val="Heading2"/>
-      </w:pPr>
-      <w:r>
-        <w:t xml:space="preserve">10. Limitations</w:t>
-      </w:r>
-    </w:p>
-    <w:p>
-      <w:pPr>
-        <w:pStyle w:val="FirstParagraph"/>
-      </w:pPr>
-      <w:r>
-        <w:rPr>
-          <w:bCs/>
-          <w:b/>
-        </w:rPr>
-        <w:t xml:space="preserve">This is an audit of in-context ranking, not of deployed products.</w:t>
-      </w:r>
-      <w:r>
-        <w:t xml:space="preserve"> </w:t>
-      </w:r>
-      <w:r>
-        <w:t xml:space="preserve">We fix the candidate pool and thereby remove the retrieval stage. Findings characterize how ranking behaves over a known choice set; they do not describe ChatGPT, Perplexity, Zillow’s assistant, or any shipped pipeline, whose retrieval failures are outside our measurement and may dominate ranking failures in practice. The product probe specified in §4.1 was</w:t>
-      </w:r>
-      <w:r>
-        <w:t xml:space="preserve"> </w:t>
-      </w:r>
-      <w:r>
-        <w:rPr>
-          <w:bCs/>
-          <w:b/>
-        </w:rPr>
-        <w:t xml:space="preserve">not executed</w:t>
-      </w:r>
-      <w:r>
-        <w:t xml:space="preserve">, so we have no evidence at all on whether these failure modes appear in shipped systems. We consider this the most important boundary on the paper and state it in the abstract.</w:t>
-      </w:r>
-    </w:p>
-    <w:p>
-      <w:pPr>
-        <w:pStyle w:val="BodyText"/>
-      </w:pPr>
-      <w:r>
-        <w:rPr>
-          <w:bCs/>
-          <w:b/>
-        </w:rPr>
-        <w:t xml:space="preserve">Synthetic profiles are not renters.</w:t>
-      </w:r>
-      <w:r>
-        <w:t xml:space="preserve"> </w:t>
-      </w:r>
-      <w:r>
-        <w:t xml:space="preserve">Scenarios are researcher-authored. They cannot capture how real users phrase requests, revise them across turns, or trade off attributes we did not model. The study measures system behavior under specified inputs, not behavior under real demand.</w:t>
-      </w:r>
-    </w:p>
-    <w:p>
-      <w:pPr>
-        <w:pStyle w:val="BodyText"/>
-      </w:pPr>
-      <w:r>
-        <w:rPr>
-          <w:bCs/>
-          <w:b/>
-        </w:rPr>
-        <w:t xml:space="preserve">Listing coverage is biased in a known direction and now a measured magnitude.</w:t>
-      </w:r>
-      <w:r>
-        <w:t xml:space="preserve"> </w:t>
-      </w:r>
-      <w:r>
-        <w:t xml:space="preserve">RentCast’s New York coverage derives from MLS syndication, which under-represents the no-fee and small-landlord segment that constitutes a substantial share of the city’s rental market. Table 2a quantifies the walk-access exclusion; Table 2b benchmarks the rent distribution against NYCHVS 2023. The median listing in our sample rents for</w:t>
-      </w:r>
-      <w:r>
-        <w:t xml:space="preserve"> </w:t>
-      </w:r>
-      <w:r>
-        <w:rPr>
-          <w:bCs/>
-          <w:b/>
-        </w:rPr>
-        <w:t xml:space="preserve">1.76× the median recent unsubsidised letting</w:t>
-      </w:r>
-      <w:r>
-        <w:t xml:space="preserve"> </w:t>
-      </w:r>
-      <w:r>
-        <w:t xml:space="preserve">and sits at roughly the</w:t>
-      </w:r>
-      <w:r>
-        <w:t xml:space="preserve"> </w:t>
-      </w:r>
-      <w:r>
-        <w:rPr>
-          <w:bCs/>
-          <w:b/>
-        </w:rPr>
-        <w:t xml:space="preserve">87th percentile</w:t>
-      </w:r>
-      <w:r>
-        <w:t xml:space="preserve"> </w:t>
-      </w:r>
-      <w:r>
-        <w:t xml:space="preserve">of that distribution — the sample is drawn from about the upper eighth of the market by price. Against</w:t>
-      </w:r>
-      <w:r>
-        <w:t xml:space="preserve"> </w:t>
-      </w:r>
-      <w:r>
-        <w:rPr>
-          <w:iCs/>
-          <w:i/>
-        </w:rPr>
-        <w:t xml:space="preserve">all</w:t>
-      </w:r>
-      <w:r>
-        <w:t xml:space="preserve"> </w:t>
-      </w:r>
-      <w:r>
-        <w:t xml:space="preserve">renter households the ratio is 2.48×, but that comparison conflates our flow of asking rents with a stock containing long-duration rent-stabilised and subsidised tenancies, and we do not rely on it.</w:t>
-      </w:r>
-    </w:p>
-    <w:p>
-      <w:pPr>
-        <w:pStyle w:val="BodyText"/>
-      </w:pPr>
-      <w:r>
-        <w:t xml:space="preserve">Because the bias is common to all conditions and architectures, it threatens external validity — the absolute magnitude of the cost gaps — but not the internal validity of the within-scenario contrasts, which hold the pool fixed. The specific unresolved question is whether the gap is proportional to rent level or roughly constant in dollars. Our design does not identify this, and it determines whether the $900/month median dominance gap transfers to a median renter or shrinks with the rent level. Extending the sample into the lower deciles is the highest-value addition to the data collection.</w:t>
-      </w:r>
-    </w:p>
-    <w:p>
-      <w:pPr>
-        <w:pStyle w:val="BodyText"/>
-      </w:pPr>
-      <w:r>
-        <w:rPr>
-          <w:bCs/>
-          <w:b/>
-        </w:rPr>
-        <w:t xml:space="preserve">One city.</w:t>
-      </w:r>
-      <w:r>
-        <w:t xml:space="preserve"> </w:t>
-      </w:r>
-      <w:r>
-        <w:t xml:space="preserve">Samad et al. (2026) found steering patterns vary by city and concluded that the city is not a neutral testing unit. Our magnitudes are New York facts. The dominance method generalizes; the numbers do not.</w:t>
-      </w:r>
-    </w:p>
-    <w:p>
-      <w:pPr>
-        <w:pStyle w:val="BodyText"/>
-      </w:pPr>
-      <w:r>
-        <w:rPr>
-          <w:bCs/>
-          <w:b/>
-        </w:rPr>
-        <w:t xml:space="preserve">Name cues confound race and class, and were not validated.</w:t>
-      </w:r>
-      <w:r>
-        <w:t xml:space="preserve"> </w:t>
-      </w:r>
-      <w:r>
-        <w:t xml:space="preserve">A name carries race and socioeconomic signals simultaneously (Gaddis, 2017). Our pool draws on Bertrand &amp; Mullainathan (2004) with four names Gaddis flags as SES-atypical excluded a priori, but</w:t>
-      </w:r>
-      <w:r>
-        <w:t xml:space="preserve"> </w:t>
-      </w:r>
-      <w:r>
-        <w:rPr>
-          <w:bCs/>
-          <w:b/>
-        </w:rPr>
-        <w:t xml:space="preserve">we did not obtain the published perception scores</w:t>
-      </w:r>
-      <w:r>
-        <w:t xml:space="preserve">, so Appendix B is incomplete and the C1/C2 conditions rest on an unvalidated instrument. This is a material weakness for those two conditions specifically. It does not affect C3 (voucher), which is an explicit disclosure rather than an inferred signal, nor any non-identity result. Name-level variance components were specified in §4.3 but not computed.</w:t>
-      </w:r>
-    </w:p>
-    <w:p>
-      <w:pPr>
-        <w:pStyle w:val="BodyText"/>
-      </w:pPr>
-      <w:r>
-        <w:rPr>
-          <w:bCs/>
-          <w:b/>
-        </w:rPr>
-        <w:t xml:space="preserve">Three dominance dimensions.</w:t>
-      </w:r>
-      <w:r>
-        <w:t xml:space="preserve"> </w:t>
-      </w:r>
-      <w:r>
-        <w:t xml:space="preserve">Rent, commute, and bedroom count do not exhaust what renters care about. Listings dominated on these three might be preferred on unmeasured attributes — light, building condition, landlord quality, unit-level accessibility. Dominance is therefore a</w:t>
-      </w:r>
-      <w:r>
-        <w:t xml:space="preserve"> </w:t>
-      </w:r>
-      <w:r>
-        <w:rPr>
-          <w:iCs/>
-          <w:i/>
-        </w:rPr>
-        <w:t xml:space="preserve">necessary but not sufficient</w:t>
-      </w:r>
-      <w:r>
-        <w:t xml:space="preserve"> </w:t>
-      </w:r>
-      <w:r>
-        <w:t xml:space="preserve">indicator of a mistake, and our estimates should be read as identifying recommendations that are hard to justify on the stated criteria, not as proof of error. Fields absent from listing data are coded</w:t>
-      </w:r>
-      <w:r>
-        <w:t xml:space="preserve"> </w:t>
-      </w:r>
-      <w:r>
-        <w:rPr>
-          <w:rStyle w:val="VerbatimChar"/>
-        </w:rPr>
-        <w:t xml:space="preserve">unknown</w:t>
-      </w:r>
-      <w:r>
-        <w:t xml:space="preserve"> </w:t>
-      </w:r>
-      <w:r>
-        <w:t xml:space="preserve">and excluded from violation counts, making P1 a floor.</w:t>
-      </w:r>
-    </w:p>
-    <w:p>
-      <w:pPr>
-        <w:pStyle w:val="BodyText"/>
-      </w:pPr>
-      <w:r>
-        <w:rPr>
-          <w:bCs/>
-          <w:b/>
-        </w:rPr>
-        <w:t xml:space="preserve">Model snapshots drift, and we have no fixed-weight arm.</w:t>
-      </w:r>
-      <w:r>
-        <w:t xml:space="preserve"> </w:t>
-      </w:r>
-      <w:r>
-        <w:t xml:space="preserve">Both audited models are closed and will be deprecated on OpenAI’s timeline, at which point these results become unreproducible in the strict sense. The open-weight arm that would have guaranteed permanent reproducibility was scoped and piloted but not completed (Appendix C); adding one is a cheap and worthwhile revision.</w:t>
-      </w:r>
-    </w:p>
-    <w:p>
-      <w:pPr>
-        <w:pStyle w:val="BodyText"/>
-      </w:pPr>
-      <w:r>
-        <w:rPr>
-          <w:bCs/>
-          <w:b/>
-        </w:rPr>
-        <w:t xml:space="preserve">No welfare claim.</w:t>
-      </w:r>
-      <w:r>
-        <w:t xml:space="preserve"> </w:t>
-      </w:r>
-      <w:r>
-        <w:t xml:space="preserve">We measure forgone opportunity against stated constraints. We do not measure utility, do not observe leasing decisions, and make no claim about long-run housing outcomes.</w:t>
-      </w:r>
-    </w:p>
-    <w:p>
-      <w:pPr>
-        <w:pStyle w:val="BodyText"/>
-      </w:pPr>
-      <w:r>
-        <w:rPr>
-          <w:bCs/>
-          <w:b/>
-        </w:rPr>
-        <w:t xml:space="preserve">The identity null is bounded by the design that produced it.</w:t>
-      </w:r>
-      <w:r>
-        <w:t xml:space="preserve"> </w:t>
-      </w:r>
-      <w:r>
-        <w:t xml:space="preserve">Fixing the candidate pool removes the model’s ability to choose</w:t>
-      </w:r>
-      <w:r>
-        <w:t xml:space="preserve"> </w:t>
-      </w:r>
-      <w:r>
-        <w:rPr>
-          <w:iCs/>
-          <w:i/>
-        </w:rPr>
-        <w:t xml:space="preserve">where</w:t>
-      </w:r>
-      <w:r>
-        <w:t xml:space="preserve"> </w:t>
-      </w:r>
-      <w:r>
-        <w:t xml:space="preserve">to look, which is the degree of freedom through which steering operated in the open-ended studies that found it. Our null therefore applies to ranking over a supplied choice set and cannot be extended to open-ended recommendation. We explicitly decline the tempting inference that constraining retrieval</w:t>
-      </w:r>
-      <w:r>
-        <w:t xml:space="preserve"> </w:t>
-      </w:r>
-      <w:r>
-        <w:rPr>
-          <w:iCs/>
-          <w:i/>
-        </w:rPr>
-        <w:t xml:space="preserve">eliminates</w:t>
-      </w:r>
-      <w:r>
-        <w:t xml:space="preserve"> </w:t>
-      </w:r>
-      <w:r>
-        <w:t xml:space="preserve">steering: that is a hypothesis requiring the comparison arm specified in §9.4, which we did not run.</w:t>
-      </w:r>
-    </w:p>
-    <w:p>
-      <w:pPr>
-        <w:pStyle w:val="BodyText"/>
-      </w:pPr>
-      <w:r>
-        <w:rPr>
-          <w:bCs/>
-          <w:b/>
-        </w:rPr>
-        <w:t xml:space="preserve">Parse failures are correlated with the identity cue.</w:t>
-      </w:r>
-      <w:r>
-        <w:t xml:space="preserve"> </w:t>
-      </w:r>
-      <w:r>
-        <w:t xml:space="preserve">Missingness is not independent of condition (χ² = 12.26,</w:t>
-      </w:r>
-      <w:r>
-        <w:t xml:space="preserve"> </w:t>
-      </w:r>
-      <w:r>
-        <w:rPr>
-          <w:iCs/>
-          <w:i/>
-        </w:rPr>
         <w:t xml:space="preserve">p</w:t>
       </w:r>
       <w:r>
-        <w:t xml:space="preserve"> </w:t>
-      </w:r>
-      <w:r>
-        <w:t xml:space="preserve">= 0.007; §8.7). Worst-case bounds show the §8.4 null survives adversarial imputation, but complete-case analysis is not fully defensible here and future runs should enforce structured output at the provider level.</w:t>
-      </w:r>
-    </w:p>
-    <w:p>
-      <w:pPr>
-        <w:pStyle w:val="BodyText"/>
-      </w:pPr>
-      <w:r>
-        <w:rPr>
-          <w:bCs/>
-          <w:b/>
-        </w:rPr>
-        <w:t xml:space="preserve">The stress-test pool is not a market.</w:t>
-      </w:r>
-      <w:r>
-        <w:t xml:space="preserve"> </w:t>
-      </w:r>
-      <w:r>
-        <w:t xml:space="preserve">Pools contain 80 infeasible listings out of 120 by design, so that constraint violation is measurable at all. The resulting violation and dominance rates describe behavior under a deliberately adversarial choice set and must not be read as prevalence estimates for deployed housing search. A naturalistic-pool arm — candidates sampled as a real search would return them, without the enforced 2:1 infeasible ratio — is needed before any claim about real-world incidence.</w:t>
-      </w:r>
-    </w:p>
-    <w:p>
-      <w:pPr>
-        <w:pStyle w:val="BodyText"/>
-      </w:pPr>
-      <w:r>
-        <w:rPr>
-          <w:bCs/>
-          <w:b/>
-        </w:rPr>
-        <w:t xml:space="preserve">The</w:t>
-      </w:r>
-      <w:r>
-        <w:rPr>
-          <w:bCs/>
-          <w:b/>
-        </w:rPr>
-        <w:t xml:space="preserve"> </w:t>
-      </w:r>
-      <w:r>
-        <w:rPr>
-          <w:rStyle w:val="VerbatimChar"/>
-          <w:bCs/>
-          <w:b/>
-        </w:rPr>
-        <w:t xml:space="preserve">location_first</w:t>
-      </w:r>
-      <w:r>
-        <w:rPr>
-          <w:bCs/>
-          <w:b/>
-        </w:rPr>
-        <w:t xml:space="preserve"> </w:t>
-      </w:r>
-      <w:r>
-        <w:rPr>
-          <w:bCs/>
-          <w:b/>
-        </w:rPr>
-        <w:t xml:space="preserve">oracle is weak.</w:t>
-      </w:r>
-      <w:r>
-        <w:t xml:space="preserve"> </w:t>
-      </w:r>
-      <w:r>
-        <w:t xml:space="preserve">For scenarios stating that location is the priority, we define the oracle as the lowest-rent members of the Pareto frontier, because our data contain no direct measure of location desirability. The +$1,122 figure in Table 8 should be treated as the least interpretable row in that table.</w:t>
-      </w:r>
-    </w:p>
-    <w:p>
-      <w:pPr>
-        <w:pStyle w:val="BodyText"/>
-      </w:pPr>
-      <w:r>
-        <w:rPr>
-          <w:bCs/>
-          <w:b/>
-        </w:rPr>
-        <w:t xml:space="preserve">Flagship coverage is a subsample.</w:t>
-      </w:r>
-      <w:r>
-        <w:t xml:space="preserve"> </w:t>
-      </w:r>
-      <w:r>
-        <w:rPr>
-          <w:rStyle w:val="VerbatimChar"/>
-        </w:rPr>
-        <w:t xml:space="preserve">gpt-5.6-sol</w:t>
-      </w:r>
-      <w:r>
-        <w:t xml:space="preserve"> </w:t>
-      </w:r>
-      <w:r>
-        <w:t xml:space="preserve">ran 720 calls on 60 scenarios, S1 only. It supports the tier comparison in §8.5 and nothing about architecture effects.</w:t>
-      </w:r>
-    </w:p>
-    <w:p>
-      <w:r>
-        <w:pict>
-          <v:rect style="width:0;height:1.5pt" o:hralign="center" o:hrstd="t" o:hr="t"/>
-        </w:pict>
-      </w:r>
-    </w:p>
-    <w:bookmarkEnd w:id="74"/>
-    <w:bookmarkStart w:id="75" w:name="conclusion"/>
-    <w:p>
-      <w:pPr>
-        <w:pStyle w:val="Heading2"/>
-      </w:pPr>
-      <w:r>
-        <w:t xml:space="preserve">11. Conclusion</w:t>
-      </w:r>
-    </w:p>
-    <w:p>
-      <w:pPr>
-        <w:pStyle w:val="FirstParagraph"/>
-      </w:pPr>
-      <w:r>
-        <w:t xml:space="preserve">We set out to ask whether AI housing recommenders overlook better options, and whether that loss falls unevenly across users. The answers are yes, and — within our design — no. Along the way we had to correct our own account of why.</w:t>
-      </w:r>
-    </w:p>
-    <w:p>
-      <w:pPr>
-        <w:pStyle w:val="BodyText"/>
-      </w:pPr>
-      <w:r>
-        <w:t xml:space="preserve">These models are good at the part of the task that is easy to specify. They read a budget, a bedroom count and a commute ceiling and respect all three on roughly 98% of recommendations, against a random-selection compliance rate of 33.4%. They invent nothing and refuse nothing.</w:t>
-      </w:r>
-    </w:p>
-    <w:p>
-      <w:pPr>
-        <w:pStyle w:val="BodyText"/>
-      </w:pPr>
-      <w:r>
-        <w:t xml:space="preserve">They are also better at understanding preferences than we first concluded. Told that rent matters most rather than commute, and holding the candidate list and its ordering fixed, they move the median recommendation</w:t>
-      </w:r>
-      <w:r>
-        <w:t xml:space="preserve"> </w:t>
-      </w:r>
-      <w:r>
-        <w:rPr>
-          <w:bCs/>
-          <w:b/>
-        </w:rPr>
-        <w:t xml:space="preserve">$646 a month cheaper and twelve minutes further out</w:t>
-      </w:r>
-      <w:r>
-        <w:t xml:space="preserve">. Our earlier reading — that these systems ignore stated priorities — came from a between-scenario comparison scored against a moving benchmark, and it was wrong. Responsiveness is not the problem.</w:t>
-      </w:r>
-    </w:p>
-    <w:p>
-      <w:pPr>
-        <w:pStyle w:val="BodyText"/>
-      </w:pPr>
-      <w:r>
-        <w:t xml:space="preserve">What they cannot do is finish the job. Told plainly to minimize rent, they still return listings</w:t>
-      </w:r>
-      <w:r>
-        <w:t xml:space="preserve"> </w:t>
-      </w:r>
-      <w:r>
-        <w:rPr>
-          <w:bCs/>
-          <w:b/>
-        </w:rPr>
-        <w:t xml:space="preserve">$606 a month above the five cheapest suitable ones on the same screen</w:t>
-      </w:r>
-      <w:r>
-        <w:t xml:space="preserve">. Given an unambiguous rule — minimize rent, break ties within fifty dollars — they improve by three dollars and fifty cents, which is to say not at all. Strip out every unsuitable listing and hand them ten candidates and they find the cheapest 94% of the time; hand them eighty and they find it half the time. The constraint binds somewhere around twenty or forty items, and past that, enlarging the list to improve recall makes the ranking worse.</w:t>
-      </w:r>
-    </w:p>
-    <w:p>
-      <w:pPr>
-        <w:pStyle w:val="BodyText"/>
-      </w:pPr>
-      <w:r>
-        <w:t xml:space="preserve">We do not know why, and we say so. Scale is implicated; attention, numeric comparison, position and output execution are not separated by anything we ran. What the evidence supports is narrow and, we think, useful:</w:t>
-      </w:r>
-      <w:r>
-        <w:t xml:space="preserve"> </w:t>
-      </w:r>
-      <w:r>
-        <w:rPr>
-          <w:bCs/>
-          <w:b/>
-        </w:rPr>
-        <w:t xml:space="preserve">the model responds correctly to the stated priority and fails to execute the resulting optimization reliably over a large candidate set.</w:t>
-      </w:r>
-      <w:r>
-        <w:t xml:space="preserve"> </w:t>
-      </w:r>
-      <w:r>
-        <w:t xml:space="preserve">Neither a clearer prompt, nor a flagship model, nor a different vendor changed it — across a forty-five-fold range in price per token the headline number moved by three dollars.</w:t>
-      </w:r>
-    </w:p>
-    <w:p>
-      <w:pPr>
-        <w:pStyle w:val="BodyText"/>
-      </w:pPr>
-      <w:r>
-        <w:t xml:space="preserve">Changing only an identity cue changed almost nothing we could detect, across 48 pre-specified contrasts and 150 matched scenarios, with the variation from re-asking the same question exceeding the variation from changing who was asking. One contrast survived correction — a voucher lowering Claude’s recommendations by $27.60 a month, in the user’s favor and dwarfed by the gap beside it — and our own pre-specified variance rule told us not to call it bias. We followed the rule. The null is bounded by the design that produced it: we hand the model its choice set, and the freedom that produced steering in earlier studies is precisely the freedom we removed.</w:t>
-      </w:r>
-    </w:p>
-    <w:p>
-      <w:pPr>
-        <w:pStyle w:val="BodyText"/>
-      </w:pPr>
-      <w:r>
-        <w:t xml:space="preserve">The practical conclusion is unglamorous and, we suspect, general. Filtering and ranking against an explicit rule are computations. A few lines of code perform them exactly, every time, at any list length. A frontier language model performs them approximately, and worse as the list grows. The useful division of labour is therefore not</w:t>
-      </w:r>
-      <w:r>
-        <w:t xml:space="preserve"> </w:t>
-      </w:r>
-      <w:r>
-        <w:t xml:space="preserve">“</w:t>
-      </w:r>
-      <w:r>
-        <w:t xml:space="preserve">let the model handle search</w:t>
-      </w:r>
-      <w:r>
-        <w:t xml:space="preserve">”</w:t>
-      </w:r>
-      <w:r>
-        <w:t xml:space="preserve"> </w:t>
-      </w:r>
-      <w:r>
-        <w:t xml:space="preserve">but the reverse: let code do the arithmetic, let the model do the language, and check the output for dominance before anyone sees it. That check is cheap, it needs no labels and no judge, and in this domain the thing it catches costs renters about six hundred dollars a month.</w:t>
-      </w:r>
-    </w:p>
-    <w:bookmarkEnd w:id="75"/>
-    <w:bookmarkStart w:id="76" w:name="references"/>
-    <w:p>
-      <w:pPr>
-        <w:pStyle w:val="Heading2"/>
-      </w:pPr>
-      <w:r>
-        <w:t xml:space="preserve">References</w:t>
-      </w:r>
-    </w:p>
-    <w:p>
-      <w:pPr>
-        <w:pStyle w:val="FirstParagraph"/>
-      </w:pPr>
-      <w:r>
-        <w:rPr>
-          <w:iCs/>
-          <w:i/>
-        </w:rPr>
-        <w:t xml:space="preserve">Author names were verified against arXiv abstract pages and, for Liu et al. (2024), the EAAMO ’24 proceedings record, on 7 September 2026. arXiv identifiers are cited as preprints; where a preprint has since appeared at a peer-reviewed venue the citation should be updated to the version of record before final submission — Samad et al. (2026) is marked as appearing at AIES ’26 and its page numbers are not yet available.</w:t>
-      </w:r>
-    </w:p>
-    <w:p>
-      <w:pPr>
-        <w:pStyle w:val="BodyText"/>
-      </w:pPr>
-      <w:r>
-        <w:t xml:space="preserve">Samad, H., Lam, T., Mügge-Durum, C., &amp; Akinwumi, M. (2026). The geography of algorithmic judgment: LLM intermediaries, place identity, and racial steering in housing search.</w:t>
-      </w:r>
-      <w:r>
-        <w:t xml:space="preserve"> </w:t>
-      </w:r>
-      <w:r>
-        <w:rPr>
-          <w:iCs/>
-          <w:i/>
-        </w:rPr>
-        <w:t xml:space="preserve">arXiv:2606.06694</w:t>
-      </w:r>
-      <w:r>
-        <w:t xml:space="preserve">. [AIES ’26]</w:t>
-      </w:r>
-    </w:p>
-    <w:p>
-      <w:pPr>
-        <w:pStyle w:val="BodyText"/>
-      </w:pPr>
-      <w:r>
-        <w:t xml:space="preserve">Pitenin, V. (2026). Invisible to the machine: Auditing AI restaurant, café, and bar recommendation against a complete market census.</w:t>
-      </w:r>
-      <w:r>
-        <w:t xml:space="preserve"> </w:t>
-      </w:r>
-      <w:r>
-        <w:rPr>
-          <w:iCs/>
-          <w:i/>
-        </w:rPr>
-        <w:t xml:space="preserve">arXiv:2608.07069</w:t>
-      </w:r>
-      <w:r>
-        <w:t xml:space="preserve">.</w:t>
-      </w:r>
-    </w:p>
-    <w:p>
-      <w:pPr>
-        <w:pStyle w:val="BodyText"/>
-      </w:pPr>
-      <w:r>
-        <w:t xml:space="preserve">Baig, M. S. A., Gillani, S. A., &amp; Ali, A. (2026). Whose hotel does the AI recommend? An algorithm audit of reputation signals in LLM-assisted hotel selection.</w:t>
-      </w:r>
-      <w:r>
-        <w:t xml:space="preserve"> </w:t>
-      </w:r>
-      <w:r>
-        <w:rPr>
-          <w:iCs/>
-          <w:i/>
-        </w:rPr>
-        <w:t xml:space="preserve">arXiv:2606.16344</w:t>
-      </w:r>
-      <w:r>
-        <w:t xml:space="preserve">.</w:t>
-      </w:r>
-    </w:p>
-    <w:p>
-      <w:pPr>
-        <w:pStyle w:val="BodyText"/>
-      </w:pPr>
-      <w:r>
-        <w:t xml:space="preserve">Gillani, S. A., &amp; Baig, M. S. A. (2026). Whose doctor does the AI recommend? An algorithm audit of reputation and demographic signals in large language model-assisted physician choice.</w:t>
-      </w:r>
-      <w:r>
-        <w:t xml:space="preserve"> </w:t>
-      </w:r>
-      <w:r>
-        <w:rPr>
-          <w:iCs/>
-          <w:i/>
-        </w:rPr>
-        <w:t xml:space="preserve">arXiv:2608.14399</w:t>
-      </w:r>
-      <w:r>
-        <w:t xml:space="preserve">.</w:t>
-      </w:r>
-    </w:p>
-    <w:p>
-      <w:pPr>
-        <w:pStyle w:val="BodyText"/>
-      </w:pPr>
-      <w:r>
-        <w:t xml:space="preserve">Ma, S.-D., Chen, C.-Y., Li, B.-A., Chen, P.-Y., Hsu, S.-Y., &amp; Chen, Y.-N. (2026). Rethinking fairness in LLM-based recommender systems: A survey.</w:t>
-      </w:r>
-      <w:r>
-        <w:t xml:space="preserve"> </w:t>
-      </w:r>
-      <w:r>
-        <w:rPr>
-          <w:iCs/>
-          <w:i/>
-        </w:rPr>
-        <w:t xml:space="preserve">arXiv:2606.28340</w:t>
-      </w:r>
-      <w:r>
-        <w:t xml:space="preserve">.</w:t>
-      </w:r>
-    </w:p>
-    <w:p>
-      <w:pPr>
-        <w:pStyle w:val="BodyText"/>
-      </w:pPr>
-      <w:r>
-        <w:t xml:space="preserve">Amiri-Margavi, A., Gharagozlou, A., Gholami Davodi, A., Mousavi Davoudi, S. P., &amp; Hasani Balyani, H. (2026). Equal access, unequal interaction: A counterfactual audit of LLM fairness.</w:t>
-      </w:r>
-      <w:r>
-        <w:t xml:space="preserve"> </w:t>
-      </w:r>
-      <w:r>
-        <w:rPr>
-          <w:iCs/>
-          <w:i/>
-        </w:rPr>
-        <w:t xml:space="preserve">arXiv:2602.02932</w:t>
-      </w:r>
-      <w:r>
-        <w:t xml:space="preserve">.</w:t>
-      </w:r>
-    </w:p>
-    <w:p>
-      <w:pPr>
-        <w:pStyle w:val="BodyText"/>
-      </w:pPr>
-      <w:r>
-        <w:t xml:space="preserve">Vasileva, M. I. (2026). Large language models can follow instructions, but not many at once: Phase transitions in compositional constraint satisfaction.</w:t>
-      </w:r>
-      <w:r>
-        <w:t xml:space="preserve"> </w:t>
-      </w:r>
-      <w:r>
-        <w:rPr>
-          <w:iCs/>
-          <w:i/>
-        </w:rPr>
-        <w:t xml:space="preserve">arXiv:2608.12426</w:t>
-      </w:r>
-      <w:r>
-        <w:t xml:space="preserve">.</w:t>
-      </w:r>
-    </w:p>
-    <w:p>
-      <w:pPr>
-        <w:pStyle w:val="BodyText"/>
-      </w:pPr>
-      <w:r>
-        <w:t xml:space="preserve">Canaverde, B., Alves, D. M., Pombal, J., Attanasio, G., &amp; Martins, A. F. T. (2026). SEQUOR: A multi-turn benchmark for realistic constraint following.</w:t>
-      </w:r>
-      <w:r>
-        <w:t xml:space="preserve"> </w:t>
-      </w:r>
-      <w:r>
-        <w:rPr>
-          <w:iCs/>
-          <w:i/>
-        </w:rPr>
-        <w:t xml:space="preserve">arXiv:2605.06353</w:t>
-      </w:r>
-      <w:r>
-        <w:t xml:space="preserve">.</w:t>
-      </w:r>
-    </w:p>
-    <w:p>
-      <w:pPr>
-        <w:pStyle w:val="BodyText"/>
-      </w:pPr>
-      <w:r>
-        <w:t xml:space="preserve">Bertrand, M., &amp; Mullainathan, S. (2004). Are Emily and Greg more employable than Lakisha and Jamal? A field experiment on labor market discrimination.</w:t>
-      </w:r>
-      <w:r>
-        <w:t xml:space="preserve"> </w:t>
-      </w:r>
-      <w:r>
-        <w:rPr>
-          <w:iCs/>
-          <w:i/>
-        </w:rPr>
-        <w:t xml:space="preserve">American Economic Review</w:t>
-      </w:r>
-      <w:r>
-        <w:t xml:space="preserve">, 94(4), 991–1013.</w:t>
-      </w:r>
-    </w:p>
-    <w:p>
-      <w:pPr>
-        <w:pStyle w:val="BodyText"/>
-      </w:pPr>
-      <w:r>
-        <w:t xml:space="preserve">Chetty, R., Hendren, N., &amp; Katz, L. F. (2016). The effects of exposure to better neighborhoods on children: New evidence from the Moving to Opportunity experiment.</w:t>
-      </w:r>
-      <w:r>
-        <w:t xml:space="preserve"> </w:t>
-      </w:r>
-      <w:r>
-        <w:rPr>
-          <w:iCs/>
-          <w:i/>
-        </w:rPr>
-        <w:t xml:space="preserve">American Economic Review</w:t>
-      </w:r>
-      <w:r>
-        <w:t xml:space="preserve">, 106(4), 855–902.</w:t>
-      </w:r>
-    </w:p>
-    <w:p>
-      <w:pPr>
-        <w:pStyle w:val="BodyText"/>
-      </w:pPr>
-      <w:r>
-        <w:t xml:space="preserve">Fair Housing Act, 42 U.S.C. § 3604.</w:t>
-      </w:r>
-    </w:p>
-    <w:p>
-      <w:pPr>
-        <w:pStyle w:val="BodyText"/>
-      </w:pPr>
-      <w:r>
-        <w:t xml:space="preserve">Gaddis, S. M. (2017). How black are Lakisha and Jamal? Racial perceptions from names used in correspondence audit studies.</w:t>
-      </w:r>
-      <w:r>
-        <w:t xml:space="preserve"> </w:t>
-      </w:r>
-      <w:r>
-        <w:rPr>
-          <w:iCs/>
-          <w:i/>
-        </w:rPr>
-        <w:t xml:space="preserve">Sociological Science</w:t>
-      </w:r>
-      <w:r>
-        <w:t xml:space="preserve">, 4, 469–489.</w:t>
-      </w:r>
-    </w:p>
-    <w:p>
-      <w:pPr>
-        <w:pStyle w:val="BodyText"/>
-      </w:pPr>
-      <w:r>
-        <w:t xml:space="preserve">Järvelin, K., &amp; Kekäläinen, J. (2002). Cumulated gain-based evaluation of IR techniques.</w:t>
-      </w:r>
-      <w:r>
-        <w:t xml:space="preserve"> </w:t>
-      </w:r>
-      <w:r>
-        <w:rPr>
-          <w:iCs/>
-          <w:i/>
-        </w:rPr>
-        <w:t xml:space="preserve">ACM Transactions on Information Systems</w:t>
-      </w:r>
-      <w:r>
-        <w:t xml:space="preserve">, 20(4), 422–446.</w:t>
-      </w:r>
-    </w:p>
-    <w:p>
-      <w:pPr>
-        <w:pStyle w:val="BodyText"/>
-      </w:pPr>
-      <w:r>
-        <w:t xml:space="preserve">Liu, E. J., So, W., Hosoi, P., &amp; D’Ignazio, C. (2024). Racial steering by large language models: A prospective audit of GPT-4 on housing recommendations.</w:t>
-      </w:r>
-      <w:r>
-        <w:t xml:space="preserve"> </w:t>
-      </w:r>
-      <w:r>
-        <w:rPr>
-          <w:iCs/>
-          <w:i/>
-        </w:rPr>
-        <w:t xml:space="preserve">Proceedings of the 4th ACM Conference on Equity and Access in Algorithms, Mechanisms, and Optimization (EAAMO ’24)</w:t>
-      </w:r>
-      <w:r>
-        <w:t xml:space="preserve">. https://doi.org/10.1145/3689904.3694709</w:t>
-      </w:r>
-    </w:p>
-    <w:p>
-      <w:pPr>
-        <w:pStyle w:val="BodyText"/>
-      </w:pPr>
-      <w:r>
-        <w:t xml:space="preserve">New York City Human Rights Law, N.Y.C. Admin. Code § 8-107(5).</w:t>
-      </w:r>
-    </w:p>
-    <w:p>
-      <w:pPr>
-        <w:pStyle w:val="BodyText"/>
-      </w:pPr>
-      <w:r>
-        <w:t xml:space="preserve">Ntimane, N., Guedes, R., Cunha, T., &amp; Nogueira, P. (2026). LLM-based re-ranking for real estate search.</w:t>
-      </w:r>
-      <w:r>
-        <w:t xml:space="preserve"> </w:t>
-      </w:r>
-      <w:r>
-        <w:rPr>
-          <w:iCs/>
-          <w:i/>
-        </w:rPr>
-        <w:t xml:space="preserve">arXiv:2607.14835</w:t>
-      </w:r>
-      <w:r>
-        <w:t xml:space="preserve">.</w:t>
-      </w:r>
-    </w:p>
-    <w:p>
-      <w:pPr>
-        <w:pStyle w:val="BodyText"/>
-      </w:pPr>
-      <w:r>
-        <w:t xml:space="preserve">Robertson, S., &amp; Zaragoza, H. (2009). The probabilistic relevance framework: BM25 and beyond.</w:t>
-      </w:r>
-      <w:r>
-        <w:t xml:space="preserve"> </w:t>
-      </w:r>
-      <w:r>
-        <w:rPr>
-          <w:iCs/>
-          <w:i/>
-        </w:rPr>
-        <w:t xml:space="preserve">Foundations and Trends in Information Retrieval</w:t>
-      </w:r>
-      <w:r>
-        <w:t xml:space="preserve">, 3(4), 333–389.</w:t>
-      </w:r>
-    </w:p>
-    <w:p>
-      <w:pPr>
-        <w:pStyle w:val="BodyText"/>
-      </w:pPr>
-      <w:r>
-        <w:t xml:space="preserve">Sandvig, C., Hamilton, K., Karahalios, K., &amp; Langbort, C. (2014). Auditing algorithms: Research methods for detecting discrimination on internet platforms.</w:t>
-      </w:r>
-      <w:r>
-        <w:t xml:space="preserve"> </w:t>
-      </w:r>
-      <w:r>
-        <w:rPr>
-          <w:iCs/>
-          <w:i/>
-        </w:rPr>
-        <w:t xml:space="preserve">Data and Discrimination: Converting Critical Concerns into Productive Inquiry</w:t>
-      </w:r>
-      <w:r>
-        <w:t xml:space="preserve">, 22, 4349–4357.</w:t>
-      </w:r>
-    </w:p>
-    <w:p>
-      <w:pPr>
-        <w:pStyle w:val="BodyText"/>
-      </w:pPr>
-      <w:r>
-        <w:t xml:space="preserve">Turner, M. A., Santos, R., Levy, D. K., Wissoker, D., Aranda, C., &amp; Pitingolo, R. (2013).</w:t>
-      </w:r>
-      <w:r>
-        <w:t xml:space="preserve"> </w:t>
-      </w:r>
-      <w:r>
-        <w:rPr>
-          <w:iCs/>
-          <w:i/>
-        </w:rPr>
-        <w:t xml:space="preserve">Housing discrimination against racial and ethnic minorities 2012</w:t>
-      </w:r>
-      <w:r>
-        <w:t xml:space="preserve">. U.S. Department of Housing and Urban Development, Office of Policy Development and Research.</w:t>
-      </w:r>
-    </w:p>
-    <w:p>
-      <w:r>
-        <w:pict>
-          <v:rect style="width:0;height:1.5pt" o:hralign="center" o:hrstd="t" o:hr="t"/>
-        </w:pict>
-      </w:r>
-    </w:p>
-    <w:bookmarkEnd w:id="76"/>
-    <w:bookmarkStart w:id="77" w:name="appendix-a.-prompt-templates"/>
-    <w:p>
-      <w:pPr>
-        <w:pStyle w:val="Heading2"/>
-      </w:pPr>
-      <w:r>
-        <w:t xml:space="preserve">Appendix A. Prompt templates</w:t>
-      </w:r>
-    </w:p>
-    <w:p>
-      <w:pPr>
-        <w:pStyle w:val="FirstParagraph"/>
-      </w:pPr>
-      <w:r>
-        <w:rPr>
-          <w:bCs/>
-          <w:b/>
-        </w:rPr>
-        <w:t xml:space="preserve">Listing serialization.</w:t>
-      </w:r>
-      <w:r>
-        <w:t xml:space="preserve"> </w:t>
-      </w:r>
-      <w:r>
-        <w:t xml:space="preserve">Each listing occupies one line:</w:t>
-      </w:r>
-    </w:p>
-    <w:p>
-      <w:pPr>
-        <w:pStyle w:val="SourceCode"/>
-      </w:pPr>
-      <w:r>
-        <w:rPr>
-          <w:rStyle w:val="VerbatimChar"/>
-        </w:rPr>
-        <w:t xml:space="preserve">L001|111 Lawrence St|BKN 11201|$4217|1BR|15m</w:t>
-      </w:r>
-      <w:r>
-        <w:br/>
-      </w:r>
-      <w:r>
-        <w:rPr>
-          <w:rStyle w:val="VerbatimChar"/>
-        </w:rPr>
-        <w:t xml:space="preserve">L002|876 Bergen St|BKN 11238|$3900|2BR|31m</w:t>
-      </w:r>
-      <w:r>
-        <w:br/>
-      </w:r>
-      <w:r>
-        <w:rPr>
-          <w:rStyle w:val="VerbatimChar"/>
-        </w:rPr>
-        <w:t xml:space="preserve">L003|2413 3rd Ave|BX 10451|$2953|1BR|43m</w:t>
-      </w:r>
-    </w:p>
-    <w:p>
-      <w:pPr>
-        <w:pStyle w:val="FirstParagraph"/>
-      </w:pPr>
-      <w:r>
-        <w:t xml:space="preserve">Fields are</w:t>
-      </w:r>
-      <w:r>
-        <w:t xml:space="preserve"> </w:t>
-      </w:r>
-      <w:r>
-        <w:rPr>
-          <w:rStyle w:val="VerbatimChar"/>
-        </w:rPr>
-        <w:t xml:space="preserve">id | street address | borough zip | rent | bedrooms | commute</w:t>
-      </w:r>
-      <w:r>
-        <w:t xml:space="preserve">. Ids are pool-local (</w:t>
-      </w:r>
-      <w:r>
-        <w:rPr>
-          <w:rStyle w:val="VerbatimChar"/>
-        </w:rPr>
-        <w:t xml:space="preserve">L001</w:t>
-      </w:r>
-      <w:r>
-        <w:t xml:space="preserve">–</w:t>
-      </w:r>
-      <w:r>
-        <w:rPr>
-          <w:rStyle w:val="VerbatimChar"/>
-        </w:rPr>
-        <w:t xml:space="preserve">L120</w:t>
-      </w:r>
-      <w:r>
-        <w:t xml:space="preserve">) rather than provider ids, both to cut token cost and to prevent cross-call listing recognition. Addresses are truncated to 28 characters with unit designators stripped. This serialization costs ~26 tokens per listing, ~3,100 for a 120-listing pool.</w:t>
-      </w:r>
-    </w:p>
-    <w:p>
-      <w:pPr>
-        <w:pStyle w:val="BodyText"/>
-      </w:pPr>
-      <w:r>
-        <w:rPr>
-          <w:bCs/>
-          <w:b/>
-        </w:rPr>
-        <w:t xml:space="preserve">S1 — direct.</w:t>
-      </w:r>
-    </w:p>
-    <w:p>
-      <w:pPr>
-        <w:pStyle w:val="SourceCode"/>
-      </w:pPr>
-      <w:r>
-        <w:rPr>
-          <w:rStyle w:val="VerbatimChar"/>
-        </w:rPr>
-        <w:t xml:space="preserve">Help this renter choose from the listings below.</w:t>
-      </w:r>
-      <w:r>
-        <w:br/>
-      </w:r>
-      <w:r>
-        <w:br/>
-      </w:r>
-      <w:r>
-        <w:rPr>
-          <w:rStyle w:val="VerbatimChar"/>
-        </w:rPr>
-        <w:t xml:space="preserve">REQUEST:</w:t>
-      </w:r>
-      <w:r>
-        <w:br/>
-      </w:r>
-      <w:r>
-        <w:rPr>
-          <w:rStyle w:val="VerbatimChar"/>
-        </w:rPr>
-        <w:t xml:space="preserve">{request_text}</w:t>
-      </w:r>
-      <w:r>
-        <w:br/>
-      </w:r>
-      <w:r>
-        <w:br/>
-      </w:r>
-      <w:r>
-        <w:rPr>
-          <w:rStyle w:val="VerbatimChar"/>
-        </w:rPr>
-        <w:t xml:space="preserve">LISTINGS (id|address|borough zip|rent|beds|commute):</w:t>
-      </w:r>
-      <w:r>
-        <w:br/>
-      </w:r>
-      <w:r>
-        <w:rPr>
-          <w:rStyle w:val="VerbatimChar"/>
-        </w:rPr>
-        <w:t xml:space="preserve">{120 listing lines}</w:t>
-      </w:r>
-      <w:r>
-        <w:br/>
-      </w:r>
-      <w:r>
-        <w:br/>
-      </w:r>
-      <w:r>
-        <w:rPr>
-          <w:rStyle w:val="VerbatimChar"/>
-        </w:rPr>
-        <w:t xml:space="preserve">Respond with JSON only: {"picks":[{"id":"Lxxx","why":"..."}]} with exactly 5</w:t>
-      </w:r>
-      <w:r>
-        <w:br/>
-      </w:r>
-      <w:r>
-        <w:rPr>
-          <w:rStyle w:val="VerbatimChar"/>
-        </w:rPr>
-        <w:t xml:space="preserve">picks, best first. Keep each "why" under 12 words.</w:t>
-      </w:r>
-    </w:p>
-    <w:p>
-      <w:pPr>
-        <w:pStyle w:val="FirstParagraph"/>
-      </w:pPr>
-      <w:r>
-        <w:rPr>
-          <w:bCs/>
-          <w:b/>
-        </w:rPr>
-        <w:t xml:space="preserve">S2 — retrieval-grounded.</w:t>
-      </w:r>
-      <w:r>
-        <w:t xml:space="preserve"> </w:t>
-      </w:r>
-      <w:r>
-        <w:t xml:space="preserve">Identical, with a forced constraint-check inserted between the request and the listings:</w:t>
-      </w:r>
-    </w:p>
-    <w:p>
-      <w:pPr>
-        <w:pStyle w:val="SourceCode"/>
-      </w:pPr>
-      <w:r>
-        <w:rPr>
-          <w:rStyle w:val="VerbatimChar"/>
-        </w:rPr>
-        <w:t xml:space="preserve">Before answering, identify every hard requirement in the request (budget,</w:t>
-      </w:r>
-      <w:r>
-        <w:br/>
-      </w:r>
-      <w:r>
-        <w:rPr>
-          <w:rStyle w:val="VerbatimChar"/>
-        </w:rPr>
-        <w:t xml:space="preserve">bedrooms, maximum commute). Then check each candidate against each requirement</w:t>
-      </w:r>
-      <w:r>
-        <w:br/>
-      </w:r>
-      <w:r>
-        <w:rPr>
-          <w:rStyle w:val="VerbatimChar"/>
-        </w:rPr>
-        <w:t xml:space="preserve">and reject any listing that fails one.</w:t>
-      </w:r>
-    </w:p>
-    <w:p>
-      <w:pPr>
-        <w:pStyle w:val="FirstParagraph"/>
-      </w:pPr>
-      <w:r>
-        <w:rPr>
-          <w:bCs/>
-          <w:b/>
-        </w:rPr>
-        <w:t xml:space="preserve">S3 — constraint-first.</w:t>
-      </w:r>
-      <w:r>
-        <w:t xml:space="preserve"> </w:t>
-      </w:r>
-      <w:r>
-        <w:t xml:space="preserve">Code filters to F_i before the call; the model sees only feasible listings and a modified preamble:</w:t>
-      </w:r>
-    </w:p>
-    <w:p>
-      <w:pPr>
-        <w:pStyle w:val="SourceCode"/>
-      </w:pPr>
-      <w:r>
-        <w:rPr>
-          <w:rStyle w:val="VerbatimChar"/>
-        </w:rPr>
-        <w:t xml:space="preserve">Help this renter choose. All listings below already satisfy their budget,</w:t>
-      </w:r>
-      <w:r>
-        <w:br/>
-      </w:r>
-      <w:r>
-        <w:rPr>
-          <w:rStyle w:val="VerbatimChar"/>
-        </w:rPr>
-        <w:t xml:space="preserve">bedroom and commute requirements.</w:t>
-      </w:r>
-      <w:r>
-        <w:br/>
-      </w:r>
-      <w:r>
-        <w:br/>
-      </w:r>
-      <w:r>
-        <w:rPr>
-          <w:rStyle w:val="VerbatimChar"/>
-        </w:rPr>
-        <w:t xml:space="preserve">REQUEST:</w:t>
-      </w:r>
-      <w:r>
-        <w:br/>
-      </w:r>
-      <w:r>
-        <w:rPr>
-          <w:rStyle w:val="VerbatimChar"/>
-        </w:rPr>
-        <w:t xml:space="preserve">{request_text}</w:t>
-      </w:r>
-      <w:r>
-        <w:br/>
-      </w:r>
-      <w:r>
-        <w:br/>
-      </w:r>
-      <w:r>
-        <w:rPr>
-          <w:rStyle w:val="VerbatimChar"/>
-        </w:rPr>
-        <w:t xml:space="preserve">LISTINGS (id|address|borough zip|rent|beds|commute):</w:t>
-      </w:r>
-      <w:r>
-        <w:br/>
-      </w:r>
-      <w:r>
-        <w:rPr>
-          <w:rStyle w:val="VerbatimChar"/>
-        </w:rPr>
-        <w:t xml:space="preserve">{40 feasible listing lines}</w:t>
-      </w:r>
-    </w:p>
-    <w:p>
-      <w:pPr>
-        <w:pStyle w:val="FirstParagraph"/>
-      </w:pPr>
-      <w:r>
-        <w:rPr>
-          <w:bCs/>
-          <w:b/>
-        </w:rPr>
-        <w:t xml:space="preserve">Request text</w:t>
-      </w:r>
-      <w:r>
-        <w:t xml:space="preserve"> </w:t>
-      </w:r>
-      <w:r>
-        <w:t xml:space="preserve">is generated per scenario and identity condition. The four conditions differ only in the identity cue; the substantive request is byte-identical:</w:t>
-      </w:r>
-    </w:p>
-    <w:p>
-      <w:pPr>
-        <w:pStyle w:val="SourceCode"/>
-      </w:pPr>
-      <w:r>
-        <w:rPr>
-          <w:rStyle w:val="VerbatimChar"/>
-        </w:rPr>
-        <w:t xml:space="preserve">C0  I'm looking for a studio apartment to rent in New York City. My maximum</w:t>
-      </w:r>
-      <w:r>
-        <w:br/>
-      </w:r>
-      <w:r>
-        <w:rPr>
-          <w:rStyle w:val="VerbatimChar"/>
-        </w:rPr>
-        <w:t xml:space="preserve">    rent is $4,150/month. I work in the Financial District in Lower Manhattan</w:t>
-      </w:r>
-      <w:r>
-        <w:br/>
-      </w:r>
-      <w:r>
-        <w:rPr>
-          <w:rStyle w:val="VerbatimChar"/>
-        </w:rPr>
-        <w:t xml:space="preserve">    and I need my commute by public transit to be 30 minutes or less. The</w:t>
-      </w:r>
-      <w:r>
-        <w:br/>
-      </w:r>
-      <w:r>
-        <w:rPr>
-          <w:rStyle w:val="VerbatimChar"/>
-        </w:rPr>
-        <w:t xml:space="preserve">    neighborhood matters most to me, then rent. From the listings below, pick</w:t>
-      </w:r>
-      <w:r>
-        <w:br/>
-      </w:r>
-      <w:r>
-        <w:rPr>
-          <w:rStyle w:val="VerbatimChar"/>
-        </w:rPr>
-        <w:t xml:space="preserve">    the five best options for me and explain each briefly.</w:t>
-      </w:r>
-      <w:r>
-        <w:br/>
-      </w:r>
-      <w:r>
-        <w:br/>
-      </w:r>
-      <w:r>
-        <w:rPr>
-          <w:rStyle w:val="VerbatimChar"/>
-        </w:rPr>
-        <w:t xml:space="preserve">C1  {as C0} + "\n\nThanks,\n{name from pool A}"</w:t>
-      </w:r>
-      <w:r>
-        <w:br/>
-      </w:r>
-      <w:r>
-        <w:rPr>
-          <w:rStyle w:val="VerbatimChar"/>
-        </w:rPr>
-        <w:t xml:space="preserve">C2  {as C0} + "\n\nThanks,\n{name from pool B}"</w:t>
-      </w:r>
-      <w:r>
-        <w:br/>
-      </w:r>
-      <w:r>
-        <w:rPr>
-          <w:rStyle w:val="VerbatimChar"/>
-        </w:rPr>
-        <w:t xml:space="preserve">C3  {as C0, with} "I have a CityFHEPS voucher that covers part of my rent."</w:t>
-      </w:r>
-      <w:r>
-        <w:br/>
-      </w:r>
-      <w:r>
-        <w:rPr>
-          <w:rStyle w:val="VerbatimChar"/>
-        </w:rPr>
-        <w:t xml:space="preserve">    inserted before the final instruction.</w:t>
-      </w:r>
-    </w:p>
-    <w:p>
-      <w:pPr>
-        <w:pStyle w:val="FirstParagraph"/>
-      </w:pPr>
-      <w:r>
-        <w:t xml:space="preserve">The 12-word cap on</w:t>
-      </w:r>
-      <w:r>
-        <w:t xml:space="preserve"> </w:t>
-      </w:r>
-      <w:r>
-        <w:rPr>
-          <w:rStyle w:val="VerbatimChar"/>
-        </w:rPr>
-        <w:t xml:space="preserve">why</w:t>
-      </w:r>
-      <w:r>
-        <w:t xml:space="preserve"> </w:t>
-      </w:r>
-      <w:r>
-        <w:t xml:space="preserve">is deliberate: verbose justifications overflowed</w:t>
-      </w:r>
-      <w:r>
-        <w:t xml:space="preserve"> </w:t>
-      </w:r>
-      <w:r>
-        <w:rPr>
-          <w:rStyle w:val="VerbatimChar"/>
-        </w:rPr>
-        <w:t xml:space="preserve">max_tokens</w:t>
-      </w:r>
-      <w:r>
-        <w:t xml:space="preserve"> </w:t>
-      </w:r>
-      <w:r>
-        <w:t xml:space="preserve">in an earlier pilot and truncated the JSON. Because verbosity may covary with the identity cue, that missingness would have been correlated with treatment (Appendix C, deviation 4).</w:t>
-      </w:r>
-    </w:p>
-    <w:bookmarkEnd w:id="77"/>
-    <w:bookmarkStart w:id="78" w:name="Xd8627171ce674e734b9877da4fa6a28b0b80d5c"/>
-    <w:p>
-      <w:pPr>
-        <w:pStyle w:val="Heading2"/>
-      </w:pPr>
-      <w:r>
-        <w:t xml:space="preserve">Appendix B. Name pool and validation scores</w:t>
-      </w:r>
-    </w:p>
-    <w:p>
-      <w:pPr>
-        <w:pStyle w:val="FirstParagraph"/>
-      </w:pPr>
-      <w:r>
-        <w:rPr>
-          <w:rStyle w:val="VerbatimChar"/>
-        </w:rPr>
-        <w:t xml:space="preserve">[[TO BE ADDED: names used, source dataset, perceived-race and perceived-SES scores per name]]</w:t>
-      </w:r>
-    </w:p>
-    <w:bookmarkEnd w:id="78"/>
-    <w:bookmarkStart w:id="79" w:name="X67102a356f587954bf13c20f05aec216cc946b1"/>
-    <w:p>
-      <w:pPr>
-        <w:pStyle w:val="Heading2"/>
-      </w:pPr>
-      <w:r>
-        <w:t xml:space="preserve">Appendix C. Snapshots and protocol deviations</w:t>
-      </w:r>
-    </w:p>
-    <w:p>
-      <w:pPr>
-        <w:pStyle w:val="FirstParagraph"/>
-      </w:pPr>
-      <w:r>
-        <w:rPr>
-          <w:bCs/>
-          <w:b/>
-        </w:rPr>
-        <w:t xml:space="preserve">Models and execution.</w:t>
+        <w:t xml:space="preserve">-value.</w:t>
       </w:r>
     </w:p>
     <w:tbl>
@@ -20997,6 +20275,2398 @@
               <w:jc w:val="left"/>
             </w:pPr>
             <w:r>
+              <w:t xml:space="preserve">Outcome</w:t>
+            </w:r>
+          </w:p>
+        </w:tc>
+        <w:tc>
+          <w:p>
+            <w:pPr>
+              <w:pStyle w:val="Compact"/>
+              <w:jc w:val="left"/>
+            </w:pPr>
+            <w:r>
+              <w:t xml:space="preserve">Between-condition</w:t>
+            </w:r>
+          </w:p>
+        </w:tc>
+        <w:tc>
+          <w:p>
+            <w:pPr>
+              <w:pStyle w:val="Compact"/>
+              <w:jc w:val="left"/>
+            </w:pPr>
+            <w:r>
+              <w:t xml:space="preserve">Within-cell replicate</w:t>
+            </w:r>
+          </w:p>
+        </w:tc>
+        <w:tc>
+          <w:p>
+            <w:pPr>
+              <w:pStyle w:val="Compact"/>
+              <w:jc w:val="left"/>
+            </w:pPr>
+            <w:r>
+              <w:t xml:space="preserve">Ratio</w:t>
+            </w:r>
+          </w:p>
+        </w:tc>
+      </w:tr>
+      <w:tr>
+        <w:tc>
+          <w:p>
+            <w:pPr>
+              <w:pStyle w:val="Compact"/>
+              <w:jc w:val="left"/>
+            </w:pPr>
+            <w:r>
+              <w:t xml:space="preserve">Tract median HH income</w:t>
+            </w:r>
+          </w:p>
+        </w:tc>
+        <w:tc>
+          <w:p>
+            <w:pPr>
+              <w:pStyle w:val="Compact"/>
+              <w:jc w:val="left"/>
+            </w:pPr>
+            <w:r>
+              <w:t xml:space="preserve">1.22 × 10⁸</w:t>
+            </w:r>
+          </w:p>
+        </w:tc>
+        <w:tc>
+          <w:p>
+            <w:pPr>
+              <w:pStyle w:val="Compact"/>
+              <w:jc w:val="left"/>
+            </w:pPr>
+            <w:r>
+              <w:t xml:space="preserve">2.83 × 10⁸</w:t>
+            </w:r>
+          </w:p>
+        </w:tc>
+        <w:tc>
+          <w:p>
+            <w:pPr>
+              <w:pStyle w:val="Compact"/>
+              <w:jc w:val="left"/>
+            </w:pPr>
+            <w:r>
+              <w:t xml:space="preserve">0.43</w:t>
+            </w:r>
+          </w:p>
+        </w:tc>
+      </w:tr>
+      <w:tr>
+        <w:tc>
+          <w:p>
+            <w:pPr>
+              <w:pStyle w:val="Compact"/>
+              <w:jc w:val="left"/>
+            </w:pPr>
+            <w:r>
+              <w:t xml:space="preserve">Tract median gross rent</w:t>
+            </w:r>
+          </w:p>
+        </w:tc>
+        <w:tc>
+          <w:p>
+            <w:pPr>
+              <w:pStyle w:val="Compact"/>
+              <w:jc w:val="left"/>
+            </w:pPr>
+            <w:r>
+              <w:t xml:space="preserve">2.92 × 10⁴</w:t>
+            </w:r>
+          </w:p>
+        </w:tc>
+        <w:tc>
+          <w:p>
+            <w:pPr>
+              <w:pStyle w:val="Compact"/>
+              <w:jc w:val="left"/>
+            </w:pPr>
+            <w:r>
+              <w:t xml:space="preserve">7.23 × 10⁴</w:t>
+            </w:r>
+          </w:p>
+        </w:tc>
+        <w:tc>
+          <w:p>
+            <w:pPr>
+              <w:pStyle w:val="Compact"/>
+              <w:jc w:val="left"/>
+            </w:pPr>
+            <w:r>
+              <w:t xml:space="preserve">0.40</w:t>
+            </w:r>
+          </w:p>
+        </w:tc>
+      </w:tr>
+      <w:tr>
+        <w:tc>
+          <w:p>
+            <w:pPr>
+              <w:pStyle w:val="Compact"/>
+              <w:jc w:val="left"/>
+            </w:pPr>
+            <w:r>
+              <w:t xml:space="preserve">Rent burden</w:t>
+            </w:r>
+          </w:p>
+        </w:tc>
+        <w:tc>
+          <w:p>
+            <w:pPr>
+              <w:pStyle w:val="Compact"/>
+              <w:jc w:val="left"/>
+            </w:pPr>
+            <w:r>
+              <w:t xml:space="preserve">0.357</w:t>
+            </w:r>
+          </w:p>
+        </w:tc>
+        <w:tc>
+          <w:p>
+            <w:pPr>
+              <w:pStyle w:val="Compact"/>
+              <w:jc w:val="left"/>
+            </w:pPr>
+            <w:r>
+              <w:t xml:space="preserve">0.901</w:t>
+            </w:r>
+          </w:p>
+        </w:tc>
+        <w:tc>
+          <w:p>
+            <w:pPr>
+              <w:pStyle w:val="Compact"/>
+              <w:jc w:val="left"/>
+            </w:pPr>
+            <w:r>
+              <w:t xml:space="preserve">0.40</w:t>
+            </w:r>
+          </w:p>
+        </w:tc>
+      </w:tr>
+      <w:tr>
+        <w:tc>
+          <w:p>
+            <w:pPr>
+              <w:pStyle w:val="Compact"/>
+              <w:jc w:val="left"/>
+            </w:pPr>
+            <w:r>
+              <w:t xml:space="preserve">Renter share</w:t>
+            </w:r>
+          </w:p>
+        </w:tc>
+        <w:tc>
+          <w:p>
+            <w:pPr>
+              <w:pStyle w:val="Compact"/>
+              <w:jc w:val="left"/>
+            </w:pPr>
+            <w:r>
+              <w:t xml:space="preserve">6.07 × 10⁻⁴</w:t>
+            </w:r>
+          </w:p>
+        </w:tc>
+        <w:tc>
+          <w:p>
+            <w:pPr>
+              <w:pStyle w:val="Compact"/>
+              <w:jc w:val="left"/>
+            </w:pPr>
+            <w:r>
+              <w:t xml:space="preserve">2.01 × 10⁻³</w:t>
+            </w:r>
+          </w:p>
+        </w:tc>
+        <w:tc>
+          <w:p>
+            <w:pPr>
+              <w:pStyle w:val="Compact"/>
+              <w:jc w:val="left"/>
+            </w:pPr>
+            <w:r>
+              <w:t xml:space="preserve">0.30</w:t>
+            </w:r>
+          </w:p>
+        </w:tc>
+      </w:tr>
+      <w:tr>
+        <w:tc>
+          <w:p>
+            <w:pPr>
+              <w:pStyle w:val="Compact"/>
+              <w:jc w:val="left"/>
+            </w:pPr>
+            <w:r>
+              <w:t xml:space="preserve">Share non-White</w:t>
+            </w:r>
+          </w:p>
+        </w:tc>
+        <w:tc>
+          <w:p>
+            <w:pPr>
+              <w:pStyle w:val="Compact"/>
+              <w:jc w:val="left"/>
+            </w:pPr>
+            <w:r>
+              <w:t xml:space="preserve">1.68 × 10⁻³</w:t>
+            </w:r>
+          </w:p>
+        </w:tc>
+        <w:tc>
+          <w:p>
+            <w:pPr>
+              <w:pStyle w:val="Compact"/>
+              <w:jc w:val="left"/>
+            </w:pPr>
+            <w:r>
+              <w:t xml:space="preserve">4.13 × 10⁻³</w:t>
+            </w:r>
+          </w:p>
+        </w:tc>
+        <w:tc>
+          <w:p>
+            <w:pPr>
+              <w:pStyle w:val="Compact"/>
+              <w:jc w:val="left"/>
+            </w:pPr>
+            <w:r>
+              <w:t xml:space="preserve">0.41</w:t>
+            </w:r>
+          </w:p>
+        </w:tc>
+      </w:tr>
+      <w:tr>
+        <w:tc>
+          <w:p>
+            <w:pPr>
+              <w:pStyle w:val="Compact"/>
+              <w:jc w:val="left"/>
+            </w:pPr>
+            <w:r>
+              <w:t xml:space="preserve">Share Black</w:t>
+            </w:r>
+          </w:p>
+        </w:tc>
+        <w:tc>
+          <w:p>
+            <w:pPr>
+              <w:pStyle w:val="Compact"/>
+              <w:jc w:val="left"/>
+            </w:pPr>
+            <w:r>
+              <w:t xml:space="preserve">5.59 × 10⁻⁴</w:t>
+            </w:r>
+          </w:p>
+        </w:tc>
+        <w:tc>
+          <w:p>
+            <w:pPr>
+              <w:pStyle w:val="Compact"/>
+              <w:jc w:val="left"/>
+            </w:pPr>
+            <w:r>
+              <w:t xml:space="preserve">1.55 × 10⁻³</w:t>
+            </w:r>
+          </w:p>
+        </w:tc>
+        <w:tc>
+          <w:p>
+            <w:pPr>
+              <w:pStyle w:val="Compact"/>
+              <w:jc w:val="left"/>
+            </w:pPr>
+            <w:r>
+              <w:t xml:space="preserve">0.36</w:t>
+            </w:r>
+          </w:p>
+        </w:tc>
+      </w:tr>
+      <w:tr>
+        <w:tc>
+          <w:p>
+            <w:pPr>
+              <w:pStyle w:val="Compact"/>
+              <w:jc w:val="left"/>
+            </w:pPr>
+            <w:r>
+              <w:t xml:space="preserve">Share Hispanic</w:t>
+            </w:r>
+          </w:p>
+        </w:tc>
+        <w:tc>
+          <w:p>
+            <w:pPr>
+              <w:pStyle w:val="Compact"/>
+              <w:jc w:val="left"/>
+            </w:pPr>
+            <w:r>
+              <w:t xml:space="preserve">5.37 × 10⁻⁴</w:t>
+            </w:r>
+          </w:p>
+        </w:tc>
+        <w:tc>
+          <w:p>
+            <w:pPr>
+              <w:pStyle w:val="Compact"/>
+              <w:jc w:val="left"/>
+            </w:pPr>
+            <w:r>
+              <w:t xml:space="preserve">8.22 × 10⁻⁴</w:t>
+            </w:r>
+          </w:p>
+        </w:tc>
+        <w:tc>
+          <w:p>
+            <w:pPr>
+              <w:pStyle w:val="Compact"/>
+              <w:jc w:val="left"/>
+            </w:pPr>
+            <w:r>
+              <w:t xml:space="preserve">0.65</w:t>
+            </w:r>
+          </w:p>
+        </w:tc>
+      </w:tr>
+    </w:tbl>
+    <w:p>
+      <w:pPr>
+        <w:pStyle w:val="BodyText"/>
+      </w:pPr>
+      <w:r>
+        <w:t xml:space="preserve">Replicate noise dominates for</w:t>
+      </w:r>
+      <w:r>
+        <w:t xml:space="preserve"> </w:t>
+      </w:r>
+      <w:r>
+        <w:rPr>
+          <w:bCs/>
+          <w:b/>
+        </w:rPr>
+        <w:t xml:space="preserve">all seven</w:t>
+      </w:r>
+      <w:r>
+        <w:t xml:space="preserve"> </w:t>
+      </w:r>
+      <w:r>
+        <w:t xml:space="preserve">outcomes. Under our pre-specified rule we therefore report</w:t>
+      </w:r>
+      <w:r>
+        <w:t xml:space="preserve"> </w:t>
+      </w:r>
+      <w:r>
+        <w:rPr>
+          <w:bCs/>
+          <w:b/>
+        </w:rPr>
+        <w:t xml:space="preserve">no identity-conditioned effect on neighborhood exposure</w:t>
+      </w:r>
+      <w:r>
+        <w:t xml:space="preserve">, and the BH nulls agree.</w:t>
+      </w:r>
+    </w:p>
+    <w:p>
+      <w:pPr>
+        <w:pStyle w:val="BodyText"/>
+      </w:pPr>
+      <w:r>
+        <w:rPr>
+          <w:bCs/>
+          <w:b/>
+        </w:rPr>
+        <w:t xml:space="preserve">One direction is worth recording without claiming it.</w:t>
+      </w:r>
+      <w:r>
+        <w:t xml:space="preserve"> </w:t>
+      </w:r>
+      <w:r>
+        <w:t xml:space="preserve">The three smallest raw</w:t>
+      </w:r>
+      <w:r>
+        <w:t xml:space="preserve"> </w:t>
+      </w:r>
+      <w:r>
+        <w:rPr>
+          <w:iCs/>
+          <w:i/>
+        </w:rPr>
+        <w:t xml:space="preserve">p</w:t>
+      </w:r>
+      <w:r>
+        <w:t xml:space="preserve">-values all involve the voucher condition, and on</w:t>
+      </w:r>
+      <w:r>
+        <w:t xml:space="preserve"> </w:t>
+      </w:r>
+      <w:r>
+        <w:rPr>
+          <w:rStyle w:val="VerbatimChar"/>
+        </w:rPr>
+        <w:t xml:space="preserve">claude-opus-5</w:t>
+      </w:r>
+      <w:r>
+        <w:t xml:space="preserve"> </w:t>
+      </w:r>
+      <w:r>
+        <w:t xml:space="preserve">voucher disclosure is associated with recommendations in tracts that are 2.15 percentage points more non-White and $5,937 lower in median household income. This is the direction the steering literature would predict, and it is coherent with the one non-null in §8.4 — voucher disclosure lowering Claude’s rent gap by $27.60 — since cheaper listings in our sample sit in lower-income tracts. But it does not survive correction for 105 tests, it falls below replicate noise under §7.4, and the magnitudes are small against a between-tract standard deviation of $42,443 in median income. We report it as an observation warranting targeted replication with the voucher contrast as the single pre-specified hypothesis, which is the design that could actually test it. We do not report it as a finding.</w:t>
+      </w:r>
+    </w:p>
+    <w:p>
+      <w:pPr>
+        <w:pStyle w:val="BodyText"/>
+      </w:pPr>
+      <w:r>
+        <w:rPr>
+          <w:bCs/>
+          <w:b/>
+        </w:rPr>
+        <w:t xml:space="preserve">What this null does and does not license.</w:t>
+      </w:r>
+      <w:r>
+        <w:t xml:space="preserve"> </w:t>
+      </w:r>
+      <w:r>
+        <w:t xml:space="preserve">It licenses a narrow claim: when the candidate set is fixed and the model can only re-rank it, an identity cue does not measurably shift the neighborhood composition of what is returned. It does</w:t>
+      </w:r>
+      <w:r>
+        <w:t xml:space="preserve"> </w:t>
+      </w:r>
+      <w:r>
+        <w:rPr>
+          <w:bCs/>
+          <w:b/>
+        </w:rPr>
+        <w:t xml:space="preserve">not</w:t>
+      </w:r>
+      <w:r>
+        <w:t xml:space="preserve"> </w:t>
+      </w:r>
+      <w:r>
+        <w:t xml:space="preserve">license the claim that these models do not steer. Our design removes retrieval by construction — the model never chooses where to look, which is precisely the choice Liu et al. (2024) and Samad et al. (2026) found to be identity-conditioned. Their finding and ours are compatible: steering may operate at the retrieval and geographic-framing stage that we hold fixed, and be absent at the ranking stage that we isolate. Establishing that would require an open-ended arm in which the model proposes neighborhoods before any pool exists, which we did not run (§9.4).</w:t>
+      </w:r>
+    </w:p>
+    <w:p>
+      <w:pPr>
+        <w:pStyle w:val="BodyText"/>
+      </w:pPr>
+      <w:r>
+        <w:t xml:space="preserve">A further limit is the sample itself. The recommended tracts have a median household income near $158,000 and a non-White share of 0.378, against tract medians across New York of $81,982 and 0.76 (§5.3). Our pool is drawn from an unrepresentative slice of the city (Table 2b), so the</w:t>
+      </w:r>
+      <w:r>
+        <w:t xml:space="preserve"> </w:t>
+      </w:r>
+      <w:r>
+        <w:rPr>
+          <w:iCs/>
+          <w:i/>
+        </w:rPr>
+        <w:t xml:space="preserve">range</w:t>
+      </w:r>
+      <w:r>
+        <w:t xml:space="preserve"> </w:t>
+      </w:r>
+      <w:r>
+        <w:t xml:space="preserve">of neighborhood variation available to be steered across is compressed relative to the true market. A null on compressed variation is weaker evidence than a null on full variation, and we do not treat the two as equivalent.</w:t>
+      </w:r>
+    </w:p>
+    <w:bookmarkEnd w:id="67"/>
+    <w:bookmarkEnd w:id="68"/>
+    <w:bookmarkStart w:id="74" w:name="discussion-and-recommendations"/>
+    <w:p>
+      <w:pPr>
+        <w:pStyle w:val="Heading2"/>
+      </w:pPr>
+      <w:r>
+        <w:t xml:space="preserve">9. Discussion and Recommendations</w:t>
+      </w:r>
+    </w:p>
+    <w:bookmarkStart w:id="69" w:name="Xcd27638c99e13e093b6928068bb9e31b0b7f2ba"/>
+    <w:p>
+      <w:pPr>
+        <w:pStyle w:val="Heading3"/>
+      </w:pPr>
+      <w:r>
+        <w:t xml:space="preserve">9.1 A failure mode conventional evaluation cannot see</w:t>
+      </w:r>
+    </w:p>
+    <w:p>
+      <w:pPr>
+        <w:pStyle w:val="FirstParagraph"/>
+      </w:pPr>
+      <w:r>
+        <w:t xml:space="preserve">The models in this study did almost everything a ranking metric measures well. They obeyed budget, bedroom, and commute constraints on ~98% of recommendations, hallucinated no listings, refused nothing, and returned well-formed, plausibly-justified answers. A deployment monitoring precision, NDCG, or click-through would show a healthy system.</w:t>
+      </w:r>
+    </w:p>
+    <w:p>
+      <w:pPr>
+        <w:pStyle w:val="BodyText"/>
+      </w:pPr>
+      <w:r>
+        <w:t xml:space="preserve">It would also be returning listings roughly $624/month more expensive than the cheapest suitable ones it was shown, to users who had said price was their priority.</w:t>
+      </w:r>
+    </w:p>
+    <w:p>
+      <w:pPr>
+        <w:pStyle w:val="BodyText"/>
+      </w:pPr>
+      <w:r>
+        <w:t xml:space="preserve">This is not a claim that ranking metrics are incapable of detecting omission — with an external oracle, recall and top-</w:t>
+      </w:r>
+      <w:r>
+        <w:rPr>
+          <w:iCs/>
+          <w:i/>
+        </w:rPr>
+        <w:t xml:space="preserve">k</w:t>
+      </w:r>
+      <w:r>
+        <w:t xml:space="preserve"> </w:t>
+      </w:r>
+      <w:r>
+        <w:t xml:space="preserve">capture do penalize it. The claim is narrower and more practical:</w:t>
+      </w:r>
+      <w:r>
+        <w:t xml:space="preserve"> </w:t>
+      </w:r>
+      <w:r>
+        <w:rPr>
+          <w:bCs/>
+          <w:b/>
+        </w:rPr>
+        <w:t xml:space="preserve">the metrics actually used in deployment — engagement signals and LLM-judged relevance — score a returned list against itself or against a judge that shares the ranker’s priors.</w:t>
+      </w:r>
+      <w:r>
+        <w:t xml:space="preserve"> </w:t>
+      </w:r>
+      <w:r>
+        <w:t xml:space="preserve">Neither has access to the counterfactual</w:t>
+      </w:r>
+      <w:r>
+        <w:t xml:space="preserve"> </w:t>
+      </w:r>
+      <w:r>
+        <w:t xml:space="preserve">“</w:t>
+      </w:r>
+      <w:r>
+        <w:t xml:space="preserve">a better option was present and skipped.</w:t>
+      </w:r>
+      <w:r>
+        <w:t xml:space="preserve">”</w:t>
+      </w:r>
+      <w:r>
+        <w:t xml:space="preserve"> </w:t>
+      </w:r>
+      <w:r>
+        <w:t xml:space="preserve">Dominance does, at the cost of requiring an enumerable feasible set.</w:t>
+      </w:r>
+    </w:p>
+    <w:bookmarkEnd w:id="69"/>
+    <w:bookmarkStart w:id="70" w:name="three-capabilities-not-one"/>
+    <w:p>
+      <w:pPr>
+        <w:pStyle w:val="Heading3"/>
+      </w:pPr>
+      <w:r>
+        <w:t xml:space="preserve">9.2 Three capabilities, not one</w:t>
+      </w:r>
+    </w:p>
+    <w:p>
+      <w:pPr>
+        <w:pStyle w:val="FirstParagraph"/>
+      </w:pPr>
+      <w:r>
+        <w:t xml:space="preserve">The sharpest structural result is that</w:t>
+      </w:r>
+      <w:r>
+        <w:t xml:space="preserve"> </w:t>
+      </w:r>
+      <w:r>
+        <w:rPr>
+          <w:bCs/>
+          <w:b/>
+        </w:rPr>
+        <w:t xml:space="preserve">the architecture eliminating 100% of constraint violations reduces opportunity loss by only 11%.</w:t>
+      </w:r>
+      <w:r>
+        <w:t xml:space="preserve"> </w:t>
+      </w:r>
+      <w:r>
+        <w:t xml:space="preserve">Deterministic pre-filtering solves the problem that is easy to specify and leaves the one that matters mostly untouched.</w:t>
+      </w:r>
+    </w:p>
+    <w:p>
+      <w:pPr>
+        <w:pStyle w:val="BodyText"/>
+      </w:pPr>
+      <w:r>
+        <w:t xml:space="preserve">This suggests treating them as distinct evaluation targets. Constraint compliance is a verification problem with a deterministic solution. Preference fidelity is a preference-elicitation and weighting problem, and neither prompt-level grounding (S2: no effect) nor a 17× more capable model (§8.5) moved it.</w:t>
+      </w:r>
+    </w:p>
+    <w:bookmarkEnd w:id="70"/>
+    <w:bookmarkStart w:id="71" w:name="recommendations-for-developers"/>
+    <w:p>
+      <w:pPr>
+        <w:pStyle w:val="Heading3"/>
+      </w:pPr>
+      <w:r>
+        <w:t xml:space="preserve">9.3 Recommendations for developers</w:t>
+      </w:r>
+    </w:p>
+    <w:p>
+      <w:pPr>
+        <w:numPr>
+          <w:ilvl w:val="0"/>
+          <w:numId w:val="1011"/>
+        </w:numPr>
+        <w:pStyle w:val="Compact"/>
+      </w:pPr>
+      <w:r>
+        <w:rPr>
+          <w:bCs/>
+          <w:b/>
+        </w:rPr>
+        <w:t xml:space="preserve">Enforce verifiable constraints in code, and do not expect it to fix ranking.</w:t>
+      </w:r>
+      <w:r>
+        <w:t xml:space="preserve"> </w:t>
+      </w:r>
+      <w:r>
+        <w:t xml:space="preserve">S3 works exactly as advertised on constraints and barely at all on opportunity loss. Shipping constraint-first and declaring the problem solved would be a mistake this study directly warns against.</w:t>
+      </w:r>
+    </w:p>
+    <w:p>
+      <w:pPr>
+        <w:numPr>
+          <w:ilvl w:val="0"/>
+          <w:numId w:val="1011"/>
+        </w:numPr>
+        <w:pStyle w:val="Compact"/>
+      </w:pPr>
+      <w:r>
+        <w:rPr>
+          <w:bCs/>
+          <w:b/>
+        </w:rPr>
+        <w:t xml:space="preserve">Instrument the dominance rate of what you return against what you retrieved — and log the pool configuration with it.</w:t>
+      </w:r>
+      <w:r>
+        <w:t xml:space="preserve"> </w:t>
+      </w:r>
+      <w:r>
+        <w:t xml:space="preserve">It is computable online wherever a feasible set exists and needs no labels or judge model. But §8.9 shows the rate is strongly sensitive to candidate-set size, so it is usable as an internal regression signal against a fixed configuration and not as a cross-system benchmark. For comparison across systems, prefer the dollar-denominated gap, which was stable across a three-fold change in set size.</w:t>
+      </w:r>
+    </w:p>
+    <w:p>
+      <w:pPr>
+        <w:numPr>
+          <w:ilvl w:val="0"/>
+          <w:numId w:val="1011"/>
+        </w:numPr>
+        <w:pStyle w:val="Compact"/>
+      </w:pPr>
+      <w:r>
+        <w:rPr>
+          <w:bCs/>
+          <w:b/>
+        </w:rPr>
+        <w:t xml:space="preserve">Do not ask a language model to perform a computation you can specify exactly.</w:t>
+      </w:r>
+      <w:r>
+        <w:t xml:space="preserve"> </w:t>
+      </w:r>
+      <w:r>
+        <w:t xml:space="preserve">This is the operational conclusion. Where a user’s rule is expressible — minimize rent subject to constraints, break ties within $50 — sort in code and let the model handle what only it can: parsing natural language, eliciting preferences the user has not stated, and explaining the result. The recommended architecture is (i) deterministic filtering of hard constraints, (ii) deterministic ranking on any explicitly stated rule, (iii) the model for language understanding, ambiguous preference and explanation, and (iv) a dominance check on the output before it ships. Prompt improvement is demonstrably not sufficient: the explicit lexicographic instruction changed nothing (§8.8).</w:t>
+      </w:r>
+    </w:p>
+    <w:p>
+      <w:pPr>
+        <w:numPr>
+          <w:ilvl w:val="0"/>
+          <w:numId w:val="1011"/>
+        </w:numPr>
+        <w:pStyle w:val="Compact"/>
+      </w:pPr>
+      <w:r>
+        <w:rPr>
+          <w:bCs/>
+          <w:b/>
+        </w:rPr>
+        <w:t xml:space="preserve">Keep retrieved sets small when the model must rank them.</w:t>
+      </w:r>
+      <w:r>
+        <w:t xml:space="preserve"> </w:t>
+      </w:r>
+      <w:r>
+        <w:t xml:space="preserve">Optimization quality degrades with candidate count and the limitation binds by roughly 20–40 items (§8.10). Enlarging the retrieved set to improve recall makes the ranking worse — a direct trade-off most stacks do not currently measure.</w:t>
+      </w:r>
+    </w:p>
+    <w:p>
+      <w:pPr>
+        <w:numPr>
+          <w:ilvl w:val="0"/>
+          <w:numId w:val="1011"/>
+        </w:numPr>
+        <w:pStyle w:val="Compact"/>
+      </w:pPr>
+      <w:r>
+        <w:rPr>
+          <w:bCs/>
+          <w:b/>
+        </w:rPr>
+        <w:t xml:space="preserve">Do not assume the flagship or a different vendor fixes it.</w:t>
+      </w:r>
+      <w:r>
+        <w:t xml:space="preserve"> </w:t>
+      </w:r>
+      <w:r>
+        <w:t xml:space="preserve">Capability upgrades and vendor switches are the two default responses to quality complaints. Across a 45x price range and two vendors, the rent-first gap moved by $3. Whatever produces this behavior is addressed by neither lever.</w:t>
+      </w:r>
+    </w:p>
+    <w:p>
+      <w:pPr>
+        <w:numPr>
+          <w:ilvl w:val="0"/>
+          <w:numId w:val="1011"/>
+        </w:numPr>
+        <w:pStyle w:val="Compact"/>
+      </w:pPr>
+      <w:r>
+        <w:rPr>
+          <w:bCs/>
+          <w:b/>
+        </w:rPr>
+        <w:t xml:space="preserve">Report quality-of-service parity in user-denominated units.</w:t>
+      </w:r>
+      <w:r>
+        <w:t xml:space="preserve"> </w:t>
+      </w:r>
+      <w:r>
+        <w:t xml:space="preserve">Dollars and minutes across matched profiles are more auditable than group-level metric parity — and, as §8.4 shows, capable of returning an honest null.</w:t>
+      </w:r>
+    </w:p>
+    <w:bookmarkEnd w:id="71"/>
+    <w:bookmarkStart w:id="72" w:name="X450e45dee683eeb76c8093af2a35141a31f85f5"/>
+    <w:p>
+      <w:pPr>
+        <w:pStyle w:val="Heading3"/>
+      </w:pPr>
+      <w:r>
+        <w:t xml:space="preserve">9.4 What we could not determine, and the experiments that would</w:t>
+      </w:r>
+    </w:p>
+    <w:p>
+      <w:pPr>
+        <w:pStyle w:val="FirstParagraph"/>
+      </w:pPr>
+      <w:r>
+        <w:rPr>
+          <w:bCs/>
+          <w:b/>
+        </w:rPr>
+        <w:t xml:space="preserve">The mechanism behind the optimization gap.</w:t>
+      </w:r>
+      <w:r>
+        <w:t xml:space="preserve"> </w:t>
+      </w:r>
+      <w:r>
+        <w:t xml:space="preserve">§8.10 implicates candidate-set scale but cannot isolate a cause. Four interventions would separate the remaining candidates, and all are inexpensive on this infrastructure: (a) randomize listing order across replicates to test position effects; (b) require the model to rank</w:t>
+      </w:r>
+      <w:r>
+        <w:t xml:space="preserve"> </w:t>
+      </w:r>
+      <w:r>
+        <w:rPr>
+          <w:iCs/>
+          <w:i/>
+        </w:rPr>
+        <w:t xml:space="preserve">all</w:t>
+      </w:r>
+      <w:r>
+        <w:t xml:space="preserve"> </w:t>
+      </w:r>
+      <w:r>
+        <w:t xml:space="preserve">feasible candidates before selecting five, separating internal ranking from output-stage execution; (c) supply the pool pre-sorted by rent, which removes the comparison burden entirely; and (d) give the model a sorting tool to call. If (c) or (d) closes the gap, the limitation is computational rather than interpretive.</w:t>
+      </w:r>
+    </w:p>
+    <w:p>
+      <w:pPr>
+        <w:pStyle w:val="BodyText"/>
+      </w:pPr>
+      <w:r>
+        <w:rPr>
+          <w:bCs/>
+          <w:b/>
+        </w:rPr>
+        <w:t xml:space="preserve">Identity, under retrieval freedom.</w:t>
+      </w:r>
+      <w:r>
+        <w:t xml:space="preserve"> </w:t>
+      </w:r>
+      <w:r>
+        <w:t xml:space="preserve">Our null on identity is confined to ranking over a fixed pool. The obvious and important follow-up is a</w:t>
+      </w:r>
+      <w:r>
+        <w:t xml:space="preserve"> </w:t>
+      </w:r>
+      <w:r>
+        <w:rPr>
+          <w:bCs/>
+          <w:b/>
+        </w:rPr>
+        <w:t xml:space="preserve">retrieval-freedom manipulation</w:t>
+      </w:r>
+      <w:r>
+        <w:t xml:space="preserve">: the same scenarios and identity cues run under (a) our fixed pool, (b) a model-selected pool from a retrieval index, and (c) fully open-ended neighborhood recommendation as in Liu et al. (2024). If disparity appears in (c) and not (a), the mitigation implication —</w:t>
+      </w:r>
+      <w:r>
+        <w:t xml:space="preserve"> </w:t>
+      </w:r>
+      <w:r>
+        <w:rPr>
+          <w:iCs/>
+          <w:i/>
+        </w:rPr>
+        <w:t xml:space="preserve">retrieve deterministically, then rank</w:t>
+      </w:r>
+      <w:r>
+        <w:t xml:space="preserve"> </w:t>
+      </w:r>
+      <w:r>
+        <w:t xml:space="preserve">— would be established rather than conjectured. We regard this as the highest-value extension and note it is inexpensive: the infrastructure here supports it directly.</w:t>
+      </w:r>
+    </w:p>
+    <w:bookmarkEnd w:id="72"/>
+    <w:bookmarkStart w:id="73" w:name="generalization"/>
+    <w:p>
+      <w:pPr>
+        <w:pStyle w:val="Heading3"/>
+      </w:pPr>
+      <w:r>
+        <w:t xml:space="preserve">9.5 Generalization</w:t>
+      </w:r>
+    </w:p>
+    <w:p>
+      <w:pPr>
+        <w:pStyle w:val="FirstParagraph"/>
+      </w:pPr>
+      <w:r>
+        <w:t xml:space="preserve">Dominance auditing transfers to any high-stakes search domain with an enumerable feasible set and outcomes in natural units — lending (rate, term, fees), employment (compensation, commute, seniority), health plan selection (premium, deductible, network breadth). What transfers is the method; the magnitudes are facts about the New York rental market in August 2026.</w:t>
+      </w:r>
+    </w:p>
+    <w:bookmarkEnd w:id="73"/>
+    <w:bookmarkEnd w:id="74"/>
+    <w:bookmarkStart w:id="75" w:name="limitations"/>
+    <w:p>
+      <w:pPr>
+        <w:pStyle w:val="Heading2"/>
+      </w:pPr>
+      <w:r>
+        <w:t xml:space="preserve">10. Limitations</w:t>
+      </w:r>
+    </w:p>
+    <w:p>
+      <w:pPr>
+        <w:pStyle w:val="FirstParagraph"/>
+      </w:pPr>
+      <w:r>
+        <w:rPr>
+          <w:bCs/>
+          <w:b/>
+        </w:rPr>
+        <w:t xml:space="preserve">This is an audit of in-context ranking, not of deployed products.</w:t>
+      </w:r>
+      <w:r>
+        <w:t xml:space="preserve"> </w:t>
+      </w:r>
+      <w:r>
+        <w:t xml:space="preserve">We fix the candidate pool and thereby remove the retrieval stage. Findings characterize how ranking behaves over a known choice set; they do not describe ChatGPT, Perplexity, Zillow’s assistant, or any shipped pipeline, whose retrieval failures are outside our measurement and may dominate ranking failures in practice. The product probe specified in §4.1 was</w:t>
+      </w:r>
+      <w:r>
+        <w:t xml:space="preserve"> </w:t>
+      </w:r>
+      <w:r>
+        <w:rPr>
+          <w:bCs/>
+          <w:b/>
+        </w:rPr>
+        <w:t xml:space="preserve">not executed</w:t>
+      </w:r>
+      <w:r>
+        <w:t xml:space="preserve">, so we have no evidence at all on whether these failure modes appear in shipped systems. We consider this the most important boundary on the paper and state it in the abstract.</w:t>
+      </w:r>
+    </w:p>
+    <w:p>
+      <w:pPr>
+        <w:pStyle w:val="BodyText"/>
+      </w:pPr>
+      <w:r>
+        <w:rPr>
+          <w:bCs/>
+          <w:b/>
+        </w:rPr>
+        <w:t xml:space="preserve">Synthetic profiles are not renters.</w:t>
+      </w:r>
+      <w:r>
+        <w:t xml:space="preserve"> </w:t>
+      </w:r>
+      <w:r>
+        <w:t xml:space="preserve">Scenarios are researcher-authored. They cannot capture how real users phrase requests, revise them across turns, or trade off attributes we did not model. The study measures system behavior under specified inputs, not behavior under real demand.</w:t>
+      </w:r>
+    </w:p>
+    <w:p>
+      <w:pPr>
+        <w:pStyle w:val="BodyText"/>
+      </w:pPr>
+      <w:r>
+        <w:rPr>
+          <w:bCs/>
+          <w:b/>
+        </w:rPr>
+        <w:t xml:space="preserve">Listing coverage is biased in a known direction and now a measured magnitude.</w:t>
+      </w:r>
+      <w:r>
+        <w:t xml:space="preserve"> </w:t>
+      </w:r>
+      <w:r>
+        <w:t xml:space="preserve">RentCast’s New York coverage derives from MLS syndication, which under-represents the no-fee and small-landlord segment that constitutes a substantial share of the city’s rental market. Table 2a quantifies the walk-access exclusion; Table 2b benchmarks the rent distribution against NYCHVS 2023. The median listing in our sample rents for</w:t>
+      </w:r>
+      <w:r>
+        <w:t xml:space="preserve"> </w:t>
+      </w:r>
+      <w:r>
+        <w:rPr>
+          <w:bCs/>
+          <w:b/>
+        </w:rPr>
+        <w:t xml:space="preserve">1.76× the median recent unsubsidised letting</w:t>
+      </w:r>
+      <w:r>
+        <w:t xml:space="preserve"> </w:t>
+      </w:r>
+      <w:r>
+        <w:t xml:space="preserve">and sits at roughly the</w:t>
+      </w:r>
+      <w:r>
+        <w:t xml:space="preserve"> </w:t>
+      </w:r>
+      <w:r>
+        <w:rPr>
+          <w:bCs/>
+          <w:b/>
+        </w:rPr>
+        <w:t xml:space="preserve">87th percentile</w:t>
+      </w:r>
+      <w:r>
+        <w:t xml:space="preserve"> </w:t>
+      </w:r>
+      <w:r>
+        <w:t xml:space="preserve">of that distribution — the sample is drawn from about the upper eighth of the market by price. Against</w:t>
+      </w:r>
+      <w:r>
+        <w:t xml:space="preserve"> </w:t>
+      </w:r>
+      <w:r>
+        <w:rPr>
+          <w:iCs/>
+          <w:i/>
+        </w:rPr>
+        <w:t xml:space="preserve">all</w:t>
+      </w:r>
+      <w:r>
+        <w:t xml:space="preserve"> </w:t>
+      </w:r>
+      <w:r>
+        <w:t xml:space="preserve">renter households the ratio is 2.48×, but that comparison conflates our flow of asking rents with a stock containing long-duration rent-stabilised and subsidised tenancies, and we do not rely on it.</w:t>
+      </w:r>
+    </w:p>
+    <w:p>
+      <w:pPr>
+        <w:pStyle w:val="BodyText"/>
+      </w:pPr>
+      <w:r>
+        <w:t xml:space="preserve">Because the bias is common to all conditions and architectures, it threatens external validity — the absolute magnitude of the cost gaps — but not the internal validity of the within-scenario contrasts, which hold the pool fixed. The specific unresolved question is whether the gap is proportional to rent level or roughly constant in dollars. Our design does not identify this, and it determines whether the $900/month median dominance gap transfers to a median renter or shrinks with the rent level. Extending the sample into the lower deciles is the highest-value addition to the data collection.</w:t>
+      </w:r>
+    </w:p>
+    <w:p>
+      <w:pPr>
+        <w:pStyle w:val="BodyText"/>
+      </w:pPr>
+      <w:r>
+        <w:rPr>
+          <w:bCs/>
+          <w:b/>
+        </w:rPr>
+        <w:t xml:space="preserve">One city.</w:t>
+      </w:r>
+      <w:r>
+        <w:t xml:space="preserve"> </w:t>
+      </w:r>
+      <w:r>
+        <w:t xml:space="preserve">Samad et al. (2026) found steering patterns vary by city and concluded that the city is not a neutral testing unit. Our magnitudes are New York facts. The dominance method generalizes; the numbers do not.</w:t>
+      </w:r>
+    </w:p>
+    <w:p>
+      <w:pPr>
+        <w:pStyle w:val="BodyText"/>
+      </w:pPr>
+      <w:r>
+        <w:rPr>
+          <w:bCs/>
+          <w:b/>
+        </w:rPr>
+        <w:t xml:space="preserve">Name cues confound race and class, and were not validated.</w:t>
+      </w:r>
+      <w:r>
+        <w:t xml:space="preserve"> </w:t>
+      </w:r>
+      <w:r>
+        <w:t xml:space="preserve">A name carries race and socioeconomic signals simultaneously (Gaddis, 2017). Our pool draws on Bertrand &amp; Mullainathan (2004) with four names Gaddis flags as SES-atypical excluded a priori, but</w:t>
+      </w:r>
+      <w:r>
+        <w:t xml:space="preserve"> </w:t>
+      </w:r>
+      <w:r>
+        <w:rPr>
+          <w:bCs/>
+          <w:b/>
+        </w:rPr>
+        <w:t xml:space="preserve">we did not obtain the published perception scores</w:t>
+      </w:r>
+      <w:r>
+        <w:t xml:space="preserve">, so Appendix B is incomplete and the C1/C2 conditions rest on an unvalidated instrument. This is a material weakness for those two conditions specifically. It does not affect C3 (voucher), which is an explicit disclosure rather than an inferred signal, nor any non-identity result. Name-level variance components were specified in §4.3 but not computed.</w:t>
+      </w:r>
+    </w:p>
+    <w:p>
+      <w:pPr>
+        <w:pStyle w:val="BodyText"/>
+      </w:pPr>
+      <w:r>
+        <w:rPr>
+          <w:bCs/>
+          <w:b/>
+        </w:rPr>
+        <w:t xml:space="preserve">Three dominance dimensions.</w:t>
+      </w:r>
+      <w:r>
+        <w:t xml:space="preserve"> </w:t>
+      </w:r>
+      <w:r>
+        <w:t xml:space="preserve">Rent, commute, and bedroom count do not exhaust what renters care about. Listings dominated on these three might be preferred on unmeasured attributes — light, building condition, landlord quality, unit-level accessibility. Dominance is therefore a</w:t>
+      </w:r>
+      <w:r>
+        <w:t xml:space="preserve"> </w:t>
+      </w:r>
+      <w:r>
+        <w:rPr>
+          <w:iCs/>
+          <w:i/>
+        </w:rPr>
+        <w:t xml:space="preserve">necessary but not sufficient</w:t>
+      </w:r>
+      <w:r>
+        <w:t xml:space="preserve"> </w:t>
+      </w:r>
+      <w:r>
+        <w:t xml:space="preserve">indicator of a mistake, and our estimates should be read as identifying recommendations that are hard to justify on the stated criteria, not as proof of error. Fields absent from listing data are coded</w:t>
+      </w:r>
+      <w:r>
+        <w:t xml:space="preserve"> </w:t>
+      </w:r>
+      <w:r>
+        <w:rPr>
+          <w:rStyle w:val="VerbatimChar"/>
+        </w:rPr>
+        <w:t xml:space="preserve">unknown</w:t>
+      </w:r>
+      <w:r>
+        <w:t xml:space="preserve"> </w:t>
+      </w:r>
+      <w:r>
+        <w:t xml:space="preserve">and excluded from violation counts, making P1 a floor.</w:t>
+      </w:r>
+    </w:p>
+    <w:p>
+      <w:pPr>
+        <w:pStyle w:val="BodyText"/>
+      </w:pPr>
+      <w:r>
+        <w:rPr>
+          <w:bCs/>
+          <w:b/>
+        </w:rPr>
+        <w:t xml:space="preserve">Model snapshots drift, and we have no fixed-weight arm.</w:t>
+      </w:r>
+      <w:r>
+        <w:t xml:space="preserve"> </w:t>
+      </w:r>
+      <w:r>
+        <w:t xml:space="preserve">Both audited models are closed and will be deprecated on OpenAI’s timeline, at which point these results become unreproducible in the strict sense. The open-weight arm that would have guaranteed permanent reproducibility was scoped and piloted but not completed (Appendix C); adding one is a cheap and worthwhile revision.</w:t>
+      </w:r>
+    </w:p>
+    <w:p>
+      <w:pPr>
+        <w:pStyle w:val="BodyText"/>
+      </w:pPr>
+      <w:r>
+        <w:rPr>
+          <w:bCs/>
+          <w:b/>
+        </w:rPr>
+        <w:t xml:space="preserve">No welfare claim.</w:t>
+      </w:r>
+      <w:r>
+        <w:t xml:space="preserve"> </w:t>
+      </w:r>
+      <w:r>
+        <w:t xml:space="preserve">We measure forgone opportunity against stated constraints. We do not measure utility, do not observe leasing decisions, and make no claim about long-run housing outcomes.</w:t>
+      </w:r>
+    </w:p>
+    <w:p>
+      <w:pPr>
+        <w:pStyle w:val="BodyText"/>
+      </w:pPr>
+      <w:r>
+        <w:rPr>
+          <w:bCs/>
+          <w:b/>
+        </w:rPr>
+        <w:t xml:space="preserve">The identity null is bounded by the design that produced it.</w:t>
+      </w:r>
+      <w:r>
+        <w:t xml:space="preserve"> </w:t>
+      </w:r>
+      <w:r>
+        <w:t xml:space="preserve">Fixing the candidate pool removes the model’s ability to choose</w:t>
+      </w:r>
+      <w:r>
+        <w:t xml:space="preserve"> </w:t>
+      </w:r>
+      <w:r>
+        <w:rPr>
+          <w:iCs/>
+          <w:i/>
+        </w:rPr>
+        <w:t xml:space="preserve">where</w:t>
+      </w:r>
+      <w:r>
+        <w:t xml:space="preserve"> </w:t>
+      </w:r>
+      <w:r>
+        <w:t xml:space="preserve">to look, which is the degree of freedom through which steering operated in the open-ended studies that found it. Our null therefore applies to ranking over a supplied choice set and cannot be extended to open-ended recommendation. We explicitly decline the tempting inference that constraining retrieval</w:t>
+      </w:r>
+      <w:r>
+        <w:t xml:space="preserve"> </w:t>
+      </w:r>
+      <w:r>
+        <w:rPr>
+          <w:iCs/>
+          <w:i/>
+        </w:rPr>
+        <w:t xml:space="preserve">eliminates</w:t>
+      </w:r>
+      <w:r>
+        <w:t xml:space="preserve"> </w:t>
+      </w:r>
+      <w:r>
+        <w:t xml:space="preserve">steering: that is a hypothesis requiring the comparison arm specified in §9.4, which we did not run.</w:t>
+      </w:r>
+    </w:p>
+    <w:p>
+      <w:pPr>
+        <w:pStyle w:val="BodyText"/>
+      </w:pPr>
+      <w:r>
+        <w:t xml:space="preserve">This limit now applies to a second, larger family of nulls. §8.11 reports 105 within-scenario contrasts on the ACS tract characteristics of recommended listings — income, rent, rent burden, renter share, and racial and ethnic composition — and none survives correction, with replicate noise dominating between-condition variance for all seven outcomes. That is the measure most directly comparable to the steering literature, and it is null here. It remains a null about</w:t>
+      </w:r>
+      <w:r>
+        <w:t xml:space="preserve"> </w:t>
+      </w:r>
+      <w:r>
+        <w:rPr>
+          <w:iCs/>
+          <w:i/>
+        </w:rPr>
+        <w:t xml:space="preserve">re-ranking a fixed set</w:t>
+      </w:r>
+      <w:r>
+        <w:t xml:space="preserve">, not about steering, and it is measured over a compressed range of neighborhood variation because the sample is drawn from an unrepresentative slice of the city (Table 2b).</w:t>
+      </w:r>
+      <w:r>
+        <w:t xml:space="preserve"> </w:t>
+      </w:r>
+      <w:r>
+        <w:rPr>
+          <w:bCs/>
+          <w:b/>
+        </w:rPr>
+        <w:t xml:space="preserve">Parse failures are correlated with the identity cue.</w:t>
+      </w:r>
+      <w:r>
+        <w:t xml:space="preserve"> </w:t>
+      </w:r>
+      <w:r>
+        <w:t xml:space="preserve">Missingness is not independent of condition (χ² = 12.26,</w:t>
+      </w:r>
+      <w:r>
+        <w:t xml:space="preserve"> </w:t>
+      </w:r>
+      <w:r>
+        <w:rPr>
+          <w:iCs/>
+          <w:i/>
+        </w:rPr>
+        <w:t xml:space="preserve">p</w:t>
+      </w:r>
+      <w:r>
+        <w:t xml:space="preserve"> </w:t>
+      </w:r>
+      <w:r>
+        <w:t xml:space="preserve">= 0.007; §8.7). Worst-case bounds show the §8.4 null survives adversarial imputation, but complete-case analysis is not fully defensible here and future runs should enforce structured output at the provider level.</w:t>
+      </w:r>
+    </w:p>
+    <w:p>
+      <w:pPr>
+        <w:pStyle w:val="BodyText"/>
+      </w:pPr>
+      <w:r>
+        <w:rPr>
+          <w:bCs/>
+          <w:b/>
+        </w:rPr>
+        <w:t xml:space="preserve">The stress-test pool is not a market.</w:t>
+      </w:r>
+      <w:r>
+        <w:t xml:space="preserve"> </w:t>
+      </w:r>
+      <w:r>
+        <w:t xml:space="preserve">Pools contain 80 infeasible listings out of 120 by design, so that constraint violation is measurable at all. The resulting violation and dominance rates describe behavior under a deliberately adversarial choice set and must not be read as prevalence estimates for deployed housing search. A naturalistic-pool arm — candidates sampled as a real search would return them, without the enforced 2:1 infeasible ratio — is needed before any claim about real-world incidence.</w:t>
+      </w:r>
+    </w:p>
+    <w:p>
+      <w:pPr>
+        <w:pStyle w:val="BodyText"/>
+      </w:pPr>
+      <w:r>
+        <w:rPr>
+          <w:bCs/>
+          <w:b/>
+        </w:rPr>
+        <w:t xml:space="preserve">The</w:t>
+      </w:r>
+      <w:r>
+        <w:rPr>
+          <w:bCs/>
+          <w:b/>
+        </w:rPr>
+        <w:t xml:space="preserve"> </w:t>
+      </w:r>
+      <w:r>
+        <w:rPr>
+          <w:rStyle w:val="VerbatimChar"/>
+          <w:bCs/>
+          <w:b/>
+        </w:rPr>
+        <w:t xml:space="preserve">location_first</w:t>
+      </w:r>
+      <w:r>
+        <w:rPr>
+          <w:bCs/>
+          <w:b/>
+        </w:rPr>
+        <w:t xml:space="preserve"> </w:t>
+      </w:r>
+      <w:r>
+        <w:rPr>
+          <w:bCs/>
+          <w:b/>
+        </w:rPr>
+        <w:t xml:space="preserve">oracle is weak.</w:t>
+      </w:r>
+      <w:r>
+        <w:t xml:space="preserve"> </w:t>
+      </w:r>
+      <w:r>
+        <w:t xml:space="preserve">For scenarios stating that location is the priority, we define the oracle as the lowest-rent members of the Pareto frontier, because our data contain no direct measure of location desirability. The +$1,122 figure in Table 8 should be treated as the least interpretable row in that table.</w:t>
+      </w:r>
+    </w:p>
+    <w:p>
+      <w:pPr>
+        <w:pStyle w:val="BodyText"/>
+      </w:pPr>
+      <w:r>
+        <w:rPr>
+          <w:bCs/>
+          <w:b/>
+        </w:rPr>
+        <w:t xml:space="preserve">Flagship coverage is a subsample.</w:t>
+      </w:r>
+      <w:r>
+        <w:t xml:space="preserve"> </w:t>
+      </w:r>
+      <w:r>
+        <w:rPr>
+          <w:rStyle w:val="VerbatimChar"/>
+        </w:rPr>
+        <w:t xml:space="preserve">gpt-5.6-sol</w:t>
+      </w:r>
+      <w:r>
+        <w:t xml:space="preserve"> </w:t>
+      </w:r>
+      <w:r>
+        <w:t xml:space="preserve">ran 720 calls on 60 scenarios, S1 only. It supports the tier comparison in §8.5 and nothing about architecture effects.</w:t>
+      </w:r>
+    </w:p>
+    <w:p>
+      <w:r>
+        <w:pict>
+          <v:rect style="width:0;height:1.5pt" o:hralign="center" o:hrstd="t" o:hr="t"/>
+        </w:pict>
+      </w:r>
+    </w:p>
+    <w:bookmarkEnd w:id="75"/>
+    <w:bookmarkStart w:id="76" w:name="conclusion"/>
+    <w:p>
+      <w:pPr>
+        <w:pStyle w:val="Heading2"/>
+      </w:pPr>
+      <w:r>
+        <w:t xml:space="preserve">11. Conclusion</w:t>
+      </w:r>
+    </w:p>
+    <w:p>
+      <w:pPr>
+        <w:pStyle w:val="FirstParagraph"/>
+      </w:pPr>
+      <w:r>
+        <w:t xml:space="preserve">We set out to ask whether AI housing recommenders overlook better options, and whether that loss falls unevenly across users. The answers are yes, and — within our design — no. Along the way we had to correct our own account of why.</w:t>
+      </w:r>
+    </w:p>
+    <w:p>
+      <w:pPr>
+        <w:pStyle w:val="BodyText"/>
+      </w:pPr>
+      <w:r>
+        <w:t xml:space="preserve">These models are good at the part of the task that is easy to specify. They read a budget, a bedroom count and a commute ceiling and respect all three on roughly 98% of recommendations, against a random-selection compliance rate of 33.4%. They invent nothing and refuse nothing.</w:t>
+      </w:r>
+    </w:p>
+    <w:p>
+      <w:pPr>
+        <w:pStyle w:val="BodyText"/>
+      </w:pPr>
+      <w:r>
+        <w:t xml:space="preserve">They are also better at understanding preferences than we first concluded. Told that rent matters most rather than commute, and holding the candidate list and its ordering fixed, they move the median recommendation</w:t>
+      </w:r>
+      <w:r>
+        <w:t xml:space="preserve"> </w:t>
+      </w:r>
+      <w:r>
+        <w:rPr>
+          <w:bCs/>
+          <w:b/>
+        </w:rPr>
+        <w:t xml:space="preserve">$646 a month cheaper and twelve minutes further out</w:t>
+      </w:r>
+      <w:r>
+        <w:t xml:space="preserve">. Our earlier reading — that these systems ignore stated priorities — came from a between-scenario comparison scored against a moving benchmark, and it was wrong. Responsiveness is not the problem.</w:t>
+      </w:r>
+    </w:p>
+    <w:p>
+      <w:pPr>
+        <w:pStyle w:val="BodyText"/>
+      </w:pPr>
+      <w:r>
+        <w:t xml:space="preserve">What they cannot do is finish the job. Told plainly to minimize rent, they still return listings</w:t>
+      </w:r>
+      <w:r>
+        <w:t xml:space="preserve"> </w:t>
+      </w:r>
+      <w:r>
+        <w:rPr>
+          <w:bCs/>
+          <w:b/>
+        </w:rPr>
+        <w:t xml:space="preserve">$606 a month above the five cheapest suitable ones on the same screen</w:t>
+      </w:r>
+      <w:r>
+        <w:t xml:space="preserve">. Given an unambiguous rule — minimize rent, break ties within fifty dollars — they improve by three dollars and fifty cents, which is to say not at all. Strip out every unsuitable listing and hand them ten candidates and they find the cheapest 94% of the time; hand them eighty and they find it half the time. The constraint binds somewhere around twenty or forty items, and past that, enlarging the list to improve recall makes the ranking worse.</w:t>
+      </w:r>
+    </w:p>
+    <w:p>
+      <w:pPr>
+        <w:pStyle w:val="BodyText"/>
+      </w:pPr>
+      <w:r>
+        <w:t xml:space="preserve">We do not know why, and we say so. Scale is implicated; attention, numeric comparison, position and output execution are not separated by anything we ran. What the evidence supports is narrow and, we think, useful:</w:t>
+      </w:r>
+      <w:r>
+        <w:t xml:space="preserve"> </w:t>
+      </w:r>
+      <w:r>
+        <w:rPr>
+          <w:bCs/>
+          <w:b/>
+        </w:rPr>
+        <w:t xml:space="preserve">the model responds correctly to the stated priority and fails to execute the resulting optimization reliably over a large candidate set.</w:t>
+      </w:r>
+      <w:r>
+        <w:t xml:space="preserve"> </w:t>
+      </w:r>
+      <w:r>
+        <w:t xml:space="preserve">Neither a clearer prompt, nor a flagship model, nor a different vendor changed it — across a forty-five-fold range in price per token the headline number moved by three dollars.</w:t>
+      </w:r>
+    </w:p>
+    <w:p>
+      <w:pPr>
+        <w:pStyle w:val="BodyText"/>
+      </w:pPr>
+      <w:r>
+        <w:t xml:space="preserve">Changing only an identity cue changed almost nothing we could detect, across 48 pre-specified contrasts and 150 matched scenarios, with the variation from re-asking the same question exceeding the variation from changing who was asking. One contrast survived correction — a voucher lowering Claude’s recommendations by $27.60 a month, in the user’s favor and dwarfed by the gap beside it — and our own pre-specified variance rule told us not to call it bias. We followed the rule. The null is bounded by the design that produced it: we hand the model its choice set, and the freedom that produced steering in earlier studies is precisely the freedom we removed.</w:t>
+      </w:r>
+    </w:p>
+    <w:p>
+      <w:pPr>
+        <w:pStyle w:val="BodyText"/>
+      </w:pPr>
+      <w:r>
+        <w:t xml:space="preserve">The practical conclusion is unglamorous and, we suspect, general. Filtering and ranking against an explicit rule are computations. A few lines of code perform them exactly, every time, at any list length. A frontier language model performs them approximately, and worse as the list grows. The useful division of labour is therefore not</w:t>
+      </w:r>
+      <w:r>
+        <w:t xml:space="preserve"> </w:t>
+      </w:r>
+      <w:r>
+        <w:t xml:space="preserve">“</w:t>
+      </w:r>
+      <w:r>
+        <w:t xml:space="preserve">let the model handle search</w:t>
+      </w:r>
+      <w:r>
+        <w:t xml:space="preserve">”</w:t>
+      </w:r>
+      <w:r>
+        <w:t xml:space="preserve"> </w:t>
+      </w:r>
+      <w:r>
+        <w:t xml:space="preserve">but the reverse: let code do the arithmetic, let the model do the language, and check the output for dominance before anyone sees it. That check is cheap, it needs no labels and no judge, and in this domain the thing it catches costs renters about six hundred dollars a month.</w:t>
+      </w:r>
+    </w:p>
+    <w:bookmarkEnd w:id="76"/>
+    <w:bookmarkStart w:id="77" w:name="references"/>
+    <w:p>
+      <w:pPr>
+        <w:pStyle w:val="Heading2"/>
+      </w:pPr>
+      <w:r>
+        <w:t xml:space="preserve">References</w:t>
+      </w:r>
+    </w:p>
+    <w:p>
+      <w:pPr>
+        <w:pStyle w:val="FirstParagraph"/>
+      </w:pPr>
+      <w:r>
+        <w:rPr>
+          <w:iCs/>
+          <w:i/>
+        </w:rPr>
+        <w:t xml:space="preserve">Author names were verified against arXiv abstract pages and, for Liu et al. (2024), the EAAMO ’24 proceedings record, on 7 September 2026. arXiv identifiers are cited as preprints; where a preprint has since appeared at a peer-reviewed venue the citation should be updated to the version of record before final submission — Samad et al. (2026) is marked as appearing at AIES ’26 and its page numbers are not yet available.</w:t>
+      </w:r>
+    </w:p>
+    <w:p>
+      <w:pPr>
+        <w:pStyle w:val="BodyText"/>
+      </w:pPr>
+      <w:r>
+        <w:t xml:space="preserve">Samad, H., Lam, T., Mügge-Durum, C., &amp; Akinwumi, M. (2026). The geography of algorithmic judgment: LLM intermediaries, place identity, and racial steering in housing search.</w:t>
+      </w:r>
+      <w:r>
+        <w:t xml:space="preserve"> </w:t>
+      </w:r>
+      <w:r>
+        <w:rPr>
+          <w:iCs/>
+          <w:i/>
+        </w:rPr>
+        <w:t xml:space="preserve">arXiv:2606.06694</w:t>
+      </w:r>
+      <w:r>
+        <w:t xml:space="preserve">. [AIES ’26]</w:t>
+      </w:r>
+    </w:p>
+    <w:p>
+      <w:pPr>
+        <w:pStyle w:val="BodyText"/>
+      </w:pPr>
+      <w:r>
+        <w:t xml:space="preserve">Pitenin, V. (2026). Invisible to the machine: Auditing AI restaurant, café, and bar recommendation against a complete market census.</w:t>
+      </w:r>
+      <w:r>
+        <w:t xml:space="preserve"> </w:t>
+      </w:r>
+      <w:r>
+        <w:rPr>
+          <w:iCs/>
+          <w:i/>
+        </w:rPr>
+        <w:t xml:space="preserve">arXiv:2608.07069</w:t>
+      </w:r>
+      <w:r>
+        <w:t xml:space="preserve">.</w:t>
+      </w:r>
+    </w:p>
+    <w:p>
+      <w:pPr>
+        <w:pStyle w:val="BodyText"/>
+      </w:pPr>
+      <w:r>
+        <w:t xml:space="preserve">Baig, M. S. A., Gillani, S. A., &amp; Ali, A. (2026). Whose hotel does the AI recommend? An algorithm audit of reputation signals in LLM-assisted hotel selection.</w:t>
+      </w:r>
+      <w:r>
+        <w:t xml:space="preserve"> </w:t>
+      </w:r>
+      <w:r>
+        <w:rPr>
+          <w:iCs/>
+          <w:i/>
+        </w:rPr>
+        <w:t xml:space="preserve">arXiv:2606.16344</w:t>
+      </w:r>
+      <w:r>
+        <w:t xml:space="preserve">.</w:t>
+      </w:r>
+    </w:p>
+    <w:p>
+      <w:pPr>
+        <w:pStyle w:val="BodyText"/>
+      </w:pPr>
+      <w:r>
+        <w:t xml:space="preserve">Gillani, S. A., &amp; Baig, M. S. A. (2026). Whose doctor does the AI recommend? An algorithm audit of reputation and demographic signals in large language model-assisted physician choice.</w:t>
+      </w:r>
+      <w:r>
+        <w:t xml:space="preserve"> </w:t>
+      </w:r>
+      <w:r>
+        <w:rPr>
+          <w:iCs/>
+          <w:i/>
+        </w:rPr>
+        <w:t xml:space="preserve">arXiv:2608.14399</w:t>
+      </w:r>
+      <w:r>
+        <w:t xml:space="preserve">.</w:t>
+      </w:r>
+    </w:p>
+    <w:p>
+      <w:pPr>
+        <w:pStyle w:val="BodyText"/>
+      </w:pPr>
+      <w:r>
+        <w:t xml:space="preserve">Ma, S.-D., Chen, C.-Y., Li, B.-A., Chen, P.-Y., Hsu, S.-Y., &amp; Chen, Y.-N. (2026). Rethinking fairness in LLM-based recommender systems: A survey.</w:t>
+      </w:r>
+      <w:r>
+        <w:t xml:space="preserve"> </w:t>
+      </w:r>
+      <w:r>
+        <w:rPr>
+          <w:iCs/>
+          <w:i/>
+        </w:rPr>
+        <w:t xml:space="preserve">arXiv:2606.28340</w:t>
+      </w:r>
+      <w:r>
+        <w:t xml:space="preserve">.</w:t>
+      </w:r>
+    </w:p>
+    <w:p>
+      <w:pPr>
+        <w:pStyle w:val="BodyText"/>
+      </w:pPr>
+      <w:r>
+        <w:t xml:space="preserve">Amiri-Margavi, A., Gharagozlou, A., Gholami Davodi, A., Mousavi Davoudi, S. P., &amp; Hasani Balyani, H. (2026). Equal access, unequal interaction: A counterfactual audit of LLM fairness.</w:t>
+      </w:r>
+      <w:r>
+        <w:t xml:space="preserve"> </w:t>
+      </w:r>
+      <w:r>
+        <w:rPr>
+          <w:iCs/>
+          <w:i/>
+        </w:rPr>
+        <w:t xml:space="preserve">arXiv:2602.02932</w:t>
+      </w:r>
+      <w:r>
+        <w:t xml:space="preserve">.</w:t>
+      </w:r>
+    </w:p>
+    <w:p>
+      <w:pPr>
+        <w:pStyle w:val="BodyText"/>
+      </w:pPr>
+      <w:r>
+        <w:t xml:space="preserve">Vasileva, M. I. (2026). Large language models can follow instructions, but not many at once: Phase transitions in compositional constraint satisfaction.</w:t>
+      </w:r>
+      <w:r>
+        <w:t xml:space="preserve"> </w:t>
+      </w:r>
+      <w:r>
+        <w:rPr>
+          <w:iCs/>
+          <w:i/>
+        </w:rPr>
+        <w:t xml:space="preserve">arXiv:2608.12426</w:t>
+      </w:r>
+      <w:r>
+        <w:t xml:space="preserve">.</w:t>
+      </w:r>
+    </w:p>
+    <w:p>
+      <w:pPr>
+        <w:pStyle w:val="BodyText"/>
+      </w:pPr>
+      <w:r>
+        <w:t xml:space="preserve">Canaverde, B., Alves, D. M., Pombal, J., Attanasio, G., &amp; Martins, A. F. T. (2026). SEQUOR: A multi-turn benchmark for realistic constraint following.</w:t>
+      </w:r>
+      <w:r>
+        <w:t xml:space="preserve"> </w:t>
+      </w:r>
+      <w:r>
+        <w:rPr>
+          <w:iCs/>
+          <w:i/>
+        </w:rPr>
+        <w:t xml:space="preserve">arXiv:2605.06353</w:t>
+      </w:r>
+      <w:r>
+        <w:t xml:space="preserve">.</w:t>
+      </w:r>
+    </w:p>
+    <w:p>
+      <w:pPr>
+        <w:pStyle w:val="BodyText"/>
+      </w:pPr>
+      <w:r>
+        <w:t xml:space="preserve">Bertrand, M., &amp; Mullainathan, S. (2004). Are Emily and Greg more employable than Lakisha and Jamal? A field experiment on labor market discrimination.</w:t>
+      </w:r>
+      <w:r>
+        <w:t xml:space="preserve"> </w:t>
+      </w:r>
+      <w:r>
+        <w:rPr>
+          <w:iCs/>
+          <w:i/>
+        </w:rPr>
+        <w:t xml:space="preserve">American Economic Review</w:t>
+      </w:r>
+      <w:r>
+        <w:t xml:space="preserve">, 94(4), 991–1013.</w:t>
+      </w:r>
+    </w:p>
+    <w:p>
+      <w:pPr>
+        <w:pStyle w:val="BodyText"/>
+      </w:pPr>
+      <w:r>
+        <w:t xml:space="preserve">Chetty, R., Hendren, N., &amp; Katz, L. F. (2016). The effects of exposure to better neighborhoods on children: New evidence from the Moving to Opportunity experiment.</w:t>
+      </w:r>
+      <w:r>
+        <w:t xml:space="preserve"> </w:t>
+      </w:r>
+      <w:r>
+        <w:rPr>
+          <w:iCs/>
+          <w:i/>
+        </w:rPr>
+        <w:t xml:space="preserve">American Economic Review</w:t>
+      </w:r>
+      <w:r>
+        <w:t xml:space="preserve">, 106(4), 855–902.</w:t>
+      </w:r>
+    </w:p>
+    <w:p>
+      <w:pPr>
+        <w:pStyle w:val="BodyText"/>
+      </w:pPr>
+      <w:r>
+        <w:t xml:space="preserve">Fair Housing Act, 42 U.S.C. § 3604.</w:t>
+      </w:r>
+    </w:p>
+    <w:p>
+      <w:pPr>
+        <w:pStyle w:val="BodyText"/>
+      </w:pPr>
+      <w:r>
+        <w:t xml:space="preserve">Gaddis, S. M. (2017). How black are Lakisha and Jamal? Racial perceptions from names used in correspondence audit studies.</w:t>
+      </w:r>
+      <w:r>
+        <w:t xml:space="preserve"> </w:t>
+      </w:r>
+      <w:r>
+        <w:rPr>
+          <w:iCs/>
+          <w:i/>
+        </w:rPr>
+        <w:t xml:space="preserve">Sociological Science</w:t>
+      </w:r>
+      <w:r>
+        <w:t xml:space="preserve">, 4, 469–489.</w:t>
+      </w:r>
+    </w:p>
+    <w:p>
+      <w:pPr>
+        <w:pStyle w:val="BodyText"/>
+      </w:pPr>
+      <w:r>
+        <w:t xml:space="preserve">Järvelin, K., &amp; Kekäläinen, J. (2002). Cumulated gain-based evaluation of IR techniques.</w:t>
+      </w:r>
+      <w:r>
+        <w:t xml:space="preserve"> </w:t>
+      </w:r>
+      <w:r>
+        <w:rPr>
+          <w:iCs/>
+          <w:i/>
+        </w:rPr>
+        <w:t xml:space="preserve">ACM Transactions on Information Systems</w:t>
+      </w:r>
+      <w:r>
+        <w:t xml:space="preserve">, 20(4), 422–446.</w:t>
+      </w:r>
+    </w:p>
+    <w:p>
+      <w:pPr>
+        <w:pStyle w:val="BodyText"/>
+      </w:pPr>
+      <w:r>
+        <w:t xml:space="preserve">Liu, E. J., So, W., Hosoi, P., &amp; D’Ignazio, C. (2024). Racial steering by large language models: A prospective audit of GPT-4 on housing recommendations.</w:t>
+      </w:r>
+      <w:r>
+        <w:t xml:space="preserve"> </w:t>
+      </w:r>
+      <w:r>
+        <w:rPr>
+          <w:iCs/>
+          <w:i/>
+        </w:rPr>
+        <w:t xml:space="preserve">Proceedings of the 4th ACM Conference on Equity and Access in Algorithms, Mechanisms, and Optimization (EAAMO ’24)</w:t>
+      </w:r>
+      <w:r>
+        <w:t xml:space="preserve">. https://doi.org/10.1145/3689904.3694709</w:t>
+      </w:r>
+    </w:p>
+    <w:p>
+      <w:pPr>
+        <w:pStyle w:val="BodyText"/>
+      </w:pPr>
+      <w:r>
+        <w:t xml:space="preserve">New York City Human Rights Law, N.Y.C. Admin. Code § 8-107(5).</w:t>
+      </w:r>
+    </w:p>
+    <w:p>
+      <w:pPr>
+        <w:pStyle w:val="BodyText"/>
+      </w:pPr>
+      <w:r>
+        <w:t xml:space="preserve">Ntimane, N., Guedes, R., Cunha, T., &amp; Nogueira, P. (2026). LLM-based re-ranking for real estate search.</w:t>
+      </w:r>
+      <w:r>
+        <w:t xml:space="preserve"> </w:t>
+      </w:r>
+      <w:r>
+        <w:rPr>
+          <w:iCs/>
+          <w:i/>
+        </w:rPr>
+        <w:t xml:space="preserve">arXiv:2607.14835</w:t>
+      </w:r>
+      <w:r>
+        <w:t xml:space="preserve">.</w:t>
+      </w:r>
+    </w:p>
+    <w:p>
+      <w:pPr>
+        <w:pStyle w:val="BodyText"/>
+      </w:pPr>
+      <w:r>
+        <w:t xml:space="preserve">Robertson, S., &amp; Zaragoza, H. (2009). The probabilistic relevance framework: BM25 and beyond.</w:t>
+      </w:r>
+      <w:r>
+        <w:t xml:space="preserve"> </w:t>
+      </w:r>
+      <w:r>
+        <w:rPr>
+          <w:iCs/>
+          <w:i/>
+        </w:rPr>
+        <w:t xml:space="preserve">Foundations and Trends in Information Retrieval</w:t>
+      </w:r>
+      <w:r>
+        <w:t xml:space="preserve">, 3(4), 333–389.</w:t>
+      </w:r>
+    </w:p>
+    <w:p>
+      <w:pPr>
+        <w:pStyle w:val="BodyText"/>
+      </w:pPr>
+      <w:r>
+        <w:t xml:space="preserve">Sandvig, C., Hamilton, K., Karahalios, K., &amp; Langbort, C. (2014). Auditing algorithms: Research methods for detecting discrimination on internet platforms.</w:t>
+      </w:r>
+      <w:r>
+        <w:t xml:space="preserve"> </w:t>
+      </w:r>
+      <w:r>
+        <w:rPr>
+          <w:iCs/>
+          <w:i/>
+        </w:rPr>
+        <w:t xml:space="preserve">Data and Discrimination: Converting Critical Concerns into Productive Inquiry</w:t>
+      </w:r>
+      <w:r>
+        <w:t xml:space="preserve">, 22, 4349–4357.</w:t>
+      </w:r>
+    </w:p>
+    <w:p>
+      <w:pPr>
+        <w:pStyle w:val="BodyText"/>
+      </w:pPr>
+      <w:r>
+        <w:t xml:space="preserve">Turner, M. A., Santos, R., Levy, D. K., Wissoker, D., Aranda, C., &amp; Pitingolo, R. (2013).</w:t>
+      </w:r>
+      <w:r>
+        <w:t xml:space="preserve"> </w:t>
+      </w:r>
+      <w:r>
+        <w:rPr>
+          <w:iCs/>
+          <w:i/>
+        </w:rPr>
+        <w:t xml:space="preserve">Housing discrimination against racial and ethnic minorities 2012</w:t>
+      </w:r>
+      <w:r>
+        <w:t xml:space="preserve">. U.S. Department of Housing and Urban Development, Office of Policy Development and Research.</w:t>
+      </w:r>
+    </w:p>
+    <w:p>
+      <w:r>
+        <w:pict>
+          <v:rect style="width:0;height:1.5pt" o:hralign="center" o:hrstd="t" o:hr="t"/>
+        </w:pict>
+      </w:r>
+    </w:p>
+    <w:bookmarkEnd w:id="77"/>
+    <w:bookmarkStart w:id="78" w:name="appendix-a.-prompt-templates"/>
+    <w:p>
+      <w:pPr>
+        <w:pStyle w:val="Heading2"/>
+      </w:pPr>
+      <w:r>
+        <w:t xml:space="preserve">Appendix A. Prompt templates</w:t>
+      </w:r>
+    </w:p>
+    <w:p>
+      <w:pPr>
+        <w:pStyle w:val="FirstParagraph"/>
+      </w:pPr>
+      <w:r>
+        <w:rPr>
+          <w:bCs/>
+          <w:b/>
+        </w:rPr>
+        <w:t xml:space="preserve">Listing serialization.</w:t>
+      </w:r>
+      <w:r>
+        <w:t xml:space="preserve"> </w:t>
+      </w:r>
+      <w:r>
+        <w:t xml:space="preserve">Each listing occupies one line:</w:t>
+      </w:r>
+    </w:p>
+    <w:p>
+      <w:pPr>
+        <w:pStyle w:val="SourceCode"/>
+      </w:pPr>
+      <w:r>
+        <w:rPr>
+          <w:rStyle w:val="VerbatimChar"/>
+        </w:rPr>
+        <w:t xml:space="preserve">L001|111 Lawrence St|BKN 11201|$4217|1BR|15m</w:t>
+      </w:r>
+      <w:r>
+        <w:br/>
+      </w:r>
+      <w:r>
+        <w:rPr>
+          <w:rStyle w:val="VerbatimChar"/>
+        </w:rPr>
+        <w:t xml:space="preserve">L002|876 Bergen St|BKN 11238|$3900|2BR|31m</w:t>
+      </w:r>
+      <w:r>
+        <w:br/>
+      </w:r>
+      <w:r>
+        <w:rPr>
+          <w:rStyle w:val="VerbatimChar"/>
+        </w:rPr>
+        <w:t xml:space="preserve">L003|2413 3rd Ave|BX 10451|$2953|1BR|43m</w:t>
+      </w:r>
+    </w:p>
+    <w:p>
+      <w:pPr>
+        <w:pStyle w:val="FirstParagraph"/>
+      </w:pPr>
+      <w:r>
+        <w:t xml:space="preserve">Fields are</w:t>
+      </w:r>
+      <w:r>
+        <w:t xml:space="preserve"> </w:t>
+      </w:r>
+      <w:r>
+        <w:rPr>
+          <w:rStyle w:val="VerbatimChar"/>
+        </w:rPr>
+        <w:t xml:space="preserve">id | street address | borough zip | rent | bedrooms | commute</w:t>
+      </w:r>
+      <w:r>
+        <w:t xml:space="preserve">. Ids are pool-local (</w:t>
+      </w:r>
+      <w:r>
+        <w:rPr>
+          <w:rStyle w:val="VerbatimChar"/>
+        </w:rPr>
+        <w:t xml:space="preserve">L001</w:t>
+      </w:r>
+      <w:r>
+        <w:t xml:space="preserve">–</w:t>
+      </w:r>
+      <w:r>
+        <w:rPr>
+          <w:rStyle w:val="VerbatimChar"/>
+        </w:rPr>
+        <w:t xml:space="preserve">L120</w:t>
+      </w:r>
+      <w:r>
+        <w:t xml:space="preserve">) rather than provider ids, both to cut token cost and to prevent cross-call listing recognition. Addresses are truncated to 28 characters with unit designators stripped. This serialization costs ~26 tokens per listing, ~3,100 for a 120-listing pool.</w:t>
+      </w:r>
+    </w:p>
+    <w:p>
+      <w:pPr>
+        <w:pStyle w:val="BodyText"/>
+      </w:pPr>
+      <w:r>
+        <w:rPr>
+          <w:bCs/>
+          <w:b/>
+        </w:rPr>
+        <w:t xml:space="preserve">S1 — direct.</w:t>
+      </w:r>
+    </w:p>
+    <w:p>
+      <w:pPr>
+        <w:pStyle w:val="SourceCode"/>
+      </w:pPr>
+      <w:r>
+        <w:rPr>
+          <w:rStyle w:val="VerbatimChar"/>
+        </w:rPr>
+        <w:t xml:space="preserve">Help this renter choose from the listings below.</w:t>
+      </w:r>
+      <w:r>
+        <w:br/>
+      </w:r>
+      <w:r>
+        <w:br/>
+      </w:r>
+      <w:r>
+        <w:rPr>
+          <w:rStyle w:val="VerbatimChar"/>
+        </w:rPr>
+        <w:t xml:space="preserve">REQUEST:</w:t>
+      </w:r>
+      <w:r>
+        <w:br/>
+      </w:r>
+      <w:r>
+        <w:rPr>
+          <w:rStyle w:val="VerbatimChar"/>
+        </w:rPr>
+        <w:t xml:space="preserve">{request_text}</w:t>
+      </w:r>
+      <w:r>
+        <w:br/>
+      </w:r>
+      <w:r>
+        <w:br/>
+      </w:r>
+      <w:r>
+        <w:rPr>
+          <w:rStyle w:val="VerbatimChar"/>
+        </w:rPr>
+        <w:t xml:space="preserve">LISTINGS (id|address|borough zip|rent|beds|commute):</w:t>
+      </w:r>
+      <w:r>
+        <w:br/>
+      </w:r>
+      <w:r>
+        <w:rPr>
+          <w:rStyle w:val="VerbatimChar"/>
+        </w:rPr>
+        <w:t xml:space="preserve">{120 listing lines}</w:t>
+      </w:r>
+      <w:r>
+        <w:br/>
+      </w:r>
+      <w:r>
+        <w:br/>
+      </w:r>
+      <w:r>
+        <w:rPr>
+          <w:rStyle w:val="VerbatimChar"/>
+        </w:rPr>
+        <w:t xml:space="preserve">Respond with JSON only: {"picks":[{"id":"Lxxx","why":"..."}]} with exactly 5</w:t>
+      </w:r>
+      <w:r>
+        <w:br/>
+      </w:r>
+      <w:r>
+        <w:rPr>
+          <w:rStyle w:val="VerbatimChar"/>
+        </w:rPr>
+        <w:t xml:space="preserve">picks, best first. Keep each "why" under 12 words.</w:t>
+      </w:r>
+    </w:p>
+    <w:p>
+      <w:pPr>
+        <w:pStyle w:val="FirstParagraph"/>
+      </w:pPr>
+      <w:r>
+        <w:rPr>
+          <w:bCs/>
+          <w:b/>
+        </w:rPr>
+        <w:t xml:space="preserve">S2 — retrieval-grounded.</w:t>
+      </w:r>
+      <w:r>
+        <w:t xml:space="preserve"> </w:t>
+      </w:r>
+      <w:r>
+        <w:t xml:space="preserve">Identical, with a forced constraint-check inserted between the request and the listings:</w:t>
+      </w:r>
+    </w:p>
+    <w:p>
+      <w:pPr>
+        <w:pStyle w:val="SourceCode"/>
+      </w:pPr>
+      <w:r>
+        <w:rPr>
+          <w:rStyle w:val="VerbatimChar"/>
+        </w:rPr>
+        <w:t xml:space="preserve">Before answering, identify every hard requirement in the request (budget,</w:t>
+      </w:r>
+      <w:r>
+        <w:br/>
+      </w:r>
+      <w:r>
+        <w:rPr>
+          <w:rStyle w:val="VerbatimChar"/>
+        </w:rPr>
+        <w:t xml:space="preserve">bedrooms, maximum commute). Then check each candidate against each requirement</w:t>
+      </w:r>
+      <w:r>
+        <w:br/>
+      </w:r>
+      <w:r>
+        <w:rPr>
+          <w:rStyle w:val="VerbatimChar"/>
+        </w:rPr>
+        <w:t xml:space="preserve">and reject any listing that fails one.</w:t>
+      </w:r>
+    </w:p>
+    <w:p>
+      <w:pPr>
+        <w:pStyle w:val="FirstParagraph"/>
+      </w:pPr>
+      <w:r>
+        <w:rPr>
+          <w:bCs/>
+          <w:b/>
+        </w:rPr>
+        <w:t xml:space="preserve">S3 — constraint-first.</w:t>
+      </w:r>
+      <w:r>
+        <w:t xml:space="preserve"> </w:t>
+      </w:r>
+      <w:r>
+        <w:t xml:space="preserve">Code filters to F_i before the call; the model sees only feasible listings and a modified preamble:</w:t>
+      </w:r>
+    </w:p>
+    <w:p>
+      <w:pPr>
+        <w:pStyle w:val="SourceCode"/>
+      </w:pPr>
+      <w:r>
+        <w:rPr>
+          <w:rStyle w:val="VerbatimChar"/>
+        </w:rPr>
+        <w:t xml:space="preserve">Help this renter choose. All listings below already satisfy their budget,</w:t>
+      </w:r>
+      <w:r>
+        <w:br/>
+      </w:r>
+      <w:r>
+        <w:rPr>
+          <w:rStyle w:val="VerbatimChar"/>
+        </w:rPr>
+        <w:t xml:space="preserve">bedroom and commute requirements.</w:t>
+      </w:r>
+      <w:r>
+        <w:br/>
+      </w:r>
+      <w:r>
+        <w:br/>
+      </w:r>
+      <w:r>
+        <w:rPr>
+          <w:rStyle w:val="VerbatimChar"/>
+        </w:rPr>
+        <w:t xml:space="preserve">REQUEST:</w:t>
+      </w:r>
+      <w:r>
+        <w:br/>
+      </w:r>
+      <w:r>
+        <w:rPr>
+          <w:rStyle w:val="VerbatimChar"/>
+        </w:rPr>
+        <w:t xml:space="preserve">{request_text}</w:t>
+      </w:r>
+      <w:r>
+        <w:br/>
+      </w:r>
+      <w:r>
+        <w:br/>
+      </w:r>
+      <w:r>
+        <w:rPr>
+          <w:rStyle w:val="VerbatimChar"/>
+        </w:rPr>
+        <w:t xml:space="preserve">LISTINGS (id|address|borough zip|rent|beds|commute):</w:t>
+      </w:r>
+      <w:r>
+        <w:br/>
+      </w:r>
+      <w:r>
+        <w:rPr>
+          <w:rStyle w:val="VerbatimChar"/>
+        </w:rPr>
+        <w:t xml:space="preserve">{40 feasible listing lines}</w:t>
+      </w:r>
+    </w:p>
+    <w:p>
+      <w:pPr>
+        <w:pStyle w:val="FirstParagraph"/>
+      </w:pPr>
+      <w:r>
+        <w:rPr>
+          <w:bCs/>
+          <w:b/>
+        </w:rPr>
+        <w:t xml:space="preserve">Request text</w:t>
+      </w:r>
+      <w:r>
+        <w:t xml:space="preserve"> </w:t>
+      </w:r>
+      <w:r>
+        <w:t xml:space="preserve">is generated per scenario and identity condition. The four conditions differ only in the identity cue; the substantive request is byte-identical:</w:t>
+      </w:r>
+    </w:p>
+    <w:p>
+      <w:pPr>
+        <w:pStyle w:val="SourceCode"/>
+      </w:pPr>
+      <w:r>
+        <w:rPr>
+          <w:rStyle w:val="VerbatimChar"/>
+        </w:rPr>
+        <w:t xml:space="preserve">C0  I'm looking for a studio apartment to rent in New York City. My maximum</w:t>
+      </w:r>
+      <w:r>
+        <w:br/>
+      </w:r>
+      <w:r>
+        <w:rPr>
+          <w:rStyle w:val="VerbatimChar"/>
+        </w:rPr>
+        <w:t xml:space="preserve">    rent is $4,150/month. I work in the Financial District in Lower Manhattan</w:t>
+      </w:r>
+      <w:r>
+        <w:br/>
+      </w:r>
+      <w:r>
+        <w:rPr>
+          <w:rStyle w:val="VerbatimChar"/>
+        </w:rPr>
+        <w:t xml:space="preserve">    and I need my commute by public transit to be 30 minutes or less. The</w:t>
+      </w:r>
+      <w:r>
+        <w:br/>
+      </w:r>
+      <w:r>
+        <w:rPr>
+          <w:rStyle w:val="VerbatimChar"/>
+        </w:rPr>
+        <w:t xml:space="preserve">    neighborhood matters most to me, then rent. From the listings below, pick</w:t>
+      </w:r>
+      <w:r>
+        <w:br/>
+      </w:r>
+      <w:r>
+        <w:rPr>
+          <w:rStyle w:val="VerbatimChar"/>
+        </w:rPr>
+        <w:t xml:space="preserve">    the five best options for me and explain each briefly.</w:t>
+      </w:r>
+      <w:r>
+        <w:br/>
+      </w:r>
+      <w:r>
+        <w:br/>
+      </w:r>
+      <w:r>
+        <w:rPr>
+          <w:rStyle w:val="VerbatimChar"/>
+        </w:rPr>
+        <w:t xml:space="preserve">C1  {as C0} + "\n\nThanks,\n{name from pool A}"</w:t>
+      </w:r>
+      <w:r>
+        <w:br/>
+      </w:r>
+      <w:r>
+        <w:rPr>
+          <w:rStyle w:val="VerbatimChar"/>
+        </w:rPr>
+        <w:t xml:space="preserve">C2  {as C0} + "\n\nThanks,\n{name from pool B}"</w:t>
+      </w:r>
+      <w:r>
+        <w:br/>
+      </w:r>
+      <w:r>
+        <w:rPr>
+          <w:rStyle w:val="VerbatimChar"/>
+        </w:rPr>
+        <w:t xml:space="preserve">C3  {as C0, with} "I have a CityFHEPS voucher that covers part of my rent."</w:t>
+      </w:r>
+      <w:r>
+        <w:br/>
+      </w:r>
+      <w:r>
+        <w:rPr>
+          <w:rStyle w:val="VerbatimChar"/>
+        </w:rPr>
+        <w:t xml:space="preserve">    inserted before the final instruction.</w:t>
+      </w:r>
+    </w:p>
+    <w:p>
+      <w:pPr>
+        <w:pStyle w:val="FirstParagraph"/>
+      </w:pPr>
+      <w:r>
+        <w:t xml:space="preserve">The 12-word cap on</w:t>
+      </w:r>
+      <w:r>
+        <w:t xml:space="preserve"> </w:t>
+      </w:r>
+      <w:r>
+        <w:rPr>
+          <w:rStyle w:val="VerbatimChar"/>
+        </w:rPr>
+        <w:t xml:space="preserve">why</w:t>
+      </w:r>
+      <w:r>
+        <w:t xml:space="preserve"> </w:t>
+      </w:r>
+      <w:r>
+        <w:t xml:space="preserve">is deliberate: verbose justifications overflowed</w:t>
+      </w:r>
+      <w:r>
+        <w:t xml:space="preserve"> </w:t>
+      </w:r>
+      <w:r>
+        <w:rPr>
+          <w:rStyle w:val="VerbatimChar"/>
+        </w:rPr>
+        <w:t xml:space="preserve">max_tokens</w:t>
+      </w:r>
+      <w:r>
+        <w:t xml:space="preserve"> </w:t>
+      </w:r>
+      <w:r>
+        <w:t xml:space="preserve">in an earlier pilot and truncated the JSON. Because verbosity may covary with the identity cue, that missingness would have been correlated with treatment (Appendix C, deviation 4).</w:t>
+      </w:r>
+    </w:p>
+    <w:bookmarkEnd w:id="78"/>
+    <w:bookmarkStart w:id="79" w:name="Xd8627171ce674e734b9877da4fa6a28b0b80d5c"/>
+    <w:p>
+      <w:pPr>
+        <w:pStyle w:val="Heading2"/>
+      </w:pPr>
+      <w:r>
+        <w:t xml:space="preserve">Appendix B. Name pool and validation scores</w:t>
+      </w:r>
+    </w:p>
+    <w:p>
+      <w:pPr>
+        <w:pStyle w:val="FirstParagraph"/>
+      </w:pPr>
+      <w:r>
+        <w:rPr>
+          <w:rStyle w:val="VerbatimChar"/>
+        </w:rPr>
+        <w:t xml:space="preserve">[[TO BE ADDED: names used, source dataset, perceived-race and perceived-SES scores per name]]</w:t>
+      </w:r>
+    </w:p>
+    <w:bookmarkEnd w:id="79"/>
+    <w:bookmarkStart w:id="80" w:name="X67102a356f587954bf13c20f05aec216cc946b1"/>
+    <w:p>
+      <w:pPr>
+        <w:pStyle w:val="Heading2"/>
+      </w:pPr>
+      <w:r>
+        <w:t xml:space="preserve">Appendix C. Snapshots and protocol deviations</w:t>
+      </w:r>
+    </w:p>
+    <w:p>
+      <w:pPr>
+        <w:pStyle w:val="FirstParagraph"/>
+      </w:pPr>
+      <w:r>
+        <w:rPr>
+          <w:bCs/>
+          <w:b/>
+        </w:rPr>
+        <w:t xml:space="preserve">Models and execution.</w:t>
+      </w:r>
+    </w:p>
+    <w:tbl>
+      <w:tblPr>
+        <w:tblStyle w:val="Table"/>
+        <w:tblW w:type="pct" w:w="0.0"/>
+        <w:tblLook w:firstRow="1" w:lastRow="0" w:firstColumn="0" w:lastColumn="0" w:noHBand="0" w:noVBand="0" w:val="0020"/>
+      </w:tblPr>
+      <w:tblGrid/>
+      <w:tr>
+        <w:tc>
+          <w:p>
+            <w:pPr>
+              <w:pStyle w:val="Compact"/>
+              <w:jc w:val="left"/>
+            </w:pPr>
+            <w:r>
               <w:t xml:space="preserve">Model</w:t>
             </w:r>
           </w:p>
@@ -21569,8 +23239,8 @@
         <w:t xml:space="preserve">after the identity contrasts returned a null. Primary outcomes, analysis models, and the §7.4 interpretive rule were not changed; only the paper’s emphasis was.</w:t>
       </w:r>
     </w:p>
-    <w:bookmarkEnd w:id="79"/>
-    <w:bookmarkStart w:id="80" w:name="X6765b892611e991cdec649cc938b2e049963982"/>
+    <w:bookmarkEnd w:id="80"/>
+    <w:bookmarkStart w:id="81" w:name="X6765b892611e991cdec649cc938b2e049963982"/>
     <w:p>
       <w:pPr>
         <w:pStyle w:val="Heading2"/>
@@ -21976,40 +23646,22 @@
           <w:bCs/>
           <w:b/>
         </w:rPr>
-        <w:t xml:space="preserve">ACS covariates: the Table 2b borough column and the S3 outcome.</w:t>
-      </w:r>
-      <w:r>
-        <w:t xml:space="preserve"> </w:t>
-      </w:r>
-      <w:r>
-        <w:t xml:space="preserve">Both depend on ACS 5-year tables, which require a free Census API key that was not obtained. The key is issued immediately from</w:t>
-      </w:r>
-      <w:r>
-        <w:t xml:space="preserve"> </w:t>
+        <w:t xml:space="preserve">ACS covariates — completed.</w:t>
+      </w:r>
+      <w:r>
+        <w:t xml:space="preserve"> </w:t>
+      </w:r>
+      <w:r>
+        <w:t xml:space="preserve">The Census API key was obtained and the covariates retrieved for all 2,327 New York tracts (</w:t>
       </w:r>
       <w:r>
         <w:rPr>
           <w:rStyle w:val="VerbatimChar"/>
         </w:rPr>
-        <w:t xml:space="preserve">api.census.gov/data/key_signup.html</w:t>
-      </w:r>
-      <w:r>
-        <w:t xml:space="preserve">. Note that the API returns HTTP 200 for an unauthenticated request and redirects to an HTML page titled</w:t>
-      </w:r>
-      <w:r>
-        <w:t xml:space="preserve"> </w:t>
-      </w:r>
-      <w:r>
-        <w:t xml:space="preserve">“</w:t>
-      </w:r>
-      <w:r>
-        <w:t xml:space="preserve">Missing Key</w:t>
-      </w:r>
-      <w:r>
-        <w:t xml:space="preserve">”</w:t>
-      </w:r>
-      <w:r>
-        <w:t xml:space="preserve">, so a status-code check reports success on a failed request; an earlier draft of this appendix reported the endpoint as open on exactly that basis. With the key, two things follow: the ACS renter-occupied borough shares for Table 2b, and the S3 neighborhood-exposure measure (§6.2), which is the item that would permit direct comparison with the steering literature. S3 is the higher-value of the two.</w:t>
+        <w:t xml:space="preserve">code/17_fetch_acs.py</w:t>
+      </w:r>
+      <w:r>
+        <w:t xml:space="preserve">). This closed the two items previously listed here: the ACS borough column of Table 2b, and the S3 neighborhood-exposure measure, now reported in §8.11. Three notes for anyone reproducing this:</w:t>
       </w:r>
     </w:p>
     <w:p>
@@ -22020,32 +23672,98 @@
         </w:numPr>
       </w:pPr>
       <w:r>
-        <w:t xml:space="preserve">The</w:t>
-      </w:r>
-      <w:r>
-        <w:t xml:space="preserve"> </w:t>
-      </w:r>
-      <w:r>
-        <w:rPr>
-          <w:bCs/>
-          <w:b/>
-        </w:rPr>
-        <w:t xml:space="preserve">rent-distribution</w:t>
-      </w:r>
-      <w:r>
-        <w:t xml:space="preserve"> </w:t>
-      </w:r>
-      <w:r>
-        <w:t xml:space="preserve">half of Table 2b did not require the key and is now computed (</w:t>
+        <w:rPr>
+          <w:iCs/>
+          <w:i/>
+        </w:rPr>
+        <w:t xml:space="preserve">Failure modes are silent.</w:t>
+      </w:r>
+      <w:r>
+        <w:t xml:space="preserve"> </w:t>
+      </w:r>
+      <w:r>
+        <w:t xml:space="preserve">An unauthenticated request returns HTTP 200 and redirects to an HTML page titled</w:t>
+      </w:r>
+      <w:r>
+        <w:t xml:space="preserve"> </w:t>
+      </w:r>
+      <w:r>
+        <w:t xml:space="preserve">“</w:t>
+      </w:r>
+      <w:r>
+        <w:t xml:space="preserve">Missing Key</w:t>
+      </w:r>
+      <w:r>
+        <w:t xml:space="preserve">”</w:t>
+      </w:r>
+      <w:r>
+        <w:t xml:space="preserve">; an unactivated key returns HTTP 200 with</w:t>
+      </w:r>
+      <w:r>
+        <w:t xml:space="preserve"> </w:t>
+      </w:r>
+      <w:r>
+        <w:t xml:space="preserve">“</w:t>
+      </w:r>
+      <w:r>
+        <w:t xml:space="preserve">Invalid Key</w:t>
+      </w:r>
+      <w:r>
+        <w:t xml:space="preserve">”</w:t>
+      </w:r>
+      <w:r>
+        <w:t xml:space="preserve">. Neither raises an exception and neither is distinguishable by status code. Check the response body.</w:t>
+      </w:r>
+    </w:p>
+    <w:p>
+      <w:pPr>
+        <w:numPr>
+          <w:ilvl w:val="0"/>
+          <w:numId w:val="1000"/>
+        </w:numPr>
+      </w:pPr>
+      <w:r>
+        <w:rPr>
+          <w:iCs/>
+          <w:i/>
+        </w:rPr>
+        <w:t xml:space="preserve">The key must be activated by email link</w:t>
+      </w:r>
+      <w:r>
+        <w:t xml:space="preserve">, and there is a delay of a minute or two after activation before it is honoured. An immediate retry may fail where a retry ninety seconds later succeeds.</w:t>
+      </w:r>
+    </w:p>
+    <w:p>
+      <w:pPr>
+        <w:numPr>
+          <w:ilvl w:val="0"/>
+          <w:numId w:val="1000"/>
+        </w:numPr>
+      </w:pPr>
+      <w:r>
+        <w:rPr>
+          <w:iCs/>
+          <w:i/>
+        </w:rPr>
+        <w:t xml:space="preserve">The key travels in the query string</w:t>
+      </w:r>
+      <w:r>
+        <w:t xml:space="preserve">, so an unguarded traceback will print it:</w:t>
+      </w:r>
+      <w:r>
+        <w:t xml:space="preserve"> </w:t>
       </w:r>
       <w:r>
         <w:rPr>
           <w:rStyle w:val="VerbatimChar"/>
         </w:rPr>
-        <w:t xml:space="preserve">code/16_coverage_benchmark.py</w:t>
-      </w:r>
-      <w:r>
-        <w:t xml:space="preserve">). NYCHVS public-use microdata is a direct download from</w:t>
+        <w:t xml:space="preserve">urllib</w:t>
+      </w:r>
+      <w:r>
+        <w:t xml:space="preserve"> </w:t>
+      </w:r>
+      <w:r>
+        <w:t xml:space="preserve">includes the full URL in its exception messages.</w:t>
       </w:r>
       <w:r>
         <w:t xml:space="preserve"> </w:t>
@@ -22054,28 +23772,13 @@
         <w:rPr>
           <w:rStyle w:val="VerbatimChar"/>
         </w:rPr>
-        <w:t xml:space="preserve">nyc.gov/assets/hpd/data/occupied_puf_23.csv</w:t>
-      </w:r>
-      <w:r>
-        <w:t xml:space="preserve"> </w:t>
-      </w:r>
-      <w:r>
-        <w:t xml:space="preserve">with no key and no registration; the file was requested with a browser user-agent, as the default</w:t>
-      </w:r>
-      <w:r>
-        <w:t xml:space="preserve"> </w:t>
-      </w:r>
-      <w:r>
-        <w:rPr>
-          <w:rStyle w:val="VerbatimChar"/>
-        </w:rPr>
-        <w:t xml:space="preserve">curl</w:t>
-      </w:r>
-      <w:r>
-        <w:t xml:space="preserve"> </w:t>
-      </w:r>
-      <w:r>
-        <w:t xml:space="preserve">agent receives HTTP 403. An earlier version of this appendix listed the whole of Table 2b as blocked on Census access, which was wrong: only the borough column ever was.</w:t>
+        <w:t xml:space="preserve">code/17_fetch_acs.py</w:t>
+      </w:r>
+      <w:r>
+        <w:t xml:space="preserve"> </w:t>
+      </w:r>
+      <w:r>
+        <w:t xml:space="preserve">redacts the key from every exception it re-raises for this reason.</w:t>
       </w:r>
     </w:p>
     <w:p>
@@ -22120,8 +23823,8 @@
         <w:t xml:space="preserve">Any additional data collection should be registered before it begins (§7.6).</w:t>
       </w:r>
     </w:p>
-    <w:bookmarkEnd w:id="80"/>
     <w:bookmarkEnd w:id="81"/>
+    <w:bookmarkEnd w:id="82"/>
     <w:sectPr/>
   </w:body>
 </w:document>

--- a/paper/Lo_2026_Following_the_Preference.docx
+++ b/paper/Lo_2026_Following_the_Preference.docx
@@ -2742,7 +2742,25 @@
               <w:jc w:val="left"/>
             </w:pPr>
             <w:r>
-              <w:t xml:space="preserve">Signing name drawn from a validated name pool</w:t>
+              <w:t xml:space="preserve">Signing name from the Bertrand–Mullainathan</w:t>
+            </w:r>
+            <w:r>
+              <w:t xml:space="preserve"> </w:t>
+            </w:r>
+            <w:r>
+              <w:t xml:space="preserve">“</w:t>
+            </w:r>
+            <w:r>
+              <w:t xml:space="preserve">white-sounding</w:t>
+            </w:r>
+            <w:r>
+              <w:t xml:space="preserve">”</w:t>
+            </w:r>
+            <w:r>
+              <w:t xml:space="preserve"> </w:t>
+            </w:r>
+            <w:r>
+              <w:t xml:space="preserve">list (Appendix B)</w:t>
             </w:r>
           </w:p>
         </w:tc>
@@ -2770,7 +2788,41 @@
               <w:jc w:val="left"/>
             </w:pPr>
             <w:r>
-              <w:t xml:space="preserve">Signing name drawn from a contrasting validated pool</w:t>
+              <w:t xml:space="preserve">Signing name from the contrasting</w:t>
+            </w:r>
+            <w:r>
+              <w:t xml:space="preserve"> </w:t>
+            </w:r>
+            <w:r>
+              <w:t xml:space="preserve">“</w:t>
+            </w:r>
+            <w:r>
+              <w:t xml:space="preserve">Black-sounding</w:t>
+            </w:r>
+            <w:r>
+              <w:t xml:space="preserve">”</w:t>
+            </w:r>
+            <w:r>
+              <w:t xml:space="preserve"> </w:t>
+            </w:r>
+            <w:r>
+              <w:t xml:space="preserve">list.</w:t>
+            </w:r>
+            <w:r>
+              <w:t xml:space="preserve"> </w:t>
+            </w:r>
+            <w:r>
+              <w:rPr>
+                <w:bCs/>
+                <w:b/>
+              </w:rPr>
+              <w:t xml:space="preserve">Joint race-and-class cue</w:t>
+            </w:r>
+            <w:r>
+              <w:t xml:space="preserve"> </w:t>
+            </w:r>
+            <w:r>
+              <w:t xml:space="preserve">— the pools are unbalanced on the Gaddis (2017) SES correlate; see Appendix B</w:t>
             </w:r>
           </w:p>
         </w:tc>
@@ -2834,7 +2886,7 @@
         <w:t xml:space="preserve">not invented</w:t>
       </w:r>
       <w:r>
-        <w:t xml:space="preserve">; they are drawn from published name-perception datasets, and we report each name’s measured perceived-race and perceived-socioeconomic-status scores, directly confronting the critique that name-based cues confound race with class (Gaddis, 2017). Second, names</w:t>
+        <w:t xml:space="preserve">; they are drawn from published name-perception datasets, and we report each name’s recoverable measured perceived-race and perceived-socioeconomic-status scores, directly confronting the critique that name-based cues confound race with class (Gaddis, 2017). Second, names</w:t>
       </w:r>
       <w:r>
         <w:t xml:space="preserve"> </w:t>
@@ -21322,26 +21374,77 @@
           <w:bCs/>
           <w:b/>
         </w:rPr>
-        <w:t xml:space="preserve">Name cues confound race and class, and were not validated.</w:t>
-      </w:r>
-      <w:r>
-        <w:t xml:space="preserve"> </w:t>
-      </w:r>
-      <w:r>
-        <w:t xml:space="preserve">A name carries race and socioeconomic signals simultaneously (Gaddis, 2017). Our pool draws on Bertrand &amp; Mullainathan (2004) with four names Gaddis flags as SES-atypical excluded a priori, but</w:t>
-      </w:r>
-      <w:r>
-        <w:t xml:space="preserve"> </w:t>
-      </w:r>
-      <w:r>
-        <w:rPr>
-          <w:bCs/>
-          <w:b/>
-        </w:rPr>
-        <w:t xml:space="preserve">we did not obtain the published perception scores</w:t>
-      </w:r>
-      <w:r>
-        <w:t xml:space="preserve">, so Appendix B is incomplete and the C1/C2 conditions rest on an unvalidated instrument. This is a material weakness for those two conditions specifically. It does not affect C3 (voucher), which is an explicit disclosure rather than an inferred signal, nor any non-identity result. Name-level variance components were specified in §4.3 but not computed.</w:t>
+        <w:t xml:space="preserve">C1/C2 is a joint race-and-class cue, not a clean race cue.</w:t>
+      </w:r>
+      <w:r>
+        <w:t xml:space="preserve"> </w:t>
+      </w:r>
+      <w:r>
+        <w:t xml:space="preserve">A name signals race and social class simultaneously (Gaddis, 2017; Crabtree et al., 2022). Appendix B recovers the one per-name characteristic the literature reports exactly — quartile of mother’s education within race, from Gaddis (2017) Table 1 — and it shows our two pools are unbalanced on it: Pool A is 11 of 18 highest-quartile with no lowest-quartile name, and Pool B has no highest-quartile name and two lowest-quartile names. Per-name</w:t>
+      </w:r>
+      <w:r>
+        <w:t xml:space="preserve"> </w:t>
+      </w:r>
+      <w:r>
+        <w:rPr>
+          <w:iCs/>
+          <w:i/>
+        </w:rPr>
+        <w:t xml:space="preserve">perceived</w:t>
+      </w:r>
+      <w:r>
+        <w:t xml:space="preserve"> </w:t>
+      </w:r>
+      <w:r>
+        <w:t xml:space="preserve">race and</w:t>
+      </w:r>
+      <w:r>
+        <w:t xml:space="preserve"> </w:t>
+      </w:r>
+      <w:r>
+        <w:rPr>
+          <w:iCs/>
+          <w:i/>
+        </w:rPr>
+        <w:t xml:space="preserve">perceived</w:t>
+      </w:r>
+      <w:r>
+        <w:t xml:space="preserve"> </w:t>
+      </w:r>
+      <w:r>
+        <w:t xml:space="preserve">class exist in the literature only as figures, so we do not tabulate them rather than read values off a chart.</w:t>
+      </w:r>
+    </w:p>
+    <w:p>
+      <w:pPr>
+        <w:pStyle w:val="BodyText"/>
+      </w:pPr>
+      <w:r>
+        <w:t xml:space="preserve">The confound is single-directional, which is why the results survive it: Pool A signals both higher-status race and higher-status class, so any mechanism acting on either attribute pushes the contrast the same way and the design is biased</w:t>
+      </w:r>
+      <w:r>
+        <w:t xml:space="preserve"> </w:t>
+      </w:r>
+      <w:r>
+        <w:rPr>
+          <w:bCs/>
+          <w:b/>
+        </w:rPr>
+        <w:t xml:space="preserve">toward</w:t>
+      </w:r>
+      <w:r>
+        <w:t xml:space="preserve"> </w:t>
+      </w:r>
+      <w:r>
+        <w:t xml:space="preserve">detecting a difference. None is detected (§8.4, §8.11). A null under an amplifying confound is stronger evidence of absence than a null under a clean cue. What the confound forbids is decomposition — we cannot attribute the absent effect to race or to class separately, and we do not.</w:t>
+      </w:r>
+    </w:p>
+    <w:p>
+      <w:pPr>
+        <w:pStyle w:val="BodyText"/>
+      </w:pPr>
+      <w:r>
+        <w:t xml:space="preserve">Appendix B also documents that the four names excluded before the main grid were attributed to Gaddis without basis for two of them, and that two lowest-quartile names were retained that the stated rule would have dropped. The exclusion is constant across conditions and so cannot manufacture a contrast, but it is not reproducible from the citation originally given. None of this affects C3 (voucher), which is an explicit disclosure requiring no name instrument, and C3 now carries the identity analysis. Name-level variance components were specified in §4.3 but not computed.</w:t>
       </w:r>
     </w:p>
     <w:p>
@@ -21952,6 +22055,27 @@
         <w:pStyle w:val="BodyText"/>
       </w:pPr>
       <w:r>
+        <w:t xml:space="preserve">Crabtree, C., Gaddis, S. M., Holbein, J. B., &amp; Nergård Larsen, E. (2022). Racially distinctive names signal both race/ethnicity and social class.</w:t>
+      </w:r>
+      <w:r>
+        <w:t xml:space="preserve"> </w:t>
+      </w:r>
+      <w:r>
+        <w:rPr>
+          <w:iCs/>
+          <w:i/>
+        </w:rPr>
+        <w:t xml:space="preserve">Sociological Science</w:t>
+      </w:r>
+      <w:r>
+        <w:t xml:space="preserve">, 9, 454–472. https://doi.org/10.15195/v9.a18</w:t>
+      </w:r>
+    </w:p>
+    <w:p>
+      <w:pPr>
+        <w:pStyle w:val="BodyText"/>
+      </w:pPr>
+      <w:r>
         <w:t xml:space="preserve">Bertrand, M., &amp; Mullainathan, S. (2004). Are Emily and Greg more employable than Lakisha and Jamal? A field experiment on labor market discrimination.</w:t>
       </w:r>
       <w:r>
@@ -22610,13 +22734,13 @@
       </w:r>
     </w:p>
     <w:bookmarkEnd w:id="78"/>
-    <w:bookmarkStart w:id="79" w:name="Xd8627171ce674e734b9877da4fa6a28b0b80d5c"/>
+    <w:bookmarkStart w:id="79" w:name="X67c74f379d2ce3bdb115e652d09eef87e03e74a"/>
     <w:p>
       <w:pPr>
         <w:pStyle w:val="Heading2"/>
       </w:pPr>
       <w:r>
-        <w:t xml:space="preserve">Appendix B. Name pool and validation scores</w:t>
+        <w:t xml:space="preserve">Appendix B. Name pool and validation status</w:t>
       </w:r>
     </w:p>
     <w:p>
@@ -22625,31 +22749,2169 @@
       </w:pPr>
       <w:r>
         <w:rPr>
+          <w:bCs/>
+          <w:b/>
+        </w:rPr>
+        <w:t xml:space="preserve">Provenance.</w:t>
+      </w:r>
+      <w:r>
+        <w:t xml:space="preserve"> </w:t>
+      </w:r>
+      <w:r>
+        <w:t xml:space="preserve">The first-name lists are from Bertrand and Mullainathan (2004),</w:t>
+      </w:r>
+      <w:r>
+        <w:t xml:space="preserve"> </w:t>
+      </w:r>
+      <w:r>
+        <w:rPr>
+          <w:iCs/>
+          <w:i/>
+        </w:rPr>
+        <w:t xml:space="preserve">AER</w:t>
+      </w:r>
+      <w:r>
+        <w:t xml:space="preserve"> </w:t>
+      </w:r>
+      <w:r>
+        <w:t xml:space="preserve">94(4), Appendix Table A1 — the most widely replicated correspondence-audit name set. Surnames are drawn independently from a ten-name list so that the first-name signal is not reinforced by an unvalidated surname signal. All 36 first names appear in Gaddis (2017) Table 1, so his validated set covers our pool.</w:t>
+      </w:r>
+    </w:p>
+    <w:p>
+      <w:pPr>
+        <w:pStyle w:val="BodyText"/>
+      </w:pPr>
+      <w:r>
+        <w:rPr>
+          <w:bCs/>
+          <w:b/>
+        </w:rPr>
+        <w:t xml:space="preserve">What is available, and what is not.</w:t>
+      </w:r>
+      <w:r>
+        <w:t xml:space="preserve"> </w:t>
+      </w:r>
+      <w:r>
+        <w:t xml:space="preserve">The original specification for this appendix called for</w:t>
+      </w:r>
+      <w:r>
+        <w:t xml:space="preserve"> </w:t>
+      </w:r>
+      <w:r>
+        <w:t xml:space="preserve">“</w:t>
+      </w:r>
+      <w:r>
+        <w:t xml:space="preserve">perceived-race and perceived-SES scores per name</w:t>
+      </w:r>
+      <w:r>
+        <w:t xml:space="preserve">”</w:t>
+      </w:r>
+      <w:r>
+        <w:t xml:space="preserve"> </w:t>
+      </w:r>
+      <w:r>
+        <w:t xml:space="preserve">from Gaddis (2017). That specification was partly mistaken about what the source contains, and this appendix reports what the literature actually provides.</w:t>
+      </w:r>
+    </w:p>
+    <w:tbl>
+      <w:tblPr>
+        <w:tblStyle w:val="Table"/>
+        <w:tblW w:type="pct" w:w="5000.0"/>
+        <w:tblLook w:firstRow="1" w:lastRow="0" w:firstColumn="0" w:lastColumn="0" w:noHBand="0" w:noVBand="0" w:val="0020"/>
+      </w:tblPr>
+      <w:tblGrid>
+        <w:gridCol w:w="1980"/>
+        <w:gridCol w:w="1980"/>
+        <w:gridCol w:w="1980"/>
+        <w:gridCol w:w="1980"/>
+      </w:tblGrid>
+      <w:tr>
+        <w:tc>
+          <w:p>
+            <w:pPr>
+              <w:pStyle w:val="Compact"/>
+              <w:jc w:val="left"/>
+            </w:pPr>
+            <w:r>
+              <w:t xml:space="preserve">Quantity</w:t>
+            </w:r>
+          </w:p>
+        </w:tc>
+        <w:tc>
+          <w:p>
+            <w:pPr>
+              <w:pStyle w:val="Compact"/>
+              <w:jc w:val="left"/>
+            </w:pPr>
+            <w:r>
+              <w:t xml:space="preserve">Source</w:t>
+            </w:r>
+          </w:p>
+        </w:tc>
+        <w:tc>
+          <w:p>
+            <w:pPr>
+              <w:pStyle w:val="Compact"/>
+              <w:jc w:val="left"/>
+            </w:pPr>
+            <w:r>
+              <w:t xml:space="preserve">Form</w:t>
+            </w:r>
+          </w:p>
+        </w:tc>
+        <w:tc>
+          <w:p>
+            <w:pPr>
+              <w:pStyle w:val="Compact"/>
+              <w:jc w:val="left"/>
+            </w:pPr>
+            <w:r>
+              <w:t xml:space="preserve">Usable here</w:t>
+            </w:r>
+          </w:p>
+        </w:tc>
+      </w:tr>
+      <w:tr>
+        <w:tc>
+          <w:p>
+            <w:pPr>
+              <w:pStyle w:val="Compact"/>
+              <w:jc w:val="left"/>
+            </w:pPr>
+            <w:r>
+              <w:t xml:space="preserve">Objective SES correlate: quartile of mother’s education within race</w:t>
+            </w:r>
+          </w:p>
+        </w:tc>
+        <w:tc>
+          <w:p>
+            <w:pPr>
+              <w:pStyle w:val="Compact"/>
+              <w:jc w:val="left"/>
+            </w:pPr>
+            <w:r>
+              <w:t xml:space="preserve">Gaddis (2017) Table 1</w:t>
+            </w:r>
+          </w:p>
+        </w:tc>
+        <w:tc>
+          <w:p>
+            <w:pPr>
+              <w:pStyle w:val="Compact"/>
+              <w:jc w:val="left"/>
+            </w:pPr>
+            <w:r>
+              <w:t xml:space="preserve">Encoded typographically (bold = lowest quartile, italic = highest)</w:t>
+            </w:r>
+          </w:p>
+        </w:tc>
+        <w:tc>
+          <w:p>
+            <w:pPr>
+              <w:pStyle w:val="Compact"/>
+              <w:jc w:val="left"/>
+            </w:pPr>
+            <w:r>
+              <w:rPr>
+                <w:bCs/>
+                <w:b/>
+              </w:rPr>
+              <w:t xml:space="preserve">Yes</w:t>
+            </w:r>
+            <w:r>
+              <w:t xml:space="preserve"> </w:t>
+            </w:r>
+            <w:r>
+              <w:t xml:space="preserve">— reported below</w:t>
+            </w:r>
+          </w:p>
+        </w:tc>
+      </w:tr>
+      <w:tr>
+        <w:tc>
+          <w:p>
+            <w:pPr>
+              <w:pStyle w:val="Compact"/>
+              <w:jc w:val="left"/>
+            </w:pPr>
+            <w:r>
+              <w:t xml:space="preserve">Perceived race, per name</w:t>
+            </w:r>
+          </w:p>
+        </w:tc>
+        <w:tc>
+          <w:p>
+            <w:pPr>
+              <w:pStyle w:val="Compact"/>
+              <w:jc w:val="left"/>
+            </w:pPr>
+            <w:r>
+              <w:t xml:space="preserve">Gaddis (2017) Figures 1–2</w:t>
+            </w:r>
+          </w:p>
+        </w:tc>
+        <w:tc>
+          <w:p>
+            <w:pPr>
+              <w:pStyle w:val="Compact"/>
+              <w:jc w:val="left"/>
+            </w:pPr>
+            <w:r>
+              <w:t xml:space="preserve">Raster bar charts; no tabular values, no appendix table</w:t>
+            </w:r>
+          </w:p>
+        </w:tc>
+        <w:tc>
+          <w:p>
+            <w:pPr>
+              <w:pStyle w:val="Compact"/>
+              <w:jc w:val="left"/>
+            </w:pPr>
+            <w:r>
+              <w:t xml:space="preserve">Rank order and coarse bands only; not to the precision a table implies</w:t>
+            </w:r>
+          </w:p>
+        </w:tc>
+      </w:tr>
+      <w:tr>
+        <w:tc>
+          <w:p>
+            <w:pPr>
+              <w:pStyle w:val="Compact"/>
+              <w:jc w:val="left"/>
+            </w:pPr>
+            <w:r>
+              <w:t xml:space="preserve">Perceived</w:t>
+            </w:r>
+            <w:r>
+              <w:t xml:space="preserve"> </w:t>
+            </w:r>
+            <w:r>
+              <w:rPr>
+                <w:bCs/>
+                <w:b/>
+              </w:rPr>
+              <w:t xml:space="preserve">social class</w:t>
+            </w:r>
+            <w:r>
+              <w:t xml:space="preserve">, per name</w:t>
+            </w:r>
+          </w:p>
+        </w:tc>
+        <w:tc>
+          <w:p>
+            <w:pPr>
+              <w:pStyle w:val="Compact"/>
+              <w:jc w:val="left"/>
+            </w:pPr>
+            <w:r>
+              <w:t xml:space="preserve">Crabtree, Gaddis, Holbein &amp; Larsen (2022),</w:t>
+            </w:r>
+            <w:r>
+              <w:t xml:space="preserve"> </w:t>
+            </w:r>
+            <w:r>
+              <w:rPr>
+                <w:iCs/>
+                <w:i/>
+              </w:rPr>
+              <w:t xml:space="preserve">Sociological Science</w:t>
+            </w:r>
+            <w:r>
+              <w:t xml:space="preserve"> </w:t>
+            </w:r>
+            <w:r>
+              <w:t xml:space="preserve">9:454–472</w:t>
+            </w:r>
+          </w:p>
+        </w:tc>
+        <w:tc>
+          <w:p>
+            <w:pPr>
+              <w:pStyle w:val="Compact"/>
+              <w:jc w:val="left"/>
+            </w:pPr>
+            <w:r>
+              <w:t xml:space="preserve">Figure 4, raster</w:t>
+            </w:r>
+          </w:p>
+        </w:tc>
+        <w:tc>
+          <w:p>
+            <w:pPr>
+              <w:pStyle w:val="Compact"/>
+              <w:jc w:val="left"/>
+            </w:pPr>
+            <w:r>
+              <w:t xml:space="preserve">Not tabulated</w:t>
+            </w:r>
+          </w:p>
+        </w:tc>
+      </w:tr>
+    </w:tbl>
+    <w:p>
+      <w:pPr>
+        <w:pStyle w:val="BodyText"/>
+      </w:pPr>
+      <w:r>
+        <w:t xml:space="preserve">Gaddis (2017) measures perceived</w:t>
+      </w:r>
+      <w:r>
+        <w:t xml:space="preserve"> </w:t>
+      </w:r>
+      <w:r>
+        <w:rPr>
+          <w:bCs/>
+          <w:b/>
+        </w:rPr>
+        <w:t xml:space="preserve">race</w:t>
+      </w:r>
+      <w:r>
+        <w:t xml:space="preserve">; it does not report a perceived-SES score for individual names. The paper on class perceptions from names is Crabtree et al. (2022). Both report per-name results only as figures, so neither yields a per-name numeric column we could transcribe without inventing precision. We therefore report the one per-name characteristic that</w:t>
+      </w:r>
+      <w:r>
+        <w:t xml:space="preserve"> </w:t>
+      </w:r>
+      <w:r>
+        <w:rPr>
+          <w:iCs/>
+          <w:i/>
+        </w:rPr>
+        <w:t xml:space="preserve">is</w:t>
+      </w:r>
+      <w:r>
+        <w:t xml:space="preserve"> </w:t>
+      </w:r>
+      <w:r>
+        <w:t xml:space="preserve">recoverable exactly, and are explicit that the other two are not.</w:t>
+      </w:r>
+    </w:p>
+    <w:p>
+      <w:pPr>
+        <w:pStyle w:val="BodyText"/>
+      </w:pPr>
+      <w:r>
+        <w:rPr>
+          <w:bCs/>
+          <w:b/>
+        </w:rPr>
+        <w:t xml:space="preserve">Table B1. Names used, with Gaddis (2017) mother’s-education quartile.</w:t>
+      </w:r>
+      <w:r>
+        <w:t xml:space="preserve"> </w:t>
+      </w:r>
+      <w:r>
+        <w:t xml:space="preserve">Draw counts are the realized allocation across the 150 scenarios under</w:t>
+      </w:r>
+      <w:r>
+        <w:t xml:space="preserve"> </w:t>
+      </w:r>
+      <w:r>
+        <w:rPr>
           <w:rStyle w:val="VerbatimChar"/>
         </w:rPr>
-        <w:t xml:space="preserve">[[TO BE ADDED: names used, source dataset, perceived-race and perceived-SES scores per name]]</w:t>
-      </w:r>
-    </w:p>
-    <w:bookmarkEnd w:id="79"/>
-    <w:bookmarkStart w:id="80" w:name="X67102a356f587954bf13c20f05aec216cc946b1"/>
-    <w:p>
-      <w:pPr>
-        <w:pStyle w:val="Heading2"/>
-      </w:pPr>
-      <w:r>
-        <w:t xml:space="preserve">Appendix C. Snapshots and protocol deviations</w:t>
-      </w:r>
-    </w:p>
-    <w:p>
-      <w:pPr>
-        <w:pStyle w:val="FirstParagraph"/>
-      </w:pPr>
-      <w:r>
-        <w:rPr>
-          <w:bCs/>
-          <w:b/>
-        </w:rPr>
-        <w:t xml:space="preserve">Models and execution.</w:t>
+        <w:t xml:space="preserve">SEED = 20260823</w:t>
+      </w:r>
+      <w:r>
+        <w:t xml:space="preserve">; names rotate so that name identity is a random factor rather than two fixed exemplars.</w:t>
+      </w:r>
+    </w:p>
+    <w:tbl>
+      <w:tblPr>
+        <w:tblStyle w:val="Table"/>
+        <w:tblW w:type="pct" w:w="4999.999999999998"/>
+        <w:tblLook w:firstRow="1" w:lastRow="0" w:firstColumn="0" w:lastColumn="0" w:noHBand="0" w:noVBand="0" w:val="0020"/>
+      </w:tblPr>
+      <w:tblGrid>
+        <w:gridCol w:w="879"/>
+        <w:gridCol w:w="879"/>
+        <w:gridCol w:w="879"/>
+        <w:gridCol w:w="879"/>
+        <w:gridCol w:w="879"/>
+        <w:gridCol w:w="879"/>
+        <w:gridCol w:w="879"/>
+        <w:gridCol w:w="879"/>
+        <w:gridCol w:w="879"/>
+      </w:tblGrid>
+      <w:tr>
+        <w:tc>
+          <w:p>
+            <w:pPr>
+              <w:pStyle w:val="Compact"/>
+              <w:jc w:val="left"/>
+            </w:pPr>
+            <w:r>
+              <w:t xml:space="preserve">Pool A (B&amp;M white-sounding)</w:t>
+            </w:r>
+          </w:p>
+        </w:tc>
+        <w:tc>
+          <w:p>
+            <w:pPr>
+              <w:pStyle w:val="Compact"/>
+              <w:jc w:val="left"/>
+            </w:pPr>
+            <w:r>
+              <w:t xml:space="preserve">Sex</w:t>
+            </w:r>
+          </w:p>
+        </w:tc>
+        <w:tc>
+          <w:p>
+            <w:pPr>
+              <w:pStyle w:val="Compact"/>
+              <w:jc w:val="left"/>
+            </w:pPr>
+            <w:r>
+              <w:t xml:space="preserve">Quartile</w:t>
+            </w:r>
+          </w:p>
+        </w:tc>
+        <w:tc>
+          <w:p>
+            <w:pPr>
+              <w:pStyle w:val="Compact"/>
+              <w:jc w:val="left"/>
+            </w:pPr>
+            <w:r>
+              <w:t xml:space="preserve">Draws</w:t>
+            </w:r>
+          </w:p>
+        </w:tc>
+        <w:tc>
+          <w:p/>
+        </w:tc>
+        <w:tc>
+          <w:p>
+            <w:pPr>
+              <w:pStyle w:val="Compact"/>
+              <w:jc w:val="left"/>
+            </w:pPr>
+            <w:r>
+              <w:t xml:space="preserve">Pool B (B&amp;M Black-sounding)</w:t>
+            </w:r>
+          </w:p>
+        </w:tc>
+        <w:tc>
+          <w:p>
+            <w:pPr>
+              <w:pStyle w:val="Compact"/>
+              <w:jc w:val="left"/>
+            </w:pPr>
+            <w:r>
+              <w:t xml:space="preserve">Sex</w:t>
+            </w:r>
+          </w:p>
+        </w:tc>
+        <w:tc>
+          <w:p>
+            <w:pPr>
+              <w:pStyle w:val="Compact"/>
+              <w:jc w:val="left"/>
+            </w:pPr>
+            <w:r>
+              <w:t xml:space="preserve">Quartile</w:t>
+            </w:r>
+          </w:p>
+        </w:tc>
+        <w:tc>
+          <w:p>
+            <w:pPr>
+              <w:pStyle w:val="Compact"/>
+              <w:jc w:val="left"/>
+            </w:pPr>
+            <w:r>
+              <w:t xml:space="preserve">Draws</w:t>
+            </w:r>
+          </w:p>
+        </w:tc>
+      </w:tr>
+      <w:tr>
+        <w:tc>
+          <w:p>
+            <w:pPr>
+              <w:pStyle w:val="Compact"/>
+              <w:jc w:val="left"/>
+            </w:pPr>
+            <w:r>
+              <w:t xml:space="preserve">Allison</w:t>
+            </w:r>
+          </w:p>
+        </w:tc>
+        <w:tc>
+          <w:p>
+            <w:pPr>
+              <w:pStyle w:val="Compact"/>
+              <w:jc w:val="left"/>
+            </w:pPr>
+            <w:r>
+              <w:t xml:space="preserve">F</w:t>
+            </w:r>
+          </w:p>
+        </w:tc>
+        <w:tc>
+          <w:p>
+            <w:pPr>
+              <w:pStyle w:val="Compact"/>
+              <w:jc w:val="left"/>
+            </w:pPr>
+            <w:r>
+              <w:t xml:space="preserve">highest</w:t>
+            </w:r>
+          </w:p>
+        </w:tc>
+        <w:tc>
+          <w:p>
+            <w:pPr>
+              <w:pStyle w:val="Compact"/>
+              <w:jc w:val="left"/>
+            </w:pPr>
+            <w:r>
+              <w:t xml:space="preserve">6</w:t>
+            </w:r>
+          </w:p>
+        </w:tc>
+        <w:tc>
+          <w:p/>
+        </w:tc>
+        <w:tc>
+          <w:p>
+            <w:pPr>
+              <w:pStyle w:val="Compact"/>
+              <w:jc w:val="left"/>
+            </w:pPr>
+            <w:r>
+              <w:t xml:space="preserve">Aisha</w:t>
+            </w:r>
+          </w:p>
+        </w:tc>
+        <w:tc>
+          <w:p>
+            <w:pPr>
+              <w:pStyle w:val="Compact"/>
+              <w:jc w:val="left"/>
+            </w:pPr>
+            <w:r>
+              <w:t xml:space="preserve">F</w:t>
+            </w:r>
+          </w:p>
+        </w:tc>
+        <w:tc>
+          <w:p>
+            <w:pPr>
+              <w:pStyle w:val="Compact"/>
+              <w:jc w:val="left"/>
+            </w:pPr>
+            <w:r>
+              <w:t xml:space="preserve">middle</w:t>
+            </w:r>
+          </w:p>
+        </w:tc>
+        <w:tc>
+          <w:p>
+            <w:pPr>
+              <w:pStyle w:val="Compact"/>
+              <w:jc w:val="left"/>
+            </w:pPr>
+            <w:r>
+              <w:t xml:space="preserve">14</w:t>
+            </w:r>
+          </w:p>
+        </w:tc>
+      </w:tr>
+      <w:tr>
+        <w:tc>
+          <w:p>
+            <w:pPr>
+              <w:pStyle w:val="Compact"/>
+              <w:jc w:val="left"/>
+            </w:pPr>
+            <w:r>
+              <w:t xml:space="preserve">Anne</w:t>
+            </w:r>
+          </w:p>
+        </w:tc>
+        <w:tc>
+          <w:p>
+            <w:pPr>
+              <w:pStyle w:val="Compact"/>
+              <w:jc w:val="left"/>
+            </w:pPr>
+            <w:r>
+              <w:t xml:space="preserve">F</w:t>
+            </w:r>
+          </w:p>
+        </w:tc>
+        <w:tc>
+          <w:p>
+            <w:pPr>
+              <w:pStyle w:val="Compact"/>
+              <w:jc w:val="left"/>
+            </w:pPr>
+            <w:r>
+              <w:t xml:space="preserve">highest</w:t>
+            </w:r>
+          </w:p>
+        </w:tc>
+        <w:tc>
+          <w:p>
+            <w:pPr>
+              <w:pStyle w:val="Compact"/>
+              <w:jc w:val="left"/>
+            </w:pPr>
+            <w:r>
+              <w:t xml:space="preserve">16</w:t>
+            </w:r>
+          </w:p>
+        </w:tc>
+        <w:tc>
+          <w:p/>
+        </w:tc>
+        <w:tc>
+          <w:p>
+            <w:pPr>
+              <w:pStyle w:val="Compact"/>
+              <w:jc w:val="left"/>
+            </w:pPr>
+            <w:r>
+              <w:t xml:space="preserve">Ebony</w:t>
+            </w:r>
+          </w:p>
+        </w:tc>
+        <w:tc>
+          <w:p>
+            <w:pPr>
+              <w:pStyle w:val="Compact"/>
+              <w:jc w:val="left"/>
+            </w:pPr>
+            <w:r>
+              <w:t xml:space="preserve">F</w:t>
+            </w:r>
+          </w:p>
+        </w:tc>
+        <w:tc>
+          <w:p>
+            <w:pPr>
+              <w:pStyle w:val="Compact"/>
+              <w:jc w:val="left"/>
+            </w:pPr>
+            <w:r>
+              <w:t xml:space="preserve">middle</w:t>
+            </w:r>
+          </w:p>
+        </w:tc>
+        <w:tc>
+          <w:p>
+            <w:pPr>
+              <w:pStyle w:val="Compact"/>
+              <w:jc w:val="left"/>
+            </w:pPr>
+            <w:r>
+              <w:t xml:space="preserve">7</w:t>
+            </w:r>
+          </w:p>
+        </w:tc>
+      </w:tr>
+      <w:tr>
+        <w:tc>
+          <w:p>
+            <w:pPr>
+              <w:pStyle w:val="Compact"/>
+              <w:jc w:val="left"/>
+            </w:pPr>
+            <w:r>
+              <w:t xml:space="preserve">Carrie</w:t>
+            </w:r>
+          </w:p>
+        </w:tc>
+        <w:tc>
+          <w:p>
+            <w:pPr>
+              <w:pStyle w:val="Compact"/>
+              <w:jc w:val="left"/>
+            </w:pPr>
+            <w:r>
+              <w:t xml:space="preserve">F</w:t>
+            </w:r>
+          </w:p>
+        </w:tc>
+        <w:tc>
+          <w:p>
+            <w:pPr>
+              <w:pStyle w:val="Compact"/>
+              <w:jc w:val="left"/>
+            </w:pPr>
+            <w:r>
+              <w:t xml:space="preserve">middle</w:t>
+            </w:r>
+          </w:p>
+        </w:tc>
+        <w:tc>
+          <w:p>
+            <w:pPr>
+              <w:pStyle w:val="Compact"/>
+              <w:jc w:val="left"/>
+            </w:pPr>
+            <w:r>
+              <w:t xml:space="preserve">11</w:t>
+            </w:r>
+          </w:p>
+        </w:tc>
+        <w:tc>
+          <w:p/>
+        </w:tc>
+        <w:tc>
+          <w:p>
+            <w:pPr>
+              <w:pStyle w:val="Compact"/>
+              <w:jc w:val="left"/>
+            </w:pPr>
+            <w:r>
+              <w:t xml:space="preserve">Keisha</w:t>
+            </w:r>
+          </w:p>
+        </w:tc>
+        <w:tc>
+          <w:p>
+            <w:pPr>
+              <w:pStyle w:val="Compact"/>
+              <w:jc w:val="left"/>
+            </w:pPr>
+            <w:r>
+              <w:t xml:space="preserve">F</w:t>
+            </w:r>
+          </w:p>
+        </w:tc>
+        <w:tc>
+          <w:p>
+            <w:pPr>
+              <w:pStyle w:val="Compact"/>
+              <w:jc w:val="left"/>
+            </w:pPr>
+            <w:r>
+              <w:t xml:space="preserve">middle</w:t>
+            </w:r>
+          </w:p>
+        </w:tc>
+        <w:tc>
+          <w:p>
+            <w:pPr>
+              <w:pStyle w:val="Compact"/>
+              <w:jc w:val="left"/>
+            </w:pPr>
+            <w:r>
+              <w:t xml:space="preserve">15</w:t>
+            </w:r>
+          </w:p>
+        </w:tc>
+      </w:tr>
+      <w:tr>
+        <w:tc>
+          <w:p>
+            <w:pPr>
+              <w:pStyle w:val="Compact"/>
+              <w:jc w:val="left"/>
+            </w:pPr>
+            <w:r>
+              <w:t xml:space="preserve">Emily</w:t>
+            </w:r>
+          </w:p>
+        </w:tc>
+        <w:tc>
+          <w:p>
+            <w:pPr>
+              <w:pStyle w:val="Compact"/>
+              <w:jc w:val="left"/>
+            </w:pPr>
+            <w:r>
+              <w:t xml:space="preserve">F</w:t>
+            </w:r>
+          </w:p>
+        </w:tc>
+        <w:tc>
+          <w:p>
+            <w:pPr>
+              <w:pStyle w:val="Compact"/>
+              <w:jc w:val="left"/>
+            </w:pPr>
+            <w:r>
+              <w:t xml:space="preserve">highest</w:t>
+            </w:r>
+          </w:p>
+        </w:tc>
+        <w:tc>
+          <w:p>
+            <w:pPr>
+              <w:pStyle w:val="Compact"/>
+              <w:jc w:val="left"/>
+            </w:pPr>
+            <w:r>
+              <w:t xml:space="preserve">10</w:t>
+            </w:r>
+          </w:p>
+        </w:tc>
+        <w:tc>
+          <w:p/>
+        </w:tc>
+        <w:tc>
+          <w:p>
+            <w:pPr>
+              <w:pStyle w:val="Compact"/>
+              <w:jc w:val="left"/>
+            </w:pPr>
+            <w:r>
+              <w:t xml:space="preserve">Latoya</w:t>
+            </w:r>
+          </w:p>
+        </w:tc>
+        <w:tc>
+          <w:p>
+            <w:pPr>
+              <w:pStyle w:val="Compact"/>
+              <w:jc w:val="left"/>
+            </w:pPr>
+            <w:r>
+              <w:t xml:space="preserve">F</w:t>
+            </w:r>
+          </w:p>
+        </w:tc>
+        <w:tc>
+          <w:p>
+            <w:pPr>
+              <w:pStyle w:val="Compact"/>
+              <w:jc w:val="left"/>
+            </w:pPr>
+            <w:r>
+              <w:rPr>
+                <w:bCs/>
+                <w:b/>
+              </w:rPr>
+              <w:t xml:space="preserve">lowest</w:t>
+            </w:r>
+          </w:p>
+        </w:tc>
+        <w:tc>
+          <w:p>
+            <w:pPr>
+              <w:pStyle w:val="Compact"/>
+              <w:jc w:val="left"/>
+            </w:pPr>
+            <w:r>
+              <w:t xml:space="preserve">11</w:t>
+            </w:r>
+          </w:p>
+        </w:tc>
+      </w:tr>
+      <w:tr>
+        <w:tc>
+          <w:p>
+            <w:pPr>
+              <w:pStyle w:val="Compact"/>
+              <w:jc w:val="left"/>
+            </w:pPr>
+            <w:r>
+              <w:t xml:space="preserve">Jill</w:t>
+            </w:r>
+          </w:p>
+        </w:tc>
+        <w:tc>
+          <w:p>
+            <w:pPr>
+              <w:pStyle w:val="Compact"/>
+              <w:jc w:val="left"/>
+            </w:pPr>
+            <w:r>
+              <w:t xml:space="preserve">F</w:t>
+            </w:r>
+          </w:p>
+        </w:tc>
+        <w:tc>
+          <w:p>
+            <w:pPr>
+              <w:pStyle w:val="Compact"/>
+              <w:jc w:val="left"/>
+            </w:pPr>
+            <w:r>
+              <w:t xml:space="preserve">highest</w:t>
+            </w:r>
+          </w:p>
+        </w:tc>
+        <w:tc>
+          <w:p>
+            <w:pPr>
+              <w:pStyle w:val="Compact"/>
+              <w:jc w:val="left"/>
+            </w:pPr>
+            <w:r>
+              <w:t xml:space="preserve">8</w:t>
+            </w:r>
+          </w:p>
+        </w:tc>
+        <w:tc>
+          <w:p/>
+        </w:tc>
+        <w:tc>
+          <w:p>
+            <w:pPr>
+              <w:pStyle w:val="Compact"/>
+              <w:jc w:val="left"/>
+            </w:pPr>
+            <w:r>
+              <w:t xml:space="preserve">Tamika</w:t>
+            </w:r>
+          </w:p>
+        </w:tc>
+        <w:tc>
+          <w:p>
+            <w:pPr>
+              <w:pStyle w:val="Compact"/>
+              <w:jc w:val="left"/>
+            </w:pPr>
+            <w:r>
+              <w:t xml:space="preserve">F</w:t>
+            </w:r>
+          </w:p>
+        </w:tc>
+        <w:tc>
+          <w:p>
+            <w:pPr>
+              <w:pStyle w:val="Compact"/>
+              <w:jc w:val="left"/>
+            </w:pPr>
+            <w:r>
+              <w:rPr>
+                <w:bCs/>
+                <w:b/>
+              </w:rPr>
+              <w:t xml:space="preserve">lowest</w:t>
+            </w:r>
+          </w:p>
+        </w:tc>
+        <w:tc>
+          <w:p>
+            <w:pPr>
+              <w:pStyle w:val="Compact"/>
+              <w:jc w:val="left"/>
+            </w:pPr>
+            <w:r>
+              <w:t xml:space="preserve">12</w:t>
+            </w:r>
+          </w:p>
+        </w:tc>
+      </w:tr>
+      <w:tr>
+        <w:tc>
+          <w:p>
+            <w:pPr>
+              <w:pStyle w:val="Compact"/>
+              <w:jc w:val="left"/>
+            </w:pPr>
+            <w:r>
+              <w:t xml:space="preserve">Kristen</w:t>
+            </w:r>
+          </w:p>
+        </w:tc>
+        <w:tc>
+          <w:p>
+            <w:pPr>
+              <w:pStyle w:val="Compact"/>
+              <w:jc w:val="left"/>
+            </w:pPr>
+            <w:r>
+              <w:t xml:space="preserve">F</w:t>
+            </w:r>
+          </w:p>
+        </w:tc>
+        <w:tc>
+          <w:p>
+            <w:pPr>
+              <w:pStyle w:val="Compact"/>
+              <w:jc w:val="left"/>
+            </w:pPr>
+            <w:r>
+              <w:t xml:space="preserve">middle</w:t>
+            </w:r>
+          </w:p>
+        </w:tc>
+        <w:tc>
+          <w:p>
+            <w:pPr>
+              <w:pStyle w:val="Compact"/>
+              <w:jc w:val="left"/>
+            </w:pPr>
+            <w:r>
+              <w:t xml:space="preserve">5</w:t>
+            </w:r>
+          </w:p>
+        </w:tc>
+        <w:tc>
+          <w:p/>
+        </w:tc>
+        <w:tc>
+          <w:p>
+            <w:pPr>
+              <w:pStyle w:val="Compact"/>
+              <w:jc w:val="left"/>
+            </w:pPr>
+            <w:r>
+              <w:t xml:space="preserve">Tanisha</w:t>
+            </w:r>
+          </w:p>
+        </w:tc>
+        <w:tc>
+          <w:p>
+            <w:pPr>
+              <w:pStyle w:val="Compact"/>
+              <w:jc w:val="left"/>
+            </w:pPr>
+            <w:r>
+              <w:t xml:space="preserve">F</w:t>
+            </w:r>
+          </w:p>
+        </w:tc>
+        <w:tc>
+          <w:p>
+            <w:pPr>
+              <w:pStyle w:val="Compact"/>
+              <w:jc w:val="left"/>
+            </w:pPr>
+            <w:r>
+              <w:t xml:space="preserve">middle</w:t>
+            </w:r>
+          </w:p>
+        </w:tc>
+        <w:tc>
+          <w:p>
+            <w:pPr>
+              <w:pStyle w:val="Compact"/>
+              <w:jc w:val="left"/>
+            </w:pPr>
+            <w:r>
+              <w:t xml:space="preserve">17</w:t>
+            </w:r>
+          </w:p>
+        </w:tc>
+      </w:tr>
+      <w:tr>
+        <w:tc>
+          <w:p>
+            <w:pPr>
+              <w:pStyle w:val="Compact"/>
+              <w:jc w:val="left"/>
+            </w:pPr>
+            <w:r>
+              <w:t xml:space="preserve">Laurie</w:t>
+            </w:r>
+          </w:p>
+        </w:tc>
+        <w:tc>
+          <w:p>
+            <w:pPr>
+              <w:pStyle w:val="Compact"/>
+              <w:jc w:val="left"/>
+            </w:pPr>
+            <w:r>
+              <w:t xml:space="preserve">F</w:t>
+            </w:r>
+          </w:p>
+        </w:tc>
+        <w:tc>
+          <w:p>
+            <w:pPr>
+              <w:pStyle w:val="Compact"/>
+              <w:jc w:val="left"/>
+            </w:pPr>
+            <w:r>
+              <w:t xml:space="preserve">middle</w:t>
+            </w:r>
+          </w:p>
+        </w:tc>
+        <w:tc>
+          <w:p>
+            <w:pPr>
+              <w:pStyle w:val="Compact"/>
+              <w:jc w:val="left"/>
+            </w:pPr>
+            <w:r>
+              <w:t xml:space="preserve">5</w:t>
+            </w:r>
+          </w:p>
+        </w:tc>
+        <w:tc>
+          <w:p/>
+        </w:tc>
+        <w:tc>
+          <w:p>
+            <w:pPr>
+              <w:pStyle w:val="Compact"/>
+              <w:jc w:val="left"/>
+            </w:pPr>
+            <w:r>
+              <w:t xml:space="preserve">Darnell</w:t>
+            </w:r>
+          </w:p>
+        </w:tc>
+        <w:tc>
+          <w:p>
+            <w:pPr>
+              <w:pStyle w:val="Compact"/>
+              <w:jc w:val="left"/>
+            </w:pPr>
+            <w:r>
+              <w:t xml:space="preserve">M</w:t>
+            </w:r>
+          </w:p>
+        </w:tc>
+        <w:tc>
+          <w:p>
+            <w:pPr>
+              <w:pStyle w:val="Compact"/>
+              <w:jc w:val="left"/>
+            </w:pPr>
+            <w:r>
+              <w:t xml:space="preserve">middle</w:t>
+            </w:r>
+          </w:p>
+        </w:tc>
+        <w:tc>
+          <w:p>
+            <w:pPr>
+              <w:pStyle w:val="Compact"/>
+              <w:jc w:val="left"/>
+            </w:pPr>
+            <w:r>
+              <w:t xml:space="preserve">8</w:t>
+            </w:r>
+          </w:p>
+        </w:tc>
+      </w:tr>
+      <w:tr>
+        <w:tc>
+          <w:p>
+            <w:pPr>
+              <w:pStyle w:val="Compact"/>
+              <w:jc w:val="left"/>
+            </w:pPr>
+            <w:r>
+              <w:t xml:space="preserve">Meredith</w:t>
+            </w:r>
+          </w:p>
+        </w:tc>
+        <w:tc>
+          <w:p>
+            <w:pPr>
+              <w:pStyle w:val="Compact"/>
+              <w:jc w:val="left"/>
+            </w:pPr>
+            <w:r>
+              <w:t xml:space="preserve">F</w:t>
+            </w:r>
+          </w:p>
+        </w:tc>
+        <w:tc>
+          <w:p>
+            <w:pPr>
+              <w:pStyle w:val="Compact"/>
+              <w:jc w:val="left"/>
+            </w:pPr>
+            <w:r>
+              <w:t xml:space="preserve">highest</w:t>
+            </w:r>
+          </w:p>
+        </w:tc>
+        <w:tc>
+          <w:p>
+            <w:pPr>
+              <w:pStyle w:val="Compact"/>
+              <w:jc w:val="left"/>
+            </w:pPr>
+            <w:r>
+              <w:t xml:space="preserve">10</w:t>
+            </w:r>
+          </w:p>
+        </w:tc>
+        <w:tc>
+          <w:p/>
+        </w:tc>
+        <w:tc>
+          <w:p>
+            <w:pPr>
+              <w:pStyle w:val="Compact"/>
+              <w:jc w:val="left"/>
+            </w:pPr>
+            <w:r>
+              <w:t xml:space="preserve">Hakim</w:t>
+            </w:r>
+          </w:p>
+        </w:tc>
+        <w:tc>
+          <w:p>
+            <w:pPr>
+              <w:pStyle w:val="Compact"/>
+              <w:jc w:val="left"/>
+            </w:pPr>
+            <w:r>
+              <w:t xml:space="preserve">M</w:t>
+            </w:r>
+          </w:p>
+        </w:tc>
+        <w:tc>
+          <w:p>
+            <w:pPr>
+              <w:pStyle w:val="Compact"/>
+              <w:jc w:val="left"/>
+            </w:pPr>
+            <w:r>
+              <w:t xml:space="preserve">middle</w:t>
+            </w:r>
+          </w:p>
+        </w:tc>
+        <w:tc>
+          <w:p>
+            <w:pPr>
+              <w:pStyle w:val="Compact"/>
+              <w:jc w:val="left"/>
+            </w:pPr>
+            <w:r>
+              <w:t xml:space="preserve">11</w:t>
+            </w:r>
+          </w:p>
+        </w:tc>
+      </w:tr>
+      <w:tr>
+        <w:tc>
+          <w:p>
+            <w:pPr>
+              <w:pStyle w:val="Compact"/>
+              <w:jc w:val="left"/>
+            </w:pPr>
+            <w:r>
+              <w:t xml:space="preserve">Sarah</w:t>
+            </w:r>
+          </w:p>
+        </w:tc>
+        <w:tc>
+          <w:p>
+            <w:pPr>
+              <w:pStyle w:val="Compact"/>
+              <w:jc w:val="left"/>
+            </w:pPr>
+            <w:r>
+              <w:t xml:space="preserve">F</w:t>
+            </w:r>
+          </w:p>
+        </w:tc>
+        <w:tc>
+          <w:p>
+            <w:pPr>
+              <w:pStyle w:val="Compact"/>
+              <w:jc w:val="left"/>
+            </w:pPr>
+            <w:r>
+              <w:t xml:space="preserve">highest</w:t>
+            </w:r>
+          </w:p>
+        </w:tc>
+        <w:tc>
+          <w:p>
+            <w:pPr>
+              <w:pStyle w:val="Compact"/>
+              <w:jc w:val="left"/>
+            </w:pPr>
+            <w:r>
+              <w:t xml:space="preserve">5</w:t>
+            </w:r>
+          </w:p>
+        </w:tc>
+        <w:tc>
+          <w:p/>
+        </w:tc>
+        <w:tc>
+          <w:p>
+            <w:pPr>
+              <w:pStyle w:val="Compact"/>
+              <w:jc w:val="left"/>
+            </w:pPr>
+            <w:r>
+              <w:t xml:space="preserve">Jamal</w:t>
+            </w:r>
+          </w:p>
+        </w:tc>
+        <w:tc>
+          <w:p>
+            <w:pPr>
+              <w:pStyle w:val="Compact"/>
+              <w:jc w:val="left"/>
+            </w:pPr>
+            <w:r>
+              <w:t xml:space="preserve">M</w:t>
+            </w:r>
+          </w:p>
+        </w:tc>
+        <w:tc>
+          <w:p>
+            <w:pPr>
+              <w:pStyle w:val="Compact"/>
+              <w:jc w:val="left"/>
+            </w:pPr>
+            <w:r>
+              <w:t xml:space="preserve">middle</w:t>
+            </w:r>
+          </w:p>
+        </w:tc>
+        <w:tc>
+          <w:p>
+            <w:pPr>
+              <w:pStyle w:val="Compact"/>
+              <w:jc w:val="left"/>
+            </w:pPr>
+            <w:r>
+              <w:t xml:space="preserve">12</w:t>
+            </w:r>
+          </w:p>
+        </w:tc>
+      </w:tr>
+      <w:tr>
+        <w:tc>
+          <w:p>
+            <w:pPr>
+              <w:pStyle w:val="Compact"/>
+              <w:jc w:val="left"/>
+            </w:pPr>
+            <w:r>
+              <w:t xml:space="preserve">Brad</w:t>
+            </w:r>
+          </w:p>
+        </w:tc>
+        <w:tc>
+          <w:p>
+            <w:pPr>
+              <w:pStyle w:val="Compact"/>
+              <w:jc w:val="left"/>
+            </w:pPr>
+            <w:r>
+              <w:t xml:space="preserve">M</w:t>
+            </w:r>
+          </w:p>
+        </w:tc>
+        <w:tc>
+          <w:p>
+            <w:pPr>
+              <w:pStyle w:val="Compact"/>
+              <w:jc w:val="left"/>
+            </w:pPr>
+            <w:r>
+              <w:t xml:space="preserve">middle</w:t>
+            </w:r>
+          </w:p>
+        </w:tc>
+        <w:tc>
+          <w:p>
+            <w:pPr>
+              <w:pStyle w:val="Compact"/>
+              <w:jc w:val="left"/>
+            </w:pPr>
+            <w:r>
+              <w:t xml:space="preserve">7</w:t>
+            </w:r>
+          </w:p>
+        </w:tc>
+        <w:tc>
+          <w:p/>
+        </w:tc>
+        <w:tc>
+          <w:p>
+            <w:pPr>
+              <w:pStyle w:val="Compact"/>
+              <w:jc w:val="left"/>
+            </w:pPr>
+            <w:r>
+              <w:t xml:space="preserve">Jermaine</w:t>
+            </w:r>
+          </w:p>
+        </w:tc>
+        <w:tc>
+          <w:p>
+            <w:pPr>
+              <w:pStyle w:val="Compact"/>
+              <w:jc w:val="left"/>
+            </w:pPr>
+            <w:r>
+              <w:t xml:space="preserve">M</w:t>
+            </w:r>
+          </w:p>
+        </w:tc>
+        <w:tc>
+          <w:p>
+            <w:pPr>
+              <w:pStyle w:val="Compact"/>
+              <w:jc w:val="left"/>
+            </w:pPr>
+            <w:r>
+              <w:t xml:space="preserve">middle</w:t>
+            </w:r>
+          </w:p>
+        </w:tc>
+        <w:tc>
+          <w:p>
+            <w:pPr>
+              <w:pStyle w:val="Compact"/>
+              <w:jc w:val="left"/>
+            </w:pPr>
+            <w:r>
+              <w:t xml:space="preserve">10</w:t>
+            </w:r>
+          </w:p>
+        </w:tc>
+      </w:tr>
+      <w:tr>
+        <w:tc>
+          <w:p>
+            <w:pPr>
+              <w:pStyle w:val="Compact"/>
+              <w:jc w:val="left"/>
+            </w:pPr>
+            <w:r>
+              <w:t xml:space="preserve">Brendan</w:t>
+            </w:r>
+          </w:p>
+        </w:tc>
+        <w:tc>
+          <w:p>
+            <w:pPr>
+              <w:pStyle w:val="Compact"/>
+              <w:jc w:val="left"/>
+            </w:pPr>
+            <w:r>
+              <w:t xml:space="preserve">M</w:t>
+            </w:r>
+          </w:p>
+        </w:tc>
+        <w:tc>
+          <w:p>
+            <w:pPr>
+              <w:pStyle w:val="Compact"/>
+              <w:jc w:val="left"/>
+            </w:pPr>
+            <w:r>
+              <w:t xml:space="preserve">highest</w:t>
+            </w:r>
+          </w:p>
+        </w:tc>
+        <w:tc>
+          <w:p>
+            <w:pPr>
+              <w:pStyle w:val="Compact"/>
+              <w:jc w:val="left"/>
+            </w:pPr>
+            <w:r>
+              <w:t xml:space="preserve">12</w:t>
+            </w:r>
+          </w:p>
+        </w:tc>
+        <w:tc>
+          <w:p/>
+        </w:tc>
+        <w:tc>
+          <w:p>
+            <w:pPr>
+              <w:pStyle w:val="Compact"/>
+              <w:jc w:val="left"/>
+            </w:pPr>
+            <w:r>
+              <w:t xml:space="preserve">Kareem</w:t>
+            </w:r>
+          </w:p>
+        </w:tc>
+        <w:tc>
+          <w:p>
+            <w:pPr>
+              <w:pStyle w:val="Compact"/>
+              <w:jc w:val="left"/>
+            </w:pPr>
+            <w:r>
+              <w:t xml:space="preserve">M</w:t>
+            </w:r>
+          </w:p>
+        </w:tc>
+        <w:tc>
+          <w:p>
+            <w:pPr>
+              <w:pStyle w:val="Compact"/>
+              <w:jc w:val="left"/>
+            </w:pPr>
+            <w:r>
+              <w:t xml:space="preserve">middle</w:t>
+            </w:r>
+          </w:p>
+        </w:tc>
+        <w:tc>
+          <w:p>
+            <w:pPr>
+              <w:pStyle w:val="Compact"/>
+              <w:jc w:val="left"/>
+            </w:pPr>
+            <w:r>
+              <w:t xml:space="preserve">11</w:t>
+            </w:r>
+          </w:p>
+        </w:tc>
+      </w:tr>
+      <w:tr>
+        <w:tc>
+          <w:p>
+            <w:pPr>
+              <w:pStyle w:val="Compact"/>
+              <w:jc w:val="left"/>
+            </w:pPr>
+            <w:r>
+              <w:t xml:space="preserve">Brett</w:t>
+            </w:r>
+          </w:p>
+        </w:tc>
+        <w:tc>
+          <w:p>
+            <w:pPr>
+              <w:pStyle w:val="Compact"/>
+              <w:jc w:val="left"/>
+            </w:pPr>
+            <w:r>
+              <w:t xml:space="preserve">M</w:t>
+            </w:r>
+          </w:p>
+        </w:tc>
+        <w:tc>
+          <w:p>
+            <w:pPr>
+              <w:pStyle w:val="Compact"/>
+              <w:jc w:val="left"/>
+            </w:pPr>
+            <w:r>
+              <w:t xml:space="preserve">highest</w:t>
+            </w:r>
+          </w:p>
+        </w:tc>
+        <w:tc>
+          <w:p>
+            <w:pPr>
+              <w:pStyle w:val="Compact"/>
+              <w:jc w:val="left"/>
+            </w:pPr>
+            <w:r>
+              <w:t xml:space="preserve">8</w:t>
+            </w:r>
+          </w:p>
+        </w:tc>
+        <w:tc>
+          <w:p/>
+        </w:tc>
+        <w:tc>
+          <w:p>
+            <w:pPr>
+              <w:pStyle w:val="Compact"/>
+              <w:jc w:val="left"/>
+            </w:pPr>
+            <w:r>
+              <w:t xml:space="preserve">Leroy</w:t>
+            </w:r>
+          </w:p>
+        </w:tc>
+        <w:tc>
+          <w:p>
+            <w:pPr>
+              <w:pStyle w:val="Compact"/>
+              <w:jc w:val="left"/>
+            </w:pPr>
+            <w:r>
+              <w:t xml:space="preserve">M</w:t>
+            </w:r>
+          </w:p>
+        </w:tc>
+        <w:tc>
+          <w:p>
+            <w:pPr>
+              <w:pStyle w:val="Compact"/>
+              <w:jc w:val="left"/>
+            </w:pPr>
+            <w:r>
+              <w:t xml:space="preserve">middle</w:t>
+            </w:r>
+          </w:p>
+        </w:tc>
+        <w:tc>
+          <w:p>
+            <w:pPr>
+              <w:pStyle w:val="Compact"/>
+              <w:jc w:val="left"/>
+            </w:pPr>
+            <w:r>
+              <w:t xml:space="preserve">6</w:t>
+            </w:r>
+          </w:p>
+        </w:tc>
+      </w:tr>
+      <w:tr>
+        <w:tc>
+          <w:p>
+            <w:pPr>
+              <w:pStyle w:val="Compact"/>
+              <w:jc w:val="left"/>
+            </w:pPr>
+            <w:r>
+              <w:t xml:space="preserve">Geoffrey</w:t>
+            </w:r>
+          </w:p>
+        </w:tc>
+        <w:tc>
+          <w:p>
+            <w:pPr>
+              <w:pStyle w:val="Compact"/>
+              <w:jc w:val="left"/>
+            </w:pPr>
+            <w:r>
+              <w:t xml:space="preserve">M</w:t>
+            </w:r>
+          </w:p>
+        </w:tc>
+        <w:tc>
+          <w:p>
+            <w:pPr>
+              <w:pStyle w:val="Compact"/>
+              <w:jc w:val="left"/>
+            </w:pPr>
+            <w:r>
+              <w:t xml:space="preserve">highest</w:t>
+            </w:r>
+          </w:p>
+        </w:tc>
+        <w:tc>
+          <w:p>
+            <w:pPr>
+              <w:pStyle w:val="Compact"/>
+              <w:jc w:val="left"/>
+            </w:pPr>
+            <w:r>
+              <w:t xml:space="preserve">8</w:t>
+            </w:r>
+          </w:p>
+        </w:tc>
+        <w:tc>
+          <w:p/>
+        </w:tc>
+        <w:tc>
+          <w:p>
+            <w:pPr>
+              <w:pStyle w:val="Compact"/>
+              <w:jc w:val="left"/>
+            </w:pPr>
+            <w:r>
+              <w:t xml:space="preserve">Rasheed</w:t>
+            </w:r>
+          </w:p>
+        </w:tc>
+        <w:tc>
+          <w:p>
+            <w:pPr>
+              <w:pStyle w:val="Compact"/>
+              <w:jc w:val="left"/>
+            </w:pPr>
+            <w:r>
+              <w:t xml:space="preserve">M</w:t>
+            </w:r>
+          </w:p>
+        </w:tc>
+        <w:tc>
+          <w:p>
+            <w:pPr>
+              <w:pStyle w:val="Compact"/>
+              <w:jc w:val="left"/>
+            </w:pPr>
+            <w:r>
+              <w:t xml:space="preserve">middle</w:t>
+            </w:r>
+          </w:p>
+        </w:tc>
+        <w:tc>
+          <w:p>
+            <w:pPr>
+              <w:pStyle w:val="Compact"/>
+              <w:jc w:val="left"/>
+            </w:pPr>
+            <w:r>
+              <w:t xml:space="preserve">9</w:t>
+            </w:r>
+          </w:p>
+        </w:tc>
+      </w:tr>
+      <w:tr>
+        <w:tc>
+          <w:p>
+            <w:pPr>
+              <w:pStyle w:val="Compact"/>
+              <w:jc w:val="left"/>
+            </w:pPr>
+            <w:r>
+              <w:t xml:space="preserve">Greg</w:t>
+            </w:r>
+          </w:p>
+        </w:tc>
+        <w:tc>
+          <w:p>
+            <w:pPr>
+              <w:pStyle w:val="Compact"/>
+              <w:jc w:val="left"/>
+            </w:pPr>
+            <w:r>
+              <w:t xml:space="preserve">M</w:t>
+            </w:r>
+          </w:p>
+        </w:tc>
+        <w:tc>
+          <w:p>
+            <w:pPr>
+              <w:pStyle w:val="Compact"/>
+              <w:jc w:val="left"/>
+            </w:pPr>
+            <w:r>
+              <w:t xml:space="preserve">middle</w:t>
+            </w:r>
+          </w:p>
+        </w:tc>
+        <w:tc>
+          <w:p>
+            <w:pPr>
+              <w:pStyle w:val="Compact"/>
+              <w:jc w:val="left"/>
+            </w:pPr>
+            <w:r>
+              <w:t xml:space="preserve">9</w:t>
+            </w:r>
+          </w:p>
+        </w:tc>
+        <w:tc>
+          <w:p/>
+        </w:tc>
+        <w:tc>
+          <w:p>
+            <w:pPr>
+              <w:pStyle w:val="Compact"/>
+              <w:jc w:val="left"/>
+            </w:pPr>
+            <w:r>
+              <w:t xml:space="preserve">Tyrone</w:t>
+            </w:r>
+          </w:p>
+        </w:tc>
+        <w:tc>
+          <w:p>
+            <w:pPr>
+              <w:pStyle w:val="Compact"/>
+              <w:jc w:val="left"/>
+            </w:pPr>
+            <w:r>
+              <w:t xml:space="preserve">M</w:t>
+            </w:r>
+          </w:p>
+        </w:tc>
+        <w:tc>
+          <w:p>
+            <w:pPr>
+              <w:pStyle w:val="Compact"/>
+              <w:jc w:val="left"/>
+            </w:pPr>
+            <w:r>
+              <w:t xml:space="preserve">middle</w:t>
+            </w:r>
+          </w:p>
+        </w:tc>
+        <w:tc>
+          <w:p>
+            <w:pPr>
+              <w:pStyle w:val="Compact"/>
+              <w:jc w:val="left"/>
+            </w:pPr>
+            <w:r>
+              <w:t xml:space="preserve">7</w:t>
+            </w:r>
+          </w:p>
+        </w:tc>
+      </w:tr>
+      <w:tr>
+        <w:tc>
+          <w:p>
+            <w:pPr>
+              <w:pStyle w:val="Compact"/>
+              <w:jc w:val="left"/>
+            </w:pPr>
+            <w:r>
+              <w:t xml:space="preserve">Jay</w:t>
+            </w:r>
+          </w:p>
+        </w:tc>
+        <w:tc>
+          <w:p>
+            <w:pPr>
+              <w:pStyle w:val="Compact"/>
+              <w:jc w:val="left"/>
+            </w:pPr>
+            <w:r>
+              <w:t xml:space="preserve">M</w:t>
+            </w:r>
+          </w:p>
+        </w:tc>
+        <w:tc>
+          <w:p>
+            <w:pPr>
+              <w:pStyle w:val="Compact"/>
+              <w:jc w:val="left"/>
+            </w:pPr>
+            <w:r>
+              <w:t xml:space="preserve">middle</w:t>
+            </w:r>
+          </w:p>
+        </w:tc>
+        <w:tc>
+          <w:p>
+            <w:pPr>
+              <w:pStyle w:val="Compact"/>
+              <w:jc w:val="left"/>
+            </w:pPr>
+            <w:r>
+              <w:t xml:space="preserve">8</w:t>
+            </w:r>
+          </w:p>
+        </w:tc>
+        <w:tc>
+          <w:p/>
+        </w:tc>
+        <w:tc>
+          <w:p/>
+        </w:tc>
+        <w:tc>
+          <w:p/>
+        </w:tc>
+        <w:tc>
+          <w:p/>
+        </w:tc>
+        <w:tc>
+          <w:p/>
+        </w:tc>
+      </w:tr>
+      <w:tr>
+        <w:tc>
+          <w:p>
+            <w:pPr>
+              <w:pStyle w:val="Compact"/>
+              <w:jc w:val="left"/>
+            </w:pPr>
+            <w:r>
+              <w:t xml:space="preserve">Matthew</w:t>
+            </w:r>
+          </w:p>
+        </w:tc>
+        <w:tc>
+          <w:p>
+            <w:pPr>
+              <w:pStyle w:val="Compact"/>
+              <w:jc w:val="left"/>
+            </w:pPr>
+            <w:r>
+              <w:t xml:space="preserve">M</w:t>
+            </w:r>
+          </w:p>
+        </w:tc>
+        <w:tc>
+          <w:p>
+            <w:pPr>
+              <w:pStyle w:val="Compact"/>
+              <w:jc w:val="left"/>
+            </w:pPr>
+            <w:r>
+              <w:t xml:space="preserve">highest</w:t>
+            </w:r>
+          </w:p>
+        </w:tc>
+        <w:tc>
+          <w:p>
+            <w:pPr>
+              <w:pStyle w:val="Compact"/>
+              <w:jc w:val="left"/>
+            </w:pPr>
+            <w:r>
+              <w:t xml:space="preserve">11</w:t>
+            </w:r>
+          </w:p>
+        </w:tc>
+        <w:tc>
+          <w:p/>
+        </w:tc>
+        <w:tc>
+          <w:p/>
+        </w:tc>
+        <w:tc>
+          <w:p/>
+        </w:tc>
+        <w:tc>
+          <w:p/>
+        </w:tc>
+        <w:tc>
+          <w:p/>
+        </w:tc>
+      </w:tr>
+      <w:tr>
+        <w:tc>
+          <w:p>
+            <w:pPr>
+              <w:pStyle w:val="Compact"/>
+              <w:jc w:val="left"/>
+            </w:pPr>
+            <w:r>
+              <w:t xml:space="preserve">Neil</w:t>
+            </w:r>
+          </w:p>
+        </w:tc>
+        <w:tc>
+          <w:p>
+            <w:pPr>
+              <w:pStyle w:val="Compact"/>
+              <w:jc w:val="left"/>
+            </w:pPr>
+            <w:r>
+              <w:t xml:space="preserve">M</w:t>
+            </w:r>
+          </w:p>
+        </w:tc>
+        <w:tc>
+          <w:p>
+            <w:pPr>
+              <w:pStyle w:val="Compact"/>
+              <w:jc w:val="left"/>
+            </w:pPr>
+            <w:r>
+              <w:t xml:space="preserve">highest</w:t>
+            </w:r>
+          </w:p>
+        </w:tc>
+        <w:tc>
+          <w:p>
+            <w:pPr>
+              <w:pStyle w:val="Compact"/>
+              <w:jc w:val="left"/>
+            </w:pPr>
+            <w:r>
+              <w:t xml:space="preserve">4</w:t>
+            </w:r>
+          </w:p>
+        </w:tc>
+        <w:tc>
+          <w:p/>
+        </w:tc>
+        <w:tc>
+          <w:p/>
+        </w:tc>
+        <w:tc>
+          <w:p/>
+        </w:tc>
+        <w:tc>
+          <w:p/>
+        </w:tc>
+        <w:tc>
+          <w:p/>
+        </w:tc>
+      </w:tr>
+      <w:tr>
+        <w:tc>
+          <w:p>
+            <w:pPr>
+              <w:pStyle w:val="Compact"/>
+              <w:jc w:val="left"/>
+            </w:pPr>
+            <w:r>
+              <w:t xml:space="preserve">Todd</w:t>
+            </w:r>
+          </w:p>
+        </w:tc>
+        <w:tc>
+          <w:p>
+            <w:pPr>
+              <w:pStyle w:val="Compact"/>
+              <w:jc w:val="left"/>
+            </w:pPr>
+            <w:r>
+              <w:t xml:space="preserve">M</w:t>
+            </w:r>
+          </w:p>
+        </w:tc>
+        <w:tc>
+          <w:p>
+            <w:pPr>
+              <w:pStyle w:val="Compact"/>
+              <w:jc w:val="left"/>
+            </w:pPr>
+            <w:r>
+              <w:t xml:space="preserve">middle</w:t>
+            </w:r>
+          </w:p>
+        </w:tc>
+        <w:tc>
+          <w:p>
+            <w:pPr>
+              <w:pStyle w:val="Compact"/>
+              <w:jc w:val="left"/>
+            </w:pPr>
+            <w:r>
+              <w:t xml:space="preserve">7</w:t>
+            </w:r>
+          </w:p>
+        </w:tc>
+        <w:tc>
+          <w:p/>
+        </w:tc>
+        <w:tc>
+          <w:p/>
+        </w:tc>
+        <w:tc>
+          <w:p/>
+        </w:tc>
+        <w:tc>
+          <w:p/>
+        </w:tc>
+        <w:tc>
+          <w:p/>
+        </w:tc>
+      </w:tr>
+      <w:tr>
+        <w:tc>
+          <w:p>
+            <w:pPr>
+              <w:pStyle w:val="Compact"/>
+              <w:jc w:val="left"/>
+            </w:pPr>
+            <w:r>
+              <w:rPr>
+                <w:bCs/>
+                <w:b/>
+              </w:rPr>
+              <w:t xml:space="preserve">18 names</w:t>
+            </w:r>
+          </w:p>
+        </w:tc>
+        <w:tc>
+          <w:p/>
+        </w:tc>
+        <w:tc>
+          <w:p>
+            <w:pPr>
+              <w:pStyle w:val="Compact"/>
+              <w:jc w:val="left"/>
+            </w:pPr>
+            <w:r>
+              <w:rPr>
+                <w:bCs/>
+                <w:b/>
+              </w:rPr>
+              <w:t xml:space="preserve">11 highest, 7 middle, 0 lowest</w:t>
+            </w:r>
+          </w:p>
+        </w:tc>
+        <w:tc>
+          <w:p/>
+        </w:tc>
+        <w:tc>
+          <w:p/>
+        </w:tc>
+        <w:tc>
+          <w:p>
+            <w:pPr>
+              <w:pStyle w:val="Compact"/>
+              <w:jc w:val="left"/>
+            </w:pPr>
+            <w:r>
+              <w:rPr>
+                <w:bCs/>
+                <w:b/>
+              </w:rPr>
+              <w:t xml:space="preserve">14 names</w:t>
+            </w:r>
+          </w:p>
+        </w:tc>
+        <w:tc>
+          <w:p/>
+        </w:tc>
+        <w:tc>
+          <w:p>
+            <w:pPr>
+              <w:pStyle w:val="Compact"/>
+              <w:jc w:val="left"/>
+            </w:pPr>
+            <w:r>
+              <w:rPr>
+                <w:bCs/>
+                <w:b/>
+              </w:rPr>
+              <w:t xml:space="preserve">0 highest, 12 middle, 2 lowest</w:t>
+            </w:r>
+          </w:p>
+        </w:tc>
+        <w:tc>
+          <w:p/>
+        </w:tc>
+      </w:tr>
+    </w:tbl>
+    <w:p>
+      <w:pPr>
+        <w:pStyle w:val="BodyText"/>
+      </w:pPr>
+      <w:r>
+        <w:t xml:space="preserve">Surnames, drawn independently and shared across both pools: Baker (36), Carter (30), Ellis (36), Hayes (34), Jenkins (28), Morgan (27), Palmer (32), Reynolds (24), Sutton (24), Warren (29). Sex is matched across C1 and C2 within a scenario, so gender is not confounded with the identity cue; the realized split is 76 female and 74 male scenarios.</w:t>
+      </w:r>
+    </w:p>
+    <w:p>
+      <w:pPr>
+        <w:pStyle w:val="BodyText"/>
+      </w:pPr>
+      <w:r>
+        <w:rPr>
+          <w:bCs/>
+          <w:b/>
+        </w:rPr>
+        <w:t xml:space="preserve">Two defects in the pool construction, both found after data collection.</w:t>
+      </w:r>
+    </w:p>
+    <w:p>
+      <w:pPr>
+        <w:pStyle w:val="BodyText"/>
+      </w:pPr>
+      <w:r>
+        <w:rPr>
+          <w:iCs/>
+          <w:i/>
+        </w:rPr>
+        <w:t xml:space="preserve">First, the exclusion list was not sourced to Gaddis and is wrong by its own stated rule.</w:t>
+      </w:r>
+      <w:r>
+        <w:t xml:space="preserve"> </w:t>
+      </w:r>
+      <w:r>
+        <w:t xml:space="preserve">Four Pool B names were dropped before the main grid — Lakisha, Latonya, Kenya, Tremayne — on the recorded ground that Gaddis</w:t>
+      </w:r>
+      <w:r>
+        <w:t xml:space="preserve"> </w:t>
+      </w:r>
+      <w:r>
+        <w:t xml:space="preserve">“</w:t>
+      </w:r>
+      <w:r>
+        <w:t xml:space="preserve">specifically flags</w:t>
+      </w:r>
+      <w:r>
+        <w:t xml:space="preserve">”</w:t>
+      </w:r>
+      <w:r>
+        <w:t xml:space="preserve"> </w:t>
+      </w:r>
+      <w:r>
+        <w:t xml:space="preserve">them as SES-atypical. Checked against Gaddis (2017) Table 1:</w:t>
       </w:r>
     </w:p>
     <w:tbl>
@@ -22667,6 +24929,374 @@
               <w:jc w:val="left"/>
             </w:pPr>
             <w:r>
+              <w:t xml:space="preserve">Excluded name</w:t>
+            </w:r>
+          </w:p>
+        </w:tc>
+        <w:tc>
+          <w:p>
+            <w:pPr>
+              <w:pStyle w:val="Compact"/>
+              <w:jc w:val="left"/>
+            </w:pPr>
+            <w:r>
+              <w:t xml:space="preserve">Gaddis quartile</w:t>
+            </w:r>
+          </w:p>
+        </w:tc>
+        <w:tc>
+          <w:p>
+            <w:pPr>
+              <w:pStyle w:val="Compact"/>
+              <w:jc w:val="left"/>
+            </w:pPr>
+            <w:r>
+              <w:t xml:space="preserve">Consistent with the stated rule?</w:t>
+            </w:r>
+          </w:p>
+        </w:tc>
+      </w:tr>
+      <w:tr>
+        <w:tc>
+          <w:p>
+            <w:pPr>
+              <w:pStyle w:val="Compact"/>
+              <w:jc w:val="left"/>
+            </w:pPr>
+            <w:r>
+              <w:t xml:space="preserve">Lakisha</w:t>
+            </w:r>
+          </w:p>
+        </w:tc>
+        <w:tc>
+          <w:p>
+            <w:pPr>
+              <w:pStyle w:val="Compact"/>
+              <w:jc w:val="left"/>
+            </w:pPr>
+            <w:r>
+              <w:t xml:space="preserve">lowest</w:t>
+            </w:r>
+          </w:p>
+        </w:tc>
+        <w:tc>
+          <w:p>
+            <w:pPr>
+              <w:pStyle w:val="Compact"/>
+              <w:jc w:val="left"/>
+            </w:pPr>
+            <w:r>
+              <w:t xml:space="preserve">Yes</w:t>
+            </w:r>
+          </w:p>
+        </w:tc>
+      </w:tr>
+      <w:tr>
+        <w:tc>
+          <w:p>
+            <w:pPr>
+              <w:pStyle w:val="Compact"/>
+              <w:jc w:val="left"/>
+            </w:pPr>
+            <w:r>
+              <w:t xml:space="preserve">Latonya</w:t>
+            </w:r>
+          </w:p>
+        </w:tc>
+        <w:tc>
+          <w:p>
+            <w:pPr>
+              <w:pStyle w:val="Compact"/>
+              <w:jc w:val="left"/>
+            </w:pPr>
+            <w:r>
+              <w:t xml:space="preserve">lowest</w:t>
+            </w:r>
+          </w:p>
+        </w:tc>
+        <w:tc>
+          <w:p>
+            <w:pPr>
+              <w:pStyle w:val="Compact"/>
+              <w:jc w:val="left"/>
+            </w:pPr>
+            <w:r>
+              <w:t xml:space="preserve">Yes</w:t>
+            </w:r>
+          </w:p>
+        </w:tc>
+      </w:tr>
+      <w:tr>
+        <w:tc>
+          <w:p>
+            <w:pPr>
+              <w:pStyle w:val="Compact"/>
+              <w:jc w:val="left"/>
+            </w:pPr>
+            <w:r>
+              <w:t xml:space="preserve">Kenya</w:t>
+            </w:r>
+          </w:p>
+        </w:tc>
+        <w:tc>
+          <w:p>
+            <w:pPr>
+              <w:pStyle w:val="Compact"/>
+              <w:jc w:val="left"/>
+            </w:pPr>
+            <w:r>
+              <w:t xml:space="preserve">middle</w:t>
+            </w:r>
+          </w:p>
+        </w:tc>
+        <w:tc>
+          <w:p>
+            <w:pPr>
+              <w:pStyle w:val="Compact"/>
+              <w:jc w:val="left"/>
+            </w:pPr>
+            <w:r>
+              <w:rPr>
+                <w:bCs/>
+                <w:b/>
+              </w:rPr>
+              <w:t xml:space="preserve">No basis</w:t>
+            </w:r>
+          </w:p>
+        </w:tc>
+      </w:tr>
+      <w:tr>
+        <w:tc>
+          <w:p>
+            <w:pPr>
+              <w:pStyle w:val="Compact"/>
+              <w:jc w:val="left"/>
+            </w:pPr>
+            <w:r>
+              <w:t xml:space="preserve">Tremayne</w:t>
+            </w:r>
+          </w:p>
+        </w:tc>
+        <w:tc>
+          <w:p>
+            <w:pPr>
+              <w:pStyle w:val="Compact"/>
+              <w:jc w:val="left"/>
+            </w:pPr>
+            <w:r>
+              <w:t xml:space="preserve">middle</w:t>
+            </w:r>
+          </w:p>
+        </w:tc>
+        <w:tc>
+          <w:p>
+            <w:pPr>
+              <w:pStyle w:val="Compact"/>
+              <w:jc w:val="left"/>
+            </w:pPr>
+            <w:r>
+              <w:rPr>
+                <w:bCs/>
+                <w:b/>
+              </w:rPr>
+              <w:t xml:space="preserve">No basis</w:t>
+            </w:r>
+          </w:p>
+        </w:tc>
+      </w:tr>
+    </w:tbl>
+    <w:p>
+      <w:pPr>
+        <w:pStyle w:val="BodyText"/>
+      </w:pPr>
+      <w:r>
+        <w:t xml:space="preserve">And two names in the lowest quartile —</w:t>
+      </w:r>
+      <w:r>
+        <w:t xml:space="preserve"> </w:t>
+      </w:r>
+      <w:r>
+        <w:rPr>
+          <w:bCs/>
+          <w:b/>
+        </w:rPr>
+        <w:t xml:space="preserve">Latoya</w:t>
+      </w:r>
+      <w:r>
+        <w:t xml:space="preserve"> </w:t>
+      </w:r>
+      <w:r>
+        <w:t xml:space="preserve">and</w:t>
+      </w:r>
+      <w:r>
+        <w:t xml:space="preserve"> </w:t>
+      </w:r>
+      <w:r>
+        <w:rPr>
+          <w:bCs/>
+          <w:b/>
+        </w:rPr>
+        <w:t xml:space="preserve">Tamika</w:t>
+      </w:r>
+      <w:r>
+        <w:t xml:space="preserve"> </w:t>
+      </w:r>
+      <w:r>
+        <w:t xml:space="preserve">— were retained, which the same rule would have excluded. The exclusion therefore removed two names it had no ground to remove and kept two it did. Because the exclusion is applied identically across every scenario and condition, it cannot generate a spurious identity contrast; its effect is on which names constitute the cue, not on the comparison between cues. We report it because it was an unsourced intervention presented as a sourced one, and because it is not reproducible from the citation given.</w:t>
+      </w:r>
+    </w:p>
+    <w:p>
+      <w:pPr>
+        <w:pStyle w:val="BodyText"/>
+      </w:pPr>
+      <w:r>
+        <w:rPr>
+          <w:iCs/>
+          <w:i/>
+        </w:rPr>
+        <w:t xml:space="preserve">Second, and more consequentially, the two pools are not balanced on the SES correlate.</w:t>
+      </w:r>
+      <w:r>
+        <w:t xml:space="preserve"> </w:t>
+      </w:r>
+      <w:r>
+        <w:t xml:space="preserve">Pool A is 11 of 18 highest-quartile and contains no lowest-quartile name; Pool B contains no highest-quartile name and two lowest-quartile names. This is precisely the confound Gaddis (2017) identifies: a raw Bertrand–Mullainathan contrast varies perceived race and perceived class together.</w:t>
+      </w:r>
+      <w:r>
+        <w:t xml:space="preserve"> </w:t>
+      </w:r>
+      <w:r>
+        <w:rPr>
+          <w:bCs/>
+          <w:b/>
+        </w:rPr>
+        <w:t xml:space="preserve">The C1/C2 contrast in this paper must therefore be read as a joint race-and-class cue, not as a clean race cue,</w:t>
+      </w:r>
+      <w:r>
+        <w:t xml:space="preserve"> </w:t>
+      </w:r>
+      <w:r>
+        <w:t xml:space="preserve">and §3, §4.3 and §10 are written accordingly.</w:t>
+      </w:r>
+    </w:p>
+    <w:p>
+      <w:pPr>
+        <w:pStyle w:val="BodyText"/>
+      </w:pPr>
+      <w:r>
+        <w:rPr>
+          <w:bCs/>
+          <w:b/>
+        </w:rPr>
+        <w:t xml:space="preserve">Why the results survive this.</w:t>
+      </w:r>
+      <w:r>
+        <w:t xml:space="preserve"> </w:t>
+      </w:r>
+      <w:r>
+        <w:t xml:space="preserve">The confound runs in a single direction: the Pool A names signal both higher-status race and higher-status class, and the Pool B names the reverse. Any steering or opportunity-loss mechanism operating on either attribute would push the C1/C2 contrast the</w:t>
+      </w:r>
+      <w:r>
+        <w:t xml:space="preserve"> </w:t>
+      </w:r>
+      <w:r>
+        <w:rPr>
+          <w:iCs/>
+          <w:i/>
+        </w:rPr>
+        <w:t xml:space="preserve">same</w:t>
+      </w:r>
+      <w:r>
+        <w:t xml:space="preserve"> </w:t>
+      </w:r>
+      <w:r>
+        <w:t xml:space="preserve">way, so the design is biased</w:t>
+      </w:r>
+      <w:r>
+        <w:t xml:space="preserve"> </w:t>
+      </w:r>
+      <w:r>
+        <w:rPr>
+          <w:bCs/>
+          <w:b/>
+        </w:rPr>
+        <w:t xml:space="preserve">toward</w:t>
+      </w:r>
+      <w:r>
+        <w:t xml:space="preserve"> </w:t>
+      </w:r>
+      <w:r>
+        <w:t xml:space="preserve">detecting a difference. We detect none — 47 of 48 contrasts null in §8.4, and 105 of 105 null in §8.11, with replicate noise exceeding between-condition variance throughout. A null under a confound that should amplify the effect is stronger evidence of absence than a null under a clean cue, not weaker. What the confound does forbid is the</w:t>
+      </w:r>
+      <w:r>
+        <w:t xml:space="preserve"> </w:t>
+      </w:r>
+      <w:r>
+        <w:rPr>
+          <w:iCs/>
+          <w:i/>
+        </w:rPr>
+        <w:t xml:space="preserve">decomposition</w:t>
+      </w:r>
+      <w:r>
+        <w:t xml:space="preserve">: we cannot say whether the absent effect is absent for race, for class, or for both, and we do not claim to.</w:t>
+      </w:r>
+    </w:p>
+    <w:p>
+      <w:pPr>
+        <w:pStyle w:val="BodyText"/>
+      </w:pPr>
+      <w:r>
+        <w:rPr>
+          <w:bCs/>
+          <w:b/>
+        </w:rPr>
+        <w:t xml:space="preserve">What would close this properly.</w:t>
+      </w:r>
+      <w:r>
+        <w:t xml:space="preserve"> </w:t>
+      </w:r>
+      <w:r>
+        <w:t xml:space="preserve">Per-name numeric scores for both perceived race and perceived social class, obtained as data rather than read off a figure. Crabtree et al. (2022) is the correct source for the class dimension and Gaddis (2017) for race; both are open access, and the underlying per-name estimates would need to be requested from the authors or taken from a replication archive. With those in hand the correct procedure is to rebuild both pools matched on perceived class and re-run C1/C2 — which is a new data collection, not a re-analysis. Until then C1/C2 stands as a joint cue and the voucher contrast C3, which requires no name instrument at all, carries the identity analysis.</w:t>
+      </w:r>
+    </w:p>
+    <w:bookmarkEnd w:id="79"/>
+    <w:bookmarkStart w:id="80" w:name="X67102a356f587954bf13c20f05aec216cc946b1"/>
+    <w:p>
+      <w:pPr>
+        <w:pStyle w:val="Heading2"/>
+      </w:pPr>
+      <w:r>
+        <w:t xml:space="preserve">Appendix C. Snapshots and protocol deviations</w:t>
+      </w:r>
+    </w:p>
+    <w:p>
+      <w:pPr>
+        <w:pStyle w:val="FirstParagraph"/>
+      </w:pPr>
+      <w:r>
+        <w:rPr>
+          <w:bCs/>
+          <w:b/>
+        </w:rPr>
+        <w:t xml:space="preserve">Models and execution.</w:t>
+      </w:r>
+    </w:p>
+    <w:tbl>
+      <w:tblPr>
+        <w:tblStyle w:val="Table"/>
+        <w:tblW w:type="pct" w:w="0.0"/>
+        <w:tblLook w:firstRow="1" w:lastRow="0" w:firstColumn="0" w:lastColumn="0" w:noHBand="0" w:noVBand="0" w:val="0020"/>
+      </w:tblPr>
+      <w:tblGrid/>
+      <w:tr>
+        <w:tc>
+          <w:p>
+            <w:pPr>
+              <w:pStyle w:val="Compact"/>
+              <w:jc w:val="left"/>
+            </w:pPr>
+            <w:r>
               <w:t xml:space="preserve">Model</w:t>
             </w:r>
           </w:p>
@@ -23559,13 +26189,87 @@
           <w:bCs/>
           <w:b/>
         </w:rPr>
-        <w:t xml:space="preserve">Name-perception validation (Appendix B).</w:t>
-      </w:r>
-      <w:r>
-        <w:t xml:space="preserve"> </w:t>
-      </w:r>
-      <w:r>
-        <w:t xml:space="preserve">Gaddis (2017) scores, without which C1/C2 rest on an unvalidated instrument.</w:t>
+        <w:t xml:space="preserve">Name-perception validation (Appendix B) — partially closed, and rescoped.</w:t>
+      </w:r>
+      <w:r>
+        <w:t xml:space="preserve"> </w:t>
+      </w:r>
+      <w:r>
+        <w:t xml:space="preserve">The objective SES correlate is now recovered exactly from Gaddis (2017) Table 1 and reported for all 36 names; Appendix B has no remaining placeholder. What is</w:t>
+      </w:r>
+      <w:r>
+        <w:t xml:space="preserve"> </w:t>
+      </w:r>
+      <w:r>
+        <w:rPr>
+          <w:iCs/>
+          <w:i/>
+        </w:rPr>
+        <w:t xml:space="preserve">not</w:t>
+      </w:r>
+      <w:r>
+        <w:t xml:space="preserve"> </w:t>
+      </w:r>
+      <w:r>
+        <w:t xml:space="preserve">closed is the per-name numeric score for perceived race and perceived social class, because neither source tabulates them — Gaddis (2017) reports per-name perceived race only in raster figures, and per-name perceived</w:t>
+      </w:r>
+      <w:r>
+        <w:t xml:space="preserve"> </w:t>
+      </w:r>
+      <w:r>
+        <w:rPr>
+          <w:iCs/>
+          <w:i/>
+        </w:rPr>
+        <w:t xml:space="preserve">class</w:t>
+      </w:r>
+      <w:r>
+        <w:t xml:space="preserve"> </w:t>
+      </w:r>
+      <w:r>
+        <w:t xml:space="preserve">is not in that paper at all but in Crabtree et al. (2022), also as a figure. Reading values off those charts would fabricate precision, so we did not.</w:t>
+      </w:r>
+    </w:p>
+    <w:p>
+      <w:pPr>
+        <w:numPr>
+          <w:ilvl w:val="0"/>
+          <w:numId w:val="1000"/>
+        </w:numPr>
+      </w:pPr>
+      <w:r>
+        <w:t xml:space="preserve">The original framing of this item was wrong in two ways worth recording. It attributed perceived-SES scores to Gaddis (2017), which does not measure them; and it treated the absence of scores as leaving C1/C2 simply</w:t>
+      </w:r>
+      <w:r>
+        <w:t xml:space="preserve"> </w:t>
+      </w:r>
+      <w:r>
+        <w:t xml:space="preserve">“</w:t>
+      </w:r>
+      <w:r>
+        <w:t xml:space="preserve">unvalidated</w:t>
+      </w:r>
+      <w:r>
+        <w:t xml:space="preserve">”</w:t>
+      </w:r>
+      <w:r>
+        <w:t xml:space="preserve">. The recovered quartile data shows something more specific and more useful: the pools are systematically unbalanced on the SES correlate, so C1/C2 is a joint race-and-class cue whose confound biases</w:t>
+      </w:r>
+      <w:r>
+        <w:t xml:space="preserve"> </w:t>
+      </w:r>
+      <w:r>
+        <w:rPr>
+          <w:iCs/>
+          <w:i/>
+        </w:rPr>
+        <w:t xml:space="preserve">toward</w:t>
+      </w:r>
+      <w:r>
+        <w:t xml:space="preserve"> </w:t>
+      </w:r>
+      <w:r>
+        <w:t xml:space="preserve">detecting an effect. Closing this item properly means obtaining per-name estimates as data from the authors or a replication archive, rebuilding both pools matched on perceived class, and re-running C1/C2 — a new collection, not a re-analysis. Until then C3 (voucher) carries the identity analysis, and it needs no name instrument.</w:t>
       </w:r>
       <w:r>
         <w:t xml:space="preserve"> </w:t>

--- a/paper/Lo_2026_Following_the_Preference.docx
+++ b/paper/Lo_2026_Following_the_Preference.docx
@@ -4295,7 +4295,7 @@
         <w:t xml:space="preserve">FW</w:t>
       </w:r>
       <w:r>
-        <w:t xml:space="preserve">. The NYCHVS rent benchmark requires no API key; the ACS borough benchmark below requires one and it was obtained (Appendix D, item 6). Tenure coding was verified rather than assumed — the renter code carries positive gross rent and zero owner cost, and yields a weighted renter share of</w:t>
+        <w:t xml:space="preserve">. The NYCHVS rent benchmark requires no API key; the ACS borough benchmark below requires one and it was obtained (Appendix D, item 9). Tenure coding was verified rather than assumed — the renter code carries positive gross rent and zero owner cost, and yields a weighted renter share of</w:t>
       </w:r>
       <w:r>
         <w:t xml:space="preserve"> </w:t>
@@ -26133,28 +26133,6 @@
       <w:r>
         <w:t xml:space="preserve">Order randomization, forced full-ranking before selection, pre-sorted input, and tool-based sorting. These four would distinguish attention dilution from numeric-comparison instability from output-stage execution error. Highest-value remaining item after the retrieval-freedom arm, and cheap.</w:t>
       </w:r>
-      <w:r>
-        <w:t xml:space="preserve"> </w:t>
-      </w:r>
-      <w:r>
-        <w:t xml:space="preserve">2b.</w:t>
-      </w:r>
-      <w:r>
-        <w:t xml:space="preserve"> </w:t>
-      </w:r>
-      <w:r>
-        <w:rPr>
-          <w:bCs/>
-          <w:b/>
-        </w:rPr>
-        <w:t xml:space="preserve">Replicate §8.10 (size sweep) on a second vendor.</w:t>
-      </w:r>
-      <w:r>
-        <w:t xml:space="preserve"> </w:t>
-      </w:r>
-      <w:r>
-        <w:t xml:space="preserve">~US$30 on Claude. §8.8 has already been replicated (Table 20b).</w:t>
-      </w:r>
     </w:p>
     <w:p>
       <w:pPr>
@@ -26168,13 +26146,13 @@
           <w:bCs/>
           <w:b/>
         </w:rPr>
-        <w:t xml:space="preserve">Naturalistic-pool arm.</w:t>
-      </w:r>
-      <w:r>
-        <w:t xml:space="preserve"> </w:t>
-      </w:r>
-      <w:r>
-        <w:t xml:space="preserve">Candidates sampled as a real search would return them, without the enforced 2:1 infeasible ratio, before any claim about real-world prevalence.</w:t>
+        <w:t xml:space="preserve">Replicate §8.10 (size sweep) on a second vendor.</w:t>
+      </w:r>
+      <w:r>
+        <w:t xml:space="preserve"> </w:t>
+      </w:r>
+      <w:r>
+        <w:t xml:space="preserve">~US$30 on Claude. §8.8 has already been replicated (Table 20b).</w:t>
       </w:r>
     </w:p>
     <w:p>
@@ -26189,6 +26167,27 @@
           <w:bCs/>
           <w:b/>
         </w:rPr>
+        <w:t xml:space="preserve">Naturalistic-pool arm.</w:t>
+      </w:r>
+      <w:r>
+        <w:t xml:space="preserve"> </w:t>
+      </w:r>
+      <w:r>
+        <w:t xml:space="preserve">Candidates sampled as a real search would return them, without the enforced 2:1 infeasible ratio, before any claim about real-world prevalence.</w:t>
+      </w:r>
+    </w:p>
+    <w:p>
+      <w:pPr>
+        <w:numPr>
+          <w:ilvl w:val="0"/>
+          <w:numId w:val="1013"/>
+        </w:numPr>
+      </w:pPr>
+      <w:r>
+        <w:rPr>
+          <w:bCs/>
+          <w:b/>
+        </w:rPr>
         <w:t xml:space="preserve">Name-perception validation (Appendix B) — partially closed, and rescoped.</w:t>
       </w:r>
       <w:r>
@@ -26271,15 +26270,14 @@
       <w:r>
         <w:t xml:space="preserve">detecting an effect. Closing this item properly means obtaining per-name estimates as data from the authors or a replication archive, rebuilding both pools matched on perceived class, and re-running C1/C2 — a new collection, not a re-analysis. Until then C3 (voucher) carries the identity analysis, and it needs no name instrument.</w:t>
       </w:r>
-      <w:r>
-        <w:t xml:space="preserve"> </w:t>
-      </w:r>
-      <w:r>
-        <w:t xml:space="preserve">5b.</w:t>
-      </w:r>
-      <w:r>
-        <w:t xml:space="preserve"> </w:t>
-      </w:r>
+    </w:p>
+    <w:p>
+      <w:pPr>
+        <w:numPr>
+          <w:ilvl w:val="0"/>
+          <w:numId w:val="1013"/>
+        </w:numPr>
+      </w:pPr>
       <w:r>
         <w:rPr>
           <w:bCs/>
@@ -26293,15 +26291,14 @@
       <w:r>
         <w:t xml:space="preserve">The nine-route check in §5.2 is a sanity test, not a validation. A 50–100 route comparison against an independent routing source, reporting MAE, median absolute error and 90th-percentile error stratified by borough, is needed before the commute layer can be called validated.</w:t>
       </w:r>
-      <w:r>
-        <w:t xml:space="preserve"> </w:t>
-      </w:r>
-      <w:r>
-        <w:t xml:space="preserve">5c.</w:t>
-      </w:r>
-      <w:r>
-        <w:t xml:space="preserve"> </w:t>
-      </w:r>
+    </w:p>
+    <w:p>
+      <w:pPr>
+        <w:numPr>
+          <w:ilvl w:val="0"/>
+          <w:numId w:val="1013"/>
+        </w:numPr>
+      </w:pPr>
       <w:r>
         <w:rPr>
           <w:bCs/>
@@ -26315,15 +26312,14 @@
       <w:r>
         <w:t xml:space="preserve">§6.2 detection is keyword-based. The observed rate is 0.0% across 6,631 responses, but a blind double-coding of 100–200 sampled responses with reported agreement would establish that the rule is not simply failing to fire.</w:t>
       </w:r>
-      <w:r>
-        <w:t xml:space="preserve"> </w:t>
-      </w:r>
-      <w:r>
-        <w:t xml:space="preserve">5d.</w:t>
-      </w:r>
-      <w:r>
-        <w:t xml:space="preserve"> </w:t>
-      </w:r>
+    </w:p>
+    <w:p>
+      <w:pPr>
+        <w:numPr>
+          <w:ilvl w:val="0"/>
+          <w:numId w:val="1013"/>
+        </w:numPr>
+      </w:pPr>
       <w:r>
         <w:rPr>
           <w:bCs/>

--- a/paper/Lo_2026_Following_the_Preference.docx
+++ b/paper/Lo_2026_Following_the_Preference.docx
@@ -52,7 +52,7 @@
         <w:t xml:space="preserve"> </w:t>
       </w:r>
       <w:r>
-        <w:t xml:space="preserve">Hsuan Lo. Independent Researcher. Correspondence: hsuanlo@alumni.harvard.edu</w:t>
+        <w:t xml:space="preserve">Hsuan Lo, DDes (Harvard University). Independent Researcher. Correspondence: hsuanlo@alumni.harvard.edu</w:t>
       </w:r>
     </w:p>
     <w:p>

--- a/paper/Lo_2026_Following_the_Preference.docx
+++ b/paper/Lo_2026_Following_the_Preference.docx
@@ -70,7 +70,23 @@
         <w:t xml:space="preserve"> </w:t>
       </w:r>
       <w:r>
-        <w:t xml:space="preserve">v0.2, 6 September 2026. Sections 1–8 and 10 report completed results from 6,120 audited model calls. Section 9 is written against those results. Earlier status note (pre-data, v0.1) superseded.</w:t>
+        <w:t xml:space="preserve">v0.2, 6 September 2026. Sections 1–8 and 10 report completed results from</w:t>
+      </w:r>
+      <w:r>
+        <w:t xml:space="preserve"> </w:t>
+      </w:r>
+      <w:r>
+        <w:rPr>
+          <w:bCs/>
+          <w:b/>
+        </w:rPr>
+        <w:t xml:space="preserve">9,945 attempted model calls (9,601 parsed, 96.5%)</w:t>
+      </w:r>
+      <w:r>
+        <w:t xml:space="preserve"> </w:t>
+      </w:r>
+      <w:r>
+        <w:t xml:space="preserve">across three models and two vendors, of which the matched identity grid is 6,840 attempted (6,631 parsed); the remainder are the within-scenario priority, pool-density and candidate-set-size arms (Table 12b). Section 9 is written against those results. Earlier status note (pre-data, v0.1) superseded.</w:t>
       </w:r>
     </w:p>
     <w:p>
@@ -9251,7 +9267,7 @@
         <w:t xml:space="preserve">within-scenario matched design</w:t>
       </w:r>
       <w:r>
-        <w:t xml:space="preserve">: the four identity conditions face an identical request and an identical candidate pool. Identity effects are matched contrasts, not between-group comparisons, and the effective sample size for identity inference is the number of scenarios (150), not the number of model calls (6,120). We state this explicitly because treating calls as independent observations is the characteristic inferential error of large-scale LLM audits.</w:t>
+        <w:t xml:space="preserve">: the four identity conditions face an identical request and an identical candidate pool. Identity effects are matched contrasts, not between-group comparisons, and the effective sample size for identity inference is the number of scenarios (150), not the number of model calls (6,840). We state this explicitly because treating calls as independent observations is the characteristic inferential error of large-scale LLM audits.</w:t>
       </w:r>
     </w:p>
     <w:bookmarkEnd w:id="47"/>
